--- a/chapter 1 third draft.docx
+++ b/chapter 1 third draft.docx
@@ -438,13 +438,7 @@
         <w:t xml:space="preserve">. </w:t>
       </w:r>
       <w:r>
-        <w:t>GEE also has a Code Editor where users can work completely on a cloud server</w:t>
-      </w:r>
-      <w:r>
-        <w:t xml:space="preserve"> and employs</w:t>
-      </w:r>
-      <w:r>
-        <w:t xml:space="preserve"> the JavaScript language. </w:t>
+        <w:t xml:space="preserve">GEE also has a Code Editor where users can work completely on a cloud server and employs the JavaScript language. </w:t>
       </w:r>
       <w:r>
         <w:t xml:space="preserve">GEE has been integrated into existing geospatial analysis software described above (e.g. GEE Toolbox in ArcGIS; </w:t>
@@ -1066,6 +1060,95 @@
     <w:p>
       <w:r>
         <w:lastRenderedPageBreak/>
+        <w:t>Usage</w:t>
+      </w:r>
+    </w:p>
+    <w:p>
+      <w:r>
+        <w:rPr>
+          <w:noProof/>
+        </w:rPr>
+        <w:drawing>
+          <wp:inline distT="0" distB="0" distL="0" distR="0" wp14:anchorId="3E4BC290" wp14:editId="7B73EE71">
+            <wp:extent cx="3419061" cy="1975823"/>
+            <wp:effectExtent l="0" t="0" r="0" b="5715"/>
+            <wp:docPr id="281159124" name="Picture 1"/>
+            <wp:cNvGraphicFramePr>
+              <a:graphicFrameLocks xmlns:a="http://schemas.openxmlformats.org/drawingml/2006/main" noChangeAspect="1"/>
+            </wp:cNvGraphicFramePr>
+            <a:graphic xmlns:a="http://schemas.openxmlformats.org/drawingml/2006/main">
+              <a:graphicData uri="http://schemas.openxmlformats.org/drawingml/2006/picture">
+                <pic:pic xmlns:pic="http://schemas.openxmlformats.org/drawingml/2006/picture">
+                  <pic:nvPicPr>
+                    <pic:cNvPr id="1289021082" name=""/>
+                    <pic:cNvPicPr/>
+                  </pic:nvPicPr>
+                  <pic:blipFill>
+                    <a:blip r:embed="rId10"/>
+                    <a:stretch>
+                      <a:fillRect/>
+                    </a:stretch>
+                  </pic:blipFill>
+                  <pic:spPr>
+                    <a:xfrm>
+                      <a:off x="0" y="0"/>
+                      <a:ext cx="3435648" cy="1985409"/>
+                    </a:xfrm>
+                    <a:prstGeom prst="rect">
+                      <a:avLst/>
+                    </a:prstGeom>
+                  </pic:spPr>
+                </pic:pic>
+              </a:graphicData>
+            </a:graphic>
+          </wp:inline>
+        </w:drawing>
+      </w:r>
+    </w:p>
+    <w:p>
+      <w:r>
+        <w:rPr>
+          <w:noProof/>
+        </w:rPr>
+        <w:drawing>
+          <wp:inline distT="0" distB="0" distL="0" distR="0" wp14:anchorId="300CA53C" wp14:editId="702BCE2E">
+            <wp:extent cx="3937112" cy="3229610"/>
+            <wp:effectExtent l="0" t="0" r="6350" b="8890"/>
+            <wp:docPr id="1047648791" name="Picture 1"/>
+            <wp:cNvGraphicFramePr>
+              <a:graphicFrameLocks xmlns:a="http://schemas.openxmlformats.org/drawingml/2006/main" noChangeAspect="1"/>
+            </wp:cNvGraphicFramePr>
+            <a:graphic xmlns:a="http://schemas.openxmlformats.org/drawingml/2006/main">
+              <a:graphicData uri="http://schemas.openxmlformats.org/drawingml/2006/picture">
+                <pic:pic xmlns:pic="http://schemas.openxmlformats.org/drawingml/2006/picture">
+                  <pic:nvPicPr>
+                    <pic:cNvPr id="1047648791" name=""/>
+                    <pic:cNvPicPr/>
+                  </pic:nvPicPr>
+                  <pic:blipFill>
+                    <a:blip r:embed="rId11"/>
+                    <a:stretch>
+                      <a:fillRect/>
+                    </a:stretch>
+                  </pic:blipFill>
+                  <pic:spPr>
+                    <a:xfrm>
+                      <a:off x="0" y="0"/>
+                      <a:ext cx="3942466" cy="3234002"/>
+                    </a:xfrm>
+                    <a:prstGeom prst="rect">
+                      <a:avLst/>
+                    </a:prstGeom>
+                  </pic:spPr>
+                </pic:pic>
+              </a:graphicData>
+            </a:graphic>
+          </wp:inline>
+        </w:drawing>
+      </w:r>
+    </w:p>
+    <w:p>
+      <w:r>
         <w:t>Point Extraction Modules</w:t>
       </w:r>
     </w:p>
@@ -1140,10 +1223,10 @@
         <w:t>, not FeatureCollections</w:t>
       </w:r>
       <w:r>
-        <w:t xml:space="preserve">. </w:t>
-      </w:r>
-      <w:r>
-        <w:t xml:space="preserve">Some limitations have been observed. For example, WorldClim Climatology V1 (WORLDCLIM/V1/MONTHLY) has a “month” image property that organizes the data that incompatible with the designed filtering process.  </w:t>
+        <w:t>.</w:t>
+      </w:r>
+      <w:r>
+        <w:t xml:space="preserve">  </w:t>
       </w:r>
       <w:r>
         <w:t xml:space="preserve">Start and end dates to filter that datasets are required only for ImageCollections, and the user may refer to the dataset’s GEE documentation page to find dataset availability. </w:t>
@@ -1154,12 +1237,25 @@
       <w:r>
         <w:t>.</w:t>
       </w:r>
+      <w:r>
+        <w:t xml:space="preserve"> </w:t>
+      </w:r>
+      <w:r>
+        <w:t xml:space="preserve">Some limitations have been observed. For example, WorldClim Climatology V1 (WORLDCLIM/V1/MONTHLY) has a “month” image property that organizes the data </w:t>
+      </w:r>
+      <w:r>
+        <w:t>in a way that is</w:t>
+      </w:r>
+      <w:r>
+        <w:t xml:space="preserve"> incompatible with the designed filtering process.</w:t>
+      </w:r>
     </w:p>
     <w:p>
       <w:pPr>
         <w:ind w:firstLine="720"/>
       </w:pPr>
       <w:r>
+        <w:lastRenderedPageBreak/>
         <w:t>Two point-extraction modules were created</w:t>
       </w:r>
       <w:r>
@@ -1229,6 +1325,9 @@
         <w:ind w:firstLine="720"/>
       </w:pPr>
       <w:r>
+        <w:rPr>
+          <w:noProof/>
+        </w:rPr>
         <w:drawing>
           <wp:inline distT="0" distB="0" distL="0" distR="0" wp14:anchorId="3C6D58FE" wp14:editId="440F654B">
             <wp:extent cx="4604574" cy="3263049"/>
@@ -1245,7 +1344,7 @@
                     <pic:cNvPicPr/>
                   </pic:nvPicPr>
                   <pic:blipFill>
-                    <a:blip r:embed="rId10"/>
+                    <a:blip r:embed="rId12"/>
                     <a:stretch>
                       <a:fillRect/>
                     </a:stretch>
@@ -1268,13 +1367,25 @@
     </w:p>
     <w:p>
       <w:r>
+        <w:t>The following script is used to initialize GEE and load the point extraction modules</w:t>
+      </w:r>
+    </w:p>
+    <w:p/>
+    <w:p>
+      <w:r>
         <w:t>Coordinate Buffering Modules</w:t>
       </w:r>
     </w:p>
     <w:p>
       <w:r>
         <w:tab/>
-        <w:t xml:space="preserve">Users who have concerns about using sensitive plot coordinates through GEE have the option to buffer coordinates prior to performing point extractions. </w:t>
+        <w:t xml:space="preserve">Users who have concerns about using sensitive plot coordinates through GEE </w:t>
+      </w:r>
+      <w:r>
+        <w:t>are provided the</w:t>
+      </w:r>
+      <w:r>
+        <w:t xml:space="preserve"> option to buffer coordinates prior to performing point extractions. </w:t>
       </w:r>
       <w:r>
         <w:t xml:space="preserve">In the coordinate buffering modules, users upload a CSV file containing the </w:t>
@@ -1283,79 +1394,116 @@
         <w:t>raw coordinates and set the buffer radius that randomized points will be generated within.</w:t>
       </w:r>
       <w:r>
-        <w:t xml:space="preserve"> This buffer radius is determined via the data’s user </w:t>
+        <w:t xml:space="preserve"> This buffer radius is determined via the data’s user guide and the pixel size for the GEE dataset of interest.</w:t>
+      </w:r>
+      <w:r>
+        <w:t xml:space="preserve"> Plot coordinates are often designated as the plot center, and the plot radius can be large enough that it must be considered when determining an appropriate buffer radius. </w:t>
+      </w:r>
+      <w:r>
+        <w:t>As the returned datasets do not include original coordinates and GEE is not initialized in these modules, the original coordinates remain protected from GEE</w:t>
+      </w:r>
+      <w:r>
+        <w:t>.</w:t>
+      </w:r>
+      <w:r>
+        <w:t xml:space="preserve"> </w:t>
+      </w:r>
+      <w:r>
+        <w:t>Returned datasets are formatted for immediate use in the point extraction modules</w:t>
+      </w:r>
+      <w:r>
+        <w:t>.</w:t>
+      </w:r>
+    </w:p>
+    <w:p>
+      <w:r>
+        <w:tab/>
+        <w:t xml:space="preserve">Two modules were created to buffer </w:t>
+      </w:r>
+      <w:r>
+        <w:t xml:space="preserve">sensitive </w:t>
+      </w:r>
+      <w:r>
+        <w:t>coordinates.</w:t>
+      </w:r>
+      <w:r>
+        <w:t xml:space="preserve"> Both modules follow the same randomization process; buffered coordinates are generated at a random distance within </w:t>
       </w:r>
       <w:r>
         <w:lastRenderedPageBreak/>
-        <w:t>guide and the pixel size for the GEE dataset of interest.</w:t>
-      </w:r>
-      <w:r>
-        <w:t xml:space="preserve"> Plot coordinates are often designated as the plot center, and the plot radius can be large enough that it must be considered as well when determining an appropriate buffer radius. </w:t>
-      </w:r>
-      <w:r>
-        <w:t>Users will have to consider some of the</w:t>
-      </w:r>
-      <w:r>
-        <w:t xml:space="preserve">se </w:t>
-      </w:r>
-      <w:r>
-        <w:t>cases when the randomized coordinates are located in a pixel different than the original coordinates.</w:t>
-      </w:r>
-    </w:p>
-    <w:p>
-      <w:r>
-        <w:drawing>
-          <wp:inline distT="0" distB="0" distL="0" distR="0" wp14:anchorId="4D2BAE39" wp14:editId="13388E6F">
-            <wp:extent cx="5943600" cy="2422525"/>
-            <wp:effectExtent l="0" t="0" r="0" b="0"/>
-            <wp:docPr id="852434434" name="Picture 1"/>
-            <wp:cNvGraphicFramePr>
-              <a:graphicFrameLocks xmlns:a="http://schemas.openxmlformats.org/drawingml/2006/main" noChangeAspect="1"/>
-            </wp:cNvGraphicFramePr>
-            <a:graphic xmlns:a="http://schemas.openxmlformats.org/drawingml/2006/main">
-              <a:graphicData uri="http://schemas.openxmlformats.org/drawingml/2006/picture">
-                <pic:pic xmlns:pic="http://schemas.openxmlformats.org/drawingml/2006/picture">
-                  <pic:nvPicPr>
-                    <pic:cNvPr id="852434434" name=""/>
-                    <pic:cNvPicPr/>
-                  </pic:nvPicPr>
-                  <pic:blipFill>
-                    <a:blip r:embed="rId11"/>
-                    <a:stretch>
-                      <a:fillRect/>
-                    </a:stretch>
-                  </pic:blipFill>
-                  <pic:spPr>
-                    <a:xfrm>
-                      <a:off x="0" y="0"/>
-                      <a:ext cx="5943600" cy="2422525"/>
-                    </a:xfrm>
-                    <a:prstGeom prst="rect">
-                      <a:avLst/>
-                    </a:prstGeom>
-                  </pic:spPr>
-                </pic:pic>
-              </a:graphicData>
-            </a:graphic>
-          </wp:inline>
-        </w:drawing>
-      </w:r>
-    </w:p>
-    <w:p>
-      <w:pPr>
-        <w:rPr>
-          <w:sz w:val="22"/>
-          <w:szCs w:val="22"/>
-        </w:rPr>
-      </w:pPr>
-      <w:r>
-        <w:rPr>
-          <w:noProof/>
-        </w:rPr>
+        <w:t xml:space="preserve">the provided buffering radius and at a random angle from the original </w:t>
+      </w:r>
+      <w:r>
+        <w:t xml:space="preserve">coordinate. </w:t>
+      </w:r>
+      <w:r>
+        <w:t xml:space="preserve">The difference between the two modules lies in how many randomized coordinates are generated. </w:t>
+      </w:r>
+      <w:r>
+        <w:rPr>
+          <w:i/>
+          <w:iCs/>
+        </w:rPr>
+        <w:t>buffer_coordinates</w:t>
+      </w:r>
+      <w:r>
+        <w:t xml:space="preserve"> </w:t>
+      </w:r>
+      <w:r>
+        <w:t xml:space="preserve">(BC) </w:t>
+      </w:r>
+      <w:r>
+        <w:t xml:space="preserve">produces one randomized coordinate for each user-provided coordinate; </w:t>
+      </w:r>
+      <w:r>
+        <w:rPr>
+          <w:i/>
+          <w:iCs/>
+        </w:rPr>
+        <w:t>buffer_and_sample</w:t>
+      </w:r>
+      <w:r>
+        <w:t xml:space="preserve"> </w:t>
+      </w:r>
+      <w:r>
+        <w:t xml:space="preserve">(BAS) </w:t>
+      </w:r>
+      <w:r>
+        <w:t xml:space="preserve">returns </w:t>
+      </w:r>
+      <w:r>
+        <w:rPr>
+          <w:i/>
+          <w:iCs/>
+        </w:rPr>
+        <w:t>n</w:t>
+      </w:r>
+      <w:r>
+        <w:t xml:space="preserve"> random coordinates for each provided coordinate, where </w:t>
+      </w:r>
+      <w:r>
+        <w:rPr>
+          <w:i/>
+          <w:iCs/>
+        </w:rPr>
+        <w:t>n</w:t>
+      </w:r>
+      <w:r>
+        <w:t xml:space="preserve"> is an integer provided by the user. A </w:t>
+      </w:r>
+      <w:r>
+        <w:t xml:space="preserve">visualization of this buffering approach </w:t>
+      </w:r>
+      <w:r>
+        <w:t>is provided in Figure [].</w:t>
+      </w:r>
+    </w:p>
+    <w:p>
+      <w:r>
         <mc:AlternateContent>
           <mc:Choice Requires="wpg">
             <w:drawing>
-              <wp:inline distT="0" distB="0" distL="0" distR="0" wp14:anchorId="33C5F842" wp14:editId="4CD1C58E">
+              <wp:inline distT="0" distB="0" distL="0" distR="0" wp14:anchorId="107BB6E7" wp14:editId="752471A3">
                 <wp:extent cx="5943600" cy="3710305"/>
                 <wp:effectExtent l="19050" t="19050" r="19050" b="23495"/>
                 <wp:docPr id="40818691" name="Group 2"/>
@@ -1380,7 +1528,7 @@
                           </pic:cNvPicPr>
                         </pic:nvPicPr>
                         <pic:blipFill>
-                          <a:blip r:embed="rId12">
+                          <a:blip r:embed="rId13">
                             <a:extLst>
                               <a:ext uri="{28A0092B-C50C-407E-A947-70E740481C1C}">
                                 <a14:useLocalDpi xmlns:a14="http://schemas.microsoft.com/office/drawing/2010/main" val="0"/>
@@ -1414,7 +1562,7 @@
                           </pic:cNvPicPr>
                         </pic:nvPicPr>
                         <pic:blipFill rotWithShape="1">
-                          <a:blip r:embed="rId13">
+                          <a:blip r:embed="rId14">
                             <a:extLst>
                               <a:ext uri="{28A0092B-C50C-407E-A947-70E740481C1C}">
                                 <a14:useLocalDpi xmlns:a14="http://schemas.microsoft.com/office/drawing/2010/main" val="0"/>
@@ -1452,7 +1600,7 @@
           </mc:Choice>
           <mc:Fallback>
             <w:pict>
-              <v:group w14:anchorId="6F39340E" id="Group 2" o:spid="_x0000_s1026" style="width:468pt;height:292.15pt;mso-position-horizontal-relative:char;mso-position-vertical-relative:line" coordsize="59436,37103" o:gfxdata="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">
+              <v:group w14:anchorId="05396812" id="Group 2" o:spid="_x0000_s1026" style="width:468pt;height:292.15pt;mso-position-horizontal-relative:char;mso-position-vertical-relative:line" coordsize="59436,37103" o:gfxdata="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">
                 <v:shapetype id="_x0000_t75" coordsize="21600,21600" o:spt="75" o:preferrelative="t" path="m@4@5l@4@11@9@11@9@5xe" filled="f" stroked="f">
                   <v:stroke joinstyle="miter"/>
                   <v:formulas>
@@ -1473,11 +1621,11 @@
                   <o:lock v:ext="edit" aspectratio="t"/>
                 </v:shapetype>
                 <v:shape id="Picture 1" o:spid="_x0000_s1027" type="#_x0000_t75" style="position:absolute;width:59436;height:37103;visibility:visible;mso-wrap-style:square" o:gfxdata="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" stroked="t" strokecolor="black [3213]" strokeweight="1.5pt">
-                  <v:imagedata r:id="rId14" o:title=""/>
+                  <v:imagedata r:id="rId15" o:title=""/>
                   <v:path arrowok="t"/>
                 </v:shape>
                 <v:shape id="Picture 1" o:spid="_x0000_s1028" type="#_x0000_t75" style="position:absolute;left:560;top:32495;width:9798;height:3995;visibility:visible;mso-wrap-style:square" o:gfxdata="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">
-                  <v:imagedata r:id="rId15" o:title="" croptop="9108f" cropbottom="5461f"/>
+                  <v:imagedata r:id="rId16" o:title="" croptop="9108f" cropbottom="5461f"/>
                 </v:shape>
                 <w10:anchorlock/>
               </v:group>
@@ -1486,68 +1634,104 @@
         </mc:AlternateContent>
       </w:r>
       <w:r>
-        <w:rPr>
-          <w:sz w:val="22"/>
-          <w:szCs w:val="22"/>
-        </w:rPr>
         <w:t xml:space="preserve">Example of </w:t>
       </w:r>
       <w:r>
         <w:rPr>
           <w:i/>
           <w:iCs/>
-          <w:sz w:val="22"/>
-          <w:szCs w:val="22"/>
         </w:rPr>
         <w:t>buffer_and_sample</w:t>
       </w:r>
       <w:r>
-        <w:rPr>
-          <w:sz w:val="22"/>
-          <w:szCs w:val="22"/>
-        </w:rPr>
         <w:t xml:space="preserve"> approach with </w:t>
       </w:r>
       <w:r>
         <w:rPr>
           <w:i/>
           <w:iCs/>
-          <w:sz w:val="22"/>
-          <w:szCs w:val="22"/>
         </w:rPr>
         <w:t>r</w:t>
       </w:r>
       <w:r>
-        <w:rPr>
-          <w:sz w:val="22"/>
-          <w:szCs w:val="22"/>
-        </w:rPr>
         <w:t xml:space="preserve"> = 3000 ft and </w:t>
       </w:r>
       <w:r>
         <w:rPr>
           <w:i/>
           <w:iCs/>
-          <w:sz w:val="22"/>
-          <w:szCs w:val="22"/>
         </w:rPr>
         <w:t>n</w:t>
       </w:r>
       <w:r>
-        <w:rPr>
-          <w:sz w:val="22"/>
-          <w:szCs w:val="22"/>
-        </w:rPr>
         <w:t xml:space="preserve"> = 10. Uploaded coordinates are marked red, and the 10 buffered coordinates are blue.</w:t>
       </w:r>
     </w:p>
     <w:p/>
     <w:p>
-      <w:r>
+      <w:pPr>
+        <w:ind w:firstLine="720"/>
+      </w:pPr>
+      <w:r>
+        <w:t xml:space="preserve">Using buffered coordinates to conduct point extractions could return biased </w:t>
+      </w:r>
+      <w:r>
+        <w:t>results</w:t>
+      </w:r>
+      <w:r>
+        <w:t xml:space="preserve">. Some visual examples of how buffered coordinates may lie outside of the original coordinate’s pixel are shown in Figure []. </w:t>
+      </w:r>
+      <w:r>
+        <w:t xml:space="preserve">This can also been seen in Figure [Map of buffered coordinates], where some buffered coordinates lie in a neighboring pixel. </w:t>
+      </w:r>
+      <w:r>
+        <w:t>Users may desire to repeat the buffering process and point extractions to compare differences in returned values and determine if the values are acceptable.</w:t>
+      </w:r>
+    </w:p>
+    <w:p>
+      <w:r>
+        <w:rPr>
+          <w:noProof/>
+        </w:rPr>
         <w:lastRenderedPageBreak/>
-        <w:t>As these modules do not initialize GEE, the original plot coordinates are protected.</w:t>
-      </w:r>
-    </w:p>
+        <w:drawing>
+          <wp:inline distT="0" distB="0" distL="0" distR="0" wp14:anchorId="4D2BAE39" wp14:editId="13388E6F">
+            <wp:extent cx="5943600" cy="2422525"/>
+            <wp:effectExtent l="0" t="0" r="0" b="0"/>
+            <wp:docPr id="852434434" name="Picture 1"/>
+            <wp:cNvGraphicFramePr>
+              <a:graphicFrameLocks xmlns:a="http://schemas.openxmlformats.org/drawingml/2006/main" noChangeAspect="1"/>
+            </wp:cNvGraphicFramePr>
+            <a:graphic xmlns:a="http://schemas.openxmlformats.org/drawingml/2006/main">
+              <a:graphicData uri="http://schemas.openxmlformats.org/drawingml/2006/picture">
+                <pic:pic xmlns:pic="http://schemas.openxmlformats.org/drawingml/2006/picture">
+                  <pic:nvPicPr>
+                    <pic:cNvPr id="852434434" name=""/>
+                    <pic:cNvPicPr/>
+                  </pic:nvPicPr>
+                  <pic:blipFill>
+                    <a:blip r:embed="rId17"/>
+                    <a:stretch>
+                      <a:fillRect/>
+                    </a:stretch>
+                  </pic:blipFill>
+                  <pic:spPr>
+                    <a:xfrm>
+                      <a:off x="0" y="0"/>
+                      <a:ext cx="5943600" cy="2422525"/>
+                    </a:xfrm>
+                    <a:prstGeom prst="rect">
+                      <a:avLst/>
+                    </a:prstGeom>
+                  </pic:spPr>
+                </pic:pic>
+              </a:graphicData>
+            </a:graphic>
+          </wp:inline>
+        </w:drawing>
+      </w:r>
+    </w:p>
+    <w:p/>
     <w:p>
       <w:r>
         <w:t>Input Data</w:t>
@@ -1754,141 +1938,38 @@
     </w:tbl>
     <w:p/>
     <w:p>
-      <w:pPr>
-        <w:rPr>
-          <w:sz w:val="22"/>
-          <w:szCs w:val="22"/>
-        </w:rPr>
-      </w:pPr>
-      <w:r>
-        <w:t>Usage</w:t>
-      </w:r>
-    </w:p>
-    <w:p>
-      <w:pPr>
-        <w:ind w:firstLine="720"/>
-        <w:jc w:val="center"/>
-      </w:pPr>
-      <w:r>
-        <w:rPr>
-          <w:noProof/>
-        </w:rPr>
-        <w:drawing>
-          <wp:inline distT="0" distB="0" distL="0" distR="0" wp14:anchorId="434CCC03" wp14:editId="52BE8521">
-            <wp:extent cx="3419061" cy="1975823"/>
-            <wp:effectExtent l="0" t="0" r="0" b="5715"/>
-            <wp:docPr id="1289021082" name="Picture 1"/>
-            <wp:cNvGraphicFramePr>
-              <a:graphicFrameLocks xmlns:a="http://schemas.openxmlformats.org/drawingml/2006/main" noChangeAspect="1"/>
-            </wp:cNvGraphicFramePr>
-            <a:graphic xmlns:a="http://schemas.openxmlformats.org/drawingml/2006/main">
-              <a:graphicData uri="http://schemas.openxmlformats.org/drawingml/2006/picture">
-                <pic:pic xmlns:pic="http://schemas.openxmlformats.org/drawingml/2006/picture">
-                  <pic:nvPicPr>
-                    <pic:cNvPr id="1289021082" name=""/>
-                    <pic:cNvPicPr/>
-                  </pic:nvPicPr>
-                  <pic:blipFill>
-                    <a:blip r:embed="rId16"/>
-                    <a:stretch>
-                      <a:fillRect/>
-                    </a:stretch>
-                  </pic:blipFill>
-                  <pic:spPr>
-                    <a:xfrm>
-                      <a:off x="0" y="0"/>
-                      <a:ext cx="3435648" cy="1985409"/>
-                    </a:xfrm>
-                    <a:prstGeom prst="rect">
-                      <a:avLst/>
-                    </a:prstGeom>
-                  </pic:spPr>
-                </pic:pic>
-              </a:graphicData>
-            </a:graphic>
-          </wp:inline>
-        </w:drawing>
-      </w:r>
-    </w:p>
-    <w:p>
-      <w:pPr>
-        <w:ind w:firstLine="720"/>
-        <w:jc w:val="center"/>
-      </w:pPr>
-      <w:r>
-        <w:rPr>
-          <w:noProof/>
-        </w:rPr>
-        <w:drawing>
-          <wp:inline distT="0" distB="0" distL="0" distR="0" wp14:anchorId="03091D8A" wp14:editId="2B83162B">
-            <wp:extent cx="3937112" cy="3229610"/>
-            <wp:effectExtent l="0" t="0" r="6350" b="8890"/>
-            <wp:docPr id="1047648791" name="Picture 1"/>
-            <wp:cNvGraphicFramePr>
-              <a:graphicFrameLocks xmlns:a="http://schemas.openxmlformats.org/drawingml/2006/main" noChangeAspect="1"/>
-            </wp:cNvGraphicFramePr>
-            <a:graphic xmlns:a="http://schemas.openxmlformats.org/drawingml/2006/main">
-              <a:graphicData uri="http://schemas.openxmlformats.org/drawingml/2006/picture">
-                <pic:pic xmlns:pic="http://schemas.openxmlformats.org/drawingml/2006/picture">
-                  <pic:nvPicPr>
-                    <pic:cNvPr id="1047648791" name=""/>
-                    <pic:cNvPicPr/>
-                  </pic:nvPicPr>
-                  <pic:blipFill>
-                    <a:blip r:embed="rId17"/>
-                    <a:stretch>
-                      <a:fillRect/>
-                    </a:stretch>
-                  </pic:blipFill>
-                  <pic:spPr>
-                    <a:xfrm>
-                      <a:off x="0" y="0"/>
-                      <a:ext cx="3942466" cy="3234002"/>
-                    </a:xfrm>
-                    <a:prstGeom prst="rect">
-                      <a:avLst/>
-                    </a:prstGeom>
-                  </pic:spPr>
-                </pic:pic>
-              </a:graphicData>
-            </a:graphic>
-          </wp:inline>
-        </w:drawing>
+      <w:r>
+        <w:t>Random thoughts saved for later:</w:t>
+      </w:r>
+    </w:p>
+    <w:p>
+      <w:r>
+        <w:t xml:space="preserve">Remotely sensed data can also provide information that is collected via airborne or spaceborne vehicles like the </w:t>
+      </w:r>
+      <w:r>
+        <w:t>Normalized Difference Vegetation Index (NDVI)</w:t>
+      </w:r>
+    </w:p>
+    <w:p>
+      <w:r>
+        <w:t xml:space="preserve">In addition to the daily measurement challenges, some metrics used to study forest systems like the Normalized Difference Vegetation Index (NDVI) are produced using expensive instruments that are commonly collected via airborne or spaceborne vehicles </w:t>
+      </w:r>
+    </w:p>
+    <w:p/>
+    <w:p>
+      <w:r>
+        <w:t>As a python package, there is still coding knowledge needed to set up and install the required packages. To completely remove this technical barrier, a Streamlit web app was built for users to utilize this package without any prior local setup. This website authenticates GEE through a designated Google account to remove the need for the user to create their own.</w:t>
+      </w:r>
+    </w:p>
+    <w:p/>
+    <w:p>
+      <w:r>
+        <w:t>Use active voice</w:t>
       </w:r>
     </w:p>
     <w:p>
       <w:r>
         <w:lastRenderedPageBreak/>
-        <w:t>Random thoughts saved for later:</w:t>
-      </w:r>
-    </w:p>
-    <w:p>
-      <w:r>
-        <w:t xml:space="preserve">Remotely sensed data can also provide information that is collected via airborne or spaceborne vehicles like the </w:t>
-      </w:r>
-      <w:r>
-        <w:t>Normalized Difference Vegetation Index (NDVI)</w:t>
-      </w:r>
-    </w:p>
-    <w:p>
-      <w:r>
-        <w:t xml:space="preserve">In addition to the daily measurement challenges, some metrics used to study forest systems like the Normalized Difference Vegetation Index (NDVI) are produced using expensive instruments that are commonly collected via airborne or spaceborne vehicles </w:t>
-      </w:r>
-    </w:p>
-    <w:p/>
-    <w:p>
-      <w:r>
-        <w:t>As a python package, there is still coding knowledge needed to set up and install the required packages. To completely remove this technical barrier, a Streamlit web app was built for users to utilize this package without any prior local setup. This website authenticates GEE through a designated Google account to remove the need for the user to create their own.</w:t>
-      </w:r>
-    </w:p>
-    <w:p/>
-    <w:p>
-      <w:r>
-        <w:t>Use active voice</w:t>
-      </w:r>
-    </w:p>
-    <w:p>
-      <w:r>
         <w:t>For coherence, have the last part of a sentence be the same as the beginning of the next sentence.</w:t>
       </w:r>
     </w:p>
@@ -2600,6 +2681,118 @@
     </w:lvl>
   </w:abstractNum>
   <w:abstractNum w:abstractNumId="4" w15:restartNumberingAfterBreak="0">
+    <w:nsid w:val="360C35C9"/>
+    <w:multiLevelType w:val="hybridMultilevel"/>
+    <w:tmpl w:val="2BFA9322"/>
+    <w:lvl w:ilvl="0" w:tplc="8DAEF478">
+      <w:numFmt w:val="bullet"/>
+      <w:lvlText w:val="-"/>
+      <w:lvlJc w:val="left"/>
+      <w:pPr>
+        <w:ind w:left="1080" w:hanging="360"/>
+      </w:pPr>
+      <w:rPr>
+        <w:rFonts w:ascii="Calibri" w:eastAsiaTheme="minorEastAsia" w:hAnsi="Calibri" w:cs="Calibri" w:hint="default"/>
+      </w:rPr>
+    </w:lvl>
+    <w:lvl w:ilvl="1" w:tplc="04090003">
+      <w:start w:val="1"/>
+      <w:numFmt w:val="bullet"/>
+      <w:lvlText w:val="o"/>
+      <w:lvlJc w:val="left"/>
+      <w:pPr>
+        <w:ind w:left="1800" w:hanging="360"/>
+      </w:pPr>
+      <w:rPr>
+        <w:rFonts w:ascii="Courier New" w:hAnsi="Courier New" w:cs="Courier New" w:hint="default"/>
+      </w:rPr>
+    </w:lvl>
+    <w:lvl w:ilvl="2" w:tplc="04090005" w:tentative="1">
+      <w:start w:val="1"/>
+      <w:numFmt w:val="bullet"/>
+      <w:lvlText w:val=""/>
+      <w:lvlJc w:val="left"/>
+      <w:pPr>
+        <w:ind w:left="2520" w:hanging="360"/>
+      </w:pPr>
+      <w:rPr>
+        <w:rFonts w:ascii="Wingdings" w:hAnsi="Wingdings" w:hint="default"/>
+      </w:rPr>
+    </w:lvl>
+    <w:lvl w:ilvl="3" w:tplc="04090001" w:tentative="1">
+      <w:start w:val="1"/>
+      <w:numFmt w:val="bullet"/>
+      <w:lvlText w:val=""/>
+      <w:lvlJc w:val="left"/>
+      <w:pPr>
+        <w:ind w:left="3240" w:hanging="360"/>
+      </w:pPr>
+      <w:rPr>
+        <w:rFonts w:ascii="Symbol" w:hAnsi="Symbol" w:hint="default"/>
+      </w:rPr>
+    </w:lvl>
+    <w:lvl w:ilvl="4" w:tplc="04090003" w:tentative="1">
+      <w:start w:val="1"/>
+      <w:numFmt w:val="bullet"/>
+      <w:lvlText w:val="o"/>
+      <w:lvlJc w:val="left"/>
+      <w:pPr>
+        <w:ind w:left="3960" w:hanging="360"/>
+      </w:pPr>
+      <w:rPr>
+        <w:rFonts w:ascii="Courier New" w:hAnsi="Courier New" w:cs="Courier New" w:hint="default"/>
+      </w:rPr>
+    </w:lvl>
+    <w:lvl w:ilvl="5" w:tplc="04090005" w:tentative="1">
+      <w:start w:val="1"/>
+      <w:numFmt w:val="bullet"/>
+      <w:lvlText w:val=""/>
+      <w:lvlJc w:val="left"/>
+      <w:pPr>
+        <w:ind w:left="4680" w:hanging="360"/>
+      </w:pPr>
+      <w:rPr>
+        <w:rFonts w:ascii="Wingdings" w:hAnsi="Wingdings" w:hint="default"/>
+      </w:rPr>
+    </w:lvl>
+    <w:lvl w:ilvl="6" w:tplc="04090001" w:tentative="1">
+      <w:start w:val="1"/>
+      <w:numFmt w:val="bullet"/>
+      <w:lvlText w:val=""/>
+      <w:lvlJc w:val="left"/>
+      <w:pPr>
+        <w:ind w:left="5400" w:hanging="360"/>
+      </w:pPr>
+      <w:rPr>
+        <w:rFonts w:ascii="Symbol" w:hAnsi="Symbol" w:hint="default"/>
+      </w:rPr>
+    </w:lvl>
+    <w:lvl w:ilvl="7" w:tplc="04090003" w:tentative="1">
+      <w:start w:val="1"/>
+      <w:numFmt w:val="bullet"/>
+      <w:lvlText w:val="o"/>
+      <w:lvlJc w:val="left"/>
+      <w:pPr>
+        <w:ind w:left="6120" w:hanging="360"/>
+      </w:pPr>
+      <w:rPr>
+        <w:rFonts w:ascii="Courier New" w:hAnsi="Courier New" w:cs="Courier New" w:hint="default"/>
+      </w:rPr>
+    </w:lvl>
+    <w:lvl w:ilvl="8" w:tplc="04090005" w:tentative="1">
+      <w:start w:val="1"/>
+      <w:numFmt w:val="bullet"/>
+      <w:lvlText w:val=""/>
+      <w:lvlJc w:val="left"/>
+      <w:pPr>
+        <w:ind w:left="6840" w:hanging="360"/>
+      </w:pPr>
+      <w:rPr>
+        <w:rFonts w:ascii="Wingdings" w:hAnsi="Wingdings" w:hint="default"/>
+      </w:rPr>
+    </w:lvl>
+  </w:abstractNum>
+  <w:abstractNum w:abstractNumId="5" w15:restartNumberingAfterBreak="0">
     <w:nsid w:val="3DA63F1D"/>
     <w:multiLevelType w:val="hybridMultilevel"/>
     <w:tmpl w:val="02CEE19E"/>
@@ -2685,7 +2878,7 @@
       </w:pPr>
     </w:lvl>
   </w:abstractNum>
-  <w:abstractNum w:abstractNumId="5" w15:restartNumberingAfterBreak="0">
+  <w:abstractNum w:abstractNumId="6" w15:restartNumberingAfterBreak="0">
     <w:nsid w:val="5AA827AE"/>
     <w:multiLevelType w:val="hybridMultilevel"/>
     <w:tmpl w:val="CE285358"/>
@@ -2771,7 +2964,7 @@
       </w:pPr>
     </w:lvl>
   </w:abstractNum>
-  <w:abstractNum w:abstractNumId="6" w15:restartNumberingAfterBreak="0">
+  <w:abstractNum w:abstractNumId="7" w15:restartNumberingAfterBreak="0">
     <w:nsid w:val="601A01B5"/>
     <w:multiLevelType w:val="hybridMultilevel"/>
     <w:tmpl w:val="3E9E9886"/>
@@ -2857,7 +3050,7 @@
       </w:pPr>
     </w:lvl>
   </w:abstractNum>
-  <w:abstractNum w:abstractNumId="7" w15:restartNumberingAfterBreak="0">
+  <w:abstractNum w:abstractNumId="8" w15:restartNumberingAfterBreak="0">
     <w:nsid w:val="787D2C07"/>
     <w:multiLevelType w:val="hybridMultilevel"/>
     <w:tmpl w:val="88B8A23C"/>
@@ -2947,25 +3140,28 @@
     <w:abstractNumId w:val="3"/>
   </w:num>
   <w:num w:numId="2" w16cid:durableId="258947612">
-    <w:abstractNumId w:val="5"/>
+    <w:abstractNumId w:val="6"/>
   </w:num>
   <w:num w:numId="3" w16cid:durableId="1083647210">
     <w:abstractNumId w:val="0"/>
   </w:num>
   <w:num w:numId="4" w16cid:durableId="1340038896">
-    <w:abstractNumId w:val="7"/>
+    <w:abstractNumId w:val="8"/>
   </w:num>
   <w:num w:numId="5" w16cid:durableId="1547765348">
     <w:abstractNumId w:val="1"/>
   </w:num>
   <w:num w:numId="6" w16cid:durableId="364328459">
-    <w:abstractNumId w:val="6"/>
+    <w:abstractNumId w:val="7"/>
   </w:num>
   <w:num w:numId="7" w16cid:durableId="401874985">
-    <w:abstractNumId w:val="4"/>
+    <w:abstractNumId w:val="5"/>
   </w:num>
   <w:num w:numId="8" w16cid:durableId="610354897">
     <w:abstractNumId w:val="2"/>
+  </w:num>
+  <w:num w:numId="9" w16cid:durableId="747270399">
+    <w:abstractNumId w:val="4"/>
   </w:num>
 </w:numbering>
 </file>

--- a/chapter 1 third draft.docx
+++ b/chapter 1 third draft.docx
@@ -441,7 +441,16 @@
         <w:t xml:space="preserve">GEE also has a Code Editor where users can work completely on a cloud server and employs the JavaScript language. </w:t>
       </w:r>
       <w:r>
-        <w:t xml:space="preserve">GEE has been integrated into existing geospatial analysis software described above (e.g. GEE Toolbox in ArcGIS; </w:t>
+        <w:t>GEE has been integrated into existing geospatial analysis software</w:t>
+      </w:r>
+      <w:r>
+        <w:t>. The</w:t>
+      </w:r>
+      <w:r>
+        <w:t xml:space="preserve"> GEE Toolbox </w:t>
+      </w:r>
+      <w:r>
+        <w:t xml:space="preserve">provides GEE integration in ArcGIS products. The R package </w:t>
       </w:r>
       <w:r>
         <w:rPr>
@@ -451,36 +460,17 @@
         <w:t>rgee</w:t>
       </w:r>
       <w:r>
-        <w:t xml:space="preserve"> in R; </w:t>
+        <w:t xml:space="preserve"> provides GEE integration into the R environment by translating R code to Python and passing it to the Google Earth Engine API. Meanwhile, earthengine-</w:t>
       </w:r>
       <w:r>
         <w:rPr>
           <w:i/>
           <w:iCs/>
         </w:rPr>
-        <w:t>earthengine-api</w:t>
-      </w:r>
-      <w:r>
-        <w:t xml:space="preserve"> </w:t>
-      </w:r>
-      <w:r>
-        <w:t>(</w:t>
-      </w:r>
-      <w:r>
-        <w:rPr>
-          <w:i/>
-          <w:iCs/>
-        </w:rPr>
-        <w:t>ee</w:t>
-      </w:r>
-      <w:r>
-        <w:t xml:space="preserve">) </w:t>
-      </w:r>
-      <w:r>
-        <w:t>and</w:t>
-      </w:r>
-      <w:r>
-        <w:t xml:space="preserve"> </w:t>
+        <w:t>api</w:t>
+      </w:r>
+      <w:r>
+        <w:t xml:space="preserve"> (ee) in Python provides users the full processing flexibility similar to GEE’s Code Editor, and Python packages like </w:t>
       </w:r>
       <w:r>
         <w:rPr>
@@ -490,10 +480,7 @@
         <w:t>geemap</w:t>
       </w:r>
       <w:r>
-        <w:t xml:space="preserve"> </w:t>
-      </w:r>
-      <w:r>
-        <w:t xml:space="preserve">in Python). </w:t>
+        <w:t xml:space="preserve"> provides additional functions that streamline the processing workflow. </w:t>
       </w:r>
       <w:r>
         <w:t xml:space="preserve">Such tools </w:t>
@@ -581,6 +568,79 @@
       </w:r>
     </w:p>
     <w:p>
+      <w:r>
+        <w:tab/>
+        <w:t xml:space="preserve">Because forest inventories </w:t>
+      </w:r>
+      <w:r>
+        <w:t xml:space="preserve">can </w:t>
+      </w:r>
+      <w:r>
+        <w:t xml:space="preserve">contain </w:t>
+      </w:r>
+      <w:r>
+        <w:t xml:space="preserve">highly </w:t>
+      </w:r>
+      <w:r>
+        <w:t xml:space="preserve">detailed </w:t>
+      </w:r>
+      <w:r>
+        <w:t>information of public and private lands, which</w:t>
+      </w:r>
+      <w:r>
+        <w:t xml:space="preserve"> can </w:t>
+      </w:r>
+      <w:r>
+        <w:t xml:space="preserve">also </w:t>
+      </w:r>
+      <w:r>
+        <w:t>be used to estimate the monetary value</w:t>
+      </w:r>
+      <w:r>
+        <w:t xml:space="preserve"> of the existing timber, actual plot </w:t>
+      </w:r>
+      <w:r>
+        <w:lastRenderedPageBreak/>
+        <w:t xml:space="preserve">coordinates may be protected under confidentiality agreements to preserve plot integrity and protect private landowners’ properties. These confidentiality agreements may not allow data users to run these protected coordinates through GEE without modification. </w:t>
+      </w:r>
+      <w:r>
+        <w:t>The U.S.’s national forest inventory, which is maintained by the USDA U.S. Forest Service’s Forest Inventory and Analysis program, provides publicly available coordinates that are buffered using the methodology described in ____. Proprietary</w:t>
+      </w:r>
+      <w:r>
+        <w:t xml:space="preserve"> or other government forest</w:t>
+      </w:r>
+      <w:r>
+        <w:t xml:space="preserve"> </w:t>
+      </w:r>
+      <w:r>
+        <w:t>inventories</w:t>
+      </w:r>
+      <w:r>
+        <w:t xml:space="preserve"> may not have a</w:t>
+      </w:r>
+      <w:r>
+        <w:t>n established</w:t>
+      </w:r>
+      <w:r>
+        <w:t xml:space="preserve"> buffering methodology</w:t>
+      </w:r>
+      <w:r>
+        <w:t xml:space="preserve"> as these datasets are not publicly accessible. </w:t>
+      </w:r>
+      <w:r>
+        <w:t>Users of these datasets may have concerns</w:t>
+      </w:r>
+      <w:r>
+        <w:t xml:space="preserve"> about using unprotected plot coordinates in GEE, given the public nature of Google services. </w:t>
+      </w:r>
+      <w:r>
+        <w:t xml:space="preserve">To alleviate these concerns, a buffering approach that quickly </w:t>
+      </w:r>
+      <w:r>
+        <w:t>creates randomized the raw plot coordinates within a given radius was developed. The newly created plot coordinates protect the plots’ actual locations and can be safely run in GEE.</w:t>
+      </w:r>
+    </w:p>
+    <w:p>
       <w:pPr>
         <w:ind w:firstLine="720"/>
       </w:pPr>
@@ -674,7 +734,6 @@
         <w:t xml:space="preserve"> to </w:t>
       </w:r>
       <w:r>
-        <w:lastRenderedPageBreak/>
         <w:t>access and retrieve data from Google Earth Engine</w:t>
       </w:r>
       <w:r>
@@ -688,21 +747,6 @@
       </w:r>
       <w:r>
         <w:t>RS data to more efficiently be integrated into forest studies and inventories</w:t>
-      </w:r>
-      <w:r>
-        <w:t xml:space="preserve">. </w:t>
-      </w:r>
-      <w:r>
-        <w:t>As some inventories’ exact plot coordinates are protected due to confidentiality agreements in place, some users may have concerns with using these raw data in Google Earth Engine. In response, two approaches to buffer coordinate</w:t>
-      </w:r>
-      <w:r>
-        <w:t xml:space="preserve"> sensitive coordinate points</w:t>
-      </w:r>
-      <w:r>
-        <w:t xml:space="preserve"> were developed to prepare the data to be run through Google Earth Engine</w:t>
-      </w:r>
-      <w:r>
-        <w:t xml:space="preserve"> without requiring any coding skills</w:t>
       </w:r>
       <w:r>
         <w:t xml:space="preserve">. </w:t>
@@ -761,16 +805,127 @@
         <w:t>skiba</w:t>
       </w:r>
       <w:r>
-        <w:t xml:space="preserve"> Python package was designed as a point-and-click widget that </w:t>
-      </w:r>
-      <w:r>
-        <w:t>remove</w:t>
+        <w:t xml:space="preserve"> Python package was designed </w:t>
+      </w:r>
+      <w:r>
+        <w:t xml:space="preserve">for users </w:t>
+      </w:r>
+      <w:r>
+        <w:t xml:space="preserve">to </w:t>
+      </w:r>
+      <w:r>
+        <w:t xml:space="preserve">reduce the set up needed to </w:t>
+      </w:r>
+      <w:r>
+        <w:t xml:space="preserve">efficiently extract pixel values from Google Earth Engine. The </w:t>
+      </w:r>
+      <w:r>
+        <w:t>data returned</w:t>
+      </w:r>
+      <w:r>
+        <w:t xml:space="preserve"> from these processes can be integrated into forest operations to [increase the scope of existing forest inventories and studies].</w:t>
+      </w:r>
+      <w:r>
+        <w:t xml:space="preserve"> As some forest inventories and studies contain confidential plot coordinates, the </w:t>
+      </w:r>
+      <w:r>
+        <w:rPr>
+          <w:i/>
+          <w:iCs/>
+        </w:rPr>
+        <w:t>skiba</w:t>
+      </w:r>
+      <w:r>
+        <w:t xml:space="preserve"> package also provides two buffering methodologies to protect sensitive plot locations.</w:t>
+      </w:r>
+    </w:p>
+    <w:p>
+      <w:pPr>
+        <w:ind w:firstLine="720"/>
+      </w:pPr>
+      <w:r>
+        <w:t xml:space="preserve">To reduce the technical knowledge </w:t>
+      </w:r>
+      <w:r>
+        <w:t>and set-up time</w:t>
+      </w:r>
+      <w:r>
+        <w:t xml:space="preserve"> needed to conduct these operations, we designed </w:t>
+      </w:r>
+      <w:r>
+        <w:t xml:space="preserve">this package </w:t>
+      </w:r>
+      <w:r>
+        <w:t xml:space="preserve">to create a </w:t>
+      </w:r>
+      <w:r>
+        <w:t>user interface</w:t>
+      </w:r>
+      <w:r>
+        <w:t xml:space="preserve"> consisting of</w:t>
+      </w:r>
+      <w:r>
+        <w:t xml:space="preserve"> point-and-click widget</w:t>
       </w:r>
       <w:r>
         <w:t>s</w:t>
       </w:r>
       <w:r>
-        <w:t xml:space="preserve"> much of the technical work needed to extract data from GEE-derived datasets</w:t>
+        <w:t xml:space="preserve">. </w:t>
+      </w:r>
+      <w:r>
+        <w:t>This</w:t>
+      </w:r>
+      <w:r>
+        <w:t xml:space="preserve"> </w:t>
+      </w:r>
+      <w:r>
+        <w:t>point-and-click</w:t>
+      </w:r>
+      <w:r>
+        <w:t xml:space="preserve"> </w:t>
+      </w:r>
+      <w:r>
+        <w:t xml:space="preserve">interface handles file uploading, coordinate processing, and file returns, so that package users need only to simply load the modules and provide the needed information to run the operations. </w:t>
+      </w:r>
+      <w:r>
+        <w:t xml:space="preserve">This package provides an effective alternative to current options for buffering </w:t>
+      </w:r>
+      <w:r>
+        <w:lastRenderedPageBreak/>
+        <w:t>coordinate points and performing pixel extractions, but was primarily created to remove technical barriers needed to process data from Google Earth Engine.</w:t>
+      </w:r>
+      <w:r>
+        <w:tab/>
+      </w:r>
+      <w:r>
+        <w:t xml:space="preserve"> </w:t>
+      </w:r>
+    </w:p>
+    <w:p>
+      <w:pPr>
+        <w:ind w:firstLine="720"/>
+      </w:pPr>
+      <w:r>
+        <w:t xml:space="preserve">The package is divided into two </w:t>
+      </w:r>
+      <w:r>
+        <w:t>groups</w:t>
+      </w:r>
+      <w:r>
+        <w:t xml:space="preserve">: point extraction </w:t>
+      </w:r>
+      <w:r>
+        <w:t>approaches</w:t>
+      </w:r>
+      <w:r>
+        <w:t xml:space="preserve"> and coordinate buffering </w:t>
+      </w:r>
+      <w:r>
+        <w:t>approaches</w:t>
+      </w:r>
+      <w:r>
+        <w:t>, which can be visualized in Figure []</w:t>
       </w:r>
       <w:r>
         <w:t>.</w:t>
@@ -779,22 +934,7 @@
         <w:t xml:space="preserve"> </w:t>
       </w:r>
       <w:r>
-        <w:t xml:space="preserve">The package is divided into two </w:t>
-      </w:r>
-      <w:r>
-        <w:t>collections</w:t>
-      </w:r>
-      <w:r>
-        <w:t>: point extraction modules and coordinate buffering modules</w:t>
-      </w:r>
-      <w:r>
-        <w:t>, which can be visualized in Figure []</w:t>
-      </w:r>
-      <w:r>
-        <w:t>.</w:t>
-      </w:r>
-      <w:r>
-        <w:t xml:space="preserve"> </w:t>
+        <w:t xml:space="preserve">The point extraction approaches access and retrieve information from GEE, while the coordinate buffering approaches provide the option to safeguard confidential plot coordinates prior to point extraction. </w:t>
       </w:r>
       <w:r>
         <w:rPr>
@@ -1006,14 +1146,11 @@
         <w:jc w:val="center"/>
       </w:pPr>
       <w:r>
-        <w:rPr>
-          <w:noProof/>
-        </w:rPr>
         <w:drawing>
-          <wp:inline distT="0" distB="0" distL="0" distR="0" wp14:anchorId="1D4E3268" wp14:editId="683FFE6F">
-            <wp:extent cx="3588964" cy="2254222"/>
+          <wp:inline distT="0" distB="0" distL="0" distR="0" wp14:anchorId="4F51941C" wp14:editId="746EA3A9">
+            <wp:extent cx="3943350" cy="2442687"/>
             <wp:effectExtent l="0" t="0" r="0" b="0"/>
-            <wp:docPr id="1597096224" name="Picture 1"/>
+            <wp:docPr id="1706373291" name="Picture 1"/>
             <wp:cNvGraphicFramePr>
               <a:graphicFrameLocks xmlns:a="http://schemas.openxmlformats.org/drawingml/2006/main" noChangeAspect="1"/>
             </wp:cNvGraphicFramePr>
@@ -1021,7 +1158,7 @@
               <a:graphicData uri="http://schemas.openxmlformats.org/drawingml/2006/picture">
                 <pic:pic xmlns:pic="http://schemas.openxmlformats.org/drawingml/2006/picture">
                   <pic:nvPicPr>
-                    <pic:cNvPr id="1597096224" name=""/>
+                    <pic:cNvPr id="1706373291" name=""/>
                     <pic:cNvPicPr/>
                   </pic:nvPicPr>
                   <pic:blipFill>
@@ -1033,7 +1170,7 @@
                   <pic:spPr>
                     <a:xfrm>
                       <a:off x="0" y="0"/>
-                      <a:ext cx="3602996" cy="2263035"/>
+                      <a:ext cx="3952148" cy="2448137"/>
                     </a:xfrm>
                     <a:prstGeom prst="rect">
                       <a:avLst/>
@@ -1059,7 +1196,6 @@
     </w:p>
     <w:p>
       <w:r>
-        <w:lastRenderedPageBreak/>
         <w:t>Usage</w:t>
       </w:r>
     </w:p>
@@ -1068,6 +1204,7 @@
         <w:rPr>
           <w:noProof/>
         </w:rPr>
+        <w:lastRenderedPageBreak/>
         <w:drawing>
           <wp:inline distT="0" distB="0" distL="0" distR="0" wp14:anchorId="3E4BC290" wp14:editId="7B73EE71">
             <wp:extent cx="3419061" cy="1975823"/>
@@ -1157,6 +1294,32 @@
         <w:ind w:firstLine="720"/>
       </w:pPr>
       <w:r>
+        <w:t xml:space="preserve">The point extraction modules created provide a widget-oriented approach to performing pixel extractions from GEE datasets. </w:t>
+      </w:r>
+      <w:r>
+        <w:t xml:space="preserve">Because these modules are designed with a user interface comprised of point-and-click widgets, once widget is imported and loaded, no </w:t>
+      </w:r>
+      <w:r>
+        <w:t xml:space="preserve">additional </w:t>
+      </w:r>
+      <w:r>
+        <w:t xml:space="preserve">coding is </w:t>
+      </w:r>
+      <w:r>
+        <w:t>required</w:t>
+      </w:r>
+      <w:r>
+        <w:t xml:space="preserve">; the package user will only need to provide a datafile of coordinate points, select the desired GEE dataset, and time filter, if necessary. </w:t>
+      </w:r>
+      <w:r>
+        <w:t>As it accesses Google Earth Engine internally, GEE must be initialized and authenticated prior to running the query.</w:t>
+      </w:r>
+    </w:p>
+    <w:p>
+      <w:pPr>
+        <w:ind w:firstLine="720"/>
+      </w:pPr>
+      <w:r>
         <w:t xml:space="preserve">The point extraction modules require that </w:t>
       </w:r>
       <w:r>
@@ -1229,6 +1392,7 @@
         <w:t xml:space="preserve">  </w:t>
       </w:r>
       <w:r>
+        <w:lastRenderedPageBreak/>
         <w:t xml:space="preserve">Start and end dates to filter that datasets are required only for ImageCollections, and the user may refer to the dataset’s GEE documentation page to find dataset availability. </w:t>
       </w:r>
       <w:r>
@@ -1255,7 +1419,6 @@
         <w:ind w:firstLine="720"/>
       </w:pPr>
       <w:r>
-        <w:lastRenderedPageBreak/>
         <w:t>Two point-extraction modules were created</w:t>
       </w:r>
       <w:r>
@@ -1400,7 +1563,11 @@
         <w:t xml:space="preserve"> Plot coordinates are often designated as the plot center, and the plot radius can be large enough that it must be considered when determining an appropriate buffer radius. </w:t>
       </w:r>
       <w:r>
-        <w:t>As the returned datasets do not include original coordinates and GEE is not initialized in these modules, the original coordinates remain protected from GEE</w:t>
+        <w:t xml:space="preserve">As the returned </w:t>
+      </w:r>
+      <w:r>
+        <w:lastRenderedPageBreak/>
+        <w:t>datasets do not include original coordinates and GEE is not initialized in these modules, the original coordinates remain protected from GEE</w:t>
       </w:r>
       <w:r>
         <w:t>.</w:t>
@@ -1427,11 +1594,7 @@
         <w:t>coordinates.</w:t>
       </w:r>
       <w:r>
-        <w:t xml:space="preserve"> Both modules follow the same randomization process; buffered coordinates are generated at a random distance within </w:t>
-      </w:r>
-      <w:r>
-        <w:lastRenderedPageBreak/>
-        <w:t xml:space="preserve">the provided buffering radius and at a random angle from the original </w:t>
+        <w:t xml:space="preserve"> Both modules follow the same randomization process; buffered coordinates are generated at a random distance within the provided buffering radius and at a random angle from the original </w:t>
       </w:r>
       <w:r>
         <w:t xml:space="preserve">coordinate. </w:t>
@@ -1500,6 +1663,49 @@
     </w:p>
     <w:p>
       <w:r>
+        <w:drawing>
+          <wp:inline distT="0" distB="0" distL="0" distR="0" wp14:anchorId="573DFED1" wp14:editId="370180B9">
+            <wp:extent cx="5943600" cy="3726180"/>
+            <wp:effectExtent l="0" t="0" r="0" b="7620"/>
+            <wp:docPr id="2063197024" name="Picture 1"/>
+            <wp:cNvGraphicFramePr>
+              <a:graphicFrameLocks xmlns:a="http://schemas.openxmlformats.org/drawingml/2006/main" noChangeAspect="1"/>
+            </wp:cNvGraphicFramePr>
+            <a:graphic xmlns:a="http://schemas.openxmlformats.org/drawingml/2006/main">
+              <a:graphicData uri="http://schemas.openxmlformats.org/drawingml/2006/picture">
+                <pic:pic xmlns:pic="http://schemas.openxmlformats.org/drawingml/2006/picture">
+                  <pic:nvPicPr>
+                    <pic:cNvPr id="2063197024" name=""/>
+                    <pic:cNvPicPr/>
+                  </pic:nvPicPr>
+                  <pic:blipFill>
+                    <a:blip r:embed="rId13"/>
+                    <a:stretch>
+                      <a:fillRect/>
+                    </a:stretch>
+                  </pic:blipFill>
+                  <pic:spPr>
+                    <a:xfrm>
+                      <a:off x="0" y="0"/>
+                      <a:ext cx="5943600" cy="3726180"/>
+                    </a:xfrm>
+                    <a:prstGeom prst="rect">
+                      <a:avLst/>
+                    </a:prstGeom>
+                  </pic:spPr>
+                </pic:pic>
+              </a:graphicData>
+            </a:graphic>
+          </wp:inline>
+        </w:drawing>
+      </w:r>
+    </w:p>
+    <w:p>
+      <w:r>
+        <w:rPr>
+          <w:noProof/>
+        </w:rPr>
+        <w:lastRenderedPageBreak/>
         <mc:AlternateContent>
           <mc:Choice Requires="wpg">
             <w:drawing>
@@ -1528,7 +1734,7 @@
                           </pic:cNvPicPr>
                         </pic:nvPicPr>
                         <pic:blipFill>
-                          <a:blip r:embed="rId13">
+                          <a:blip r:embed="rId14">
                             <a:extLst>
                               <a:ext uri="{28A0092B-C50C-407E-A947-70E740481C1C}">
                                 <a14:useLocalDpi xmlns:a14="http://schemas.microsoft.com/office/drawing/2010/main" val="0"/>
@@ -1562,7 +1768,7 @@
                           </pic:cNvPicPr>
                         </pic:nvPicPr>
                         <pic:blipFill rotWithShape="1">
-                          <a:blip r:embed="rId14">
+                          <a:blip r:embed="rId15">
                             <a:extLst>
                               <a:ext uri="{28A0092B-C50C-407E-A947-70E740481C1C}">
                                 <a14:useLocalDpi xmlns:a14="http://schemas.microsoft.com/office/drawing/2010/main" val="0"/>
@@ -1621,11 +1827,11 @@
                   <o:lock v:ext="edit" aspectratio="t"/>
                 </v:shapetype>
                 <v:shape id="Picture 1" o:spid="_x0000_s1027" type="#_x0000_t75" style="position:absolute;width:59436;height:37103;visibility:visible;mso-wrap-style:square" o:gfxdata="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" stroked="t" strokecolor="black [3213]" strokeweight="1.5pt">
-                  <v:imagedata r:id="rId15" o:title=""/>
+                  <v:imagedata r:id="rId16" o:title=""/>
                   <v:path arrowok="t"/>
                 </v:shape>
                 <v:shape id="Picture 1" o:spid="_x0000_s1028" type="#_x0000_t75" style="position:absolute;left:560;top:32495;width:9798;height:3995;visibility:visible;mso-wrap-style:square" o:gfxdata="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">
-                  <v:imagedata r:id="rId16" o:title="" croptop="9108f" cropbottom="5461f"/>
+                  <v:imagedata r:id="rId17" o:title="" croptop="9108f" cropbottom="5461f"/>
                 </v:shape>
                 <w10:anchorlock/>
               </v:group>
@@ -1682,7 +1888,13 @@
         <w:t xml:space="preserve">. Some visual examples of how buffered coordinates may lie outside of the original coordinate’s pixel are shown in Figure []. </w:t>
       </w:r>
       <w:r>
-        <w:t xml:space="preserve">This can also been seen in Figure [Map of buffered coordinates], where some buffered coordinates lie in a neighboring pixel. </w:t>
+        <w:t xml:space="preserve">This can also </w:t>
+      </w:r>
+      <w:r>
+        <w:t xml:space="preserve">be </w:t>
+      </w:r>
+      <w:r>
+        <w:t xml:space="preserve">seen in Figure [Map of buffered coordinates], where some buffered coordinates lie in a neighboring pixel. </w:t>
       </w:r>
       <w:r>
         <w:t>Users may desire to repeat the buffering process and point extractions to compare differences in returned values and determine if the values are acceptable.</w:t>
@@ -1710,7 +1922,7 @@
                     <pic:cNvPicPr/>
                   </pic:nvPicPr>
                   <pic:blipFill>
-                    <a:blip r:embed="rId17"/>
+                    <a:blip r:embed="rId18"/>
                     <a:stretch>
                       <a:fillRect/>
                     </a:stretch>
@@ -1735,6 +1947,89 @@
     <w:p>
       <w:r>
         <w:t>Input Data</w:t>
+      </w:r>
+    </w:p>
+    <w:p>
+      <w:pPr>
+        <w:ind w:firstLine="720"/>
+      </w:pPr>
+      <w:r>
+        <w:t>The user-provided file of coordinate points to run through</w:t>
+      </w:r>
+      <w:r>
+        <w:t xml:space="preserve"> all</w:t>
+      </w:r>
+      <w:r>
+        <w:t xml:space="preserve"> developed modules must be properly formatted. </w:t>
+      </w:r>
+      <w:r>
+        <w:t>This file must be saved as a CSV file and</w:t>
+      </w:r>
+      <w:r>
+        <w:t xml:space="preserve"> </w:t>
+      </w:r>
+      <w:r>
+        <w:t xml:space="preserve">contain the three following columns: </w:t>
+      </w:r>
+      <w:r>
+        <w:t xml:space="preserve">a </w:t>
+      </w:r>
+      <w:r>
+        <w:t xml:space="preserve">plot identifier column, </w:t>
+      </w:r>
+      <w:r>
+        <w:t xml:space="preserve">a </w:t>
+      </w:r>
+      <w:r>
+        <w:t xml:space="preserve">latitude column, and </w:t>
+      </w:r>
+      <w:r>
+        <w:t xml:space="preserve">a </w:t>
+      </w:r>
+      <w:r>
+        <w:t xml:space="preserve">longitude column. </w:t>
+      </w:r>
+      <w:r>
+        <w:t xml:space="preserve">Accepted naming conventions for these columns are shown in Table []. </w:t>
+      </w:r>
+      <w:r>
+        <w:t xml:space="preserve">The plot identifier column is used as a reference column, which is column that is grouped over in the </w:t>
+      </w:r>
+      <w:r>
+        <w:t xml:space="preserve">point creation and </w:t>
+      </w:r>
+      <w:r>
+        <w:t>averaging process</w:t>
+      </w:r>
+      <w:r>
+        <w:t>es</w:t>
+      </w:r>
+      <w:r>
+        <w:t xml:space="preserve"> conducted in the </w:t>
+      </w:r>
+      <w:r>
+        <w:t>BAS and APE</w:t>
+      </w:r>
+      <w:r>
+        <w:t xml:space="preserve"> module</w:t>
+      </w:r>
+      <w:r>
+        <w:t>s</w:t>
+      </w:r>
+      <w:r>
+        <w:t>.</w:t>
+      </w:r>
+      <w:r>
+        <w:t xml:space="preserve"> </w:t>
+      </w:r>
+      <w:r>
+        <w:t>Latitude and longitude columns should be formatted in decimal degrees [later, crs is set to EPSG:4326</w:t>
+      </w:r>
+      <w:r>
+        <w:t>, if relevant</w:t>
+      </w:r>
+      <w:r>
+        <w:t>].</w:t>
       </w:r>
     </w:p>
     <w:tbl>
@@ -1939,6 +2234,112 @@
     <w:p/>
     <w:p>
       <w:r>
+        <w:t>Streamlit web app</w:t>
+      </w:r>
+    </w:p>
+    <w:p>
+      <w:pPr>
+        <w:ind w:firstLine="720"/>
+      </w:pPr>
+      <w:r>
+        <w:t xml:space="preserve">Many statistical and geospatial programs are available, and many users will select one option to become proficient in. Because of this, users that may desire to use this package are still limited by the knowledge required to operate in Python. </w:t>
+      </w:r>
+      <w:r>
+        <w:t xml:space="preserve">The technical barriers for working in Python environments may still be too preventative </w:t>
+      </w:r>
+      <w:r>
+        <w:t xml:space="preserve">for some to benefit from this package. </w:t>
+      </w:r>
+      <w:r>
+        <w:t xml:space="preserve">Removing all the skills needed to execute this packing in Python can </w:t>
+      </w:r>
+      <w:r>
+        <w:t>be accomplished</w:t>
+      </w:r>
+      <w:r>
+        <w:t xml:space="preserve"> through developing a web application where the package is directly built into the site.</w:t>
+      </w:r>
+    </w:p>
+    <w:p>
+      <w:pPr>
+        <w:ind w:firstLine="720"/>
+      </w:pPr>
+      <w:r>
+        <w:lastRenderedPageBreak/>
+        <w:t>It removes the following:</w:t>
+      </w:r>
+    </w:p>
+    <w:p>
+      <w:pPr>
+        <w:ind w:firstLine="720"/>
+      </w:pPr>
+      <w:r>
+        <w:tab/>
+        <w:t>The technical skills needed to set up and operate python</w:t>
+      </w:r>
+    </w:p>
+    <w:p>
+      <w:pPr>
+        <w:ind w:firstLine="720"/>
+      </w:pPr>
+      <w:r>
+        <w:tab/>
+        <w:t>The need to create a GEE account to run these operations through.</w:t>
+      </w:r>
+    </w:p>
+    <w:p>
+      <w:pPr>
+        <w:ind w:firstLine="720"/>
+      </w:pPr>
+      <w:r>
+        <w:t>Advantages:</w:t>
+      </w:r>
+    </w:p>
+    <w:p>
+      <w:pPr>
+        <w:ind w:firstLine="720"/>
+      </w:pPr>
+      <w:r>
+        <w:tab/>
+        <w:t>Easily accessible from any computer (no need for a python environment)</w:t>
+      </w:r>
+    </w:p>
+    <w:p>
+      <w:pPr>
+        <w:ind w:firstLine="720"/>
+      </w:pPr>
+      <w:r>
+        <w:t>Limitations:</w:t>
+      </w:r>
+    </w:p>
+    <w:p>
+      <w:pPr>
+        <w:ind w:firstLine="720"/>
+      </w:pPr>
+      <w:r>
+        <w:tab/>
+        <w:t>Issues with debugging issues (not visible to non-maintainers)</w:t>
+      </w:r>
+    </w:p>
+    <w:p>
+      <w:pPr>
+        <w:ind w:firstLine="720"/>
+      </w:pPr>
+      <w:r>
+        <w:tab/>
+        <w:t>Limited functionality and development (flexibility)</w:t>
+      </w:r>
+    </w:p>
+    <w:p>
+      <w:pPr>
+        <w:ind w:firstLine="720"/>
+      </w:pPr>
+      <w:r>
+        <w:tab/>
+      </w:r>
+    </w:p>
+    <w:p>
+      <w:r>
         <w:t>Random thoughts saved for later:</w:t>
       </w:r>
     </w:p>
@@ -1961,7 +2362,19 @@
         <w:t>As a python package, there is still coding knowledge needed to set up and install the required packages. To completely remove this technical barrier, a Streamlit web app was built for users to utilize this package without any prior local setup. This website authenticates GEE through a designated Google account to remove the need for the user to create their own.</w:t>
       </w:r>
     </w:p>
-    <w:p/>
+    <w:p>
+      <w:pPr>
+        <w:rPr>
+          <w:rFonts w:ascii="Lucida Sans Typewriter" w:hAnsi="Lucida Sans Typewriter"/>
+        </w:rPr>
+      </w:pPr>
+      <w:r>
+        <w:rPr>
+          <w:rFonts w:ascii="Lucida Sans Typewriter" w:hAnsi="Lucida Sans Typewriter"/>
+        </w:rPr>
+        <w:t>Code font</w:t>
+      </w:r>
+    </w:p>
     <w:p>
       <w:r>
         <w:t>Use active voice</w:t>
@@ -1969,8 +2382,17 @@
     </w:p>
     <w:p>
       <w:r>
-        <w:lastRenderedPageBreak/>
         <w:t>For coherence, have the last part of a sentence be the same as the beginning of the next sentence.</w:t>
+      </w:r>
+    </w:p>
+    <w:p>
+      <w:r>
+        <w:t>Use first person a lot, passive voice judiciously</w:t>
+      </w:r>
+    </w:p>
+    <w:p>
+      <w:r>
+        <w:t>Strip the paper of the exact system (like removing birds, or the forest inventory part). What are you trying to get at? Extracting pixel values from GEE data in a non-technical way. (then it is in the context of forest inventories.)</w:t>
       </w:r>
     </w:p>
     <w:sectPr>

--- a/chapter 1 third draft.docx
+++ b/chapter 1 third draft.docx
@@ -3,40 +3,79 @@
 <w:document xmlns:wpc="http://schemas.microsoft.com/office/word/2010/wordprocessingCanvas" xmlns:cx="http://schemas.microsoft.com/office/drawing/2014/chartex" xmlns:cx1="http://schemas.microsoft.com/office/drawing/2015/9/8/chartex" xmlns:cx2="http://schemas.microsoft.com/office/drawing/2015/10/21/chartex" xmlns:cx3="http://schemas.microsoft.com/office/drawing/2016/5/9/chartex" xmlns:cx4="http://schemas.microsoft.com/office/drawing/2016/5/10/chartex" xmlns:cx5="http://schemas.microsoft.com/office/drawing/2016/5/11/chartex" xmlns:cx6="http://schemas.microsoft.com/office/drawing/2016/5/12/chartex" xmlns:cx7="http://schemas.microsoft.com/office/drawing/2016/5/13/chartex" xmlns:cx8="http://schemas.microsoft.com/office/drawing/2016/5/14/chartex" xmlns:mc="http://schemas.openxmlformats.org/markup-compatibility/2006" xmlns:aink="http://schemas.microsoft.com/office/drawing/2016/ink" xmlns:am3d="http://schemas.microsoft.com/office/drawing/2017/model3d" xmlns:o="urn:schemas-microsoft-com:office:office" xmlns:oel="http://schemas.microsoft.com/office/2019/extlst" xmlns:r="http://schemas.openxmlformats.org/officeDocument/2006/relationships" xmlns:m="http://schemas.openxmlformats.org/officeDocument/2006/math" xmlns:v="urn:schemas-microsoft-com:vml" xmlns:wp14="http://schemas.microsoft.com/office/word/2010/wordprocessingDrawing" xmlns:wp="http://schemas.openxmlformats.org/drawingml/2006/wordprocessingDrawing" xmlns:w10="urn:schemas-microsoft-com:office:word" xmlns:w="http://schemas.openxmlformats.org/wordprocessingml/2006/main" xmlns:w14="http://schemas.microsoft.com/office/word/2010/wordml" xmlns:w15="http://schemas.microsoft.com/office/word/2012/wordml" xmlns:w16cex="http://schemas.microsoft.com/office/word/2018/wordml/cex" xmlns:w16cid="http://schemas.microsoft.com/office/word/2016/wordml/cid" xmlns:w16="http://schemas.microsoft.com/office/word/2018/wordml" xmlns:w16du="http://schemas.microsoft.com/office/word/2023/wordml/word16du" xmlns:w16sdtdh="http://schemas.microsoft.com/office/word/2020/wordml/sdtdatahash" xmlns:w16sdtfl="http://schemas.microsoft.com/office/word/2024/wordml/sdtformatlock" xmlns:w16se="http://schemas.microsoft.com/office/word/2015/wordml/symex" xmlns:wpg="http://schemas.microsoft.com/office/word/2010/wordprocessingGroup" xmlns:wpi="http://schemas.microsoft.com/office/word/2010/wordprocessingInk" xmlns:wne="http://schemas.microsoft.com/office/word/2006/wordml" xmlns:wps="http://schemas.microsoft.com/office/word/2010/wordprocessingShape" mc:Ignorable="w14 w15 w16se w16cid w16 w16cex w16sdtdh w16sdtfl w16du wp14">
   <w:body>
     <w:p>
-      <w:r>
+      <w:pPr>
+        <w:rPr>
+          <w:rFonts w:ascii="Times New Roman" w:hAnsi="Times New Roman" w:cs="Times New Roman"/>
+        </w:rPr>
+      </w:pPr>
+      <w:r>
+        <w:rPr>
+          <w:rFonts w:ascii="Times New Roman" w:hAnsi="Times New Roman" w:cs="Times New Roman"/>
+        </w:rPr>
         <w:t xml:space="preserve">Title: </w:t>
       </w:r>
       <w:r>
         <w:rPr>
+          <w:rFonts w:ascii="Times New Roman" w:hAnsi="Times New Roman" w:cs="Times New Roman"/>
           <w:i/>
           <w:iCs/>
         </w:rPr>
         <w:t>skiba</w:t>
       </w:r>
       <w:r>
+        <w:rPr>
+          <w:rFonts w:ascii="Times New Roman" w:hAnsi="Times New Roman" w:cs="Times New Roman"/>
+        </w:rPr>
         <w:t xml:space="preserve">: a forester’s package </w:t>
       </w:r>
       <w:r>
+        <w:rPr>
+          <w:rFonts w:ascii="Times New Roman" w:hAnsi="Times New Roman" w:cs="Times New Roman"/>
+        </w:rPr>
         <w:t>to perform point extractions from Google Earth Engine</w:t>
       </w:r>
     </w:p>
     <w:p>
-      <w:r>
-        <w:t>Authors: Tara Skiba, Tyler G</w:t>
-      </w:r>
-      <w:r>
-        <w:t>ifford</w:t>
-      </w:r>
-    </w:p>
-    <w:p>
-      <w:pPr>
-        <w:rPr>
-          <w:lang w:val="fr-FR"/>
-        </w:rPr>
-      </w:pPr>
-      <w:r>
-        <w:rPr>
-          <w:lang w:val="fr-FR"/>
+      <w:pPr>
+        <w:rPr>
+          <w:rFonts w:ascii="Times New Roman" w:hAnsi="Times New Roman" w:cs="Times New Roman"/>
+        </w:rPr>
+      </w:pPr>
+      <w:r>
+        <w:rPr>
+          <w:rFonts w:ascii="Times New Roman" w:hAnsi="Times New Roman" w:cs="Times New Roman"/>
+        </w:rPr>
+        <w:t>Authors: Tara Skiba, Tyler Gifford</w:t>
+      </w:r>
+      <w:r>
+        <w:rPr>
+          <w:rFonts w:ascii="Times New Roman" w:hAnsi="Times New Roman" w:cs="Times New Roman"/>
+        </w:rPr>
+        <w:t>, Thomas Brandeis</w:t>
+      </w:r>
+    </w:p>
+    <w:p>
+      <w:pPr>
+        <w:rPr>
+          <w:rFonts w:ascii="Times New Roman" w:hAnsi="Times New Roman" w:cs="Times New Roman"/>
+        </w:rPr>
+      </w:pPr>
+      <w:r>
+        <w:rPr>
+          <w:rFonts w:ascii="Times New Roman" w:hAnsi="Times New Roman" w:cs="Times New Roman"/>
+        </w:rPr>
+        <w:t>Journal of interest: Forestry (Oxford Academic)</w:t>
+      </w:r>
+    </w:p>
+    <w:p>
+      <w:pPr>
+        <w:rPr>
+          <w:rFonts w:ascii="Times New Roman" w:hAnsi="Times New Roman" w:cs="Times New Roman"/>
+        </w:rPr>
+      </w:pPr>
+      <w:r>
+        <w:rPr>
+          <w:rFonts w:ascii="Times New Roman" w:hAnsi="Times New Roman" w:cs="Times New Roman"/>
         </w:rPr>
         <w:t>Citable Nuggets</w:t>
       </w:r>
@@ -48,8 +87,14 @@
           <w:ilvl w:val="0"/>
           <w:numId w:val="8"/>
         </w:numPr>
-      </w:pPr>
-      <w:r>
+        <w:rPr>
+          <w:rFonts w:ascii="Times New Roman" w:hAnsi="Times New Roman" w:cs="Times New Roman"/>
+        </w:rPr>
+      </w:pPr>
+      <w:r>
+        <w:rPr>
+          <w:rFonts w:ascii="Times New Roman" w:hAnsi="Times New Roman" w:cs="Times New Roman"/>
+        </w:rPr>
         <w:t>Remotely sensed data can be easier to incorporate into forest studies and inventories if technological barriers are removed</w:t>
       </w:r>
     </w:p>
@@ -60,8 +105,14 @@
           <w:ilvl w:val="0"/>
           <w:numId w:val="8"/>
         </w:numPr>
-      </w:pPr>
-      <w:r>
+        <w:rPr>
+          <w:rFonts w:ascii="Times New Roman" w:hAnsi="Times New Roman" w:cs="Times New Roman"/>
+        </w:rPr>
+      </w:pPr>
+      <w:r>
+        <w:rPr>
+          <w:rFonts w:ascii="Times New Roman" w:hAnsi="Times New Roman" w:cs="Times New Roman"/>
+        </w:rPr>
         <w:t>Existing python packages can be combined to develop a more efficient workflow to extract pixel values from remotely sensed data in GEE.</w:t>
       </w:r>
     </w:p>
@@ -72,1647 +123,2397 @@
           <w:ilvl w:val="0"/>
           <w:numId w:val="8"/>
         </w:numPr>
-      </w:pPr>
-      <w:r>
+        <w:rPr>
+          <w:rFonts w:ascii="Times New Roman" w:hAnsi="Times New Roman" w:cs="Times New Roman"/>
+        </w:rPr>
+      </w:pPr>
+      <w:r>
+        <w:rPr>
+          <w:rFonts w:ascii="Times New Roman" w:hAnsi="Times New Roman" w:cs="Times New Roman"/>
+        </w:rPr>
         <w:t>Due to concerns about running sensitive coordinates through GEE, two buffering approaches were developed to use in conjunction with the point extraction tools.</w:t>
       </w:r>
     </w:p>
     <w:p>
-      <w:r>
+      <w:pPr>
+        <w:rPr>
+          <w:rFonts w:ascii="Times New Roman" w:hAnsi="Times New Roman" w:cs="Times New Roman"/>
+        </w:rPr>
+      </w:pPr>
+      <w:r>
+        <w:rPr>
+          <w:rFonts w:ascii="Times New Roman" w:hAnsi="Times New Roman" w:cs="Times New Roman"/>
+        </w:rPr>
         <w:t>Abstract</w:t>
       </w:r>
     </w:p>
     <w:p>
-      <w:r>
-        <w:tab/>
-      </w:r>
-    </w:p>
-    <w:p>
-      <w:r>
+      <w:pPr>
+        <w:rPr>
+          <w:rFonts w:ascii="Times New Roman" w:hAnsi="Times New Roman" w:cs="Times New Roman"/>
+        </w:rPr>
+      </w:pPr>
+      <w:r>
+        <w:rPr>
+          <w:rFonts w:ascii="Times New Roman" w:hAnsi="Times New Roman" w:cs="Times New Roman"/>
+        </w:rPr>
         <w:t>Introduction</w:t>
       </w:r>
     </w:p>
     <w:p>
       <w:pPr>
         <w:ind w:firstLine="720"/>
+        <w:rPr>
+          <w:rFonts w:ascii="Times New Roman" w:hAnsi="Times New Roman" w:cs="Times New Roman"/>
+        </w:rPr>
       </w:pPr>
       <w:commentRangeStart w:id="0"/>
       <w:r>
+        <w:rPr>
+          <w:rFonts w:ascii="Times New Roman" w:hAnsi="Times New Roman" w:cs="Times New Roman"/>
+        </w:rPr>
         <w:t>Forest</w:t>
       </w:r>
       <w:r>
+        <w:rPr>
+          <w:rFonts w:ascii="Times New Roman" w:hAnsi="Times New Roman" w:cs="Times New Roman"/>
+        </w:rPr>
         <w:t>s</w:t>
       </w:r>
       <w:commentRangeEnd w:id="0"/>
       <w:r>
         <w:rPr>
           <w:rStyle w:val="CommentReference"/>
+          <w:rFonts w:ascii="Times New Roman" w:hAnsi="Times New Roman" w:cs="Times New Roman"/>
           <w:sz w:val="24"/>
           <w:szCs w:val="24"/>
         </w:rPr>
         <w:commentReference w:id="0"/>
       </w:r>
       <w:r>
+        <w:rPr>
+          <w:rFonts w:ascii="Times New Roman" w:hAnsi="Times New Roman" w:cs="Times New Roman"/>
+        </w:rPr>
         <w:t xml:space="preserve">, </w:t>
       </w:r>
       <w:r>
+        <w:rPr>
+          <w:rFonts w:ascii="Times New Roman" w:hAnsi="Times New Roman" w:cs="Times New Roman"/>
+        </w:rPr>
         <w:t>which cover</w:t>
       </w:r>
       <w:r>
+        <w:rPr>
+          <w:rFonts w:ascii="Times New Roman" w:hAnsi="Times New Roman" w:cs="Times New Roman"/>
+        </w:rPr>
         <w:t xml:space="preserve"> 31% of </w:t>
       </w:r>
       <w:r>
-        <w:t xml:space="preserve">the Earth’s land area, are complex ecosystems with high variability and therefore challenging to study. A forest’s characteristics, such as species composition, development patterns, etc, are influenced not only by the previous forest ecosystems that </w:t>
-      </w:r>
-      <w:r>
+        <w:rPr>
+          <w:rFonts w:ascii="Times New Roman" w:hAnsi="Times New Roman" w:cs="Times New Roman"/>
+        </w:rPr>
+        <w:t>the Earth’s land area, are complex ecosystems with high variability and therefore challenging to study</w:t>
+      </w:r>
+      <w:r>
+        <w:rPr>
+          <w:rFonts w:ascii="Times New Roman" w:hAnsi="Times New Roman" w:cs="Times New Roman"/>
+        </w:rPr>
+        <w:t xml:space="preserve"> </w:t>
+      </w:r>
+      <w:r>
+        <w:rPr>
+          <w:rFonts w:ascii="Times New Roman" w:hAnsi="Times New Roman" w:cs="Times New Roman"/>
+          <w:kern w:val="0"/>
+        </w:rPr>
+        <w:t xml:space="preserve">(Wei </w:t>
+      </w:r>
+      <w:r>
+        <w:rPr>
+          <w:rFonts w:ascii="Times New Roman" w:hAnsi="Times New Roman" w:cs="Times New Roman"/>
+          <w:i/>
+          <w:iCs/>
+          <w:kern w:val="0"/>
+        </w:rPr>
+        <w:t>et al.</w:t>
+      </w:r>
+      <w:r>
+        <w:rPr>
+          <w:rFonts w:ascii="Times New Roman" w:hAnsi="Times New Roman" w:cs="Times New Roman"/>
+          <w:kern w:val="0"/>
+        </w:rPr>
+        <w:t xml:space="preserve"> 2025)</w:t>
+      </w:r>
+      <w:r>
+        <w:rPr>
+          <w:rFonts w:ascii="Times New Roman" w:hAnsi="Times New Roman" w:cs="Times New Roman"/>
+        </w:rPr>
+        <w:t xml:space="preserve">. A forest’s characteristics, such as species composition, development patterns, etc, are influenced not only by the previous forest ecosystems that </w:t>
+      </w:r>
+      <w:r>
+        <w:rPr>
+          <w:rFonts w:ascii="Times New Roman" w:hAnsi="Times New Roman" w:cs="Times New Roman"/>
+        </w:rPr>
         <w:t>preceded</w:t>
       </w:r>
       <w:r>
+        <w:rPr>
+          <w:rFonts w:ascii="Times New Roman" w:hAnsi="Times New Roman" w:cs="Times New Roman"/>
+        </w:rPr>
         <w:t xml:space="preserve"> the current forest, but also </w:t>
       </w:r>
       <w:r>
-        <w:t xml:space="preserve">the environmental conditions, like temperature, rainfall, or sunlight intervals. While </w:t>
-      </w:r>
-      <w:r>
+        <w:rPr>
+          <w:rFonts w:ascii="Times New Roman" w:hAnsi="Times New Roman" w:cs="Times New Roman"/>
+        </w:rPr>
+        <w:t>the environmental conditions, like temperature, rainfall, or sunlight intervals</w:t>
+      </w:r>
+      <w:r>
+        <w:rPr>
+          <w:rFonts w:ascii="Times New Roman" w:hAnsi="Times New Roman" w:cs="Times New Roman"/>
+        </w:rPr>
+        <w:t xml:space="preserve"> </w:t>
+      </w:r>
+      <w:r>
+        <w:rPr>
+          <w:rFonts w:ascii="Times New Roman" w:hAnsi="Times New Roman" w:cs="Times New Roman"/>
+          <w:kern w:val="0"/>
+        </w:rPr>
+        <w:t xml:space="preserve">(Toledo </w:t>
+      </w:r>
+      <w:r>
+        <w:rPr>
+          <w:rFonts w:ascii="Times New Roman" w:hAnsi="Times New Roman" w:cs="Times New Roman"/>
+          <w:i/>
+          <w:iCs/>
+          <w:kern w:val="0"/>
+        </w:rPr>
+        <w:t>et al.</w:t>
+      </w:r>
+      <w:r>
+        <w:rPr>
+          <w:rFonts w:ascii="Times New Roman" w:hAnsi="Times New Roman" w:cs="Times New Roman"/>
+          <w:kern w:val="0"/>
+        </w:rPr>
+        <w:t xml:space="preserve"> 2011, Itter </w:t>
+      </w:r>
+      <w:r>
+        <w:rPr>
+          <w:rFonts w:ascii="Times New Roman" w:hAnsi="Times New Roman" w:cs="Times New Roman"/>
+          <w:i/>
+          <w:iCs/>
+          <w:kern w:val="0"/>
+        </w:rPr>
+        <w:t>et al.</w:t>
+      </w:r>
+      <w:r>
+        <w:rPr>
+          <w:rFonts w:ascii="Times New Roman" w:hAnsi="Times New Roman" w:cs="Times New Roman"/>
+          <w:kern w:val="0"/>
+        </w:rPr>
+        <w:t xml:space="preserve"> 2017)</w:t>
+      </w:r>
+      <w:r>
+        <w:rPr>
+          <w:rFonts w:ascii="Times New Roman" w:hAnsi="Times New Roman" w:cs="Times New Roman"/>
+        </w:rPr>
+        <w:t xml:space="preserve">. While </w:t>
+      </w:r>
+      <w:r>
+        <w:rPr>
+          <w:rFonts w:ascii="Times New Roman" w:hAnsi="Times New Roman" w:cs="Times New Roman"/>
+        </w:rPr>
         <w:t>environmental</w:t>
       </w:r>
       <w:r>
-        <w:t xml:space="preserve"> factors are important to understanding forest systems, they are hard to generate and not consistently included in operational inventories. For example, rainfall would need to be collected daily to calculate average annual rainfall. Not only </w:t>
-      </w:r>
-      <w:r>
+        <w:rPr>
+          <w:rFonts w:ascii="Times New Roman" w:hAnsi="Times New Roman" w:cs="Times New Roman"/>
+        </w:rPr>
+        <w:t xml:space="preserve"> factors are important to understanding forest systems, they are hard to generate and not consistently included in operational inventories. For example, </w:t>
+      </w:r>
+      <w:r>
+        <w:rPr>
+          <w:rFonts w:ascii="Times New Roman" w:hAnsi="Times New Roman" w:cs="Times New Roman"/>
+        </w:rPr>
+        <w:t>metrics like average rainfall or</w:t>
+      </w:r>
+      <w:r>
+        <w:rPr>
+          <w:rFonts w:ascii="Times New Roman" w:hAnsi="Times New Roman" w:cs="Times New Roman"/>
+        </w:rPr>
+        <w:t xml:space="preserve"> temperature</w:t>
+      </w:r>
+      <w:r>
+        <w:rPr>
+          <w:rFonts w:ascii="Times New Roman" w:hAnsi="Times New Roman" w:cs="Times New Roman"/>
+        </w:rPr>
+        <w:t xml:space="preserve"> </w:t>
+      </w:r>
+      <w:r>
+        <w:rPr>
+          <w:rFonts w:ascii="Times New Roman" w:hAnsi="Times New Roman" w:cs="Times New Roman"/>
+        </w:rPr>
+        <w:t>is</w:t>
+      </w:r>
+      <w:r>
+        <w:rPr>
+          <w:rFonts w:ascii="Times New Roman" w:hAnsi="Times New Roman" w:cs="Times New Roman"/>
+        </w:rPr>
+        <w:t xml:space="preserve"> calculated from long-term continuous monitoring</w:t>
+      </w:r>
+      <w:r>
+        <w:rPr>
+          <w:rFonts w:ascii="Times New Roman" w:hAnsi="Times New Roman" w:cs="Times New Roman"/>
+        </w:rPr>
+        <w:t xml:space="preserve"> equipment </w:t>
+      </w:r>
+      <w:r>
+        <w:rPr>
+          <w:rFonts w:ascii="Times New Roman" w:hAnsi="Times New Roman" w:cs="Times New Roman"/>
+          <w:kern w:val="0"/>
+        </w:rPr>
+        <w:t xml:space="preserve">(Thammanu </w:t>
+      </w:r>
+      <w:r>
+        <w:rPr>
+          <w:rFonts w:ascii="Times New Roman" w:hAnsi="Times New Roman" w:cs="Times New Roman"/>
+          <w:i/>
+          <w:iCs/>
+          <w:kern w:val="0"/>
+        </w:rPr>
+        <w:t>et al.</w:t>
+      </w:r>
+      <w:r>
+        <w:rPr>
+          <w:rFonts w:ascii="Times New Roman" w:hAnsi="Times New Roman" w:cs="Times New Roman"/>
+          <w:kern w:val="0"/>
+        </w:rPr>
+        <w:t xml:space="preserve"> 2020)</w:t>
+      </w:r>
+      <w:r>
+        <w:rPr>
+          <w:rFonts w:ascii="Times New Roman" w:hAnsi="Times New Roman" w:cs="Times New Roman"/>
+        </w:rPr>
+        <w:t xml:space="preserve">. Not only </w:t>
+      </w:r>
+      <w:r>
+        <w:rPr>
+          <w:rFonts w:ascii="Times New Roman" w:hAnsi="Times New Roman" w:cs="Times New Roman"/>
+        </w:rPr>
         <w:t xml:space="preserve">would </w:t>
       </w:r>
       <w:r>
+        <w:rPr>
+          <w:rFonts w:ascii="Times New Roman" w:hAnsi="Times New Roman" w:cs="Times New Roman"/>
+        </w:rPr>
         <w:t>this</w:t>
       </w:r>
       <w:r>
+        <w:rPr>
+          <w:rFonts w:ascii="Times New Roman" w:hAnsi="Times New Roman" w:cs="Times New Roman"/>
+        </w:rPr>
         <w:t xml:space="preserve"> be</w:t>
       </w:r>
       <w:r>
+        <w:rPr>
+          <w:rFonts w:ascii="Times New Roman" w:hAnsi="Times New Roman" w:cs="Times New Roman"/>
+        </w:rPr>
         <w:t xml:space="preserve"> difficult to </w:t>
       </w:r>
       <w:r>
+        <w:rPr>
+          <w:rFonts w:ascii="Times New Roman" w:hAnsi="Times New Roman" w:cs="Times New Roman"/>
+        </w:rPr>
         <w:t>obtain</w:t>
       </w:r>
       <w:r>
+        <w:rPr>
+          <w:rFonts w:ascii="Times New Roman" w:hAnsi="Times New Roman" w:cs="Times New Roman"/>
+        </w:rPr>
         <w:t xml:space="preserve"> </w:t>
       </w:r>
       <w:r>
+        <w:rPr>
+          <w:rFonts w:ascii="Times New Roman" w:hAnsi="Times New Roman" w:cs="Times New Roman"/>
+        </w:rPr>
         <w:t xml:space="preserve">for </w:t>
       </w:r>
       <w:r>
+        <w:rPr>
+          <w:rFonts w:ascii="Times New Roman" w:hAnsi="Times New Roman" w:cs="Times New Roman"/>
+        </w:rPr>
         <w:t xml:space="preserve">small forest studies, </w:t>
       </w:r>
       <w:r>
+        <w:rPr>
+          <w:rFonts w:ascii="Times New Roman" w:hAnsi="Times New Roman" w:cs="Times New Roman"/>
+        </w:rPr>
         <w:t>but it also</w:t>
       </w:r>
       <w:r>
+        <w:rPr>
+          <w:rFonts w:ascii="Times New Roman" w:hAnsi="Times New Roman" w:cs="Times New Roman"/>
+        </w:rPr>
         <w:t xml:space="preserve"> becomes impossible to </w:t>
       </w:r>
       <w:r>
+        <w:rPr>
+          <w:rFonts w:ascii="Times New Roman" w:hAnsi="Times New Roman" w:cs="Times New Roman"/>
+        </w:rPr>
         <w:t>quantify</w:t>
       </w:r>
       <w:r>
+        <w:rPr>
+          <w:rFonts w:ascii="Times New Roman" w:hAnsi="Times New Roman" w:cs="Times New Roman"/>
+        </w:rPr>
         <w:t xml:space="preserve"> at large spatial scales, like national forest inventories (NFIs).</w:t>
       </w:r>
       <w:r>
+        <w:rPr>
+          <w:rFonts w:ascii="Times New Roman" w:hAnsi="Times New Roman" w:cs="Times New Roman"/>
+        </w:rPr>
         <w:t xml:space="preserve"> </w:t>
       </w:r>
       <w:r>
+        <w:rPr>
+          <w:rFonts w:ascii="Times New Roman" w:hAnsi="Times New Roman" w:cs="Times New Roman"/>
+        </w:rPr>
         <w:t xml:space="preserve">Without this information provided, understanding about </w:t>
       </w:r>
       <w:r>
+        <w:rPr>
+          <w:rFonts w:ascii="Times New Roman" w:hAnsi="Times New Roman" w:cs="Times New Roman"/>
+        </w:rPr>
         <w:t xml:space="preserve">how environmental </w:t>
       </w:r>
       <w:r>
+        <w:rPr>
+          <w:rFonts w:ascii="Times New Roman" w:hAnsi="Times New Roman" w:cs="Times New Roman"/>
+        </w:rPr>
         <w:t>variables</w:t>
       </w:r>
       <w:r>
+        <w:rPr>
+          <w:rFonts w:ascii="Times New Roman" w:hAnsi="Times New Roman" w:cs="Times New Roman"/>
+        </w:rPr>
         <w:t xml:space="preserve"> influence</w:t>
       </w:r>
       <w:r>
+        <w:rPr>
+          <w:rFonts w:ascii="Times New Roman" w:hAnsi="Times New Roman" w:cs="Times New Roman"/>
+        </w:rPr>
         <w:t xml:space="preserve"> forest systems </w:t>
       </w:r>
       <w:r>
+        <w:rPr>
+          <w:rFonts w:ascii="Times New Roman" w:hAnsi="Times New Roman" w:cs="Times New Roman"/>
+        </w:rPr>
         <w:t>is</w:t>
       </w:r>
       <w:r>
+        <w:rPr>
+          <w:rFonts w:ascii="Times New Roman" w:hAnsi="Times New Roman" w:cs="Times New Roman"/>
+        </w:rPr>
         <w:t xml:space="preserve"> limited. </w:t>
       </w:r>
       <w:r>
-        <w:t>These information gaps have been filled using r</w:t>
-      </w:r>
-      <w:r>
-        <w:t xml:space="preserve">emotely sensed </w:t>
-      </w:r>
-      <w:r>
-        <w:t>(RS)</w:t>
-      </w:r>
-      <w:r>
-        <w:t xml:space="preserve"> data</w:t>
-      </w:r>
-      <w:r>
+        <w:rPr>
+          <w:rFonts w:ascii="Times New Roman" w:hAnsi="Times New Roman" w:cs="Times New Roman"/>
+        </w:rPr>
+        <w:t xml:space="preserve">These information gaps have been filled using </w:t>
+      </w:r>
+      <w:r>
+        <w:rPr>
+          <w:rFonts w:ascii="Times New Roman" w:hAnsi="Times New Roman" w:cs="Times New Roman"/>
+        </w:rPr>
+        <w:t>geospatial data</w:t>
+      </w:r>
+      <w:r>
+        <w:rPr>
+          <w:rFonts w:ascii="Times New Roman" w:hAnsi="Times New Roman" w:cs="Times New Roman"/>
+        </w:rPr>
         <w:t xml:space="preserve"> </w:t>
       </w:r>
       <w:r>
-        <w:t>as it has the three following characteristics</w:t>
-      </w:r>
-      <w:r>
-        <w:t xml:space="preserve">: it is spatially uninterrupted, continuously monitored, and provides metrics that are best captured via RS methods. </w:t>
-      </w:r>
-      <w:r>
+        <w:rPr>
+          <w:rFonts w:ascii="Times New Roman" w:hAnsi="Times New Roman" w:cs="Times New Roman"/>
+        </w:rPr>
+        <w:t>for the following reasons</w:t>
+      </w:r>
+      <w:r>
+        <w:rPr>
+          <w:rFonts w:ascii="Times New Roman" w:hAnsi="Times New Roman" w:cs="Times New Roman"/>
+        </w:rPr>
+        <w:t xml:space="preserve">: it is spatially uninterrupted, </w:t>
+      </w:r>
+      <w:r>
+        <w:rPr>
+          <w:rFonts w:ascii="Times New Roman" w:hAnsi="Times New Roman" w:cs="Times New Roman"/>
+        </w:rPr>
+        <w:t xml:space="preserve">may be </w:t>
+      </w:r>
+      <w:r>
+        <w:rPr>
+          <w:rFonts w:ascii="Times New Roman" w:hAnsi="Times New Roman" w:cs="Times New Roman"/>
+        </w:rPr>
+        <w:t xml:space="preserve">continuously monitored, and provides metrics that are best captured via </w:t>
+      </w:r>
+      <w:r>
+        <w:rPr>
+          <w:rFonts w:ascii="Times New Roman" w:hAnsi="Times New Roman" w:cs="Times New Roman"/>
+        </w:rPr>
+        <w:t>remotely sensed</w:t>
+      </w:r>
+      <w:r>
+        <w:rPr>
+          <w:rFonts w:ascii="Times New Roman" w:hAnsi="Times New Roman" w:cs="Times New Roman"/>
+        </w:rPr>
+        <w:t xml:space="preserve"> methods</w:t>
+      </w:r>
+      <w:r>
+        <w:rPr>
+          <w:rFonts w:ascii="Times New Roman" w:hAnsi="Times New Roman" w:cs="Times New Roman"/>
+        </w:rPr>
+        <w:t xml:space="preserve"> like </w:t>
+      </w:r>
+      <w:r>
+        <w:rPr>
+          <w:rFonts w:ascii="Times New Roman" w:hAnsi="Times New Roman" w:cs="Times New Roman"/>
+        </w:rPr>
+        <w:t>s</w:t>
+      </w:r>
+      <w:r>
+        <w:rPr>
+          <w:rFonts w:ascii="Times New Roman" w:hAnsi="Times New Roman" w:cs="Times New Roman"/>
+        </w:rPr>
+        <w:t>atellite or multi-spectral band imagery</w:t>
+      </w:r>
+      <w:r>
+        <w:rPr>
+          <w:rFonts w:ascii="Times New Roman" w:hAnsi="Times New Roman" w:cs="Times New Roman"/>
+        </w:rPr>
+        <w:t xml:space="preserve"> </w:t>
+      </w:r>
+      <w:r>
+        <w:rPr>
+          <w:rFonts w:ascii="Times New Roman" w:hAnsi="Times New Roman" w:cs="Times New Roman"/>
+          <w:kern w:val="0"/>
+        </w:rPr>
+        <w:t xml:space="preserve">(Chi </w:t>
+      </w:r>
+      <w:r>
+        <w:rPr>
+          <w:rFonts w:ascii="Times New Roman" w:hAnsi="Times New Roman" w:cs="Times New Roman"/>
+          <w:i/>
+          <w:iCs/>
+          <w:kern w:val="0"/>
+        </w:rPr>
+        <w:t>et al.</w:t>
+      </w:r>
+      <w:r>
+        <w:rPr>
+          <w:rFonts w:ascii="Times New Roman" w:hAnsi="Times New Roman" w:cs="Times New Roman"/>
+          <w:kern w:val="0"/>
+        </w:rPr>
+        <w:t xml:space="preserve"> 2016, Chinembiri </w:t>
+      </w:r>
+      <w:r>
+        <w:rPr>
+          <w:rFonts w:ascii="Times New Roman" w:hAnsi="Times New Roman" w:cs="Times New Roman"/>
+          <w:i/>
+          <w:iCs/>
+          <w:kern w:val="0"/>
+        </w:rPr>
+        <w:t xml:space="preserve">et al. </w:t>
+      </w:r>
+      <w:r>
+        <w:rPr>
+          <w:rFonts w:ascii="Times New Roman" w:hAnsi="Times New Roman" w:cs="Times New Roman"/>
+          <w:kern w:val="0"/>
+        </w:rPr>
+        <w:t xml:space="preserve">2022, Yang </w:t>
+      </w:r>
+      <w:r>
+        <w:rPr>
+          <w:rFonts w:ascii="Times New Roman" w:hAnsi="Times New Roman" w:cs="Times New Roman"/>
+          <w:i/>
+          <w:iCs/>
+          <w:kern w:val="0"/>
+        </w:rPr>
+        <w:t>et al.</w:t>
+      </w:r>
+      <w:r>
+        <w:rPr>
+          <w:rFonts w:ascii="Times New Roman" w:hAnsi="Times New Roman" w:cs="Times New Roman"/>
+          <w:kern w:val="0"/>
+        </w:rPr>
+        <w:t xml:space="preserve"> 2022, Chinembiri </w:t>
+      </w:r>
+      <w:r>
+        <w:rPr>
+          <w:rFonts w:ascii="Times New Roman" w:hAnsi="Times New Roman" w:cs="Times New Roman"/>
+          <w:i/>
+          <w:iCs/>
+          <w:kern w:val="0"/>
+        </w:rPr>
+        <w:t xml:space="preserve">et al. </w:t>
+      </w:r>
+      <w:r>
+        <w:rPr>
+          <w:rFonts w:ascii="Times New Roman" w:hAnsi="Times New Roman" w:cs="Times New Roman"/>
+          <w:kern w:val="0"/>
+        </w:rPr>
+        <w:t xml:space="preserve">2024, Jha </w:t>
+      </w:r>
+      <w:r>
+        <w:rPr>
+          <w:rFonts w:ascii="Times New Roman" w:hAnsi="Times New Roman" w:cs="Times New Roman"/>
+          <w:i/>
+          <w:iCs/>
+          <w:kern w:val="0"/>
+        </w:rPr>
+        <w:t>et al.</w:t>
+      </w:r>
+      <w:r>
+        <w:rPr>
+          <w:rFonts w:ascii="Times New Roman" w:hAnsi="Times New Roman" w:cs="Times New Roman"/>
+          <w:kern w:val="0"/>
+        </w:rPr>
+        <w:t xml:space="preserve"> 2024)</w:t>
+      </w:r>
+      <w:r>
+        <w:rPr>
+          <w:rFonts w:ascii="Times New Roman" w:hAnsi="Times New Roman" w:cs="Times New Roman"/>
+        </w:rPr>
+        <w:t xml:space="preserve">. </w:t>
+      </w:r>
+      <w:r>
+        <w:rPr>
+          <w:rFonts w:ascii="Times New Roman" w:hAnsi="Times New Roman" w:cs="Times New Roman"/>
+        </w:rPr>
         <w:t xml:space="preserve">These </w:t>
       </w:r>
       <w:r>
+        <w:rPr>
+          <w:rFonts w:ascii="Times New Roman" w:hAnsi="Times New Roman" w:cs="Times New Roman"/>
+        </w:rPr>
         <w:t>valuable</w:t>
       </w:r>
       <w:r>
+        <w:rPr>
+          <w:rFonts w:ascii="Times New Roman" w:hAnsi="Times New Roman" w:cs="Times New Roman"/>
+        </w:rPr>
         <w:t xml:space="preserve"> characteristics can be exploited to</w:t>
       </w:r>
       <w:r>
+        <w:rPr>
+          <w:rFonts w:ascii="Times New Roman" w:hAnsi="Times New Roman" w:cs="Times New Roman"/>
+        </w:rPr>
         <w:t xml:space="preserve"> complement plot-based forest inventor</w:t>
       </w:r>
       <w:r>
+        <w:rPr>
+          <w:rFonts w:ascii="Times New Roman" w:hAnsi="Times New Roman" w:cs="Times New Roman"/>
+        </w:rPr>
         <w:t>ies</w:t>
       </w:r>
       <w:r>
+        <w:rPr>
+          <w:rFonts w:ascii="Times New Roman" w:hAnsi="Times New Roman" w:cs="Times New Roman"/>
+        </w:rPr>
         <w:t xml:space="preserve"> to enable estimation of forest health, canopy structure, biomass, disturbance, and climate drivers at scales impossible through ground-based inventories alone</w:t>
       </w:r>
       <w:r>
+        <w:rPr>
+          <w:rFonts w:ascii="Times New Roman" w:hAnsi="Times New Roman" w:cs="Times New Roman"/>
+        </w:rPr>
         <w:t>.</w:t>
       </w:r>
     </w:p>
     <w:p>
-      <w:r>
+      <w:pPr>
+        <w:rPr>
+          <w:rFonts w:ascii="Times New Roman" w:hAnsi="Times New Roman" w:cs="Times New Roman"/>
+        </w:rPr>
+      </w:pPr>
+      <w:r>
+        <w:rPr>
+          <w:rFonts w:ascii="Times New Roman" w:hAnsi="Times New Roman" w:cs="Times New Roman"/>
+        </w:rPr>
         <w:tab/>
       </w:r>
       <w:commentRangeStart w:id="1"/>
       <w:r>
+        <w:rPr>
+          <w:rFonts w:ascii="Times New Roman" w:hAnsi="Times New Roman" w:cs="Times New Roman"/>
+        </w:rPr>
         <w:t>Despit</w:t>
       </w:r>
       <w:commentRangeEnd w:id="1"/>
       <w:r>
         <w:rPr>
           <w:rStyle w:val="CommentReference"/>
+          <w:rFonts w:ascii="Times New Roman" w:hAnsi="Times New Roman" w:cs="Times New Roman"/>
           <w:sz w:val="24"/>
           <w:szCs w:val="24"/>
         </w:rPr>
         <w:commentReference w:id="1"/>
       </w:r>
       <w:r>
+        <w:rPr>
+          <w:rFonts w:ascii="Times New Roman" w:hAnsi="Times New Roman" w:cs="Times New Roman"/>
+        </w:rPr>
         <w:t>e t</w:t>
       </w:r>
       <w:r>
-        <w:t>he plethora of existing RS data available</w:t>
-      </w:r>
-      <w:r>
+        <w:rPr>
+          <w:rFonts w:ascii="Times New Roman" w:hAnsi="Times New Roman" w:cs="Times New Roman"/>
+        </w:rPr>
+        <w:t xml:space="preserve">he plethora of existing </w:t>
+      </w:r>
+      <w:r>
+        <w:rPr>
+          <w:rFonts w:ascii="Times New Roman" w:hAnsi="Times New Roman" w:cs="Times New Roman"/>
+        </w:rPr>
+        <w:t>geospatial</w:t>
+      </w:r>
+      <w:r>
+        <w:rPr>
+          <w:rFonts w:ascii="Times New Roman" w:hAnsi="Times New Roman" w:cs="Times New Roman"/>
+        </w:rPr>
+        <w:t xml:space="preserve"> data available</w:t>
+      </w:r>
+      <w:r>
+        <w:rPr>
+          <w:rFonts w:ascii="Times New Roman" w:hAnsi="Times New Roman" w:cs="Times New Roman"/>
+        </w:rPr>
         <w:t xml:space="preserve">, </w:t>
       </w:r>
       <w:r>
+        <w:rPr>
+          <w:rFonts w:ascii="Times New Roman" w:hAnsi="Times New Roman" w:cs="Times New Roman"/>
+        </w:rPr>
         <w:t xml:space="preserve">the specialized </w:t>
       </w:r>
       <w:r>
+        <w:rPr>
+          <w:rFonts w:ascii="Times New Roman" w:hAnsi="Times New Roman" w:cs="Times New Roman"/>
+        </w:rPr>
         <w:t xml:space="preserve">technical </w:t>
       </w:r>
       <w:r>
-        <w:t xml:space="preserve">knowledge needed to access and handle geospatial data </w:t>
-      </w:r>
-      <w:r>
-        <w:t>gas posed to be a</w:t>
-      </w:r>
-      <w:r>
+        <w:rPr>
+          <w:rFonts w:ascii="Times New Roman" w:hAnsi="Times New Roman" w:cs="Times New Roman"/>
+        </w:rPr>
+        <w:t xml:space="preserve">knowledge needed </w:t>
+      </w:r>
+      <w:r>
+        <w:rPr>
+          <w:rFonts w:ascii="Times New Roman" w:hAnsi="Times New Roman" w:cs="Times New Roman"/>
+        </w:rPr>
+        <w:t>to utilize geospatial technologies</w:t>
+      </w:r>
+      <w:r>
+        <w:rPr>
+          <w:rFonts w:ascii="Times New Roman" w:hAnsi="Times New Roman" w:cs="Times New Roman"/>
+        </w:rPr>
+        <w:t xml:space="preserve"> </w:t>
+      </w:r>
+      <w:r>
+        <w:rPr>
+          <w:rFonts w:ascii="Times New Roman" w:hAnsi="Times New Roman" w:cs="Times New Roman"/>
+        </w:rPr>
+        <w:t>poses</w:t>
+      </w:r>
+      <w:r>
+        <w:rPr>
+          <w:rFonts w:ascii="Times New Roman" w:hAnsi="Times New Roman" w:cs="Times New Roman"/>
+        </w:rPr>
+        <w:t xml:space="preserve"> a</w:t>
+      </w:r>
+      <w:r>
+        <w:rPr>
+          <w:rFonts w:ascii="Times New Roman" w:hAnsi="Times New Roman" w:cs="Times New Roman"/>
+        </w:rPr>
         <w:t xml:space="preserve"> significant barrier</w:t>
       </w:r>
       <w:r>
+        <w:rPr>
+          <w:rFonts w:ascii="Times New Roman" w:hAnsi="Times New Roman" w:cs="Times New Roman"/>
+        </w:rPr>
         <w:t xml:space="preserve"> for foresters to overcome</w:t>
       </w:r>
       <w:r>
-        <w:t>, preventing RS data from being used to its fullest potential</w:t>
-      </w:r>
-      <w:r>
+        <w:rPr>
+          <w:rFonts w:ascii="Times New Roman" w:hAnsi="Times New Roman" w:cs="Times New Roman"/>
+        </w:rPr>
+        <w:t xml:space="preserve">, </w:t>
+      </w:r>
+      <w:r>
+        <w:rPr>
+          <w:rFonts w:ascii="Times New Roman" w:hAnsi="Times New Roman" w:cs="Times New Roman"/>
+        </w:rPr>
+        <w:t xml:space="preserve">thereby </w:t>
+      </w:r>
+      <w:r>
+        <w:rPr>
+          <w:rFonts w:ascii="Times New Roman" w:hAnsi="Times New Roman" w:cs="Times New Roman"/>
+        </w:rPr>
+        <w:t xml:space="preserve">preventing </w:t>
+      </w:r>
+      <w:r>
+        <w:rPr>
+          <w:rFonts w:ascii="Times New Roman" w:hAnsi="Times New Roman" w:cs="Times New Roman"/>
+        </w:rPr>
+        <w:t>geospatial</w:t>
+      </w:r>
+      <w:r>
+        <w:rPr>
+          <w:rFonts w:ascii="Times New Roman" w:hAnsi="Times New Roman" w:cs="Times New Roman"/>
+        </w:rPr>
+        <w:t xml:space="preserve"> data from being used to its fullest potential</w:t>
+      </w:r>
+      <w:r>
+        <w:rPr>
+          <w:rFonts w:ascii="Times New Roman" w:hAnsi="Times New Roman" w:cs="Times New Roman"/>
+        </w:rPr>
+        <w:t xml:space="preserve"> </w:t>
+      </w:r>
+      <w:r>
+        <w:rPr>
+          <w:rFonts w:ascii="Times New Roman" w:hAnsi="Times New Roman" w:cs="Times New Roman"/>
+          <w:kern w:val="0"/>
+        </w:rPr>
+        <w:t xml:space="preserve">(Ziegler and Chasins 2023, Fassnacht </w:t>
+      </w:r>
+      <w:r>
+        <w:rPr>
+          <w:rFonts w:ascii="Times New Roman" w:hAnsi="Times New Roman" w:cs="Times New Roman"/>
+          <w:i/>
+          <w:iCs/>
+          <w:kern w:val="0"/>
+        </w:rPr>
+        <w:t>et al.</w:t>
+      </w:r>
+      <w:r>
+        <w:rPr>
+          <w:rFonts w:ascii="Times New Roman" w:hAnsi="Times New Roman" w:cs="Times New Roman"/>
+          <w:kern w:val="0"/>
+        </w:rPr>
+        <w:t xml:space="preserve"> 2024)</w:t>
+      </w:r>
+      <w:r>
+        <w:rPr>
+          <w:rFonts w:ascii="Times New Roman" w:hAnsi="Times New Roman" w:cs="Times New Roman"/>
+        </w:rPr>
         <w:t>.</w:t>
       </w:r>
       <w:r>
-        <w:t xml:space="preserve"> Existing geospatial software</w:t>
-      </w:r>
-      <w:r>
-        <w:t xml:space="preserve"> and programs</w:t>
-      </w:r>
-      <w:r>
+        <w:rPr>
+          <w:rFonts w:ascii="Times New Roman" w:hAnsi="Times New Roman" w:cs="Times New Roman"/>
+        </w:rPr>
         <w:t xml:space="preserve"> </w:t>
       </w:r>
       <w:r>
+        <w:rPr>
+          <w:rFonts w:ascii="Times New Roman" w:hAnsi="Times New Roman" w:cs="Times New Roman"/>
+        </w:rPr>
+        <w:t xml:space="preserve">Existing </w:t>
+      </w:r>
+      <w:r>
+        <w:rPr>
+          <w:rFonts w:ascii="Times New Roman" w:hAnsi="Times New Roman" w:cs="Times New Roman"/>
+        </w:rPr>
+        <w:t>geospatial processing technologies</w:t>
+      </w:r>
+      <w:r>
+        <w:rPr>
+          <w:rFonts w:ascii="Times New Roman" w:hAnsi="Times New Roman" w:cs="Times New Roman"/>
+        </w:rPr>
+        <w:t xml:space="preserve"> </w:t>
+      </w:r>
+      <w:r>
+        <w:rPr>
+          <w:rFonts w:ascii="Times New Roman" w:hAnsi="Times New Roman" w:cs="Times New Roman"/>
+        </w:rPr>
         <w:t>are powerful</w:t>
       </w:r>
       <w:r>
+        <w:rPr>
+          <w:rFonts w:ascii="Times New Roman" w:hAnsi="Times New Roman" w:cs="Times New Roman"/>
+        </w:rPr>
         <w:t xml:space="preserve"> but </w:t>
       </w:r>
       <w:r>
-        <w:t>still require geospatial literacy and programming skills</w:t>
-      </w:r>
-      <w:r>
+        <w:rPr>
+          <w:rFonts w:ascii="Times New Roman" w:hAnsi="Times New Roman" w:cs="Times New Roman"/>
+        </w:rPr>
+        <w:t xml:space="preserve">still require </w:t>
+      </w:r>
+      <w:r>
+        <w:rPr>
+          <w:rFonts w:ascii="Times New Roman" w:hAnsi="Times New Roman" w:cs="Times New Roman"/>
+        </w:rPr>
+        <w:t>geospatial</w:t>
+      </w:r>
+      <w:r>
+        <w:rPr>
+          <w:rFonts w:ascii="Times New Roman" w:hAnsi="Times New Roman" w:cs="Times New Roman"/>
+        </w:rPr>
+        <w:t xml:space="preserve"> literacy and programming skills</w:t>
+      </w:r>
+      <w:r>
+        <w:rPr>
+          <w:rFonts w:ascii="Times New Roman" w:hAnsi="Times New Roman" w:cs="Times New Roman"/>
+        </w:rPr>
         <w:t xml:space="preserve">. </w:t>
       </w:r>
       <w:r>
+        <w:rPr>
+          <w:rFonts w:ascii="Times New Roman" w:hAnsi="Times New Roman" w:cs="Times New Roman"/>
+        </w:rPr>
+        <w:t xml:space="preserve">Geospatial software like ArcGIS eliminates the majority of the programming knowledge needed through its program interface </w:t>
+      </w:r>
+      <w:r>
+        <w:rPr>
+          <w:rFonts w:ascii="Times New Roman" w:hAnsi="Times New Roman" w:cs="Times New Roman"/>
+        </w:rPr>
+        <w:lastRenderedPageBreak/>
+        <w:t xml:space="preserve">which makes it a popular software within natural resources, but users must still have geospatial data knowledge to perform any operations (Morgenroth and Visser 2013). </w:t>
+      </w:r>
+      <w:r>
+        <w:rPr>
+          <w:rFonts w:ascii="Times New Roman" w:hAnsi="Times New Roman" w:cs="Times New Roman"/>
+        </w:rPr>
         <w:t xml:space="preserve">Open-source programs like </w:t>
       </w:r>
       <w:r>
+        <w:rPr>
+          <w:rFonts w:ascii="Times New Roman" w:hAnsi="Times New Roman" w:cs="Times New Roman"/>
+        </w:rPr>
         <w:t>Python and R</w:t>
       </w:r>
       <w:r>
+        <w:rPr>
+          <w:rFonts w:ascii="Times New Roman" w:hAnsi="Times New Roman" w:cs="Times New Roman"/>
+        </w:rPr>
         <w:t xml:space="preserve"> provide the most user flexibility with geospatial data handling but </w:t>
       </w:r>
       <w:r>
-        <w:t>are</w:t>
-      </w:r>
-      <w:r>
+        <w:rPr>
+          <w:rFonts w:ascii="Times New Roman" w:hAnsi="Times New Roman" w:cs="Times New Roman"/>
+        </w:rPr>
+        <w:t>are more</w:t>
+      </w:r>
+      <w:r>
+        <w:rPr>
+          <w:rFonts w:ascii="Times New Roman" w:hAnsi="Times New Roman" w:cs="Times New Roman"/>
+        </w:rPr>
         <w:t xml:space="preserve"> technically advanced due to the programming required</w:t>
       </w:r>
       <w:r>
-        <w:t xml:space="preserve">. Geospatial software </w:t>
-      </w:r>
-      <w:r>
-        <w:lastRenderedPageBreak/>
-        <w:t xml:space="preserve">like ArcGIS </w:t>
-      </w:r>
-      <w:r>
-        <w:t>eliminates</w:t>
-      </w:r>
-      <w:r>
-        <w:t xml:space="preserve"> the majority of the programming knowledge needed</w:t>
-      </w:r>
-      <w:r>
-        <w:t xml:space="preserve"> through its program interface</w:t>
-      </w:r>
-      <w:r>
-        <w:t xml:space="preserve">, but users must still have geospatial data knowledge to perform any operations. </w:t>
-      </w:r>
-      <w:r>
-        <w:t xml:space="preserve">In addition, licenses may have to be purchased, which can be expensive. </w:t>
-      </w:r>
-      <w:r>
+        <w:rPr>
+          <w:rFonts w:ascii="Times New Roman" w:hAnsi="Times New Roman" w:cs="Times New Roman"/>
+        </w:rPr>
+        <w:t xml:space="preserve">. </w:t>
+      </w:r>
+      <w:r>
+        <w:rPr>
+          <w:rFonts w:ascii="Times New Roman" w:hAnsi="Times New Roman" w:cs="Times New Roman"/>
+        </w:rPr>
+        <w:t>In addition, licenses may have to be purchased, which can be expensive</w:t>
+      </w:r>
+      <w:r>
+        <w:rPr>
+          <w:rFonts w:ascii="Times New Roman" w:hAnsi="Times New Roman" w:cs="Times New Roman"/>
+        </w:rPr>
+        <w:t xml:space="preserve"> and deter potential users</w:t>
+      </w:r>
+      <w:r>
+        <w:rPr>
+          <w:rFonts w:ascii="Times New Roman" w:hAnsi="Times New Roman" w:cs="Times New Roman"/>
+        </w:rPr>
+        <w:t xml:space="preserve">. </w:t>
+      </w:r>
+      <w:r>
+        <w:rPr>
+          <w:rFonts w:ascii="Times New Roman" w:hAnsi="Times New Roman" w:cs="Times New Roman"/>
+        </w:rPr>
         <w:t xml:space="preserve">Even if users have the required technical knowledge and software available, other challenges remain. </w:t>
       </w:r>
       <w:r>
-        <w:t xml:space="preserve">RS and raster datasets are collected and maintained by numerous government agencies, either domestically or internationally. These datasets can be downloaded from the agency’s website, which can pose issues not only with locating the desired dataset, but also with downloading these datasets which can be incredibly large. </w:t>
-      </w:r>
-      <w:r>
-        <w:t>These challenges can make geospatial data retrieval, handling, and processing inefficient and slow.</w:t>
-      </w:r>
-      <w:r>
+        <w:rPr>
+          <w:rFonts w:ascii="Times New Roman" w:hAnsi="Times New Roman" w:cs="Times New Roman"/>
+        </w:rPr>
+        <w:t>One major obstacle is the decentralization of data, as g</w:t>
+      </w:r>
+      <w:r>
+        <w:rPr>
+          <w:rFonts w:ascii="Times New Roman" w:hAnsi="Times New Roman" w:cs="Times New Roman"/>
+        </w:rPr>
+        <w:t xml:space="preserve">eospatial </w:t>
+      </w:r>
+      <w:r>
+        <w:rPr>
+          <w:rFonts w:ascii="Times New Roman" w:hAnsi="Times New Roman" w:cs="Times New Roman"/>
+        </w:rPr>
+        <w:t xml:space="preserve">datasets </w:t>
+      </w:r>
+      <w:r>
+        <w:rPr>
+          <w:rFonts w:ascii="Times New Roman" w:hAnsi="Times New Roman" w:cs="Times New Roman"/>
+        </w:rPr>
+        <w:t xml:space="preserve">are collected </w:t>
+      </w:r>
+      <w:r>
+        <w:rPr>
+          <w:rFonts w:ascii="Times New Roman" w:hAnsi="Times New Roman" w:cs="Times New Roman"/>
+        </w:rPr>
+        <w:t xml:space="preserve">and maintained by numerous government agencies, </w:t>
+      </w:r>
+      <w:r>
+        <w:rPr>
+          <w:rFonts w:ascii="Times New Roman" w:hAnsi="Times New Roman" w:cs="Times New Roman"/>
+        </w:rPr>
+        <w:t>both</w:t>
+      </w:r>
+      <w:r>
+        <w:rPr>
+          <w:rFonts w:ascii="Times New Roman" w:hAnsi="Times New Roman" w:cs="Times New Roman"/>
+        </w:rPr>
+        <w:t xml:space="preserve"> domestically </w:t>
+      </w:r>
+      <w:r>
+        <w:rPr>
+          <w:rFonts w:ascii="Times New Roman" w:hAnsi="Times New Roman" w:cs="Times New Roman"/>
+        </w:rPr>
+        <w:t>and</w:t>
+      </w:r>
+      <w:r>
+        <w:rPr>
+          <w:rFonts w:ascii="Times New Roman" w:hAnsi="Times New Roman" w:cs="Times New Roman"/>
+        </w:rPr>
+        <w:t xml:space="preserve"> internationally. These datasets </w:t>
+      </w:r>
+      <w:r>
+        <w:rPr>
+          <w:rFonts w:ascii="Times New Roman" w:hAnsi="Times New Roman" w:cs="Times New Roman"/>
+        </w:rPr>
+        <w:t>are hosts among the various agencies’ websites</w:t>
+      </w:r>
+      <w:r>
+        <w:rPr>
+          <w:rFonts w:ascii="Times New Roman" w:hAnsi="Times New Roman" w:cs="Times New Roman"/>
+        </w:rPr>
+        <w:t xml:space="preserve">, which can pose issues not only with locating the desired dataset, but also with downloading these </w:t>
+      </w:r>
+      <w:r>
+        <w:rPr>
+          <w:rFonts w:ascii="Times New Roman" w:hAnsi="Times New Roman" w:cs="Times New Roman"/>
+        </w:rPr>
+        <w:t>incredibly large</w:t>
+      </w:r>
+      <w:r>
+        <w:rPr>
+          <w:rFonts w:ascii="Times New Roman" w:hAnsi="Times New Roman" w:cs="Times New Roman"/>
+        </w:rPr>
         <w:t xml:space="preserve"> </w:t>
       </w:r>
-    </w:p>
-    <w:p>
-      <w:r>
+      <w:r>
+        <w:rPr>
+          <w:rFonts w:ascii="Times New Roman" w:hAnsi="Times New Roman" w:cs="Times New Roman"/>
+        </w:rPr>
+        <w:t>dataset</w:t>
+      </w:r>
+      <w:r>
+        <w:rPr>
+          <w:rFonts w:ascii="Times New Roman" w:hAnsi="Times New Roman" w:cs="Times New Roman"/>
+        </w:rPr>
+        <w:t xml:space="preserve">s. </w:t>
+      </w:r>
+      <w:r>
+        <w:rPr>
+          <w:rFonts w:ascii="Times New Roman" w:hAnsi="Times New Roman" w:cs="Times New Roman"/>
+        </w:rPr>
+        <w:t>These challenges can make geospatial data retrieval, handling, and processing inefficient.</w:t>
+      </w:r>
+      <w:r>
+        <w:rPr>
+          <w:rFonts w:ascii="Times New Roman" w:hAnsi="Times New Roman" w:cs="Times New Roman"/>
+        </w:rPr>
+        <w:t xml:space="preserve"> </w:t>
+      </w:r>
+    </w:p>
+    <w:p>
+      <w:pPr>
+        <w:rPr>
+          <w:rFonts w:ascii="Times New Roman" w:hAnsi="Times New Roman" w:cs="Times New Roman"/>
+        </w:rPr>
+      </w:pPr>
+      <w:r>
+        <w:rPr>
+          <w:rFonts w:ascii="Times New Roman" w:hAnsi="Times New Roman" w:cs="Times New Roman"/>
+        </w:rPr>
         <w:tab/>
       </w:r>
       <w:commentRangeStart w:id="2"/>
       <w:r>
+        <w:rPr>
+          <w:rFonts w:ascii="Times New Roman" w:hAnsi="Times New Roman" w:cs="Times New Roman"/>
+        </w:rPr>
         <w:t xml:space="preserve"> </w:t>
       </w:r>
       <w:commentRangeEnd w:id="2"/>
       <w:r>
         <w:rPr>
           <w:rStyle w:val="CommentReference"/>
+          <w:rFonts w:ascii="Times New Roman" w:hAnsi="Times New Roman" w:cs="Times New Roman"/>
           <w:sz w:val="24"/>
           <w:szCs w:val="24"/>
         </w:rPr>
         <w:commentReference w:id="2"/>
       </w:r>
       <w:r>
+        <w:rPr>
+          <w:rFonts w:ascii="Times New Roman" w:hAnsi="Times New Roman" w:cs="Times New Roman"/>
+        </w:rPr>
         <w:t>A</w:t>
       </w:r>
       <w:r>
+        <w:rPr>
+          <w:rFonts w:ascii="Times New Roman" w:hAnsi="Times New Roman" w:cs="Times New Roman"/>
+        </w:rPr>
         <w:t xml:space="preserve"> </w:t>
       </w:r>
       <w:r>
+        <w:rPr>
+          <w:rFonts w:ascii="Times New Roman" w:hAnsi="Times New Roman" w:cs="Times New Roman"/>
+        </w:rPr>
         <w:t xml:space="preserve">solution to the issue of data decentralization can be found </w:t>
       </w:r>
       <w:r>
+        <w:rPr>
+          <w:rFonts w:ascii="Times New Roman" w:hAnsi="Times New Roman" w:cs="Times New Roman"/>
+        </w:rPr>
         <w:t>when using</w:t>
       </w:r>
       <w:r>
+        <w:rPr>
+          <w:rFonts w:ascii="Times New Roman" w:hAnsi="Times New Roman" w:cs="Times New Roman"/>
+        </w:rPr>
         <w:t xml:space="preserve"> </w:t>
       </w:r>
       <w:r>
+        <w:rPr>
+          <w:rFonts w:ascii="Times New Roman" w:hAnsi="Times New Roman" w:cs="Times New Roman"/>
+        </w:rPr>
         <w:t>Google Earth Engine (GEE)</w:t>
       </w:r>
       <w:r>
+        <w:rPr>
+          <w:rFonts w:ascii="Times New Roman" w:hAnsi="Times New Roman" w:cs="Times New Roman"/>
+        </w:rPr>
         <w:t>,</w:t>
       </w:r>
       <w:r>
+        <w:rPr>
+          <w:rFonts w:ascii="Times New Roman" w:hAnsi="Times New Roman" w:cs="Times New Roman"/>
+        </w:rPr>
         <w:t xml:space="preserve"> a</w:t>
       </w:r>
       <w:r>
+        <w:rPr>
+          <w:rFonts w:ascii="Times New Roman" w:hAnsi="Times New Roman" w:cs="Times New Roman"/>
+        </w:rPr>
         <w:t xml:space="preserve"> free, public</w:t>
       </w:r>
       <w:r>
-        <w:t xml:space="preserve"> repository of many popular remotely sensed and geospatial datasets.</w:t>
-      </w:r>
-      <w:r>
+        <w:rPr>
+          <w:rFonts w:ascii="Times New Roman" w:hAnsi="Times New Roman" w:cs="Times New Roman"/>
+        </w:rPr>
+        <w:t xml:space="preserve"> repository of many popular remotely sensed and </w:t>
+      </w:r>
+      <w:r>
+        <w:rPr>
+          <w:rFonts w:ascii="Times New Roman" w:hAnsi="Times New Roman" w:cs="Times New Roman"/>
+        </w:rPr>
+        <w:t xml:space="preserve">other </w:t>
+      </w:r>
+      <w:r>
+        <w:rPr>
+          <w:rFonts w:ascii="Times New Roman" w:hAnsi="Times New Roman" w:cs="Times New Roman"/>
+        </w:rPr>
+        <w:t>geospatial datasets</w:t>
+      </w:r>
+      <w:r>
+        <w:rPr>
+          <w:rFonts w:ascii="Times New Roman" w:hAnsi="Times New Roman" w:cs="Times New Roman"/>
+        </w:rPr>
+        <w:t xml:space="preserve"> </w:t>
+      </w:r>
+      <w:r>
+        <w:rPr>
+          <w:rFonts w:ascii="Times New Roman" w:hAnsi="Times New Roman" w:cs="Times New Roman"/>
+        </w:rPr>
+        <w:t>(Mutanga and Kumar 2019)</w:t>
+      </w:r>
+      <w:r>
+        <w:rPr>
+          <w:rFonts w:ascii="Times New Roman" w:hAnsi="Times New Roman" w:cs="Times New Roman"/>
+        </w:rPr>
+        <w:t>.</w:t>
+      </w:r>
+      <w:r>
+        <w:rPr>
+          <w:rFonts w:ascii="Times New Roman" w:hAnsi="Times New Roman" w:cs="Times New Roman"/>
+        </w:rPr>
         <w:t xml:space="preserve"> T</w:t>
       </w:r>
       <w:r>
+        <w:rPr>
+          <w:rFonts w:ascii="Times New Roman" w:hAnsi="Times New Roman" w:cs="Times New Roman"/>
+        </w:rPr>
         <w:t xml:space="preserve">hese datasets are stored in a cloud server, </w:t>
       </w:r>
       <w:r>
+        <w:rPr>
+          <w:rFonts w:ascii="Times New Roman" w:hAnsi="Times New Roman" w:cs="Times New Roman"/>
+        </w:rPr>
         <w:t xml:space="preserve">which allow </w:t>
       </w:r>
       <w:r>
+        <w:rPr>
+          <w:rFonts w:ascii="Times New Roman" w:hAnsi="Times New Roman" w:cs="Times New Roman"/>
+        </w:rPr>
         <w:t xml:space="preserve">users </w:t>
       </w:r>
       <w:r>
+        <w:rPr>
+          <w:rFonts w:ascii="Times New Roman" w:hAnsi="Times New Roman" w:cs="Times New Roman"/>
+        </w:rPr>
         <w:t>to</w:t>
       </w:r>
       <w:r>
+        <w:rPr>
+          <w:rFonts w:ascii="Times New Roman" w:hAnsi="Times New Roman" w:cs="Times New Roman"/>
+        </w:rPr>
         <w:t xml:space="preserve"> avoid having to download the large datasets</w:t>
       </w:r>
       <w:r>
+        <w:rPr>
+          <w:rFonts w:ascii="Times New Roman" w:hAnsi="Times New Roman" w:cs="Times New Roman"/>
+        </w:rPr>
         <w:t xml:space="preserve"> locally</w:t>
       </w:r>
       <w:r>
+        <w:rPr>
+          <w:rFonts w:ascii="Times New Roman" w:hAnsi="Times New Roman" w:cs="Times New Roman"/>
+        </w:rPr>
         <w:t>, increasing efficiency</w:t>
       </w:r>
       <w:r>
+        <w:rPr>
+          <w:rFonts w:ascii="Times New Roman" w:hAnsi="Times New Roman" w:cs="Times New Roman"/>
+        </w:rPr>
         <w:t xml:space="preserve">. </w:t>
       </w:r>
       <w:r>
-        <w:t xml:space="preserve">GEE also has a Code Editor where users can work completely on a cloud server and employs the JavaScript language. </w:t>
-      </w:r>
-      <w:r>
-        <w:t>GEE has been integrated into existing geospatial analysis software</w:t>
-      </w:r>
-      <w:r>
-        <w:t>. The</w:t>
-      </w:r>
-      <w:r>
-        <w:t xml:space="preserve"> GEE Toolbox </w:t>
-      </w:r>
-      <w:r>
-        <w:t xml:space="preserve">provides GEE integration in ArcGIS products. The R package </w:t>
-      </w:r>
-      <w:r>
-        <w:rPr>
+        <w:rPr>
+          <w:rFonts w:ascii="Times New Roman" w:hAnsi="Times New Roman" w:cs="Times New Roman"/>
+        </w:rPr>
+        <w:t>GEE also has a Code Editor where users can work completely on a cloud server and employs the JavaScript language</w:t>
+      </w:r>
+      <w:r>
+        <w:rPr>
+          <w:rFonts w:ascii="Times New Roman" w:hAnsi="Times New Roman" w:cs="Times New Roman"/>
+        </w:rPr>
+        <w:t xml:space="preserve"> </w:t>
+      </w:r>
+      <w:r>
+        <w:rPr>
+          <w:rFonts w:ascii="Times New Roman" w:hAnsi="Times New Roman" w:cs="Times New Roman"/>
+          <w:kern w:val="0"/>
+        </w:rPr>
+        <w:t xml:space="preserve">(Amani </w:t>
+      </w:r>
+      <w:r>
+        <w:rPr>
+          <w:rFonts w:ascii="Times New Roman" w:hAnsi="Times New Roman" w:cs="Times New Roman"/>
           <w:i/>
           <w:iCs/>
-        </w:rPr>
-        <w:t>rgee</w:t>
-      </w:r>
-      <w:r>
-        <w:t xml:space="preserve"> provides GEE integration into the R environment by translating R code to Python and passing it to the Google Earth Engine API. Meanwhile, earthengine-</w:t>
-      </w:r>
-      <w:r>
-        <w:rPr>
+          <w:kern w:val="0"/>
+        </w:rPr>
+        <w:t>et al.</w:t>
+      </w:r>
+      <w:r>
+        <w:rPr>
+          <w:rFonts w:ascii="Times New Roman" w:hAnsi="Times New Roman" w:cs="Times New Roman"/>
+          <w:kern w:val="0"/>
+        </w:rPr>
+        <w:t xml:space="preserve"> 2020, Ermida </w:t>
+      </w:r>
+      <w:r>
+        <w:rPr>
+          <w:rFonts w:ascii="Times New Roman" w:hAnsi="Times New Roman" w:cs="Times New Roman"/>
           <w:i/>
           <w:iCs/>
-        </w:rPr>
-        <w:t>api</w:t>
-      </w:r>
-      <w:r>
-        <w:t xml:space="preserve"> (ee) in Python provides users the full processing flexibility similar to GEE’s Code Editor, and Python packages like </w:t>
-      </w:r>
-      <w:r>
-        <w:rPr>
+          <w:kern w:val="0"/>
+        </w:rPr>
+        <w:t>et al.</w:t>
+      </w:r>
+      <w:r>
+        <w:rPr>
+          <w:rFonts w:ascii="Times New Roman" w:hAnsi="Times New Roman" w:cs="Times New Roman"/>
+          <w:kern w:val="0"/>
+        </w:rPr>
+        <w:t xml:space="preserve"> 2020)</w:t>
+      </w:r>
+      <w:r>
+        <w:rPr>
+          <w:rFonts w:ascii="Times New Roman" w:hAnsi="Times New Roman" w:cs="Times New Roman"/>
+        </w:rPr>
+        <w:t xml:space="preserve">. </w:t>
+      </w:r>
+      <w:r>
+        <w:rPr>
+          <w:rFonts w:ascii="Times New Roman" w:hAnsi="Times New Roman" w:cs="Times New Roman"/>
+        </w:rPr>
+        <w:t xml:space="preserve">For non-JavasScript users, </w:t>
+      </w:r>
+      <w:r>
+        <w:rPr>
+          <w:rFonts w:ascii="Times New Roman" w:hAnsi="Times New Roman" w:cs="Times New Roman"/>
+        </w:rPr>
+        <w:t>GEE has been integrated into existing geospatial analysis software</w:t>
+      </w:r>
+      <w:r>
+        <w:rPr>
+          <w:rFonts w:ascii="Times New Roman" w:hAnsi="Times New Roman" w:cs="Times New Roman"/>
+        </w:rPr>
+        <w:t>. The</w:t>
+      </w:r>
+      <w:r>
+        <w:rPr>
+          <w:rFonts w:ascii="Times New Roman" w:hAnsi="Times New Roman" w:cs="Times New Roman"/>
+        </w:rPr>
+        <w:t xml:space="preserve"> GEE Toolbox </w:t>
+      </w:r>
+      <w:r>
+        <w:rPr>
+          <w:rFonts w:ascii="Times New Roman" w:hAnsi="Times New Roman" w:cs="Times New Roman"/>
+        </w:rPr>
+        <w:t>provides GEE integration in ArcGIS products</w:t>
+      </w:r>
+      <w:r>
+        <w:rPr>
+          <w:rFonts w:ascii="Times New Roman" w:hAnsi="Times New Roman" w:cs="Times New Roman"/>
+        </w:rPr>
+        <w:t xml:space="preserve"> </w:t>
+      </w:r>
+      <w:r>
+        <w:rPr>
+          <w:rFonts w:ascii="Times New Roman" w:hAnsi="Times New Roman" w:cs="Times New Roman"/>
+        </w:rPr>
+        <w:t>(Google Earth Engine Community [2024] 2026)</w:t>
+      </w:r>
+      <w:r>
+        <w:rPr>
+          <w:rFonts w:ascii="Times New Roman" w:hAnsi="Times New Roman" w:cs="Times New Roman"/>
+        </w:rPr>
+        <w:t xml:space="preserve">. The R package </w:t>
+      </w:r>
+      <w:r>
+        <w:rPr>
+          <w:rFonts w:ascii="Times New Roman" w:hAnsi="Times New Roman" w:cs="Times New Roman"/>
           <w:i/>
           <w:iCs/>
         </w:rPr>
+        <w:t>rgee</w:t>
+      </w:r>
+      <w:r>
+        <w:rPr>
+          <w:rFonts w:ascii="Times New Roman" w:hAnsi="Times New Roman" w:cs="Times New Roman"/>
+        </w:rPr>
+        <w:t xml:space="preserve"> provides GEE integration into the R environment by translating R code to Python and passing it to the Google Earth Engine API</w:t>
+      </w:r>
+      <w:r>
+        <w:rPr>
+          <w:rFonts w:ascii="Times New Roman" w:hAnsi="Times New Roman" w:cs="Times New Roman"/>
+        </w:rPr>
+        <w:t xml:space="preserve"> </w:t>
+      </w:r>
+      <w:r>
+        <w:rPr>
+          <w:rFonts w:ascii="Times New Roman" w:hAnsi="Times New Roman" w:cs="Times New Roman"/>
+          <w:kern w:val="0"/>
+        </w:rPr>
+        <w:t xml:space="preserve">(Aybar </w:t>
+      </w:r>
+      <w:r>
+        <w:rPr>
+          <w:rFonts w:ascii="Times New Roman" w:hAnsi="Times New Roman" w:cs="Times New Roman"/>
+          <w:i/>
+          <w:iCs/>
+          <w:kern w:val="0"/>
+        </w:rPr>
+        <w:t>et al.</w:t>
+      </w:r>
+      <w:r>
+        <w:rPr>
+          <w:rFonts w:ascii="Times New Roman" w:hAnsi="Times New Roman" w:cs="Times New Roman"/>
+          <w:kern w:val="0"/>
+        </w:rPr>
+        <w:t xml:space="preserve"> 2020)</w:t>
+      </w:r>
+      <w:r>
+        <w:rPr>
+          <w:rFonts w:ascii="Times New Roman" w:hAnsi="Times New Roman" w:cs="Times New Roman"/>
+        </w:rPr>
+        <w:t>. Meanwhile, earthengine-</w:t>
+      </w:r>
+      <w:r>
+        <w:rPr>
+          <w:rFonts w:ascii="Times New Roman" w:hAnsi="Times New Roman" w:cs="Times New Roman"/>
+          <w:i/>
+          <w:iCs/>
+        </w:rPr>
+        <w:t>api</w:t>
+      </w:r>
+      <w:r>
+        <w:rPr>
+          <w:rFonts w:ascii="Times New Roman" w:hAnsi="Times New Roman" w:cs="Times New Roman"/>
+        </w:rPr>
+        <w:t xml:space="preserve"> (ee) in Python provides users the full processing flexibility similar to GEE’s Code Editor, and Python packages like </w:t>
+      </w:r>
+      <w:r>
+        <w:rPr>
+          <w:rFonts w:ascii="Times New Roman" w:hAnsi="Times New Roman" w:cs="Times New Roman"/>
+          <w:i/>
+          <w:iCs/>
+        </w:rPr>
         <w:t>geemap</w:t>
       </w:r>
       <w:r>
-        <w:t xml:space="preserve"> provides additional functions that streamline the processing workflow. </w:t>
-      </w:r>
-      <w:r>
+        <w:rPr>
+          <w:rFonts w:ascii="Times New Roman" w:hAnsi="Times New Roman" w:cs="Times New Roman"/>
+        </w:rPr>
+        <w:t xml:space="preserve"> provides additional functions that streamline the processing workflow</w:t>
+      </w:r>
+      <w:r>
+        <w:rPr>
+          <w:rFonts w:ascii="Times New Roman" w:hAnsi="Times New Roman" w:cs="Times New Roman"/>
+        </w:rPr>
+        <w:t xml:space="preserve"> </w:t>
+      </w:r>
+      <w:r>
+        <w:rPr>
+          <w:rFonts w:ascii="Times New Roman" w:hAnsi="Times New Roman" w:cs="Times New Roman"/>
+        </w:rPr>
+        <w:t>(Wu 2020, Google [2015] 2026)</w:t>
+      </w:r>
+      <w:r>
+        <w:rPr>
+          <w:rFonts w:ascii="Times New Roman" w:hAnsi="Times New Roman" w:cs="Times New Roman"/>
+        </w:rPr>
+        <w:t xml:space="preserve">. </w:t>
+      </w:r>
+      <w:r>
+        <w:rPr>
+          <w:rFonts w:ascii="Times New Roman" w:hAnsi="Times New Roman" w:cs="Times New Roman"/>
+        </w:rPr>
         <w:t xml:space="preserve">Such tools </w:t>
       </w:r>
       <w:r>
-        <w:t xml:space="preserve">provide easier access to GEE and reduce some of the legwork needed to perform geospatial analysis. </w:t>
-      </w:r>
-      <w:r>
-        <w:t xml:space="preserve">While GEE and related programs can help resolve the issues of accessing GEE datasets, the technical threshold for manipulating geospatial data </w:t>
-      </w:r>
-      <w:r>
-        <w:t>is still</w:t>
-      </w:r>
-      <w:r>
-        <w:t xml:space="preserve"> high.</w:t>
-      </w:r>
-    </w:p>
-    <w:p>
-      <w:r>
+        <w:rPr>
+          <w:rFonts w:ascii="Times New Roman" w:hAnsi="Times New Roman" w:cs="Times New Roman"/>
+        </w:rPr>
+        <w:t>provide easier access to GEE and reduce some of the legwork needed to perform geospatial analysis</w:t>
+      </w:r>
+      <w:r>
+        <w:rPr>
+          <w:rFonts w:ascii="Times New Roman" w:hAnsi="Times New Roman" w:cs="Times New Roman"/>
+        </w:rPr>
+        <w:t>, but</w:t>
+      </w:r>
+      <w:r>
+        <w:rPr>
+          <w:rFonts w:ascii="Times New Roman" w:hAnsi="Times New Roman" w:cs="Times New Roman"/>
+        </w:rPr>
+        <w:t xml:space="preserve"> the technical threshold for manipulating geospatial data </w:t>
+      </w:r>
+      <w:r>
+        <w:rPr>
+          <w:rFonts w:ascii="Times New Roman" w:hAnsi="Times New Roman" w:cs="Times New Roman"/>
+        </w:rPr>
+        <w:t xml:space="preserve">is </w:t>
+      </w:r>
+      <w:r>
+        <w:rPr>
+          <w:rFonts w:ascii="Times New Roman" w:hAnsi="Times New Roman" w:cs="Times New Roman"/>
+        </w:rPr>
+        <w:t>remains</w:t>
+      </w:r>
+      <w:r>
+        <w:rPr>
+          <w:rFonts w:ascii="Times New Roman" w:hAnsi="Times New Roman" w:cs="Times New Roman"/>
+        </w:rPr>
+        <w:t>.</w:t>
+      </w:r>
+    </w:p>
+    <w:p>
+      <w:pPr>
+        <w:rPr>
+          <w:rFonts w:ascii="Times New Roman" w:hAnsi="Times New Roman" w:cs="Times New Roman"/>
+        </w:rPr>
+      </w:pPr>
+      <w:r>
+        <w:rPr>
+          <w:rFonts w:ascii="Times New Roman" w:hAnsi="Times New Roman" w:cs="Times New Roman"/>
+        </w:rPr>
         <w:tab/>
       </w:r>
       <w:commentRangeStart w:id="3"/>
       <w:r>
+        <w:rPr>
+          <w:rFonts w:ascii="Times New Roman" w:hAnsi="Times New Roman" w:cs="Times New Roman"/>
+        </w:rPr>
         <w:t xml:space="preserve">One </w:t>
       </w:r>
       <w:commentRangeEnd w:id="3"/>
       <w:r>
         <w:rPr>
           <w:rStyle w:val="CommentReference"/>
+          <w:rFonts w:ascii="Times New Roman" w:hAnsi="Times New Roman" w:cs="Times New Roman"/>
           <w:sz w:val="24"/>
           <w:szCs w:val="24"/>
         </w:rPr>
         <w:commentReference w:id="3"/>
       </w:r>
       <w:r>
+        <w:rPr>
+          <w:rFonts w:ascii="Times New Roman" w:hAnsi="Times New Roman" w:cs="Times New Roman"/>
+        </w:rPr>
         <w:t xml:space="preserve">way </w:t>
       </w:r>
       <w:r>
+        <w:rPr>
+          <w:rFonts w:ascii="Times New Roman" w:hAnsi="Times New Roman" w:cs="Times New Roman"/>
+        </w:rPr>
         <w:t>for</w:t>
       </w:r>
       <w:r>
+        <w:rPr>
+          <w:rFonts w:ascii="Times New Roman" w:hAnsi="Times New Roman" w:cs="Times New Roman"/>
+        </w:rPr>
         <w:t xml:space="preserve"> RS data to </w:t>
       </w:r>
       <w:r>
+        <w:rPr>
+          <w:rFonts w:ascii="Times New Roman" w:hAnsi="Times New Roman" w:cs="Times New Roman"/>
+        </w:rPr>
         <w:t>be paired with</w:t>
       </w:r>
       <w:r>
+        <w:rPr>
+          <w:rFonts w:ascii="Times New Roman" w:hAnsi="Times New Roman" w:cs="Times New Roman"/>
+        </w:rPr>
         <w:t xml:space="preserve"> operational forest inventories is to </w:t>
       </w:r>
       <w:r>
+        <w:rPr>
+          <w:rFonts w:ascii="Times New Roman" w:hAnsi="Times New Roman" w:cs="Times New Roman"/>
+        </w:rPr>
         <w:t xml:space="preserve">perform simple point extractions of the pixel value that contains </w:t>
       </w:r>
       <w:r>
+        <w:rPr>
+          <w:rFonts w:ascii="Times New Roman" w:hAnsi="Times New Roman" w:cs="Times New Roman"/>
+        </w:rPr>
         <w:t>an inventory plot</w:t>
       </w:r>
       <w:r>
+        <w:rPr>
+          <w:rFonts w:ascii="Times New Roman" w:hAnsi="Times New Roman" w:cs="Times New Roman"/>
+        </w:rPr>
         <w:t>’s coordinates</w:t>
       </w:r>
       <w:r>
+        <w:rPr>
+          <w:rFonts w:ascii="Times New Roman" w:hAnsi="Times New Roman" w:cs="Times New Roman"/>
+        </w:rPr>
         <w:t>.</w:t>
       </w:r>
       <w:r>
+        <w:rPr>
+          <w:rFonts w:ascii="Times New Roman" w:hAnsi="Times New Roman" w:cs="Times New Roman"/>
+        </w:rPr>
         <w:t xml:space="preserve"> To accomplish this, users would have to upload their coordinates, access GEE and select a dataset, perform any necessary data manipulations to ensure object (file, format) compatibility, extract the desired information, and return the results.</w:t>
       </w:r>
       <w:r>
+        <w:rPr>
+          <w:rFonts w:ascii="Times New Roman" w:hAnsi="Times New Roman" w:cs="Times New Roman"/>
+        </w:rPr>
         <w:t xml:space="preserve"> </w:t>
       </w:r>
       <w:r>
+        <w:rPr>
+          <w:rFonts w:ascii="Times New Roman" w:hAnsi="Times New Roman" w:cs="Times New Roman"/>
+        </w:rPr>
         <w:t xml:space="preserve">While these point extractions are possible to produce with existing software, there is a need to make this process more efficient and less technically complicated. </w:t>
       </w:r>
       <w:r>
+        <w:rPr>
+          <w:rFonts w:ascii="Times New Roman" w:hAnsi="Times New Roman" w:cs="Times New Roman"/>
+        </w:rPr>
         <w:t xml:space="preserve">This entire workflow can be distilled down to only require the user to provide the necessary input information and perform all other steps behind the scenes. </w:t>
       </w:r>
       <w:r>
+        <w:rPr>
+          <w:rFonts w:ascii="Times New Roman" w:hAnsi="Times New Roman" w:cs="Times New Roman"/>
+        </w:rPr>
         <w:t xml:space="preserve">The creation of </w:t>
       </w:r>
       <w:r>
+        <w:rPr>
+          <w:rFonts w:ascii="Times New Roman" w:hAnsi="Times New Roman" w:cs="Times New Roman"/>
+        </w:rPr>
         <w:t>a streamlined</w:t>
       </w:r>
       <w:r>
+        <w:rPr>
+          <w:rFonts w:ascii="Times New Roman" w:hAnsi="Times New Roman" w:cs="Times New Roman"/>
+        </w:rPr>
         <w:t xml:space="preserve"> workflow would not only be beneficial to foresters lacking the technical knowledge to access RS data, but it would also allow experienced geospatial data users to perform simple point extractions quickly and efficiently.</w:t>
       </w:r>
       <w:r>
+        <w:rPr>
+          <w:rFonts w:ascii="Times New Roman" w:hAnsi="Times New Roman" w:cs="Times New Roman"/>
+        </w:rPr>
         <w:t xml:space="preserve"> </w:t>
       </w:r>
     </w:p>
     <w:p>
-      <w:r>
+      <w:pPr>
+        <w:rPr>
+          <w:rFonts w:ascii="Times New Roman" w:hAnsi="Times New Roman" w:cs="Times New Roman"/>
+        </w:rPr>
+      </w:pPr>
+      <w:r>
+        <w:rPr>
+          <w:rFonts w:ascii="Times New Roman" w:hAnsi="Times New Roman" w:cs="Times New Roman"/>
+        </w:rPr>
         <w:tab/>
         <w:t xml:space="preserve">Because forest inventories </w:t>
       </w:r>
       <w:r>
+        <w:rPr>
+          <w:rFonts w:ascii="Times New Roman" w:hAnsi="Times New Roman" w:cs="Times New Roman"/>
+        </w:rPr>
         <w:t xml:space="preserve">can </w:t>
       </w:r>
       <w:r>
+        <w:rPr>
+          <w:rFonts w:ascii="Times New Roman" w:hAnsi="Times New Roman" w:cs="Times New Roman"/>
+        </w:rPr>
         <w:t xml:space="preserve">contain </w:t>
       </w:r>
       <w:r>
+        <w:rPr>
+          <w:rFonts w:ascii="Times New Roman" w:hAnsi="Times New Roman" w:cs="Times New Roman"/>
+        </w:rPr>
         <w:t xml:space="preserve">highly </w:t>
       </w:r>
       <w:r>
+        <w:rPr>
+          <w:rFonts w:ascii="Times New Roman" w:hAnsi="Times New Roman" w:cs="Times New Roman"/>
+        </w:rPr>
         <w:t xml:space="preserve">detailed </w:t>
       </w:r>
       <w:r>
+        <w:rPr>
+          <w:rFonts w:ascii="Times New Roman" w:hAnsi="Times New Roman" w:cs="Times New Roman"/>
+        </w:rPr>
         <w:t>information of public and private lands, which</w:t>
       </w:r>
       <w:r>
+        <w:rPr>
+          <w:rFonts w:ascii="Times New Roman" w:hAnsi="Times New Roman" w:cs="Times New Roman"/>
+        </w:rPr>
         <w:t xml:space="preserve"> can </w:t>
       </w:r>
       <w:r>
+        <w:rPr>
+          <w:rFonts w:ascii="Times New Roman" w:hAnsi="Times New Roman" w:cs="Times New Roman"/>
+        </w:rPr>
         <w:t xml:space="preserve">also </w:t>
       </w:r>
       <w:r>
+        <w:rPr>
+          <w:rFonts w:ascii="Times New Roman" w:hAnsi="Times New Roman" w:cs="Times New Roman"/>
+        </w:rPr>
         <w:t>be used to estimate the monetary value</w:t>
       </w:r>
       <w:r>
+        <w:rPr>
+          <w:rFonts w:ascii="Times New Roman" w:hAnsi="Times New Roman" w:cs="Times New Roman"/>
+        </w:rPr>
         <w:t xml:space="preserve"> of the existing timber, actual plot </w:t>
       </w:r>
       <w:r>
+        <w:rPr>
+          <w:rFonts w:ascii="Times New Roman" w:hAnsi="Times New Roman" w:cs="Times New Roman"/>
+        </w:rPr>
         <w:lastRenderedPageBreak/>
         <w:t xml:space="preserve">coordinates may be protected under confidentiality agreements to preserve plot integrity and protect private landowners’ properties. These confidentiality agreements may not allow data users to run these protected coordinates through GEE without modification. </w:t>
       </w:r>
       <w:r>
-        <w:t>The U.S.’s national forest inventory, which is maintained by the USDA U.S. Forest Service’s Forest Inventory and Analysis program, provides publicly available coordinates that are buffered using the methodology described in ____. Proprietary</w:t>
-      </w:r>
-      <w:r>
+        <w:rPr>
+          <w:rFonts w:ascii="Times New Roman" w:hAnsi="Times New Roman" w:cs="Times New Roman"/>
+        </w:rPr>
+        <w:t>The U.S.’s national forest inventory, which is maintained by the USDA U.S. Forest Service’s Forest Inventory and Analysis program, provides publicly available coordinates that are buffered using the methodology described in</w:t>
+      </w:r>
+      <w:r>
+        <w:rPr>
+          <w:rFonts w:ascii="Times New Roman" w:hAnsi="Times New Roman" w:cs="Times New Roman"/>
+        </w:rPr>
+        <w:t xml:space="preserve"> the</w:t>
+      </w:r>
+      <w:r>
+        <w:rPr>
+          <w:rFonts w:ascii="Times New Roman" w:hAnsi="Times New Roman" w:cs="Times New Roman"/>
+        </w:rPr>
+        <w:t xml:space="preserve"> </w:t>
+      </w:r>
+      <w:r>
+        <w:rPr>
+          <w:rFonts w:ascii="Times New Roman" w:hAnsi="Times New Roman" w:cs="Times New Roman"/>
+          <w:i/>
+          <w:iCs/>
+          <w:kern w:val="0"/>
+        </w:rPr>
+        <w:t>General Technical Report WO</w:t>
+      </w:r>
+      <w:r>
+        <w:rPr>
+          <w:rFonts w:ascii="Times New Roman" w:hAnsi="Times New Roman" w:cs="Times New Roman"/>
+          <w:kern w:val="0"/>
+        </w:rPr>
+        <w:t xml:space="preserve"> (2005)</w:t>
+      </w:r>
+      <w:r>
+        <w:rPr>
+          <w:rFonts w:ascii="Times New Roman" w:hAnsi="Times New Roman" w:cs="Times New Roman"/>
+        </w:rPr>
+        <w:t>. Proprietary</w:t>
+      </w:r>
+      <w:r>
+        <w:rPr>
+          <w:rFonts w:ascii="Times New Roman" w:hAnsi="Times New Roman" w:cs="Times New Roman"/>
+        </w:rPr>
         <w:t xml:space="preserve"> or other government forest</w:t>
       </w:r>
       <w:r>
+        <w:rPr>
+          <w:rFonts w:ascii="Times New Roman" w:hAnsi="Times New Roman" w:cs="Times New Roman"/>
+        </w:rPr>
         <w:t xml:space="preserve"> </w:t>
       </w:r>
       <w:r>
+        <w:rPr>
+          <w:rFonts w:ascii="Times New Roman" w:hAnsi="Times New Roman" w:cs="Times New Roman"/>
+        </w:rPr>
         <w:t>inventories</w:t>
       </w:r>
       <w:r>
+        <w:rPr>
+          <w:rFonts w:ascii="Times New Roman" w:hAnsi="Times New Roman" w:cs="Times New Roman"/>
+        </w:rPr>
         <w:t xml:space="preserve"> may not have a</w:t>
       </w:r>
       <w:r>
+        <w:rPr>
+          <w:rFonts w:ascii="Times New Roman" w:hAnsi="Times New Roman" w:cs="Times New Roman"/>
+        </w:rPr>
         <w:t>n established</w:t>
       </w:r>
       <w:r>
+        <w:rPr>
+          <w:rFonts w:ascii="Times New Roman" w:hAnsi="Times New Roman" w:cs="Times New Roman"/>
+        </w:rPr>
         <w:t xml:space="preserve"> buffering methodology</w:t>
       </w:r>
       <w:r>
+        <w:rPr>
+          <w:rFonts w:ascii="Times New Roman" w:hAnsi="Times New Roman" w:cs="Times New Roman"/>
+        </w:rPr>
         <w:t xml:space="preserve"> as these datasets are not publicly accessible. </w:t>
       </w:r>
       <w:r>
+        <w:rPr>
+          <w:rFonts w:ascii="Times New Roman" w:hAnsi="Times New Roman" w:cs="Times New Roman"/>
+        </w:rPr>
         <w:t>Users of these datasets may have concerns</w:t>
       </w:r>
       <w:r>
+        <w:rPr>
+          <w:rFonts w:ascii="Times New Roman" w:hAnsi="Times New Roman" w:cs="Times New Roman"/>
+        </w:rPr>
         <w:t xml:space="preserve"> about using unprotected plot coordinates in GEE, given the public nature of Google services. </w:t>
       </w:r>
       <w:r>
+        <w:rPr>
+          <w:rFonts w:ascii="Times New Roman" w:hAnsi="Times New Roman" w:cs="Times New Roman"/>
+        </w:rPr>
         <w:t xml:space="preserve">To alleviate these concerns, a buffering approach that quickly </w:t>
       </w:r>
       <w:r>
+        <w:rPr>
+          <w:rFonts w:ascii="Times New Roman" w:hAnsi="Times New Roman" w:cs="Times New Roman"/>
+        </w:rPr>
         <w:t>creates randomized the raw plot coordinates within a given radius was developed. The newly created plot coordinates protect the plots’ actual locations and can be safely run in GEE.</w:t>
       </w:r>
     </w:p>
     <w:p>
       <w:pPr>
         <w:ind w:firstLine="720"/>
+        <w:rPr>
+          <w:rFonts w:ascii="Times New Roman" w:hAnsi="Times New Roman" w:cs="Times New Roman"/>
+        </w:rPr>
       </w:pPr>
       <w:commentRangeStart w:id="4"/>
       <w:r>
+        <w:rPr>
+          <w:rFonts w:ascii="Times New Roman" w:hAnsi="Times New Roman" w:cs="Times New Roman"/>
+        </w:rPr>
         <w:t>Currently</w:t>
       </w:r>
       <w:commentRangeEnd w:id="4"/>
       <w:r>
         <w:rPr>
           <w:rStyle w:val="CommentReference"/>
+          <w:rFonts w:ascii="Times New Roman" w:hAnsi="Times New Roman" w:cs="Times New Roman"/>
           <w:sz w:val="24"/>
           <w:szCs w:val="24"/>
         </w:rPr>
         <w:commentReference w:id="4"/>
       </w:r>
       <w:r>
+        <w:rPr>
+          <w:rFonts w:ascii="Times New Roman" w:hAnsi="Times New Roman" w:cs="Times New Roman"/>
+        </w:rPr>
         <w:t xml:space="preserve">, a streamlined workflow that allows forest practitioners to </w:t>
       </w:r>
       <w:r>
+        <w:rPr>
+          <w:rFonts w:ascii="Times New Roman" w:hAnsi="Times New Roman" w:cs="Times New Roman"/>
+        </w:rPr>
         <w:t xml:space="preserve">specifically </w:t>
       </w:r>
       <w:r>
-        <w:t>perform point-extractions from</w:t>
-      </w:r>
-      <w:r>
-        <w:t xml:space="preserve"> GEE-derived raster data for inventory coordinates without advanced coding or proprietary software</w:t>
-      </w:r>
-      <w:r>
-        <w:t xml:space="preserve"> does not exist.</w:t>
-      </w:r>
-      <w:r>
+        <w:rPr>
+          <w:rFonts w:ascii="Times New Roman" w:hAnsi="Times New Roman" w:cs="Times New Roman"/>
+        </w:rPr>
+        <w:t>perform point-extractions from GEE-derived raster data for inventory coordinates without advanced coding or proprietary software does not exist.</w:t>
+      </w:r>
+      <w:r>
+        <w:rPr>
+          <w:rFonts w:ascii="Times New Roman" w:hAnsi="Times New Roman" w:cs="Times New Roman"/>
+        </w:rPr>
         <w:t xml:space="preserve"> </w:t>
       </w:r>
       <w:r>
+        <w:rPr>
+          <w:rFonts w:ascii="Times New Roman" w:hAnsi="Times New Roman" w:cs="Times New Roman"/>
+        </w:rPr>
         <w:t xml:space="preserve">In this study, </w:t>
       </w:r>
       <w:r>
+        <w:rPr>
+          <w:rFonts w:ascii="Times New Roman" w:hAnsi="Times New Roman" w:cs="Times New Roman"/>
+        </w:rPr>
         <w:t xml:space="preserve">the </w:t>
       </w:r>
       <w:r>
         <w:rPr>
+          <w:rFonts w:ascii="Times New Roman" w:hAnsi="Times New Roman" w:cs="Times New Roman"/>
           <w:i/>
           <w:iCs/>
         </w:rPr>
         <w:t>skiba</w:t>
       </w:r>
       <w:r>
+        <w:rPr>
+          <w:rFonts w:ascii="Times New Roman" w:hAnsi="Times New Roman" w:cs="Times New Roman"/>
+        </w:rPr>
         <w:t xml:space="preserve"> </w:t>
       </w:r>
       <w:r>
+        <w:rPr>
+          <w:rFonts w:ascii="Times New Roman" w:hAnsi="Times New Roman" w:cs="Times New Roman"/>
+        </w:rPr>
         <w:t xml:space="preserve">Python </w:t>
       </w:r>
       <w:r>
+        <w:rPr>
+          <w:rFonts w:ascii="Times New Roman" w:hAnsi="Times New Roman" w:cs="Times New Roman"/>
+        </w:rPr>
         <w:t xml:space="preserve">package was developed </w:t>
       </w:r>
       <w:r>
+        <w:rPr>
+          <w:rFonts w:ascii="Times New Roman" w:hAnsi="Times New Roman" w:cs="Times New Roman"/>
+        </w:rPr>
         <w:t>to</w:t>
       </w:r>
       <w:r>
+        <w:rPr>
+          <w:rFonts w:ascii="Times New Roman" w:hAnsi="Times New Roman" w:cs="Times New Roman"/>
+        </w:rPr>
         <w:t xml:space="preserve"> combine </w:t>
       </w:r>
       <w:r>
+        <w:rPr>
+          <w:rFonts w:ascii="Times New Roman" w:hAnsi="Times New Roman" w:cs="Times New Roman"/>
+        </w:rPr>
         <w:t xml:space="preserve">existing GEE python packages </w:t>
       </w:r>
       <w:r>
+        <w:rPr>
+          <w:rFonts w:ascii="Times New Roman" w:hAnsi="Times New Roman" w:cs="Times New Roman"/>
+        </w:rPr>
         <w:t xml:space="preserve">into a </w:t>
       </w:r>
       <w:r>
+        <w:rPr>
+          <w:rFonts w:ascii="Times New Roman" w:hAnsi="Times New Roman" w:cs="Times New Roman"/>
+        </w:rPr>
         <w:t>system</w:t>
       </w:r>
       <w:r>
+        <w:rPr>
+          <w:rFonts w:ascii="Times New Roman" w:hAnsi="Times New Roman" w:cs="Times New Roman"/>
+        </w:rPr>
         <w:t xml:space="preserve"> that minimizes the coding requirements and lowers the technical threshold previously</w:t>
       </w:r>
       <w:r>
+        <w:rPr>
+          <w:rFonts w:ascii="Times New Roman" w:hAnsi="Times New Roman" w:cs="Times New Roman"/>
+        </w:rPr>
         <w:t xml:space="preserve"> needed</w:t>
       </w:r>
       <w:r>
+        <w:rPr>
+          <w:rFonts w:ascii="Times New Roman" w:hAnsi="Times New Roman" w:cs="Times New Roman"/>
+        </w:rPr>
         <w:t xml:space="preserve">. The goal of this project is </w:t>
       </w:r>
       <w:r>
+        <w:rPr>
+          <w:rFonts w:ascii="Times New Roman" w:hAnsi="Times New Roman" w:cs="Times New Roman"/>
+        </w:rPr>
         <w:t>to alleviate setup time to perform point extractions</w:t>
       </w:r>
       <w:r>
+        <w:rPr>
+          <w:rFonts w:ascii="Times New Roman" w:hAnsi="Times New Roman" w:cs="Times New Roman"/>
+        </w:rPr>
         <w:t xml:space="preserve"> and reduce the number of steps </w:t>
       </w:r>
       <w:r>
+        <w:rPr>
+          <w:rFonts w:ascii="Times New Roman" w:hAnsi="Times New Roman" w:cs="Times New Roman"/>
+        </w:rPr>
         <w:t>required</w:t>
       </w:r>
       <w:r>
+        <w:rPr>
+          <w:rFonts w:ascii="Times New Roman" w:hAnsi="Times New Roman" w:cs="Times New Roman"/>
+        </w:rPr>
         <w:t xml:space="preserve"> to </w:t>
       </w:r>
       <w:r>
+        <w:rPr>
+          <w:rFonts w:ascii="Times New Roman" w:hAnsi="Times New Roman" w:cs="Times New Roman"/>
+        </w:rPr>
         <w:t>access and retrieve data from Google Earth Engine</w:t>
       </w:r>
       <w:r>
+        <w:rPr>
+          <w:rFonts w:ascii="Times New Roman" w:hAnsi="Times New Roman" w:cs="Times New Roman"/>
+        </w:rPr>
         <w:t xml:space="preserve"> </w:t>
       </w:r>
       <w:r>
+        <w:rPr>
+          <w:rFonts w:ascii="Times New Roman" w:hAnsi="Times New Roman" w:cs="Times New Roman"/>
+        </w:rPr>
         <w:t>in order for</w:t>
       </w:r>
       <w:r>
+        <w:rPr>
+          <w:rFonts w:ascii="Times New Roman" w:hAnsi="Times New Roman" w:cs="Times New Roman"/>
+        </w:rPr>
         <w:t xml:space="preserve"> </w:t>
       </w:r>
       <w:r>
+        <w:rPr>
+          <w:rFonts w:ascii="Times New Roman" w:hAnsi="Times New Roman" w:cs="Times New Roman"/>
+        </w:rPr>
         <w:t>RS data to more efficiently be integrated into forest studies and inventories</w:t>
       </w:r>
       <w:r>
+        <w:rPr>
+          <w:rFonts w:ascii="Times New Roman" w:hAnsi="Times New Roman" w:cs="Times New Roman"/>
+        </w:rPr>
         <w:t xml:space="preserve">. </w:t>
       </w:r>
       <w:r>
+        <w:rPr>
+          <w:rFonts w:ascii="Times New Roman" w:hAnsi="Times New Roman" w:cs="Times New Roman"/>
+        </w:rPr>
         <w:t>The combinations of</w:t>
       </w:r>
       <w:r>
+        <w:rPr>
+          <w:rFonts w:ascii="Times New Roman" w:hAnsi="Times New Roman" w:cs="Times New Roman"/>
+        </w:rPr>
         <w:t xml:space="preserve"> point extraction and point buffering workflows developed </w:t>
       </w:r>
       <w:r>
+        <w:rPr>
+          <w:rFonts w:ascii="Times New Roman" w:hAnsi="Times New Roman" w:cs="Times New Roman"/>
+        </w:rPr>
         <w:t xml:space="preserve">reduce the time and </w:t>
       </w:r>
       <w:r>
+        <w:rPr>
+          <w:rFonts w:ascii="Times New Roman" w:hAnsi="Times New Roman" w:cs="Times New Roman"/>
+        </w:rPr>
         <w:t>required skills</w:t>
       </w:r>
       <w:r>
+        <w:rPr>
+          <w:rFonts w:ascii="Times New Roman" w:hAnsi="Times New Roman" w:cs="Times New Roman"/>
+        </w:rPr>
         <w:t xml:space="preserve"> for foresters to incorporate </w:t>
       </w:r>
       <w:r>
+        <w:rPr>
+          <w:rFonts w:ascii="Times New Roman" w:hAnsi="Times New Roman" w:cs="Times New Roman"/>
+        </w:rPr>
         <w:t xml:space="preserve">RS data </w:t>
       </w:r>
       <w:r>
+        <w:rPr>
+          <w:rFonts w:ascii="Times New Roman" w:hAnsi="Times New Roman" w:cs="Times New Roman"/>
+        </w:rPr>
         <w:t>into forest studies and inventories.</w:t>
       </w:r>
       <w:r>
+        <w:rPr>
+          <w:rFonts w:ascii="Times New Roman" w:hAnsi="Times New Roman" w:cs="Times New Roman"/>
+        </w:rPr>
         <w:t xml:space="preserve"> </w:t>
       </w:r>
     </w:p>
-    <w:p/>
-    <w:p>
-      <w:r>
+    <w:p>
+      <w:pPr>
+        <w:ind w:firstLine="720"/>
+        <w:rPr>
+          <w:rFonts w:ascii="Times New Roman" w:hAnsi="Times New Roman" w:cs="Times New Roman"/>
+        </w:rPr>
+      </w:pPr>
+    </w:p>
+    <w:p>
+      <w:pPr>
+        <w:rPr>
+          <w:rFonts w:ascii="Times New Roman" w:hAnsi="Times New Roman" w:cs="Times New Roman"/>
+        </w:rPr>
+      </w:pPr>
+      <w:r>
+        <w:rPr>
+          <w:rFonts w:ascii="Times New Roman" w:hAnsi="Times New Roman" w:cs="Times New Roman"/>
+        </w:rPr>
         <w:t>Methods</w:t>
       </w:r>
     </w:p>
     <w:p>
-      <w:r>
+      <w:pPr>
+        <w:rPr>
+          <w:rFonts w:ascii="Times New Roman" w:hAnsi="Times New Roman" w:cs="Times New Roman"/>
+        </w:rPr>
+      </w:pPr>
+      <w:r>
+        <w:rPr>
+          <w:rFonts w:ascii="Times New Roman" w:hAnsi="Times New Roman" w:cs="Times New Roman"/>
+        </w:rPr>
         <w:t>Software design</w:t>
       </w:r>
     </w:p>
     <w:p>
       <w:pPr>
         <w:ind w:firstLine="720"/>
-      </w:pPr>
-      <w:r>
+        <w:rPr>
+          <w:rFonts w:ascii="Times New Roman" w:hAnsi="Times New Roman" w:cs="Times New Roman"/>
+        </w:rPr>
+      </w:pPr>
+      <w:commentRangeStart w:id="5"/>
+      <w:r>
+        <w:rPr>
+          <w:rFonts w:ascii="Times New Roman" w:hAnsi="Times New Roman" w:cs="Times New Roman"/>
+        </w:rPr>
         <w:t>T</w:t>
       </w:r>
       <w:r>
+        <w:rPr>
+          <w:rFonts w:ascii="Times New Roman" w:hAnsi="Times New Roman" w:cs="Times New Roman"/>
+        </w:rPr>
         <w:t xml:space="preserve">he </w:t>
       </w:r>
-      <w:r>
-        <w:rPr>
+      <w:commentRangeEnd w:id="5"/>
+      <w:r>
+        <w:rPr>
+          <w:rStyle w:val="CommentReference"/>
+          <w:rFonts w:ascii="Times New Roman" w:hAnsi="Times New Roman" w:cs="Times New Roman"/>
           <w:i/>
           <w:iCs/>
-        </w:rPr>
-        <w:t>skiba</w:t>
-      </w:r>
-      <w:r>
-        <w:t xml:space="preserve"> Python package was designed </w:t>
-      </w:r>
-      <w:r>
-        <w:t xml:space="preserve">for users </w:t>
-      </w:r>
-      <w:r>
-        <w:t xml:space="preserve">to </w:t>
-      </w:r>
-      <w:r>
-        <w:t xml:space="preserve">reduce the set up needed to </w:t>
-      </w:r>
-      <w:r>
-        <w:t xml:space="preserve">efficiently extract pixel values from Google Earth Engine. The </w:t>
-      </w:r>
-      <w:r>
-        <w:t>data returned</w:t>
-      </w:r>
-      <w:r>
-        <w:t xml:space="preserve"> from these processes can be integrated into forest operations to [increase the scope of existing forest inventories and studies].</w:t>
-      </w:r>
-      <w:r>
-        <w:t xml:space="preserve"> As some forest inventories and studies contain confidential plot coordinates, the </w:t>
-      </w:r>
-      <w:r>
-        <w:rPr>
+          <w:sz w:val="24"/>
+          <w:szCs w:val="24"/>
+        </w:rPr>
+        <w:commentReference w:id="5"/>
+      </w:r>
+      <w:r>
+        <w:rPr>
+          <w:rFonts w:ascii="Times New Roman" w:hAnsi="Times New Roman" w:cs="Times New Roman"/>
           <w:i/>
           <w:iCs/>
         </w:rPr>
         <w:t>skiba</w:t>
       </w:r>
       <w:r>
-        <w:t xml:space="preserve"> package also provides two buffering methodologies to protect sensitive plot locations.</w:t>
-      </w:r>
-    </w:p>
-    <w:p>
-      <w:pPr>
-        <w:ind w:firstLine="720"/>
-      </w:pPr>
-      <w:r>
-        <w:t xml:space="preserve">To reduce the technical knowledge </w:t>
-      </w:r>
-      <w:r>
-        <w:t>and set-up time</w:t>
-      </w:r>
-      <w:r>
-        <w:t xml:space="preserve"> needed to conduct these operations, we designed </w:t>
-      </w:r>
-      <w:r>
-        <w:t xml:space="preserve">this package </w:t>
-      </w:r>
-      <w:r>
-        <w:t xml:space="preserve">to create a </w:t>
-      </w:r>
-      <w:r>
-        <w:t>user interface</w:t>
-      </w:r>
-      <w:r>
-        <w:t xml:space="preserve"> consisting of</w:t>
-      </w:r>
-      <w:r>
-        <w:t xml:space="preserve"> point-and-click widget</w:t>
-      </w:r>
-      <w:r>
-        <w:t>s</w:t>
-      </w:r>
-      <w:r>
-        <w:t xml:space="preserve">. </w:t>
-      </w:r>
-      <w:r>
-        <w:t>This</w:t>
-      </w:r>
-      <w:r>
+        <w:rPr>
+          <w:rFonts w:ascii="Times New Roman" w:hAnsi="Times New Roman" w:cs="Times New Roman"/>
+        </w:rPr>
+        <w:t xml:space="preserve"> Python package was designed </w:t>
+      </w:r>
+      <w:r>
+        <w:rPr>
+          <w:rFonts w:ascii="Times New Roman" w:hAnsi="Times New Roman" w:cs="Times New Roman"/>
+        </w:rPr>
+        <w:t xml:space="preserve">for users to </w:t>
+      </w:r>
+      <w:r>
+        <w:rPr>
+          <w:rFonts w:ascii="Times New Roman" w:hAnsi="Times New Roman" w:cs="Times New Roman"/>
+        </w:rPr>
+        <w:t xml:space="preserve">reduce </w:t>
+      </w:r>
+      <w:r>
+        <w:rPr>
+          <w:rFonts w:ascii="Times New Roman" w:hAnsi="Times New Roman" w:cs="Times New Roman"/>
+        </w:rPr>
+        <w:t>technical barriers for accessing Google Earth Engine and producing point extractions</w:t>
+      </w:r>
+      <w:r>
+        <w:rPr>
+          <w:rFonts w:ascii="Times New Roman" w:hAnsi="Times New Roman" w:cs="Times New Roman"/>
+        </w:rPr>
+        <w:t xml:space="preserve">. The </w:t>
+      </w:r>
+      <w:r>
+        <w:rPr>
+          <w:rFonts w:ascii="Times New Roman" w:hAnsi="Times New Roman" w:cs="Times New Roman"/>
+        </w:rPr>
+        <w:t>returned point extractions</w:t>
+      </w:r>
+      <w:r>
+        <w:rPr>
+          <w:rFonts w:ascii="Times New Roman" w:hAnsi="Times New Roman" w:cs="Times New Roman"/>
+        </w:rPr>
         <w:t xml:space="preserve"> </w:t>
       </w:r>
       <w:r>
-        <w:t>point-and-click</w:t>
-      </w:r>
-      <w:r>
+        <w:rPr>
+          <w:rFonts w:ascii="Times New Roman" w:hAnsi="Times New Roman" w:cs="Times New Roman"/>
+        </w:rPr>
+        <w:t xml:space="preserve">can be integrated into forest operations to increase the scope of </w:t>
+      </w:r>
+      <w:r>
+        <w:rPr>
+          <w:rFonts w:ascii="Times New Roman" w:hAnsi="Times New Roman" w:cs="Times New Roman"/>
+        </w:rPr>
+        <w:t xml:space="preserve">information that can be used in </w:t>
+      </w:r>
+      <w:r>
+        <w:rPr>
+          <w:rFonts w:ascii="Times New Roman" w:hAnsi="Times New Roman" w:cs="Times New Roman"/>
+        </w:rPr>
+        <w:t>existing forest inventories and studies.</w:t>
+      </w:r>
+      <w:r>
+        <w:rPr>
+          <w:rFonts w:ascii="Times New Roman" w:hAnsi="Times New Roman" w:cs="Times New Roman"/>
+        </w:rPr>
         <w:t xml:space="preserve"> </w:t>
       </w:r>
       <w:r>
-        <w:t xml:space="preserve">interface handles file uploading, coordinate processing, and file returns, so that package users need only to simply load the modules and provide the needed information to run the operations. </w:t>
-      </w:r>
-      <w:r>
-        <w:t xml:space="preserve">This package provides an effective alternative to current options for buffering </w:t>
-      </w:r>
-      <w:r>
-        <w:lastRenderedPageBreak/>
-        <w:t>coordinate points and performing pixel extractions, but was primarily created to remove technical barriers needed to process data from Google Earth Engine.</w:t>
-      </w:r>
-      <w:r>
-        <w:tab/>
-      </w:r>
-      <w:r>
-        <w:t xml:space="preserve"> </w:t>
-      </w:r>
-    </w:p>
-    <w:p>
-      <w:pPr>
-        <w:ind w:firstLine="720"/>
-      </w:pPr>
-      <w:r>
-        <w:t xml:space="preserve">The package is divided into two </w:t>
-      </w:r>
-      <w:r>
-        <w:t>groups</w:t>
-      </w:r>
-      <w:r>
-        <w:t xml:space="preserve">: point extraction </w:t>
-      </w:r>
-      <w:r>
-        <w:t>approaches</w:t>
-      </w:r>
-      <w:r>
-        <w:t xml:space="preserve"> and coordinate buffering </w:t>
-      </w:r>
-      <w:r>
-        <w:t>approaches</w:t>
-      </w:r>
-      <w:r>
-        <w:t>, which can be visualized in Figure []</w:t>
-      </w:r>
-      <w:r>
-        <w:t>.</w:t>
-      </w:r>
-      <w:r>
-        <w:t xml:space="preserve"> </w:t>
-      </w:r>
-      <w:r>
-        <w:t xml:space="preserve">The point extraction approaches access and retrieve information from GEE, while the coordinate buffering approaches provide the option to safeguard confidential plot coordinates prior to point extraction. </w:t>
-      </w:r>
-      <w:r>
-        <w:rPr>
+        <w:rPr>
+          <w:rFonts w:ascii="Times New Roman" w:hAnsi="Times New Roman" w:cs="Times New Roman"/>
+        </w:rPr>
+        <w:t xml:space="preserve">The </w:t>
+      </w:r>
+      <w:r>
+        <w:rPr>
+          <w:rFonts w:ascii="Times New Roman" w:hAnsi="Times New Roman" w:cs="Times New Roman"/>
           <w:i/>
           <w:iCs/>
         </w:rPr>
-        <w:t>i</w:t>
-      </w:r>
-      <w:r>
-        <w:rPr>
-          <w:i/>
-          <w:iCs/>
-        </w:rPr>
-        <w:t>pywidgets</w:t>
-      </w:r>
-      <w:r>
+        <w:t xml:space="preserve">skiba </w:t>
+      </w:r>
+      <w:r>
+        <w:rPr>
+          <w:rFonts w:ascii="Times New Roman" w:hAnsi="Times New Roman" w:cs="Times New Roman"/>
+        </w:rPr>
+        <w:t xml:space="preserve">package addresses privacy concerns regarding </w:t>
+      </w:r>
+      <w:r>
+        <w:rPr>
+          <w:rFonts w:ascii="Times New Roman" w:hAnsi="Times New Roman" w:cs="Times New Roman"/>
+        </w:rPr>
+        <w:t>sensitive plot coordinates</w:t>
+      </w:r>
+      <w:r>
+        <w:rPr>
+          <w:rFonts w:ascii="Times New Roman" w:hAnsi="Times New Roman" w:cs="Times New Roman"/>
+        </w:rPr>
         <w:t xml:space="preserve"> </w:t>
       </w:r>
       <w:r>
-        <w:t>provides</w:t>
-      </w:r>
-      <w:r>
-        <w:t xml:space="preserve"> the foundation</w:t>
-      </w:r>
-      <w:r>
+        <w:rPr>
+          <w:rFonts w:ascii="Times New Roman" w:hAnsi="Times New Roman" w:cs="Times New Roman"/>
+        </w:rPr>
+        <w:t xml:space="preserve">by </w:t>
+      </w:r>
+      <w:r>
+        <w:rPr>
+          <w:rFonts w:ascii="Times New Roman" w:hAnsi="Times New Roman" w:cs="Times New Roman"/>
+        </w:rPr>
+        <w:t xml:space="preserve">providing </w:t>
+      </w:r>
+      <w:r>
+        <w:rPr>
+          <w:rFonts w:ascii="Times New Roman" w:hAnsi="Times New Roman" w:cs="Times New Roman"/>
+        </w:rPr>
+        <w:t>two buffering methodologies.</w:t>
+      </w:r>
+      <w:r>
+        <w:rPr>
+          <w:rFonts w:ascii="Times New Roman" w:hAnsi="Times New Roman" w:cs="Times New Roman"/>
+        </w:rPr>
         <w:t xml:space="preserve"> </w:t>
       </w:r>
       <w:r>
-        <w:t>for</w:t>
-      </w:r>
-      <w:r>
-        <w:t xml:space="preserve"> all modules</w:t>
-      </w:r>
-      <w:r>
-        <w:t xml:space="preserve"> to </w:t>
-      </w:r>
-      <w:r>
-        <w:t>construct</w:t>
-      </w:r>
-      <w:r>
-        <w:t xml:space="preserve"> the</w:t>
-      </w:r>
-      <w:r>
-        <w:t xml:space="preserve"> visible(?) user</w:t>
-      </w:r>
-      <w:r>
+        <w:rPr>
+          <w:rFonts w:ascii="Times New Roman" w:hAnsi="Times New Roman" w:cs="Times New Roman"/>
+        </w:rPr>
+        <w:t xml:space="preserve">To </w:t>
+      </w:r>
+      <w:r>
+        <w:rPr>
+          <w:rFonts w:ascii="Times New Roman" w:hAnsi="Times New Roman" w:cs="Times New Roman"/>
+        </w:rPr>
+        <w:t>lower the technical threshold</w:t>
+      </w:r>
+      <w:r>
+        <w:rPr>
+          <w:rFonts w:ascii="Times New Roman" w:hAnsi="Times New Roman" w:cs="Times New Roman"/>
+        </w:rPr>
+        <w:t xml:space="preserve"> needed to </w:t>
+      </w:r>
+      <w:r>
+        <w:rPr>
+          <w:rFonts w:ascii="Times New Roman" w:hAnsi="Times New Roman" w:cs="Times New Roman"/>
+        </w:rPr>
+        <w:t>perform</w:t>
+      </w:r>
+      <w:r>
+        <w:rPr>
+          <w:rFonts w:ascii="Times New Roman" w:hAnsi="Times New Roman" w:cs="Times New Roman"/>
+        </w:rPr>
         <w:t xml:space="preserve"> </w:t>
       </w:r>
       <w:r>
-        <w:t>interface</w:t>
-      </w:r>
-      <w:r>
+        <w:rPr>
+          <w:rFonts w:ascii="Times New Roman" w:hAnsi="Times New Roman" w:cs="Times New Roman"/>
+        </w:rPr>
+        <w:t>all</w:t>
+      </w:r>
+      <w:r>
+        <w:rPr>
+          <w:rFonts w:ascii="Times New Roman" w:hAnsi="Times New Roman" w:cs="Times New Roman"/>
+        </w:rPr>
+        <w:t xml:space="preserve"> operations, we designed </w:t>
+      </w:r>
+      <w:r>
+        <w:rPr>
+          <w:rFonts w:ascii="Times New Roman" w:hAnsi="Times New Roman" w:cs="Times New Roman"/>
+        </w:rPr>
+        <w:t xml:space="preserve">this package </w:t>
+      </w:r>
+      <w:r>
+        <w:rPr>
+          <w:rFonts w:ascii="Times New Roman" w:hAnsi="Times New Roman" w:cs="Times New Roman"/>
+        </w:rPr>
+        <w:t xml:space="preserve">to create a </w:t>
+      </w:r>
+      <w:r>
+        <w:rPr>
+          <w:rFonts w:ascii="Times New Roman" w:hAnsi="Times New Roman" w:cs="Times New Roman"/>
+        </w:rPr>
+        <w:t>user interface</w:t>
+      </w:r>
+      <w:r>
+        <w:rPr>
+          <w:rFonts w:ascii="Times New Roman" w:hAnsi="Times New Roman" w:cs="Times New Roman"/>
+        </w:rPr>
+        <w:t xml:space="preserve"> consisting of</w:t>
+      </w:r>
+      <w:r>
+        <w:rPr>
+          <w:rFonts w:ascii="Times New Roman" w:hAnsi="Times New Roman" w:cs="Times New Roman"/>
+        </w:rPr>
+        <w:t xml:space="preserve"> point-and-click widget</w:t>
+      </w:r>
+      <w:r>
+        <w:rPr>
+          <w:rFonts w:ascii="Times New Roman" w:hAnsi="Times New Roman" w:cs="Times New Roman"/>
+        </w:rPr>
+        <w:t>s</w:t>
+      </w:r>
+      <w:r>
+        <w:rPr>
+          <w:rFonts w:ascii="Times New Roman" w:hAnsi="Times New Roman" w:cs="Times New Roman"/>
+        </w:rPr>
         <w:t xml:space="preserve">. </w:t>
       </w:r>
       <w:r>
-        <w:t>F</w:t>
-      </w:r>
-      <w:r>
-        <w:t>unctions from</w:t>
-      </w:r>
-      <w:r>
+        <w:rPr>
+          <w:rFonts w:ascii="Times New Roman" w:hAnsi="Times New Roman" w:cs="Times New Roman"/>
+        </w:rPr>
+        <w:t>This</w:t>
+      </w:r>
+      <w:r>
+        <w:rPr>
+          <w:rFonts w:ascii="Times New Roman" w:hAnsi="Times New Roman" w:cs="Times New Roman"/>
+        </w:rPr>
         <w:t xml:space="preserve"> </w:t>
       </w:r>
       <w:r>
         <w:rPr>
-          <w:i/>
-          <w:iCs/>
-        </w:rPr>
-        <w:t>pandas</w:t>
-      </w:r>
-      <w:r>
-        <w:t xml:space="preserve"> and</w:t>
-      </w:r>
-      <w:r>
+          <w:rFonts w:ascii="Times New Roman" w:hAnsi="Times New Roman" w:cs="Times New Roman"/>
+        </w:rPr>
+        <w:t>design</w:t>
+      </w:r>
+      <w:r>
+        <w:rPr>
+          <w:rFonts w:ascii="Times New Roman" w:hAnsi="Times New Roman" w:cs="Times New Roman"/>
+        </w:rPr>
         <w:t xml:space="preserve"> </w:t>
       </w:r>
       <w:r>
         <w:rPr>
-          <w:i/>
-          <w:iCs/>
-        </w:rPr>
-        <w:t>geopandas</w:t>
-      </w:r>
-      <w:r>
-        <w:t xml:space="preserve"> are leveraged in all modules to handle geospatial file handling. </w:t>
-      </w:r>
-      <w:r>
-        <w:rPr>
-          <w:i/>
-          <w:iCs/>
-        </w:rPr>
-        <w:t>s</w:t>
-      </w:r>
-      <w:r>
-        <w:rPr>
-          <w:i/>
-          <w:iCs/>
-        </w:rPr>
-        <w:t>hapely</w:t>
-      </w:r>
-      <w:r>
-        <w:t xml:space="preserve">, </w:t>
-      </w:r>
-      <w:r>
-        <w:rPr>
-          <w:i/>
-          <w:iCs/>
-        </w:rPr>
-        <w:t>shapely.geometry</w:t>
-      </w:r>
-      <w:r>
-        <w:t xml:space="preserve">, </w:t>
-      </w:r>
-      <w:r>
-        <w:rPr>
-          <w:i/>
-          <w:iCs/>
-        </w:rPr>
-        <w:t>pyproj</w:t>
-      </w:r>
-      <w:r>
-        <w:t>,</w:t>
-      </w:r>
-      <w:r>
-        <w:t xml:space="preserve"> and</w:t>
-      </w:r>
-      <w:r>
-        <w:rPr>
-          <w:i/>
-          <w:iCs/>
+          <w:rFonts w:ascii="Times New Roman" w:hAnsi="Times New Roman" w:cs="Times New Roman"/>
+        </w:rPr>
+        <w:t xml:space="preserve">interface handles file uploading, coordinate processing, and file returns, so that package users need only to simply load the modules and provide the </w:t>
+      </w:r>
+      <w:r>
+        <w:rPr>
+          <w:rFonts w:ascii="Times New Roman" w:hAnsi="Times New Roman" w:cs="Times New Roman"/>
+        </w:rPr>
+        <w:t>information needed</w:t>
+      </w:r>
+      <w:r>
+        <w:rPr>
+          <w:rFonts w:ascii="Times New Roman" w:hAnsi="Times New Roman" w:cs="Times New Roman"/>
+        </w:rPr>
+        <w:t xml:space="preserve">. </w:t>
+      </w:r>
+      <w:r>
+        <w:rPr>
+          <w:rFonts w:ascii="Times New Roman" w:hAnsi="Times New Roman" w:cs="Times New Roman"/>
+        </w:rPr>
+        <w:t xml:space="preserve">The </w:t>
+      </w:r>
+      <w:r>
+        <w:rPr>
+          <w:rFonts w:ascii="Times New Roman" w:hAnsi="Times New Roman" w:cs="Times New Roman"/>
+        </w:rPr>
+        <w:t>workflows</w:t>
+      </w:r>
+      <w:r>
+        <w:rPr>
+          <w:rFonts w:ascii="Times New Roman" w:hAnsi="Times New Roman" w:cs="Times New Roman"/>
+        </w:rPr>
+        <w:t xml:space="preserve"> created, while designed to remove technical barriers involved, can also provide efficient alternatives to existing approaches </w:t>
+      </w:r>
+      <w:r>
+        <w:rPr>
+          <w:rFonts w:ascii="Times New Roman" w:hAnsi="Times New Roman" w:cs="Times New Roman"/>
+        </w:rPr>
+        <w:t xml:space="preserve">through decreased set-up time and </w:t>
+      </w:r>
+      <w:r>
+        <w:rPr>
+          <w:rFonts w:ascii="Times New Roman" w:hAnsi="Times New Roman" w:cs="Times New Roman"/>
+        </w:rPr>
+        <w:t>quick</w:t>
+      </w:r>
+      <w:r>
+        <w:rPr>
+          <w:rFonts w:ascii="Times New Roman" w:hAnsi="Times New Roman" w:cs="Times New Roman"/>
+        </w:rPr>
+        <w:t xml:space="preserve"> processing</w:t>
+      </w:r>
+      <w:r>
+        <w:rPr>
+          <w:rFonts w:ascii="Times New Roman" w:hAnsi="Times New Roman" w:cs="Times New Roman"/>
+        </w:rPr>
+        <w:t>.</w:t>
+      </w:r>
+      <w:r>
+        <w:rPr>
+          <w:rFonts w:ascii="Times New Roman" w:hAnsi="Times New Roman" w:cs="Times New Roman"/>
         </w:rPr>
         <w:t xml:space="preserve"> </w:t>
       </w:r>
-      <w:r>
-        <w:rPr>
-          <w:i/>
-          <w:iCs/>
-        </w:rPr>
-        <w:t>numpy</w:t>
-      </w:r>
-      <w:r>
-        <w:t xml:space="preserve"> are utilized to generate random coordinate points in the buffering approaches</w:t>
-      </w:r>
-      <w:r>
-        <w:rPr>
-          <w:i/>
-          <w:iCs/>
-        </w:rPr>
-        <w:t xml:space="preserve">. </w:t>
-      </w:r>
-      <w:r>
-        <w:rPr>
-          <w:i/>
-          <w:iCs/>
-        </w:rPr>
-        <w:t>g</w:t>
-      </w:r>
-      <w:r>
-        <w:rPr>
-          <w:i/>
-          <w:iCs/>
-        </w:rPr>
-        <w:t>eemap</w:t>
-      </w:r>
-      <w:r>
-        <w:t xml:space="preserve"> </w:t>
-      </w:r>
-      <w:r>
-        <w:t>is exclusively</w:t>
-      </w:r>
-      <w:r>
-        <w:t xml:space="preserve"> </w:t>
-      </w:r>
-      <w:r>
-        <w:t>called</w:t>
-      </w:r>
-      <w:r>
-        <w:t xml:space="preserve"> within</w:t>
-      </w:r>
-      <w:r>
-        <w:t xml:space="preserve"> point extraction modules to retrieve the pixel values for the </w:t>
-      </w:r>
-      <w:r>
-        <w:t>provided</w:t>
-      </w:r>
-      <w:r>
-        <w:t xml:space="preserve"> coordinate points</w:t>
-      </w:r>
-      <w:r>
-        <w:t>.</w:t>
-      </w:r>
-      <w:r>
-        <w:t xml:space="preserve"> </w:t>
-      </w:r>
-    </w:p>
-    <w:p>
-      <w:r>
-        <w:tab/>
-      </w:r>
     </w:p>
     <w:p>
       <w:pPr>
         <w:ind w:firstLine="720"/>
-      </w:pPr>
-    </w:p>
-    <w:p>
-      <w:pPr>
-        <w:ind w:firstLine="720"/>
-        <w:jc w:val="center"/>
-      </w:pPr>
-      <w:r>
-        <w:drawing>
-          <wp:inline distT="0" distB="0" distL="0" distR="0" wp14:anchorId="4F51941C" wp14:editId="746EA3A9">
-            <wp:extent cx="3943350" cy="2442687"/>
-            <wp:effectExtent l="0" t="0" r="0" b="0"/>
-            <wp:docPr id="1706373291" name="Picture 1"/>
-            <wp:cNvGraphicFramePr>
-              <a:graphicFrameLocks xmlns:a="http://schemas.openxmlformats.org/drawingml/2006/main" noChangeAspect="1"/>
-            </wp:cNvGraphicFramePr>
-            <a:graphic xmlns:a="http://schemas.openxmlformats.org/drawingml/2006/main">
-              <a:graphicData uri="http://schemas.openxmlformats.org/drawingml/2006/picture">
-                <pic:pic xmlns:pic="http://schemas.openxmlformats.org/drawingml/2006/picture">
-                  <pic:nvPicPr>
-                    <pic:cNvPr id="1706373291" name=""/>
-                    <pic:cNvPicPr/>
-                  </pic:nvPicPr>
-                  <pic:blipFill>
-                    <a:blip r:embed="rId9"/>
-                    <a:stretch>
-                      <a:fillRect/>
-                    </a:stretch>
-                  </pic:blipFill>
-                  <pic:spPr>
-                    <a:xfrm>
-                      <a:off x="0" y="0"/>
-                      <a:ext cx="3952148" cy="2448137"/>
-                    </a:xfrm>
-                    <a:prstGeom prst="rect">
-                      <a:avLst/>
-                    </a:prstGeom>
-                  </pic:spPr>
-                </pic:pic>
-              </a:graphicData>
-            </a:graphic>
-          </wp:inline>
-        </w:drawing>
-      </w:r>
-    </w:p>
-    <w:p>
-      <w:pPr>
-        <w:ind w:firstLine="720"/>
-        <w:jc w:val="center"/>
-      </w:pPr>
-    </w:p>
-    <w:p>
-      <w:pPr>
-        <w:ind w:firstLine="720"/>
-      </w:pPr>
-    </w:p>
-    <w:p>
-      <w:r>
-        <w:t>Usage</w:t>
-      </w:r>
-    </w:p>
-    <w:p>
-      <w:r>
-        <w:rPr>
-          <w:noProof/>
-        </w:rPr>
-        <w:lastRenderedPageBreak/>
-        <w:drawing>
-          <wp:inline distT="0" distB="0" distL="0" distR="0" wp14:anchorId="3E4BC290" wp14:editId="7B73EE71">
-            <wp:extent cx="3419061" cy="1975823"/>
-            <wp:effectExtent l="0" t="0" r="0" b="5715"/>
-            <wp:docPr id="281159124" name="Picture 1"/>
-            <wp:cNvGraphicFramePr>
-              <a:graphicFrameLocks xmlns:a="http://schemas.openxmlformats.org/drawingml/2006/main" noChangeAspect="1"/>
-            </wp:cNvGraphicFramePr>
-            <a:graphic xmlns:a="http://schemas.openxmlformats.org/drawingml/2006/main">
-              <a:graphicData uri="http://schemas.openxmlformats.org/drawingml/2006/picture">
-                <pic:pic xmlns:pic="http://schemas.openxmlformats.org/drawingml/2006/picture">
-                  <pic:nvPicPr>
-                    <pic:cNvPr id="1289021082" name=""/>
-                    <pic:cNvPicPr/>
-                  </pic:nvPicPr>
-                  <pic:blipFill>
-                    <a:blip r:embed="rId10"/>
-                    <a:stretch>
-                      <a:fillRect/>
-                    </a:stretch>
-                  </pic:blipFill>
-                  <pic:spPr>
-                    <a:xfrm>
-                      <a:off x="0" y="0"/>
-                      <a:ext cx="3435648" cy="1985409"/>
-                    </a:xfrm>
-                    <a:prstGeom prst="rect">
-                      <a:avLst/>
-                    </a:prstGeom>
-                  </pic:spPr>
-                </pic:pic>
-              </a:graphicData>
-            </a:graphic>
-          </wp:inline>
-        </w:drawing>
-      </w:r>
-    </w:p>
-    <w:p>
-      <w:r>
-        <w:rPr>
-          <w:noProof/>
-        </w:rPr>
-        <w:drawing>
-          <wp:inline distT="0" distB="0" distL="0" distR="0" wp14:anchorId="300CA53C" wp14:editId="702BCE2E">
-            <wp:extent cx="3937112" cy="3229610"/>
-            <wp:effectExtent l="0" t="0" r="6350" b="8890"/>
-            <wp:docPr id="1047648791" name="Picture 1"/>
-            <wp:cNvGraphicFramePr>
-              <a:graphicFrameLocks xmlns:a="http://schemas.openxmlformats.org/drawingml/2006/main" noChangeAspect="1"/>
-            </wp:cNvGraphicFramePr>
-            <a:graphic xmlns:a="http://schemas.openxmlformats.org/drawingml/2006/main">
-              <a:graphicData uri="http://schemas.openxmlformats.org/drawingml/2006/picture">
-                <pic:pic xmlns:pic="http://schemas.openxmlformats.org/drawingml/2006/picture">
-                  <pic:nvPicPr>
-                    <pic:cNvPr id="1047648791" name=""/>
-                    <pic:cNvPicPr/>
-                  </pic:nvPicPr>
-                  <pic:blipFill>
-                    <a:blip r:embed="rId11"/>
-                    <a:stretch>
-                      <a:fillRect/>
-                    </a:stretch>
-                  </pic:blipFill>
-                  <pic:spPr>
-                    <a:xfrm>
-                      <a:off x="0" y="0"/>
-                      <a:ext cx="3942466" cy="3234002"/>
-                    </a:xfrm>
-                    <a:prstGeom prst="rect">
-                      <a:avLst/>
-                    </a:prstGeom>
-                  </pic:spPr>
-                </pic:pic>
-              </a:graphicData>
-            </a:graphic>
-          </wp:inline>
-        </w:drawing>
-      </w:r>
-    </w:p>
-    <w:p>
-      <w:r>
-        <w:t>Point Extraction Modules</w:t>
-      </w:r>
-    </w:p>
-    <w:p>
-      <w:pPr>
-        <w:ind w:firstLine="720"/>
-      </w:pPr>
-      <w:r>
-        <w:t xml:space="preserve">The point extraction modules created provide a widget-oriented approach to performing pixel extractions from GEE datasets. </w:t>
-      </w:r>
-      <w:r>
-        <w:t xml:space="preserve">Because these modules are designed with a user interface comprised of point-and-click widgets, once widget is imported and loaded, no </w:t>
-      </w:r>
-      <w:r>
-        <w:t xml:space="preserve">additional </w:t>
-      </w:r>
-      <w:r>
-        <w:t xml:space="preserve">coding is </w:t>
-      </w:r>
-      <w:r>
-        <w:t>required</w:t>
-      </w:r>
-      <w:r>
-        <w:t xml:space="preserve">; the package user will only need to provide a datafile of coordinate points, select the desired GEE dataset, and time filter, if necessary. </w:t>
-      </w:r>
-      <w:r>
-        <w:t>As it accesses Google Earth Engine internally, GEE must be initialized and authenticated prior to running the query.</w:t>
-      </w:r>
-    </w:p>
-    <w:p>
-      <w:pPr>
-        <w:ind w:firstLine="720"/>
-      </w:pPr>
-      <w:r>
-        <w:t xml:space="preserve">The point extraction modules require that </w:t>
-      </w:r>
-      <w:r>
-        <w:t>GEE be initialized and authenticated prior to</w:t>
-      </w:r>
-      <w:r>
-        <w:t xml:space="preserve"> </w:t>
-      </w:r>
-      <w:r>
-        <w:t xml:space="preserve">pixel </w:t>
-      </w:r>
-      <w:r>
-        <w:t>extraction</w:t>
-      </w:r>
-      <w:r>
-        <w:t>.</w:t>
-      </w:r>
-      <w:r>
-        <w:t xml:space="preserve"> </w:t>
-      </w:r>
-      <w:r>
-        <w:t>When</w:t>
-      </w:r>
-      <w:r>
-        <w:t xml:space="preserve"> the </w:t>
-      </w:r>
-      <w:r>
-        <w:t xml:space="preserve">modules’ </w:t>
-      </w:r>
-      <w:r>
-        <w:t xml:space="preserve">interfaces are loaded(?), a widget box is shown </w:t>
-      </w:r>
-      <w:r>
-        <w:t>for users to</w:t>
-      </w:r>
-      <w:r>
-        <w:t xml:space="preserve"> upload a CSV</w:t>
-      </w:r>
-      <w:r>
-        <w:t xml:space="preserve"> </w:t>
-      </w:r>
-      <w:r>
-        <w:t xml:space="preserve">file </w:t>
-      </w:r>
-      <w:r>
-        <w:t xml:space="preserve">of coordinate points is uploaded, </w:t>
-      </w:r>
-      <w:r>
-        <w:t xml:space="preserve">select </w:t>
-      </w:r>
-      <w:r>
-        <w:t>the GEE dataset of interest</w:t>
-      </w:r>
-      <w:r>
-        <w:t xml:space="preserve">, and set filter dates. </w:t>
-      </w:r>
-      <w:r>
-        <w:t>Acceptable GEE datasets must</w:t>
-      </w:r>
-      <w:r>
-        <w:t xml:space="preserve"> Images and ImageCollections</w:t>
-      </w:r>
-      <w:r>
-        <w:t>, not FeatureCollections</w:t>
-      </w:r>
-      <w:r>
-        <w:t>.</w:t>
-      </w:r>
-      <w:r>
-        <w:t xml:space="preserve">  </w:t>
-      </w:r>
-      <w:r>
-        <w:lastRenderedPageBreak/>
-        <w:t xml:space="preserve">Start and end dates to filter that datasets are required only for ImageCollections, and the user may refer to the dataset’s GEE documentation page to find dataset availability. </w:t>
-      </w:r>
-      <w:r>
-        <w:t>The date filters may be left blank for Images</w:t>
-      </w:r>
-      <w:r>
-        <w:t>.</w:t>
-      </w:r>
-      <w:r>
-        <w:t xml:space="preserve"> </w:t>
-      </w:r>
-      <w:r>
-        <w:t xml:space="preserve">Some limitations have been observed. For example, WorldClim Climatology V1 (WORLDCLIM/V1/MONTHLY) has a “month” image property that organizes the data </w:t>
-      </w:r>
-      <w:r>
-        <w:t>in a way that is</w:t>
-      </w:r>
-      <w:r>
-        <w:t xml:space="preserve"> incompatible with the designed filtering process.</w:t>
-      </w:r>
-    </w:p>
-    <w:p>
-      <w:pPr>
-        <w:ind w:firstLine="720"/>
-      </w:pPr>
-      <w:r>
-        <w:t>Two point-extraction modules were created</w:t>
-      </w:r>
-      <w:r>
-        <w:t xml:space="preserve">: </w:t>
-      </w:r>
-      <w:r>
-        <w:rPr>
-          <w:i/>
-          <w:iCs/>
-        </w:rPr>
-        <w:t>point_extraction</w:t>
-      </w:r>
-      <w:r>
-        <w:t xml:space="preserve"> </w:t>
-      </w:r>
-      <w:r>
-        <w:t xml:space="preserve">(PE) </w:t>
-      </w:r>
-      <w:r>
-        <w:t xml:space="preserve">and </w:t>
-      </w:r>
-      <w:r>
-        <w:rPr>
-          <w:i/>
-          <w:iCs/>
-        </w:rPr>
-        <w:t>aggregated_point_extraction</w:t>
-      </w:r>
-      <w:r>
-        <w:rPr>
-          <w:i/>
-          <w:iCs/>
-        </w:rPr>
-        <w:t xml:space="preserve"> </w:t>
-      </w:r>
-      <w:r>
-        <w:t>(APE)</w:t>
-      </w:r>
-      <w:r>
-        <w:t>.</w:t>
-      </w:r>
-      <w:r>
-        <w:t xml:space="preserve"> Both modules perform the </w:t>
-      </w:r>
-      <w:r>
-        <w:t>same extraction process but differ in aggregation technique.</w:t>
-      </w:r>
-      <w:r>
-        <w:t xml:space="preserve"> PE</w:t>
-      </w:r>
-      <w:r>
-        <w:rPr>
-          <w:i/>
-          <w:iCs/>
-        </w:rPr>
-        <w:t xml:space="preserve"> </w:t>
-      </w:r>
-      <w:r>
-        <w:t>returns the extracted data for each coordinate uploaded, whereas APE extracts the pixel values then averages over shared plot IDs.</w:t>
-      </w:r>
-      <w:r>
-        <w:t xml:space="preserve"> The difference between returned results is demonstrated in Figure [].</w:t>
-      </w:r>
-    </w:p>
-    <w:p>
-      <w:pPr>
-        <w:ind w:firstLine="720"/>
-      </w:pPr>
-      <w:r>
-        <w:rPr>
-          <w:noProof/>
-        </w:rPr>
-        <w:drawing>
-          <wp:inline distT="0" distB="0" distL="0" distR="0" wp14:anchorId="3C6D58FE" wp14:editId="440F654B">
-            <wp:extent cx="4604574" cy="3263049"/>
-            <wp:effectExtent l="0" t="0" r="5715" b="0"/>
-            <wp:docPr id="455855028" name="Picture 1"/>
-            <wp:cNvGraphicFramePr>
-              <a:graphicFrameLocks xmlns:a="http://schemas.openxmlformats.org/drawingml/2006/main" noChangeAspect="1"/>
-            </wp:cNvGraphicFramePr>
-            <a:graphic xmlns:a="http://schemas.openxmlformats.org/drawingml/2006/main">
-              <a:graphicData uri="http://schemas.openxmlformats.org/drawingml/2006/picture">
-                <pic:pic xmlns:pic="http://schemas.openxmlformats.org/drawingml/2006/picture">
-                  <pic:nvPicPr>
-                    <pic:cNvPr id="455855028" name=""/>
-                    <pic:cNvPicPr/>
-                  </pic:nvPicPr>
-                  <pic:blipFill>
-                    <a:blip r:embed="rId12"/>
-                    <a:stretch>
-                      <a:fillRect/>
-                    </a:stretch>
-                  </pic:blipFill>
-                  <pic:spPr>
-                    <a:xfrm>
-                      <a:off x="0" y="0"/>
-                      <a:ext cx="4616450" cy="3271465"/>
-                    </a:xfrm>
-                    <a:prstGeom prst="rect">
-                      <a:avLst/>
-                    </a:prstGeom>
-                  </pic:spPr>
-                </pic:pic>
-              </a:graphicData>
-            </a:graphic>
-          </wp:inline>
-        </w:drawing>
-      </w:r>
-    </w:p>
-    <w:p>
-      <w:r>
-        <w:t>The following script is used to initialize GEE and load the point extraction modules</w:t>
-      </w:r>
-    </w:p>
-    <w:p/>
-    <w:p>
-      <w:r>
-        <w:t>Coordinate Buffering Modules</w:t>
-      </w:r>
-    </w:p>
-    <w:p>
-      <w:r>
-        <w:tab/>
-        <w:t xml:space="preserve">Users who have concerns about using sensitive plot coordinates through GEE </w:t>
-      </w:r>
-      <w:r>
-        <w:t>are provided the</w:t>
-      </w:r>
-      <w:r>
-        <w:t xml:space="preserve"> option to buffer coordinates prior to performing point extractions. </w:t>
-      </w:r>
-      <w:r>
-        <w:t xml:space="preserve">In the coordinate buffering modules, users upload a CSV file containing the </w:t>
-      </w:r>
-      <w:r>
-        <w:t>raw coordinates and set the buffer radius that randomized points will be generated within.</w:t>
-      </w:r>
-      <w:r>
-        <w:t xml:space="preserve"> This buffer radius is determined via the data’s user guide and the pixel size for the GEE dataset of interest.</w:t>
-      </w:r>
-      <w:r>
-        <w:t xml:space="preserve"> Plot coordinates are often designated as the plot center, and the plot radius can be large enough that it must be considered when determining an appropriate buffer radius. </w:t>
-      </w:r>
-      <w:r>
-        <w:t xml:space="preserve">As the returned </w:t>
-      </w:r>
-      <w:r>
-        <w:lastRenderedPageBreak/>
-        <w:t>datasets do not include original coordinates and GEE is not initialized in these modules, the original coordinates remain protected from GEE</w:t>
-      </w:r>
-      <w:r>
-        <w:t>.</w:t>
-      </w:r>
-      <w:r>
-        <w:t xml:space="preserve"> </w:t>
-      </w:r>
-      <w:r>
-        <w:t>Returned datasets are formatted for immediate use in the point extraction modules</w:t>
-      </w:r>
-      <w:r>
-        <w:t>.</w:t>
-      </w:r>
-    </w:p>
-    <w:p>
-      <w:r>
-        <w:tab/>
-        <w:t xml:space="preserve">Two modules were created to buffer </w:t>
-      </w:r>
-      <w:r>
-        <w:t xml:space="preserve">sensitive </w:t>
-      </w:r>
-      <w:r>
-        <w:t>coordinates.</w:t>
-      </w:r>
-      <w:r>
-        <w:t xml:space="preserve"> Both modules follow the same randomization process; buffered coordinates are generated at a random distance within the provided buffering radius and at a random angle from the original </w:t>
-      </w:r>
-      <w:r>
-        <w:t xml:space="preserve">coordinate. </w:t>
-      </w:r>
-      <w:r>
-        <w:t xml:space="preserve">The difference between the two modules lies in how many randomized coordinates are generated. </w:t>
-      </w:r>
-      <w:r>
-        <w:rPr>
-          <w:i/>
-          <w:iCs/>
-        </w:rPr>
-        <w:t>buffer_coordinates</w:t>
-      </w:r>
-      <w:r>
-        <w:t xml:space="preserve"> </w:t>
-      </w:r>
-      <w:r>
-        <w:t xml:space="preserve">(BC) </w:t>
-      </w:r>
-      <w:r>
-        <w:t xml:space="preserve">produces one randomized coordinate for each user-provided coordinate; </w:t>
-      </w:r>
-      <w:r>
-        <w:rPr>
-          <w:i/>
-          <w:iCs/>
-        </w:rPr>
-        <w:t>buffer_and_sample</w:t>
-      </w:r>
-      <w:r>
-        <w:t xml:space="preserve"> </w:t>
-      </w:r>
-      <w:r>
-        <w:t xml:space="preserve">(BAS) </w:t>
-      </w:r>
-      <w:r>
-        <w:t xml:space="preserve">returns </w:t>
-      </w:r>
-      <w:r>
-        <w:rPr>
-          <w:i/>
-          <w:iCs/>
-        </w:rPr>
-        <w:t>n</w:t>
-      </w:r>
-      <w:r>
-        <w:t xml:space="preserve"> random coordinates for each provided coordinate, where </w:t>
-      </w:r>
-      <w:r>
-        <w:rPr>
-          <w:i/>
-          <w:iCs/>
-        </w:rPr>
-        <w:t>n</w:t>
-      </w:r>
-      <w:r>
-        <w:t xml:space="preserve"> is an integer provided by the user. A </w:t>
-      </w:r>
-      <w:r>
-        <w:t xml:space="preserve">visualization of this buffering approach </w:t>
-      </w:r>
-      <w:r>
-        <w:t>is provided in Figure [].</w:t>
-      </w:r>
-    </w:p>
-    <w:p>
-      <w:r>
-        <w:drawing>
-          <wp:inline distT="0" distB="0" distL="0" distR="0" wp14:anchorId="573DFED1" wp14:editId="370180B9">
-            <wp:extent cx="5943600" cy="3726180"/>
-            <wp:effectExtent l="0" t="0" r="0" b="7620"/>
-            <wp:docPr id="2063197024" name="Picture 1"/>
-            <wp:cNvGraphicFramePr>
-              <a:graphicFrameLocks xmlns:a="http://schemas.openxmlformats.org/drawingml/2006/main" noChangeAspect="1"/>
-            </wp:cNvGraphicFramePr>
-            <a:graphic xmlns:a="http://schemas.openxmlformats.org/drawingml/2006/main">
-              <a:graphicData uri="http://schemas.openxmlformats.org/drawingml/2006/picture">
-                <pic:pic xmlns:pic="http://schemas.openxmlformats.org/drawingml/2006/picture">
-                  <pic:nvPicPr>
-                    <pic:cNvPr id="2063197024" name=""/>
-                    <pic:cNvPicPr/>
-                  </pic:nvPicPr>
-                  <pic:blipFill>
-                    <a:blip r:embed="rId13"/>
-                    <a:stretch>
-                      <a:fillRect/>
-                    </a:stretch>
-                  </pic:blipFill>
-                  <pic:spPr>
-                    <a:xfrm>
-                      <a:off x="0" y="0"/>
-                      <a:ext cx="5943600" cy="3726180"/>
-                    </a:xfrm>
-                    <a:prstGeom prst="rect">
-                      <a:avLst/>
-                    </a:prstGeom>
-                  </pic:spPr>
-                </pic:pic>
-              </a:graphicData>
-            </a:graphic>
-          </wp:inline>
-        </w:drawing>
-      </w:r>
-    </w:p>
-    <w:p>
-      <w:r>
-        <w:rPr>
+        <w:rPr>
+          <w:rFonts w:ascii="Times New Roman" w:hAnsi="Times New Roman" w:cs="Times New Roman"/>
+        </w:rPr>
+      </w:pPr>
+      <w:r>
+        <w:rPr>
+          <w:rFonts w:ascii="Times New Roman" w:hAnsi="Times New Roman" w:cs="Times New Roman"/>
           <w:noProof/>
         </w:rPr>
         <w:lastRenderedPageBreak/>
         <mc:AlternateContent>
           <mc:Choice Requires="wpg">
             <w:drawing>
-              <wp:inline distT="0" distB="0" distL="0" distR="0" wp14:anchorId="107BB6E7" wp14:editId="752471A3">
-                <wp:extent cx="5943600" cy="3710305"/>
-                <wp:effectExtent l="19050" t="19050" r="19050" b="23495"/>
-                <wp:docPr id="40818691" name="Group 2"/>
+              <wp:anchor distT="0" distB="0" distL="114300" distR="114300" simplePos="0" relativeHeight="251670528" behindDoc="0" locked="0" layoutInCell="1" allowOverlap="1" wp14:anchorId="74027F00" wp14:editId="0E5816D0">
+                <wp:simplePos x="0" y="0"/>
+                <wp:positionH relativeFrom="margin">
+                  <wp:posOffset>542925</wp:posOffset>
+                </wp:positionH>
+                <wp:positionV relativeFrom="paragraph">
+                  <wp:posOffset>161925</wp:posOffset>
+                </wp:positionV>
+                <wp:extent cx="4754880" cy="2981325"/>
+                <wp:effectExtent l="19050" t="19050" r="26670" b="28575"/>
+                <wp:wrapTopAndBottom/>
+                <wp:docPr id="965337147" name="Group 9"/>
                 <wp:cNvGraphicFramePr/>
                 <a:graphic xmlns:a="http://schemas.openxmlformats.org/drawingml/2006/main">
                   <a:graphicData uri="http://schemas.microsoft.com/office/word/2010/wordprocessingGroup">
@@ -1721,20 +2522,20 @@
                       <wpg:grpSpPr>
                         <a:xfrm>
                           <a:off x="0" y="0"/>
-                          <a:ext cx="5943600" cy="3710305"/>
+                          <a:ext cx="4754880" cy="2981325"/>
                           <a:chOff x="0" y="0"/>
-                          <a:chExt cx="5943600" cy="3710305"/>
+                          <a:chExt cx="4754880" cy="2981325"/>
                         </a:xfrm>
                       </wpg:grpSpPr>
                       <pic:pic xmlns:pic="http://schemas.openxmlformats.org/drawingml/2006/picture">
                         <pic:nvPicPr>
-                          <pic:cNvPr id="1313392731" name="Picture 1"/>
+                          <pic:cNvPr id="759251724" name="Picture 1"/>
                           <pic:cNvPicPr>
                             <a:picLocks noChangeAspect="1"/>
                           </pic:cNvPicPr>
                         </pic:nvPicPr>
                         <pic:blipFill>
-                          <a:blip r:embed="rId14">
+                          <a:blip r:embed="rId10" cstate="print">
                             <a:extLst>
                               <a:ext uri="{28A0092B-C50C-407E-A947-70E740481C1C}">
                                 <a14:useLocalDpi xmlns:a14="http://schemas.microsoft.com/office/drawing/2010/main" val="0"/>
@@ -1748,65 +2549,94 @@
                         <pic:spPr>
                           <a:xfrm>
                             <a:off x="0" y="0"/>
-                            <a:ext cx="5943600" cy="3710305"/>
+                            <a:ext cx="4754880" cy="2783205"/>
                           </a:xfrm>
                           <a:prstGeom prst="rect">
                             <a:avLst/>
                           </a:prstGeom>
-                          <a:ln w="19050" cmpd="sng">
+                          <a:ln>
                             <a:solidFill>
                               <a:schemeClr val="tx1"/>
                             </a:solidFill>
                           </a:ln>
                         </pic:spPr>
                       </pic:pic>
-                      <pic:pic xmlns:pic="http://schemas.openxmlformats.org/drawingml/2006/picture">
-                        <pic:nvPicPr>
-                          <pic:cNvPr id="1791053523" name="Picture 1"/>
-                          <pic:cNvPicPr>
-                            <a:picLocks noChangeAspect="1"/>
-                          </pic:cNvPicPr>
-                        </pic:nvPicPr>
-                        <pic:blipFill rotWithShape="1">
-                          <a:blip r:embed="rId15">
-                            <a:extLst>
-                              <a:ext uri="{28A0092B-C50C-407E-A947-70E740481C1C}">
-                                <a14:useLocalDpi xmlns:a14="http://schemas.microsoft.com/office/drawing/2010/main" val="0"/>
-                              </a:ext>
-                            </a:extLst>
-                          </a:blip>
-                          <a:srcRect t="13898" b="8333"/>
-                          <a:stretch>
-                            <a:fillRect/>
-                          </a:stretch>
-                        </pic:blipFill>
-                        <pic:spPr bwMode="auto">
+                      <wps:wsp>
+                        <wps:cNvPr id="483930100" name="Text Box 1"/>
+                        <wps:cNvSpPr txBox="1"/>
+                        <wps:spPr>
                           <a:xfrm>
-                            <a:off x="56013" y="3249589"/>
-                            <a:ext cx="979805" cy="399415"/>
+                            <a:off x="171450" y="2800350"/>
+                            <a:ext cx="4400550" cy="180975"/>
                           </a:xfrm>
                           <a:prstGeom prst="rect">
                             <a:avLst/>
                           </a:prstGeom>
+                          <a:solidFill>
+                            <a:prstClr val="white"/>
+                          </a:solidFill>
                           <a:ln>
-                            <a:noFill/>
+                            <a:solidFill>
+                              <a:schemeClr val="bg1"/>
+                            </a:solidFill>
                           </a:ln>
-                          <a:extLst>
-                            <a:ext uri="{53640926-AAD7-44D8-BBD7-CCE9431645EC}">
-                              <a14:shadowObscured xmlns:a14="http://schemas.microsoft.com/office/drawing/2010/main"/>
-                            </a:ext>
-                          </a:extLst>
-                        </pic:spPr>
-                      </pic:pic>
+                        </wps:spPr>
+                        <wps:txbx>
+                          <w:txbxContent>
+                            <w:p>
+                              <w:pPr>
+                                <w:pStyle w:val="Caption"/>
+                                <w:rPr>
+                                  <w:rFonts w:ascii="Times New Roman" w:hAnsi="Times New Roman" w:cs="Times New Roman"/>
+                                  <w:noProof/>
+                                </w:rPr>
+                              </w:pPr>
+                              <w:r>
+                                <w:t xml:space="preserve">Figure </w:t>
+                              </w:r>
+                              <w:r>
+                                <w:fldChar w:fldCharType="begin"/>
+                              </w:r>
+                              <w:r>
+                                <w:instrText xml:space="preserve"> SEQ Figure \* ARABIC </w:instrText>
+                              </w:r>
+                              <w:r>
+                                <w:fldChar w:fldCharType="separate"/>
+                              </w:r>
+                              <w:r>
+                                <w:rPr>
+                                  <w:noProof/>
+                                </w:rPr>
+                                <w:t>1</w:t>
+                              </w:r>
+                              <w:r>
+                                <w:fldChar w:fldCharType="end"/>
+                              </w:r>
+                              <w:r>
+                                <w:t xml:space="preserve">: </w:t>
+                              </w:r>
+                              <w:r>
+                                <w:t>Diagram of package structure</w:t>
+                              </w:r>
+                            </w:p>
+                          </w:txbxContent>
+                        </wps:txbx>
+                        <wps:bodyPr rot="0" spcFirstLastPara="0" vertOverflow="overflow" horzOverflow="overflow" vert="horz" wrap="square" lIns="0" tIns="0" rIns="0" bIns="0" numCol="1" spcCol="0" rtlCol="0" fromWordArt="0" anchor="t" anchorCtr="0" forceAA="0" compatLnSpc="1">
+                          <a:prstTxWarp prst="textNoShape">
+                            <a:avLst/>
+                          </a:prstTxWarp>
+                          <a:noAutofit/>
+                        </wps:bodyPr>
+                      </wps:wsp>
                     </wpg:wgp>
                   </a:graphicData>
                 </a:graphic>
-              </wp:inline>
+              </wp:anchor>
             </w:drawing>
           </mc:Choice>
           <mc:Fallback>
             <w:pict>
-              <v:group w14:anchorId="05396812" id="Group 2" o:spid="_x0000_s1026" style="width:468pt;height:292.15pt;mso-position-horizontal-relative:char;mso-position-vertical-relative:line" coordsize="59436,37103" o:gfxdata="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">
+              <v:group w14:anchorId="74027F00" id="Group 9" o:spid="_x0000_s1026" style="position:absolute;left:0;text-align:left;margin-left:42.75pt;margin-top:12.75pt;width:374.4pt;height:234.75pt;z-index:251670528;mso-position-horizontal-relative:margin" coordsize="47548,29813" o:gfxdata="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">
                 <v:shapetype id="_x0000_t75" coordsize="21600,21600" o:spt="75" o:preferrelative="t" path="m@4@5l@4@11@9@11@9@5xe" filled="f" stroked="f">
                   <v:stroke joinstyle="miter"/>
                   <v:formulas>
@@ -1826,454 +2656,3498 @@
                   <v:path o:extrusionok="f" gradientshapeok="t" o:connecttype="rect"/>
                   <o:lock v:ext="edit" aspectratio="t"/>
                 </v:shapetype>
-                <v:shape id="Picture 1" o:spid="_x0000_s1027" type="#_x0000_t75" style="position:absolute;width:59436;height:37103;visibility:visible;mso-wrap-style:square" o:gfxdata="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" stroked="t" strokecolor="black [3213]" strokeweight="1.5pt">
-                  <v:imagedata r:id="rId16" o:title=""/>
+                <v:shape id="Picture 1" o:spid="_x0000_s1027" type="#_x0000_t75" style="position:absolute;width:47548;height:27832;visibility:visible;mso-wrap-style:square" o:gfxdata="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" stroked="t" strokecolor="black [3213]">
+                  <v:imagedata r:id="rId11" o:title=""/>
                   <v:path arrowok="t"/>
                 </v:shape>
-                <v:shape id="Picture 1" o:spid="_x0000_s1028" type="#_x0000_t75" style="position:absolute;left:560;top:32495;width:9798;height:3995;visibility:visible;mso-wrap-style:square" o:gfxdata="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">
-                  <v:imagedata r:id="rId17" o:title="" croptop="9108f" cropbottom="5461f"/>
+                <v:shapetype id="_x0000_t202" coordsize="21600,21600" o:spt="202" path="m,l,21600r21600,l21600,xe">
+                  <v:stroke joinstyle="miter"/>
+                  <v:path gradientshapeok="t" o:connecttype="rect"/>
+                </v:shapetype>
+                <v:shape id="Text Box 1" o:spid="_x0000_s1028" type="#_x0000_t202" style="position:absolute;left:1714;top:28003;width:44006;height:1810;visibility:visible;mso-wrap-style:square;v-text-anchor:top" o:gfxdata="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" strokecolor="white [3212]">
+                  <v:textbox inset="0,0,0,0">
+                    <w:txbxContent>
+                      <w:p>
+                        <w:pPr>
+                          <w:pStyle w:val="Caption"/>
+                          <w:rPr>
+                            <w:rFonts w:ascii="Times New Roman" w:hAnsi="Times New Roman" w:cs="Times New Roman"/>
+                            <w:noProof/>
+                          </w:rPr>
+                        </w:pPr>
+                        <w:r>
+                          <w:t xml:space="preserve">Figure </w:t>
+                        </w:r>
+                        <w:r>
+                          <w:fldChar w:fldCharType="begin"/>
+                        </w:r>
+                        <w:r>
+                          <w:instrText xml:space="preserve"> SEQ Figure \* ARABIC </w:instrText>
+                        </w:r>
+                        <w:r>
+                          <w:fldChar w:fldCharType="separate"/>
+                        </w:r>
+                        <w:r>
+                          <w:rPr>
+                            <w:noProof/>
+                          </w:rPr>
+                          <w:t>1</w:t>
+                        </w:r>
+                        <w:r>
+                          <w:fldChar w:fldCharType="end"/>
+                        </w:r>
+                        <w:r>
+                          <w:t xml:space="preserve">: </w:t>
+                        </w:r>
+                        <w:r>
+                          <w:t>Diagram of package structure</w:t>
+                        </w:r>
+                      </w:p>
+                    </w:txbxContent>
+                  </v:textbox>
                 </v:shape>
-                <w10:anchorlock/>
+                <w10:wrap type="topAndBottom" anchorx="margin"/>
               </v:group>
             </w:pict>
           </mc:Fallback>
         </mc:AlternateContent>
       </w:r>
-      <w:r>
-        <w:t xml:space="preserve">Example of </w:t>
-      </w:r>
-      <w:r>
-        <w:rPr>
+      <w:commentRangeStart w:id="6"/>
+      <w:r>
+        <w:rPr>
+          <w:rFonts w:ascii="Times New Roman" w:hAnsi="Times New Roman" w:cs="Times New Roman"/>
+        </w:rPr>
+        <w:t xml:space="preserve">The </w:t>
+      </w:r>
+      <w:commentRangeEnd w:id="6"/>
+      <w:r>
+        <w:rPr>
+          <w:rStyle w:val="CommentReference"/>
+          <w:rFonts w:ascii="Times New Roman" w:hAnsi="Times New Roman" w:cs="Times New Roman"/>
+          <w:sz w:val="24"/>
+          <w:szCs w:val="24"/>
+        </w:rPr>
+        <w:commentReference w:id="6"/>
+      </w:r>
+      <w:r>
+        <w:rPr>
+          <w:rFonts w:ascii="Times New Roman" w:hAnsi="Times New Roman" w:cs="Times New Roman"/>
+        </w:rPr>
+        <w:t xml:space="preserve">package is divided into two </w:t>
+      </w:r>
+      <w:r>
+        <w:rPr>
+          <w:rFonts w:ascii="Times New Roman" w:hAnsi="Times New Roman" w:cs="Times New Roman"/>
+        </w:rPr>
+        <w:t>task</w:t>
+      </w:r>
+      <w:r>
+        <w:rPr>
+          <w:rFonts w:ascii="Times New Roman" w:hAnsi="Times New Roman" w:cs="Times New Roman"/>
+        </w:rPr>
+        <w:t xml:space="preserve"> </w:t>
+      </w:r>
+      <w:r>
+        <w:rPr>
+          <w:rFonts w:ascii="Times New Roman" w:hAnsi="Times New Roman" w:cs="Times New Roman"/>
+        </w:rPr>
+        <w:t>groups</w:t>
+      </w:r>
+      <w:r>
+        <w:rPr>
+          <w:rFonts w:ascii="Times New Roman" w:hAnsi="Times New Roman" w:cs="Times New Roman"/>
+        </w:rPr>
+        <w:t>: point extraction</w:t>
+      </w:r>
+      <w:r>
+        <w:rPr>
+          <w:rFonts w:ascii="Times New Roman" w:hAnsi="Times New Roman" w:cs="Times New Roman"/>
+        </w:rPr>
+        <w:t xml:space="preserve">s </w:t>
+      </w:r>
+      <w:r>
+        <w:rPr>
+          <w:rFonts w:ascii="Times New Roman" w:hAnsi="Times New Roman" w:cs="Times New Roman"/>
+        </w:rPr>
+        <w:t>and coordinate buffering</w:t>
+      </w:r>
+      <w:r>
+        <w:rPr>
+          <w:rFonts w:ascii="Times New Roman" w:hAnsi="Times New Roman" w:cs="Times New Roman"/>
+        </w:rPr>
+        <w:t>, which can be visualized in</w:t>
+      </w:r>
+      <w:r>
+        <w:rPr>
+          <w:rFonts w:ascii="Times New Roman" w:hAnsi="Times New Roman" w:cs="Times New Roman"/>
+        </w:rPr>
+        <w:t xml:space="preserve"> Fig</w:t>
+      </w:r>
+      <w:r>
+        <w:rPr>
+          <w:rFonts w:ascii="Times New Roman" w:hAnsi="Times New Roman" w:cs="Times New Roman"/>
+        </w:rPr>
+        <w:t>u</w:t>
+      </w:r>
+      <w:r>
+        <w:rPr>
+          <w:rFonts w:ascii="Times New Roman" w:hAnsi="Times New Roman" w:cs="Times New Roman"/>
+        </w:rPr>
+        <w:t xml:space="preserve">re </w:t>
+      </w:r>
+      <w:r>
+        <w:rPr>
+          <w:rFonts w:ascii="Times New Roman" w:hAnsi="Times New Roman" w:cs="Times New Roman"/>
+          <w:noProof/>
+        </w:rPr>
+        <w:t>1</w:t>
+      </w:r>
+      <w:r>
+        <w:rPr>
+          <w:rFonts w:ascii="Times New Roman" w:hAnsi="Times New Roman" w:cs="Times New Roman"/>
+        </w:rPr>
+        <w:t>.</w:t>
+      </w:r>
+      <w:r>
+        <w:rPr>
+          <w:rFonts w:ascii="Times New Roman" w:hAnsi="Times New Roman" w:cs="Times New Roman"/>
+        </w:rPr>
+        <w:t xml:space="preserve"> </w:t>
+      </w:r>
+      <w:commentRangeStart w:id="7"/>
+      <w:r>
+        <w:rPr>
+          <w:rFonts w:ascii="Times New Roman" w:hAnsi="Times New Roman" w:cs="Times New Roman"/>
+        </w:rPr>
+        <w:t>The point extraction approaches access and retrieve information from GEE, while the coordinate buffering approaches provide the option to safeguard confidential plot coordinates prior to point extraction.</w:t>
+      </w:r>
+      <w:commentRangeEnd w:id="7"/>
+      <w:r>
+        <w:rPr>
+          <w:rStyle w:val="CommentReference"/>
+          <w:rFonts w:ascii="Times New Roman" w:hAnsi="Times New Roman" w:cs="Times New Roman"/>
+          <w:sz w:val="24"/>
+          <w:szCs w:val="24"/>
+        </w:rPr>
+        <w:commentReference w:id="7"/>
+      </w:r>
+      <w:r>
+        <w:rPr>
+          <w:rFonts w:ascii="Times New Roman" w:hAnsi="Times New Roman" w:cs="Times New Roman"/>
+        </w:rPr>
+        <w:t xml:space="preserve"> </w:t>
+      </w:r>
+      <w:r>
+        <w:rPr>
+          <w:rFonts w:ascii="Times New Roman" w:hAnsi="Times New Roman" w:cs="Times New Roman"/>
+        </w:rPr>
+        <w:t>E</w:t>
+      </w:r>
+      <w:r>
+        <w:rPr>
+          <w:rFonts w:ascii="Times New Roman" w:hAnsi="Times New Roman" w:cs="Times New Roman"/>
+        </w:rPr>
+        <w:t xml:space="preserve">ach </w:t>
+      </w:r>
+      <w:r>
+        <w:rPr>
+          <w:rFonts w:ascii="Times New Roman" w:hAnsi="Times New Roman" w:cs="Times New Roman"/>
+        </w:rPr>
+        <w:t>task group</w:t>
+      </w:r>
+      <w:r>
+        <w:rPr>
+          <w:rFonts w:ascii="Times New Roman" w:hAnsi="Times New Roman" w:cs="Times New Roman"/>
+        </w:rPr>
+        <w:t xml:space="preserve"> contains two modules</w:t>
+      </w:r>
+      <w:r>
+        <w:rPr>
+          <w:rFonts w:ascii="Times New Roman" w:hAnsi="Times New Roman" w:cs="Times New Roman"/>
+        </w:rPr>
+        <w:t>, for a total of four created modules.</w:t>
+      </w:r>
+      <w:r>
+        <w:rPr>
+          <w:rFonts w:ascii="Times New Roman" w:hAnsi="Times New Roman" w:cs="Times New Roman"/>
+        </w:rPr>
+        <w:t xml:space="preserve"> </w:t>
+      </w:r>
+      <w:r>
+        <w:rPr>
+          <w:rFonts w:ascii="Times New Roman" w:hAnsi="Times New Roman" w:cs="Times New Roman"/>
+        </w:rPr>
+        <w:t>This package relies on a number of dependencies.</w:t>
+      </w:r>
+      <w:r>
+        <w:rPr>
+          <w:rFonts w:ascii="Times New Roman" w:hAnsi="Times New Roman" w:cs="Times New Roman"/>
+        </w:rPr>
+        <w:t xml:space="preserve"> The </w:t>
+      </w:r>
+      <w:r>
+        <w:rPr>
+          <w:rFonts w:ascii="Times New Roman" w:hAnsi="Times New Roman" w:cs="Times New Roman"/>
           <w:i/>
           <w:iCs/>
         </w:rPr>
-        <w:t>buffer_and_sample</w:t>
-      </w:r>
-      <w:r>
-        <w:t xml:space="preserve"> approach with </w:t>
-      </w:r>
-      <w:r>
-        <w:rPr>
+        <w:t>i</w:t>
+      </w:r>
+      <w:r>
+        <w:rPr>
+          <w:rFonts w:ascii="Times New Roman" w:hAnsi="Times New Roman" w:cs="Times New Roman"/>
           <w:i/>
           <w:iCs/>
         </w:rPr>
-        <w:t>r</w:t>
-      </w:r>
-      <w:r>
-        <w:t xml:space="preserve"> = 3000 ft and </w:t>
-      </w:r>
-      <w:r>
-        <w:rPr>
+        <w:t>pywidgets</w:t>
+      </w:r>
+      <w:r>
+        <w:rPr>
+          <w:rFonts w:ascii="Times New Roman" w:hAnsi="Times New Roman" w:cs="Times New Roman"/>
+        </w:rPr>
+        <w:t xml:space="preserve"> </w:t>
+      </w:r>
+      <w:r>
+        <w:rPr>
+          <w:rFonts w:ascii="Times New Roman" w:hAnsi="Times New Roman" w:cs="Times New Roman"/>
+        </w:rPr>
+        <w:t xml:space="preserve">package </w:t>
+      </w:r>
+      <w:r>
+        <w:rPr>
+          <w:rFonts w:ascii="Times New Roman" w:hAnsi="Times New Roman" w:cs="Times New Roman"/>
+        </w:rPr>
+        <w:t>serves as</w:t>
+      </w:r>
+      <w:r>
+        <w:rPr>
+          <w:rFonts w:ascii="Times New Roman" w:hAnsi="Times New Roman" w:cs="Times New Roman"/>
+        </w:rPr>
+        <w:t xml:space="preserve"> the foundation</w:t>
+      </w:r>
+      <w:r>
+        <w:rPr>
+          <w:rFonts w:ascii="Times New Roman" w:hAnsi="Times New Roman" w:cs="Times New Roman"/>
+        </w:rPr>
+        <w:t xml:space="preserve"> </w:t>
+      </w:r>
+      <w:r>
+        <w:rPr>
+          <w:rFonts w:ascii="Times New Roman" w:hAnsi="Times New Roman" w:cs="Times New Roman"/>
+        </w:rPr>
+        <w:t>for</w:t>
+      </w:r>
+      <w:r>
+        <w:rPr>
+          <w:rFonts w:ascii="Times New Roman" w:hAnsi="Times New Roman" w:cs="Times New Roman"/>
+        </w:rPr>
+        <w:t xml:space="preserve"> all modules</w:t>
+      </w:r>
+      <w:r>
+        <w:rPr>
+          <w:rFonts w:ascii="Times New Roman" w:hAnsi="Times New Roman" w:cs="Times New Roman"/>
+        </w:rPr>
+        <w:t xml:space="preserve"> to </w:t>
+      </w:r>
+      <w:r>
+        <w:rPr>
+          <w:rFonts w:ascii="Times New Roman" w:hAnsi="Times New Roman" w:cs="Times New Roman"/>
+        </w:rPr>
+        <w:t>construct</w:t>
+      </w:r>
+      <w:r>
+        <w:rPr>
+          <w:rFonts w:ascii="Times New Roman" w:hAnsi="Times New Roman" w:cs="Times New Roman"/>
+        </w:rPr>
+        <w:t xml:space="preserve"> the</w:t>
+      </w:r>
+      <w:r>
+        <w:rPr>
+          <w:rFonts w:ascii="Times New Roman" w:hAnsi="Times New Roman" w:cs="Times New Roman"/>
+        </w:rPr>
+        <w:t xml:space="preserve"> visible(?) user</w:t>
+      </w:r>
+      <w:r>
+        <w:rPr>
+          <w:rFonts w:ascii="Times New Roman" w:hAnsi="Times New Roman" w:cs="Times New Roman"/>
+        </w:rPr>
+        <w:t xml:space="preserve"> </w:t>
+      </w:r>
+      <w:r>
+        <w:rPr>
+          <w:rFonts w:ascii="Times New Roman" w:hAnsi="Times New Roman" w:cs="Times New Roman"/>
+        </w:rPr>
+        <w:t>interface</w:t>
+      </w:r>
+      <w:r>
+        <w:rPr>
+          <w:rFonts w:ascii="Times New Roman" w:hAnsi="Times New Roman" w:cs="Times New Roman"/>
+        </w:rPr>
+        <w:t xml:space="preserve"> </w:t>
+      </w:r>
+      <w:r>
+        <w:rPr>
+          <w:rFonts w:ascii="Times New Roman" w:hAnsi="Times New Roman" w:cs="Times New Roman"/>
+        </w:rPr>
+        <w:t xml:space="preserve">(Martindale </w:t>
+      </w:r>
+      <w:r>
+        <w:rPr>
+          <w:rFonts w:ascii="Times New Roman" w:hAnsi="Times New Roman" w:cs="Times New Roman"/>
           <w:i/>
           <w:iCs/>
         </w:rPr>
+        <w:t>et al.</w:t>
+      </w:r>
+      <w:r>
+        <w:rPr>
+          <w:rFonts w:ascii="Times New Roman" w:hAnsi="Times New Roman" w:cs="Times New Roman"/>
+        </w:rPr>
+        <w:t xml:space="preserve"> 2024)</w:t>
+      </w:r>
+      <w:r>
+        <w:rPr>
+          <w:rFonts w:ascii="Times New Roman" w:hAnsi="Times New Roman" w:cs="Times New Roman"/>
+        </w:rPr>
+        <w:t>.</w:t>
+      </w:r>
+      <w:r>
+        <w:rPr>
+          <w:rFonts w:ascii="Times New Roman" w:hAnsi="Times New Roman" w:cs="Times New Roman"/>
+        </w:rPr>
+        <w:t xml:space="preserve"> </w:t>
+      </w:r>
+      <w:r>
+        <w:rPr>
+          <w:rFonts w:ascii="Times New Roman" w:hAnsi="Times New Roman" w:cs="Times New Roman"/>
+        </w:rPr>
+        <w:t>P</w:t>
+      </w:r>
+      <w:r>
+        <w:rPr>
+          <w:rFonts w:ascii="Times New Roman" w:hAnsi="Times New Roman" w:cs="Times New Roman"/>
+        </w:rPr>
+        <w:t>andas</w:t>
+      </w:r>
+      <w:r>
+        <w:rPr>
+          <w:rFonts w:ascii="Times New Roman" w:hAnsi="Times New Roman" w:cs="Times New Roman"/>
+        </w:rPr>
+        <w:t xml:space="preserve"> and</w:t>
+      </w:r>
+      <w:r>
+        <w:rPr>
+          <w:rFonts w:ascii="Times New Roman" w:hAnsi="Times New Roman" w:cs="Times New Roman"/>
+        </w:rPr>
+        <w:t xml:space="preserve"> </w:t>
+      </w:r>
+      <w:r>
+        <w:rPr>
+          <w:rFonts w:ascii="Times New Roman" w:hAnsi="Times New Roman" w:cs="Times New Roman"/>
+          <w:i/>
+          <w:iCs/>
+        </w:rPr>
+        <w:t>geopandas</w:t>
+      </w:r>
+      <w:r>
+        <w:rPr>
+          <w:rFonts w:ascii="Times New Roman" w:hAnsi="Times New Roman" w:cs="Times New Roman"/>
+        </w:rPr>
+        <w:t xml:space="preserve"> are </w:t>
+      </w:r>
+      <w:r>
+        <w:rPr>
+          <w:rFonts w:ascii="Times New Roman" w:hAnsi="Times New Roman" w:cs="Times New Roman"/>
+        </w:rPr>
+        <w:t xml:space="preserve">also </w:t>
+      </w:r>
+      <w:r>
+        <w:rPr>
+          <w:rFonts w:ascii="Times New Roman" w:hAnsi="Times New Roman" w:cs="Times New Roman"/>
+        </w:rPr>
+        <w:t>leveraged</w:t>
+      </w:r>
+      <w:r>
+        <w:rPr>
+          <w:rFonts w:ascii="Times New Roman" w:hAnsi="Times New Roman" w:cs="Times New Roman"/>
+        </w:rPr>
+        <w:t xml:space="preserve"> </w:t>
+      </w:r>
+      <w:r>
+        <w:rPr>
+          <w:rFonts w:ascii="Times New Roman" w:hAnsi="Times New Roman" w:cs="Times New Roman"/>
+        </w:rPr>
+        <w:t xml:space="preserve">in </w:t>
+      </w:r>
+      <w:r>
+        <w:rPr>
+          <w:rFonts w:ascii="Times New Roman" w:hAnsi="Times New Roman" w:cs="Times New Roman"/>
+        </w:rPr>
+        <w:t xml:space="preserve">each </w:t>
+      </w:r>
+      <w:r>
+        <w:rPr>
+          <w:rFonts w:ascii="Times New Roman" w:hAnsi="Times New Roman" w:cs="Times New Roman"/>
+        </w:rPr>
+        <w:t>module to handle geospatial file handling</w:t>
+      </w:r>
+      <w:r>
+        <w:rPr>
+          <w:rFonts w:ascii="Times New Roman" w:hAnsi="Times New Roman" w:cs="Times New Roman"/>
+        </w:rPr>
+        <w:t xml:space="preserve">. </w:t>
+      </w:r>
+      <w:r>
+        <w:rPr>
+          <w:rFonts w:ascii="Times New Roman" w:hAnsi="Times New Roman" w:cs="Times New Roman"/>
+        </w:rPr>
+        <w:t xml:space="preserve">The </w:t>
+      </w:r>
+      <w:r>
+        <w:rPr>
+          <w:rFonts w:ascii="Times New Roman" w:hAnsi="Times New Roman" w:cs="Times New Roman"/>
+          <w:i/>
+          <w:iCs/>
+        </w:rPr>
+        <w:t xml:space="preserve">ee </w:t>
+      </w:r>
+      <w:r>
+        <w:rPr>
+          <w:rFonts w:ascii="Times New Roman" w:hAnsi="Times New Roman" w:cs="Times New Roman"/>
+        </w:rPr>
+        <w:t xml:space="preserve">and </w:t>
+      </w:r>
+      <w:r>
+        <w:rPr>
+          <w:rFonts w:ascii="Times New Roman" w:hAnsi="Times New Roman" w:cs="Times New Roman"/>
+          <w:i/>
+          <w:iCs/>
+        </w:rPr>
+        <w:t>geemap</w:t>
+      </w:r>
+      <w:r>
+        <w:rPr>
+          <w:rFonts w:ascii="Times New Roman" w:hAnsi="Times New Roman" w:cs="Times New Roman"/>
+        </w:rPr>
+        <w:t xml:space="preserve"> Python packages are exclusively called within the point extraction modules to </w:t>
+      </w:r>
+      <w:r>
+        <w:rPr>
+          <w:rFonts w:ascii="Times New Roman" w:hAnsi="Times New Roman" w:cs="Times New Roman"/>
+        </w:rPr>
+        <w:t>handle Google Earth Engine objects and retrieve pixel values</w:t>
+      </w:r>
+      <w:r>
+        <w:rPr>
+          <w:rFonts w:ascii="Times New Roman" w:hAnsi="Times New Roman" w:cs="Times New Roman"/>
+        </w:rPr>
+        <w:t>. In the buffering approaches,</w:t>
+      </w:r>
+      <w:r>
+        <w:rPr>
+          <w:rFonts w:ascii="Times New Roman" w:hAnsi="Times New Roman" w:cs="Times New Roman"/>
+        </w:rPr>
+        <w:t xml:space="preserve"> </w:t>
+      </w:r>
+      <w:r>
+        <w:rPr>
+          <w:rFonts w:ascii="Times New Roman" w:hAnsi="Times New Roman" w:cs="Times New Roman"/>
+          <w:i/>
+          <w:iCs/>
+        </w:rPr>
+        <w:t>s</w:t>
+      </w:r>
+      <w:r>
+        <w:rPr>
+          <w:rFonts w:ascii="Times New Roman" w:hAnsi="Times New Roman" w:cs="Times New Roman"/>
+          <w:i/>
+          <w:iCs/>
+        </w:rPr>
+        <w:t>hapely</w:t>
+      </w:r>
+      <w:r>
+        <w:rPr>
+          <w:rFonts w:ascii="Times New Roman" w:hAnsi="Times New Roman" w:cs="Times New Roman"/>
+        </w:rPr>
+        <w:t xml:space="preserve">, </w:t>
+      </w:r>
+      <w:r>
+        <w:rPr>
+          <w:rFonts w:ascii="Times New Roman" w:hAnsi="Times New Roman" w:cs="Times New Roman"/>
+          <w:i/>
+          <w:iCs/>
+        </w:rPr>
+        <w:t>shapely.geometry</w:t>
+      </w:r>
+      <w:r>
+        <w:rPr>
+          <w:rFonts w:ascii="Times New Roman" w:hAnsi="Times New Roman" w:cs="Times New Roman"/>
+        </w:rPr>
+        <w:t xml:space="preserve">, </w:t>
+      </w:r>
+      <w:r>
+        <w:rPr>
+          <w:rFonts w:ascii="Times New Roman" w:hAnsi="Times New Roman" w:cs="Times New Roman"/>
+          <w:i/>
+          <w:iCs/>
+        </w:rPr>
+        <w:t>pyproj</w:t>
+      </w:r>
+      <w:r>
+        <w:rPr>
+          <w:rFonts w:ascii="Times New Roman" w:hAnsi="Times New Roman" w:cs="Times New Roman"/>
+        </w:rPr>
+        <w:t>,</w:t>
+      </w:r>
+      <w:r>
+        <w:rPr>
+          <w:rFonts w:ascii="Times New Roman" w:hAnsi="Times New Roman" w:cs="Times New Roman"/>
+        </w:rPr>
+        <w:t xml:space="preserve"> and</w:t>
+      </w:r>
+      <w:r>
+        <w:rPr>
+          <w:rFonts w:ascii="Times New Roman" w:hAnsi="Times New Roman" w:cs="Times New Roman"/>
+          <w:i/>
+          <w:iCs/>
+        </w:rPr>
+        <w:t xml:space="preserve"> </w:t>
+      </w:r>
+      <w:r>
+        <w:rPr>
+          <w:rFonts w:ascii="Times New Roman" w:hAnsi="Times New Roman" w:cs="Times New Roman"/>
+          <w:i/>
+          <w:iCs/>
+        </w:rPr>
+        <w:t>numpy</w:t>
+      </w:r>
+      <w:r>
+        <w:rPr>
+          <w:rFonts w:ascii="Times New Roman" w:hAnsi="Times New Roman" w:cs="Times New Roman"/>
+        </w:rPr>
+        <w:t xml:space="preserve"> </w:t>
+      </w:r>
+      <w:r>
+        <w:rPr>
+          <w:rFonts w:ascii="Times New Roman" w:hAnsi="Times New Roman" w:cs="Times New Roman"/>
+        </w:rPr>
+        <w:t xml:space="preserve">help </w:t>
+      </w:r>
+      <w:r>
+        <w:rPr>
+          <w:rFonts w:ascii="Times New Roman" w:hAnsi="Times New Roman" w:cs="Times New Roman"/>
+        </w:rPr>
+        <w:t>generate random coordinate points</w:t>
+      </w:r>
+      <w:r>
+        <w:rPr>
+          <w:rFonts w:ascii="Times New Roman" w:hAnsi="Times New Roman" w:cs="Times New Roman"/>
+        </w:rPr>
+        <w:t>.</w:t>
+      </w:r>
+      <w:r>
+        <w:rPr>
+          <w:rFonts w:ascii="Times New Roman" w:hAnsi="Times New Roman" w:cs="Times New Roman"/>
+        </w:rPr>
+        <w:t xml:space="preserve"> As these packages do not access GEE, any coordinate points run through these buffering modules are not seen by Google.</w:t>
+      </w:r>
+    </w:p>
+    <w:p>
+      <w:pPr>
+        <w:rPr>
+          <w:rFonts w:ascii="Times New Roman" w:hAnsi="Times New Roman" w:cs="Times New Roman"/>
+        </w:rPr>
+      </w:pPr>
+      <w:r>
+        <w:rPr>
+          <w:rFonts w:ascii="Times New Roman" w:hAnsi="Times New Roman" w:cs="Times New Roman"/>
+        </w:rPr>
+        <w:t>Point Extraction Modules</w:t>
+      </w:r>
+    </w:p>
+    <w:p>
+      <w:pPr>
+        <w:ind w:firstLine="720"/>
+        <w:rPr>
+          <w:rFonts w:ascii="Times New Roman" w:hAnsi="Times New Roman" w:cs="Times New Roman"/>
+        </w:rPr>
+      </w:pPr>
+      <w:r>
+        <w:rPr>
+          <w:rFonts w:ascii="Times New Roman" w:hAnsi="Times New Roman" w:cs="Times New Roman"/>
+        </w:rPr>
+        <w:t xml:space="preserve">The point extraction modules provide a widget-oriented approach to performing pixel extractions from GEE datasets. </w:t>
+      </w:r>
+      <w:r>
+        <w:rPr>
+          <w:rFonts w:ascii="Times New Roman" w:hAnsi="Times New Roman" w:cs="Times New Roman"/>
+        </w:rPr>
+        <w:t xml:space="preserve">Because these modules are designed with a user interface comprised of point-and-click widgets, once widget is imported and loaded, no </w:t>
+      </w:r>
+      <w:r>
+        <w:rPr>
+          <w:rFonts w:ascii="Times New Roman" w:hAnsi="Times New Roman" w:cs="Times New Roman"/>
+        </w:rPr>
+        <w:t xml:space="preserve">additional </w:t>
+      </w:r>
+      <w:r>
+        <w:rPr>
+          <w:rFonts w:ascii="Times New Roman" w:hAnsi="Times New Roman" w:cs="Times New Roman"/>
+        </w:rPr>
+        <w:t xml:space="preserve">coding is </w:t>
+      </w:r>
+      <w:r>
+        <w:rPr>
+          <w:rFonts w:ascii="Times New Roman" w:hAnsi="Times New Roman" w:cs="Times New Roman"/>
+        </w:rPr>
+        <w:t>required</w:t>
+      </w:r>
+      <w:r>
+        <w:rPr>
+          <w:rFonts w:ascii="Times New Roman" w:hAnsi="Times New Roman" w:cs="Times New Roman"/>
+        </w:rPr>
+        <w:t>; the package user will only need to provide a datafile of coordinate points, select the desired GEE dataset</w:t>
+      </w:r>
+      <w:r>
+        <w:rPr>
+          <w:rFonts w:ascii="Times New Roman" w:hAnsi="Times New Roman" w:cs="Times New Roman"/>
+        </w:rPr>
+        <w:t xml:space="preserve"> </w:t>
+      </w:r>
+      <w:r>
+        <w:rPr>
+          <w:rFonts w:ascii="Times New Roman" w:hAnsi="Times New Roman" w:cs="Times New Roman"/>
+        </w:rPr>
+        <w:t xml:space="preserve">and </w:t>
+      </w:r>
+      <w:r>
+        <w:rPr>
+          <w:rFonts w:ascii="Times New Roman" w:hAnsi="Times New Roman" w:cs="Times New Roman"/>
+        </w:rPr>
+        <w:t xml:space="preserve">optional </w:t>
+      </w:r>
+      <w:r>
+        <w:rPr>
+          <w:rFonts w:ascii="Times New Roman" w:hAnsi="Times New Roman" w:cs="Times New Roman"/>
+        </w:rPr>
+        <w:t xml:space="preserve">time filter, if </w:t>
+      </w:r>
+      <w:r>
+        <w:rPr>
+          <w:rFonts w:ascii="Times New Roman" w:hAnsi="Times New Roman" w:cs="Times New Roman"/>
+        </w:rPr>
+        <w:t xml:space="preserve">the latter is </w:t>
+      </w:r>
+      <w:r>
+        <w:rPr>
+          <w:rFonts w:ascii="Times New Roman" w:hAnsi="Times New Roman" w:cs="Times New Roman"/>
+        </w:rPr>
+        <w:t xml:space="preserve">necessary. </w:t>
+      </w:r>
+      <w:r>
+        <w:rPr>
+          <w:rFonts w:ascii="Times New Roman" w:hAnsi="Times New Roman" w:cs="Times New Roman"/>
+        </w:rPr>
+        <w:t>As it accesses Google Earth Engine internally, GEE must be initialized and authenticated prior to running the query.</w:t>
+      </w:r>
+    </w:p>
+    <w:p>
+      <w:pPr>
+        <w:ind w:firstLine="720"/>
+        <w:rPr>
+          <w:rFonts w:ascii="Times New Roman" w:hAnsi="Times New Roman" w:cs="Times New Roman"/>
+        </w:rPr>
+      </w:pPr>
+      <w:r>
+        <w:rPr>
+          <w:rFonts w:ascii="Times New Roman" w:hAnsi="Times New Roman" w:cs="Times New Roman"/>
+        </w:rPr>
+        <w:t xml:space="preserve">The point extraction modules require that </w:t>
+      </w:r>
+      <w:r>
+        <w:rPr>
+          <w:rFonts w:ascii="Times New Roman" w:hAnsi="Times New Roman" w:cs="Times New Roman"/>
+        </w:rPr>
+        <w:t>GEE be initialized and authenticated prior to</w:t>
+      </w:r>
+      <w:r>
+        <w:rPr>
+          <w:rFonts w:ascii="Times New Roman" w:hAnsi="Times New Roman" w:cs="Times New Roman"/>
+        </w:rPr>
+        <w:t xml:space="preserve"> </w:t>
+      </w:r>
+      <w:r>
+        <w:rPr>
+          <w:rFonts w:ascii="Times New Roman" w:hAnsi="Times New Roman" w:cs="Times New Roman"/>
+        </w:rPr>
+        <w:t xml:space="preserve">pixel </w:t>
+      </w:r>
+      <w:r>
+        <w:rPr>
+          <w:rFonts w:ascii="Times New Roman" w:hAnsi="Times New Roman" w:cs="Times New Roman"/>
+        </w:rPr>
+        <w:t>extraction</w:t>
+      </w:r>
+      <w:r>
+        <w:rPr>
+          <w:rFonts w:ascii="Times New Roman" w:hAnsi="Times New Roman" w:cs="Times New Roman"/>
+        </w:rPr>
+        <w:t xml:space="preserve">. </w:t>
+      </w:r>
+      <w:r>
+        <w:rPr>
+          <w:rFonts w:ascii="Times New Roman" w:hAnsi="Times New Roman" w:cs="Times New Roman"/>
+        </w:rPr>
+        <w:t>When</w:t>
+      </w:r>
+      <w:r>
+        <w:rPr>
+          <w:rFonts w:ascii="Times New Roman" w:hAnsi="Times New Roman" w:cs="Times New Roman"/>
+        </w:rPr>
+        <w:t xml:space="preserve"> the </w:t>
+      </w:r>
+      <w:r>
+        <w:rPr>
+          <w:rFonts w:ascii="Times New Roman" w:hAnsi="Times New Roman" w:cs="Times New Roman"/>
+        </w:rPr>
+        <w:t xml:space="preserve">modules’ </w:t>
+      </w:r>
+      <w:r>
+        <w:rPr>
+          <w:rFonts w:ascii="Times New Roman" w:hAnsi="Times New Roman" w:cs="Times New Roman"/>
+        </w:rPr>
+        <w:t xml:space="preserve">interfaces are loaded(?), a widget box is shown </w:t>
+      </w:r>
+      <w:r>
+        <w:rPr>
+          <w:rFonts w:ascii="Times New Roman" w:hAnsi="Times New Roman" w:cs="Times New Roman"/>
+        </w:rPr>
+        <w:t>for users to</w:t>
+      </w:r>
+      <w:r>
+        <w:rPr>
+          <w:rFonts w:ascii="Times New Roman" w:hAnsi="Times New Roman" w:cs="Times New Roman"/>
+        </w:rPr>
+        <w:t xml:space="preserve"> upload a CSV</w:t>
+      </w:r>
+      <w:r>
+        <w:rPr>
+          <w:rFonts w:ascii="Times New Roman" w:hAnsi="Times New Roman" w:cs="Times New Roman"/>
+        </w:rPr>
+        <w:t xml:space="preserve"> </w:t>
+      </w:r>
+      <w:r>
+        <w:rPr>
+          <w:rFonts w:ascii="Times New Roman" w:hAnsi="Times New Roman" w:cs="Times New Roman"/>
+        </w:rPr>
+        <w:t xml:space="preserve">file </w:t>
+      </w:r>
+      <w:r>
+        <w:rPr>
+          <w:rFonts w:ascii="Times New Roman" w:hAnsi="Times New Roman" w:cs="Times New Roman"/>
+        </w:rPr>
+        <w:t xml:space="preserve">of coordinate points is uploaded, </w:t>
+      </w:r>
+      <w:r>
+        <w:rPr>
+          <w:rFonts w:ascii="Times New Roman" w:hAnsi="Times New Roman" w:cs="Times New Roman"/>
+        </w:rPr>
+        <w:t xml:space="preserve">select </w:t>
+      </w:r>
+      <w:r>
+        <w:rPr>
+          <w:rFonts w:ascii="Times New Roman" w:hAnsi="Times New Roman" w:cs="Times New Roman"/>
+        </w:rPr>
+        <w:t>the GEE dataset of interest</w:t>
+      </w:r>
+      <w:r>
+        <w:rPr>
+          <w:rFonts w:ascii="Times New Roman" w:hAnsi="Times New Roman" w:cs="Times New Roman"/>
+        </w:rPr>
+        <w:t xml:space="preserve">, and set filter dates. </w:t>
+      </w:r>
+      <w:r>
+        <w:rPr>
+          <w:rFonts w:ascii="Times New Roman" w:hAnsi="Times New Roman" w:cs="Times New Roman"/>
+        </w:rPr>
+        <w:t>Acceptable GEE datasets must</w:t>
+      </w:r>
+      <w:r>
+        <w:rPr>
+          <w:rFonts w:ascii="Times New Roman" w:hAnsi="Times New Roman" w:cs="Times New Roman"/>
+        </w:rPr>
+        <w:t xml:space="preserve"> Images and ImageCollections</w:t>
+      </w:r>
+      <w:r>
+        <w:rPr>
+          <w:rFonts w:ascii="Times New Roman" w:hAnsi="Times New Roman" w:cs="Times New Roman"/>
+        </w:rPr>
+        <w:t>, not FeatureCollections</w:t>
+      </w:r>
+      <w:r>
+        <w:rPr>
+          <w:rFonts w:ascii="Times New Roman" w:hAnsi="Times New Roman" w:cs="Times New Roman"/>
+        </w:rPr>
+        <w:t>.</w:t>
+      </w:r>
+      <w:r>
+        <w:rPr>
+          <w:rFonts w:ascii="Times New Roman" w:hAnsi="Times New Roman" w:cs="Times New Roman"/>
+        </w:rPr>
+        <w:t xml:space="preserve">  </w:t>
+      </w:r>
+      <w:r>
+        <w:rPr>
+          <w:rFonts w:ascii="Times New Roman" w:hAnsi="Times New Roman" w:cs="Times New Roman"/>
+        </w:rPr>
+        <w:lastRenderedPageBreak/>
+        <w:t>Start and end dates to filter that datasets are required only for ImageCollections</w:t>
+      </w:r>
+      <w:r>
+        <w:rPr>
+          <w:rFonts w:ascii="Times New Roman" w:hAnsi="Times New Roman" w:cs="Times New Roman"/>
+        </w:rPr>
+        <w:t xml:space="preserve"> and may be left blank for Images. T</w:t>
+      </w:r>
+      <w:r>
+        <w:rPr>
+          <w:rFonts w:ascii="Times New Roman" w:hAnsi="Times New Roman" w:cs="Times New Roman"/>
+        </w:rPr>
+        <w:t xml:space="preserve">he user may refer to the dataset’s GEE documentation page to find dataset availability. </w:t>
+      </w:r>
+      <w:r>
+        <w:rPr>
+          <w:rFonts w:ascii="Times New Roman" w:hAnsi="Times New Roman" w:cs="Times New Roman"/>
+        </w:rPr>
+        <w:t>A link</w:t>
+      </w:r>
+      <w:r>
+        <w:rPr>
+          <w:rFonts w:ascii="Times New Roman" w:hAnsi="Times New Roman" w:cs="Times New Roman"/>
+        </w:rPr>
+        <w:t xml:space="preserve"> to the GEE dataset’s documentation page is conveniently provided within the widget once a dataset is selected. </w:t>
+      </w:r>
+    </w:p>
+    <w:p>
+      <w:pPr>
+        <w:ind w:firstLine="720"/>
+        <w:rPr>
+          <w:rFonts w:ascii="Times New Roman" w:hAnsi="Times New Roman" w:cs="Times New Roman"/>
+        </w:rPr>
+      </w:pPr>
+      <w:r>
+        <w:rPr>
+          <w:rFonts w:ascii="Times New Roman" w:hAnsi="Times New Roman" w:cs="Times New Roman"/>
+        </w:rPr>
+        <w:t>Two point-extraction modules were created</w:t>
+      </w:r>
+      <w:r>
+        <w:rPr>
+          <w:rFonts w:ascii="Times New Roman" w:hAnsi="Times New Roman" w:cs="Times New Roman"/>
+        </w:rPr>
+        <w:t xml:space="preserve">: </w:t>
+      </w:r>
+      <w:r>
+        <w:rPr>
+          <w:rFonts w:ascii="Times New Roman" w:hAnsi="Times New Roman" w:cs="Times New Roman"/>
+          <w:i/>
+          <w:iCs/>
+        </w:rPr>
+        <w:t>point_extraction</w:t>
+      </w:r>
+      <w:r>
+        <w:rPr>
+          <w:rFonts w:ascii="Times New Roman" w:hAnsi="Times New Roman" w:cs="Times New Roman"/>
+        </w:rPr>
+        <w:t xml:space="preserve"> </w:t>
+      </w:r>
+      <w:r>
+        <w:rPr>
+          <w:rFonts w:ascii="Times New Roman" w:hAnsi="Times New Roman" w:cs="Times New Roman"/>
+        </w:rPr>
+        <w:t xml:space="preserve">(PE) </w:t>
+      </w:r>
+      <w:r>
+        <w:rPr>
+          <w:rFonts w:ascii="Times New Roman" w:hAnsi="Times New Roman" w:cs="Times New Roman"/>
+        </w:rPr>
+        <w:t xml:space="preserve">and </w:t>
+      </w:r>
+      <w:r>
+        <w:rPr>
+          <w:rFonts w:ascii="Times New Roman" w:hAnsi="Times New Roman" w:cs="Times New Roman"/>
+          <w:i/>
+          <w:iCs/>
+        </w:rPr>
+        <w:t>aggregated_point_extraction</w:t>
+      </w:r>
+      <w:r>
+        <w:rPr>
+          <w:rFonts w:ascii="Times New Roman" w:hAnsi="Times New Roman" w:cs="Times New Roman"/>
+          <w:i/>
+          <w:iCs/>
+        </w:rPr>
+        <w:t xml:space="preserve"> </w:t>
+      </w:r>
+      <w:r>
+        <w:rPr>
+          <w:rFonts w:ascii="Times New Roman" w:hAnsi="Times New Roman" w:cs="Times New Roman"/>
+        </w:rPr>
+        <w:t>(APE)</w:t>
+      </w:r>
+      <w:r>
+        <w:rPr>
+          <w:rFonts w:ascii="Times New Roman" w:hAnsi="Times New Roman" w:cs="Times New Roman"/>
+        </w:rPr>
+        <w:t xml:space="preserve">. Both modules perform the </w:t>
+      </w:r>
+      <w:r>
+        <w:rPr>
+          <w:rFonts w:ascii="Times New Roman" w:hAnsi="Times New Roman" w:cs="Times New Roman"/>
+        </w:rPr>
+        <w:t>same extraction process but differ in aggregation technique.</w:t>
+      </w:r>
+      <w:r>
+        <w:rPr>
+          <w:rFonts w:ascii="Times New Roman" w:hAnsi="Times New Roman" w:cs="Times New Roman"/>
+        </w:rPr>
+        <w:t xml:space="preserve"> PE</w:t>
+      </w:r>
+      <w:r>
+        <w:rPr>
+          <w:rFonts w:ascii="Times New Roman" w:hAnsi="Times New Roman" w:cs="Times New Roman"/>
+          <w:i/>
+          <w:iCs/>
+        </w:rPr>
+        <w:t xml:space="preserve"> </w:t>
+      </w:r>
+      <w:r>
+        <w:rPr>
+          <w:rFonts w:ascii="Times New Roman" w:hAnsi="Times New Roman" w:cs="Times New Roman"/>
+        </w:rPr>
+        <w:t>returns the extracted data for each coordinate uploaded, whereas APE extracts the pixel values then averages over shared plot IDs.</w:t>
+      </w:r>
+      <w:r>
+        <w:rPr>
+          <w:rFonts w:ascii="Times New Roman" w:hAnsi="Times New Roman" w:cs="Times New Roman"/>
+        </w:rPr>
+        <w:t xml:space="preserve"> The difference between returned results is demonstrated in </w:t>
+      </w:r>
+      <w:r>
+        <w:rPr>
+          <w:rFonts w:ascii="Times New Roman" w:hAnsi="Times New Roman" w:cs="Times New Roman"/>
+        </w:rPr>
+        <w:t xml:space="preserve">Figure </w:t>
+      </w:r>
+      <w:r>
+        <w:rPr>
+          <w:rFonts w:ascii="Times New Roman" w:hAnsi="Times New Roman" w:cs="Times New Roman"/>
+          <w:noProof/>
+        </w:rPr>
+        <w:t>4</w:t>
+      </w:r>
+      <w:r>
+        <w:rPr>
+          <w:rFonts w:ascii="Times New Roman" w:hAnsi="Times New Roman" w:cs="Times New Roman"/>
+        </w:rPr>
+        <w:t>.</w:t>
+      </w:r>
+    </w:p>
+    <w:p>
+      <w:pPr>
+        <w:rPr>
+          <w:rFonts w:ascii="Times New Roman" w:hAnsi="Times New Roman" w:cs="Times New Roman"/>
+        </w:rPr>
+      </w:pPr>
+      <w:r>
+        <w:rPr>
+          <w:rFonts w:ascii="Times New Roman" w:hAnsi="Times New Roman" w:cs="Times New Roman"/>
+        </w:rPr>
+        <w:t>The following script is used to initialize GEE and load the point extraction modules</w:t>
+      </w:r>
+      <w:r>
+        <w:rPr>
+          <w:rFonts w:ascii="Times New Roman" w:hAnsi="Times New Roman" w:cs="Times New Roman"/>
+        </w:rPr>
+        <w:t>:</w:t>
+      </w:r>
+    </w:p>
+    <w:p>
+      <w:pPr>
+        <w:spacing w:line="240" w:lineRule="auto"/>
+        <w:rPr>
+          <w:rFonts w:ascii="Lucida Sans Typewriter" w:hAnsi="Lucida Sans Typewriter" w:cs="Times New Roman"/>
+          <w:i/>
+          <w:iCs/>
+          <w:sz w:val="20"/>
+          <w:szCs w:val="20"/>
+        </w:rPr>
+      </w:pPr>
+      <w:r>
+        <w:rPr>
+          <w:rFonts w:ascii="Lucida Sans Typewriter" w:hAnsi="Lucida Sans Typewriter" w:cs="Times New Roman"/>
+          <w:i/>
+          <w:iCs/>
+          <w:sz w:val="20"/>
+          <w:szCs w:val="20"/>
+        </w:rPr>
+        <w:t>import ee</w:t>
+      </w:r>
+    </w:p>
+    <w:p>
+      <w:pPr>
+        <w:spacing w:line="240" w:lineRule="auto"/>
+        <w:rPr>
+          <w:rFonts w:ascii="Lucida Sans Typewriter" w:hAnsi="Lucida Sans Typewriter" w:cs="Times New Roman"/>
+          <w:i/>
+          <w:iCs/>
+          <w:color w:val="EE0000"/>
+          <w:sz w:val="20"/>
+          <w:szCs w:val="20"/>
+        </w:rPr>
+      </w:pPr>
+      <w:r>
+        <w:rPr>
+          <w:rFonts w:ascii="Lucida Sans Typewriter" w:hAnsi="Lucida Sans Typewriter" w:cs="Times New Roman"/>
+          <w:i/>
+          <w:iCs/>
+          <w:color w:val="EE0000"/>
+          <w:sz w:val="20"/>
+          <w:szCs w:val="20"/>
+        </w:rPr>
+        <w:t># Initialize Earth Engine</w:t>
+      </w:r>
+    </w:p>
+    <w:p>
+      <w:pPr>
+        <w:spacing w:line="240" w:lineRule="auto"/>
+        <w:rPr>
+          <w:rFonts w:ascii="Lucida Sans Typewriter" w:hAnsi="Lucida Sans Typewriter" w:cs="Times New Roman"/>
+          <w:i/>
+          <w:iCs/>
+          <w:sz w:val="20"/>
+          <w:szCs w:val="20"/>
+        </w:rPr>
+      </w:pPr>
+      <w:r>
+        <w:rPr>
+          <w:rFonts w:ascii="Lucida Sans Typewriter" w:hAnsi="Lucida Sans Typewriter" w:cs="Times New Roman"/>
+          <w:i/>
+          <w:iCs/>
+          <w:sz w:val="20"/>
+          <w:szCs w:val="20"/>
+        </w:rPr>
+        <w:t>ee.Authenticate()</w:t>
+      </w:r>
+    </w:p>
+    <w:p>
+      <w:pPr>
+        <w:spacing w:line="240" w:lineRule="auto"/>
+        <w:rPr>
+          <w:rFonts w:ascii="Lucida Sans Typewriter" w:hAnsi="Lucida Sans Typewriter" w:cs="Times New Roman"/>
+          <w:i/>
+          <w:iCs/>
+          <w:sz w:val="20"/>
+          <w:szCs w:val="20"/>
+        </w:rPr>
+      </w:pPr>
+      <w:r>
+        <w:rPr>
+          <w:rFonts w:ascii="Lucida Sans Typewriter" w:hAnsi="Lucida Sans Typewriter" w:cs="Times New Roman"/>
+          <w:i/>
+          <w:iCs/>
+          <w:sz w:val="20"/>
+          <w:szCs w:val="20"/>
+        </w:rPr>
+        <w:t>ee.Initialize(project="[your project name]")</w:t>
+      </w:r>
+    </w:p>
+    <w:p>
+      <w:pPr>
+        <w:spacing w:line="240" w:lineRule="auto"/>
+        <w:rPr>
+          <w:rFonts w:ascii="Lucida Sans Typewriter" w:hAnsi="Lucida Sans Typewriter" w:cs="Times New Roman"/>
+          <w:i/>
+          <w:iCs/>
+          <w:color w:val="EE0000"/>
+          <w:sz w:val="20"/>
+          <w:szCs w:val="20"/>
+        </w:rPr>
+      </w:pPr>
+      <w:r>
+        <w:rPr>
+          <w:rFonts w:ascii="Lucida Sans Typewriter" w:hAnsi="Lucida Sans Typewriter" w:cs="Times New Roman"/>
+          <w:i/>
+          <w:iCs/>
+          <w:color w:val="EE0000"/>
+          <w:sz w:val="20"/>
+          <w:szCs w:val="20"/>
+        </w:rPr>
+        <w:t># For non-aggregated point extraction</w:t>
+      </w:r>
+    </w:p>
+    <w:p>
+      <w:pPr>
+        <w:spacing w:line="240" w:lineRule="auto"/>
+        <w:rPr>
+          <w:rFonts w:ascii="Lucida Sans Typewriter" w:hAnsi="Lucida Sans Typewriter" w:cs="Times New Roman"/>
+          <w:i/>
+          <w:iCs/>
+          <w:sz w:val="20"/>
+          <w:szCs w:val="20"/>
+        </w:rPr>
+      </w:pPr>
+      <w:r>
+        <w:rPr>
+          <w:rFonts w:ascii="Lucida Sans Typewriter" w:hAnsi="Lucida Sans Typewriter" w:cs="Times New Roman"/>
+          <w:i/>
+          <w:iCs/>
+          <w:sz w:val="20"/>
+          <w:szCs w:val="20"/>
+        </w:rPr>
+        <w:t>import skiba.point_extraction as spe</w:t>
+      </w:r>
+    </w:p>
+    <w:p>
+      <w:pPr>
+        <w:spacing w:line="240" w:lineRule="auto"/>
+        <w:rPr>
+          <w:rFonts w:ascii="Lucida Sans Typewriter" w:hAnsi="Lucida Sans Typewriter" w:cs="Times New Roman"/>
+          <w:i/>
+          <w:iCs/>
+          <w:sz w:val="20"/>
+          <w:szCs w:val="20"/>
+        </w:rPr>
+      </w:pPr>
+      <w:r>
+        <w:rPr>
+          <w:rFonts w:ascii="Lucida Sans Typewriter" w:hAnsi="Lucida Sans Typewriter" w:cs="Times New Roman"/>
+          <w:i/>
+          <w:iCs/>
+          <w:sz w:val="20"/>
+          <w:szCs w:val="20"/>
+        </w:rPr>
+        <w:t>point = spe.PointExtraction().vbox</w:t>
+      </w:r>
+    </w:p>
+    <w:p>
+      <w:pPr>
+        <w:spacing w:line="240" w:lineRule="auto"/>
+        <w:rPr>
+          <w:rFonts w:ascii="Lucida Sans Typewriter" w:hAnsi="Lucida Sans Typewriter" w:cs="Times New Roman"/>
+          <w:i/>
+          <w:iCs/>
+          <w:sz w:val="20"/>
+          <w:szCs w:val="20"/>
+        </w:rPr>
+      </w:pPr>
+      <w:r>
+        <w:rPr>
+          <w:rFonts w:ascii="Lucida Sans Typewriter" w:hAnsi="Lucida Sans Typewriter" w:cs="Times New Roman"/>
+          <w:i/>
+          <w:iCs/>
+          <w:sz w:val="20"/>
+          <w:szCs w:val="20"/>
+        </w:rPr>
+        <w:t>point</w:t>
+      </w:r>
+    </w:p>
+    <w:p>
+      <w:pPr>
+        <w:spacing w:line="240" w:lineRule="auto"/>
+        <w:rPr>
+          <w:rFonts w:ascii="Lucida Sans Typewriter" w:hAnsi="Lucida Sans Typewriter" w:cs="Times New Roman"/>
+          <w:i/>
+          <w:iCs/>
+          <w:color w:val="EE0000"/>
+          <w:sz w:val="20"/>
+          <w:szCs w:val="20"/>
+        </w:rPr>
+      </w:pPr>
+      <w:r>
+        <w:rPr>
+          <w:rFonts w:ascii="Lucida Sans Typewriter" w:hAnsi="Lucida Sans Typewriter" w:cs="Times New Roman"/>
+          <w:i/>
+          <w:iCs/>
+          <w:color w:val="EE0000"/>
+          <w:sz w:val="20"/>
+          <w:szCs w:val="20"/>
+        </w:rPr>
+        <w:t># For aggregated point extraction</w:t>
+      </w:r>
+    </w:p>
+    <w:p>
+      <w:pPr>
+        <w:spacing w:line="240" w:lineRule="auto"/>
+        <w:rPr>
+          <w:rFonts w:ascii="Lucida Sans Typewriter" w:hAnsi="Lucida Sans Typewriter" w:cs="Times New Roman"/>
+          <w:i/>
+          <w:iCs/>
+          <w:sz w:val="20"/>
+          <w:szCs w:val="20"/>
+        </w:rPr>
+      </w:pPr>
+      <w:r>
+        <w:rPr>
+          <w:rFonts w:ascii="Lucida Sans Typewriter" w:hAnsi="Lucida Sans Typewriter" w:cs="Times New Roman"/>
+          <w:i/>
+          <w:iCs/>
+          <w:sz w:val="20"/>
+          <w:szCs w:val="20"/>
+        </w:rPr>
+        <w:t>import skiba.aggregated_point_extraction as sape</w:t>
+      </w:r>
+    </w:p>
+    <w:p>
+      <w:pPr>
+        <w:spacing w:line="240" w:lineRule="auto"/>
+        <w:rPr>
+          <w:rFonts w:ascii="Lucida Sans Typewriter" w:hAnsi="Lucida Sans Typewriter" w:cs="Times New Roman"/>
+          <w:i/>
+          <w:iCs/>
+          <w:sz w:val="20"/>
+          <w:szCs w:val="20"/>
+        </w:rPr>
+      </w:pPr>
+      <w:r>
+        <w:rPr>
+          <w:rFonts w:ascii="Lucida Sans Typewriter" w:hAnsi="Lucida Sans Typewriter" w:cs="Times New Roman"/>
+          <w:i/>
+          <w:iCs/>
+          <w:sz w:val="20"/>
+          <w:szCs w:val="20"/>
+        </w:rPr>
+        <w:t>agg = sape.AggregatedPointExtraction().vbox</w:t>
+      </w:r>
+    </w:p>
+    <w:p>
+      <w:pPr>
+        <w:spacing w:line="240" w:lineRule="auto"/>
+        <w:rPr>
+          <w:rFonts w:ascii="Lucida Sans Typewriter" w:hAnsi="Lucida Sans Typewriter" w:cs="Times New Roman"/>
+          <w:sz w:val="20"/>
+          <w:szCs w:val="20"/>
+        </w:rPr>
+      </w:pPr>
+      <w:r>
+        <w:rPr>
+          <w:rFonts w:ascii="Lucida Sans Typewriter" w:hAnsi="Lucida Sans Typewriter" w:cs="Times New Roman"/>
+          <w:i/>
+          <w:iCs/>
+          <w:sz w:val="20"/>
+          <w:szCs w:val="20"/>
+        </w:rPr>
+        <w:t>agg</w:t>
+      </w:r>
+    </w:p>
+    <w:p>
+      <w:pPr>
+        <w:rPr>
+          <w:rFonts w:ascii="Times New Roman" w:hAnsi="Times New Roman" w:cs="Times New Roman"/>
+        </w:rPr>
+      </w:pPr>
+      <w:r>
+        <w:rPr>
+          <w:rFonts w:ascii="Lucida Sans Typewriter" w:hAnsi="Lucida Sans Typewriter" w:cs="Times New Roman"/>
+          <w:noProof/>
+        </w:rPr>
+        <mc:AlternateContent>
+          <mc:Choice Requires="wpg">
+            <w:drawing>
+              <wp:anchor distT="0" distB="0" distL="114300" distR="114300" simplePos="0" relativeHeight="251645952" behindDoc="0" locked="0" layoutInCell="1" allowOverlap="1" wp14:anchorId="09930B67" wp14:editId="0178FCAF">
+                <wp:simplePos x="0" y="0"/>
+                <wp:positionH relativeFrom="margin">
+                  <wp:align>center</wp:align>
+                </wp:positionH>
+                <wp:positionV relativeFrom="paragraph">
+                  <wp:posOffset>348615</wp:posOffset>
+                </wp:positionV>
+                <wp:extent cx="4419600" cy="2533650"/>
+                <wp:effectExtent l="0" t="19050" r="0" b="0"/>
+                <wp:wrapTopAndBottom/>
+                <wp:docPr id="117733865" name="Group 5"/>
+                <wp:cNvGraphicFramePr/>
+                <a:graphic xmlns:a="http://schemas.openxmlformats.org/drawingml/2006/main">
+                  <a:graphicData uri="http://schemas.microsoft.com/office/word/2010/wordprocessingGroup">
+                    <wpg:wgp>
+                      <wpg:cNvGrpSpPr/>
+                      <wpg:grpSpPr>
+                        <a:xfrm>
+                          <a:off x="0" y="0"/>
+                          <a:ext cx="4419600" cy="2533650"/>
+                          <a:chOff x="0" y="13461"/>
+                          <a:chExt cx="5520503" cy="3580413"/>
+                        </a:xfrm>
+                      </wpg:grpSpPr>
+                      <pic:pic xmlns:pic="http://schemas.openxmlformats.org/drawingml/2006/picture">
+                        <pic:nvPicPr>
+                          <pic:cNvPr id="401102059" name="Picture 1"/>
+                          <pic:cNvPicPr>
+                            <a:picLocks noChangeAspect="1"/>
+                          </pic:cNvPicPr>
+                        </pic:nvPicPr>
+                        <pic:blipFill>
+                          <a:blip r:embed="rId12" cstate="print">
+                            <a:extLst>
+                              <a:ext uri="{28A0092B-C50C-407E-A947-70E740481C1C}">
+                                <a14:useLocalDpi xmlns:a14="http://schemas.microsoft.com/office/drawing/2010/main" val="0"/>
+                              </a:ext>
+                            </a:extLst>
+                          </a:blip>
+                          <a:stretch>
+                            <a:fillRect/>
+                          </a:stretch>
+                        </pic:blipFill>
+                        <pic:spPr>
+                          <a:xfrm>
+                            <a:off x="464008" y="13461"/>
+                            <a:ext cx="4604385" cy="3262629"/>
+                          </a:xfrm>
+                          <a:prstGeom prst="rect">
+                            <a:avLst/>
+                          </a:prstGeom>
+                          <a:ln>
+                            <a:solidFill>
+                              <a:schemeClr val="tx1"/>
+                            </a:solidFill>
+                          </a:ln>
+                        </pic:spPr>
+                      </pic:pic>
+                      <wps:wsp>
+                        <wps:cNvPr id="1676701099" name="Text Box 1"/>
+                        <wps:cNvSpPr txBox="1"/>
+                        <wps:spPr>
+                          <a:xfrm>
+                            <a:off x="0" y="3324226"/>
+                            <a:ext cx="5520503" cy="269648"/>
+                          </a:xfrm>
+                          <a:prstGeom prst="rect">
+                            <a:avLst/>
+                          </a:prstGeom>
+                          <a:solidFill>
+                            <a:prstClr val="white"/>
+                          </a:solidFill>
+                          <a:ln>
+                            <a:noFill/>
+                          </a:ln>
+                        </wps:spPr>
+                        <wps:txbx>
+                          <w:txbxContent>
+                            <w:p>
+                              <w:pPr>
+                                <w:pStyle w:val="Caption"/>
+                                <w:rPr>
+                                  <w:rFonts w:ascii="Times New Roman" w:hAnsi="Times New Roman" w:cs="Times New Roman"/>
+                                  <w:noProof/>
+                                </w:rPr>
+                              </w:pPr>
+                              <w:bookmarkStart w:id="8" w:name="_Ref226027856"/>
+                              <w:r>
+                                <w:t xml:space="preserve">Figure </w:t>
+                              </w:r>
+                              <w:r>
+                                <w:fldChar w:fldCharType="begin"/>
+                              </w:r>
+                              <w:r>
+                                <w:instrText xml:space="preserve"> SEQ Figure \* ARABIC </w:instrText>
+                              </w:r>
+                              <w:r>
+                                <w:fldChar w:fldCharType="separate"/>
+                              </w:r>
+                              <w:r>
+                                <w:rPr>
+                                  <w:noProof/>
+                                </w:rPr>
+                                <w:t>2</w:t>
+                              </w:r>
+                              <w:r>
+                                <w:fldChar w:fldCharType="end"/>
+                              </w:r>
+                              <w:bookmarkEnd w:id="8"/>
+                              <w:r>
+                                <w:t xml:space="preserve">: </w:t>
+                              </w:r>
+                              <w:r>
+                                <w:t>Demonstration of how data aggregations differ for the two point</w:t>
+                              </w:r>
+                              <w:r>
+                                <w:t>-</w:t>
+                              </w:r>
+                              <w:r>
+                                <w:t>extraction modules.</w:t>
+                              </w:r>
+                            </w:p>
+                          </w:txbxContent>
+                        </wps:txbx>
+                        <wps:bodyPr rot="0" spcFirstLastPara="0" vertOverflow="overflow" horzOverflow="overflow" vert="horz" wrap="square" lIns="0" tIns="0" rIns="0" bIns="0" numCol="1" spcCol="0" rtlCol="0" fromWordArt="0" anchor="t" anchorCtr="0" forceAA="0" compatLnSpc="1">
+                          <a:prstTxWarp prst="textNoShape">
+                            <a:avLst/>
+                          </a:prstTxWarp>
+                          <a:noAutofit/>
+                        </wps:bodyPr>
+                      </wps:wsp>
+                    </wpg:wgp>
+                  </a:graphicData>
+                </a:graphic>
+                <wp14:sizeRelH relativeFrom="margin">
+                  <wp14:pctWidth>0</wp14:pctWidth>
+                </wp14:sizeRelH>
+                <wp14:sizeRelV relativeFrom="margin">
+                  <wp14:pctHeight>0</wp14:pctHeight>
+                </wp14:sizeRelV>
+              </wp:anchor>
+            </w:drawing>
+          </mc:Choice>
+          <mc:Fallback>
+            <w:pict>
+              <v:group w14:anchorId="09930B67" id="Group 5" o:spid="_x0000_s1029" style="position:absolute;margin-left:0;margin-top:27.45pt;width:348pt;height:199.5pt;z-index:251645952;mso-position-horizontal:center;mso-position-horizontal-relative:margin;mso-width-relative:margin;mso-height-relative:margin" coordorigin=",134" coordsize="55205,35804" o:gfxdata="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">
+                <v:shape id="Picture 1" o:spid="_x0000_s1030" type="#_x0000_t75" style="position:absolute;left:4640;top:134;width:46043;height:32626;visibility:visible;mso-wrap-style:square" o:gfxdata="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" stroked="t" strokecolor="black [3213]">
+                  <v:imagedata r:id="rId13" o:title=""/>
+                  <v:path arrowok="t"/>
+                </v:shape>
+                <v:shape id="Text Box 1" o:spid="_x0000_s1031" type="#_x0000_t202" style="position:absolute;top:33242;width:55205;height:2696;visibility:visible;mso-wrap-style:square;v-text-anchor:top" o:gfxdata="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" stroked="f">
+                  <v:textbox inset="0,0,0,0">
+                    <w:txbxContent>
+                      <w:p>
+                        <w:pPr>
+                          <w:pStyle w:val="Caption"/>
+                          <w:rPr>
+                            <w:rFonts w:ascii="Times New Roman" w:hAnsi="Times New Roman" w:cs="Times New Roman"/>
+                            <w:noProof/>
+                          </w:rPr>
+                        </w:pPr>
+                        <w:bookmarkStart w:id="9" w:name="_Ref226027856"/>
+                        <w:r>
+                          <w:t xml:space="preserve">Figure </w:t>
+                        </w:r>
+                        <w:r>
+                          <w:fldChar w:fldCharType="begin"/>
+                        </w:r>
+                        <w:r>
+                          <w:instrText xml:space="preserve"> SEQ Figure \* ARABIC </w:instrText>
+                        </w:r>
+                        <w:r>
+                          <w:fldChar w:fldCharType="separate"/>
+                        </w:r>
+                        <w:r>
+                          <w:rPr>
+                            <w:noProof/>
+                          </w:rPr>
+                          <w:t>2</w:t>
+                        </w:r>
+                        <w:r>
+                          <w:fldChar w:fldCharType="end"/>
+                        </w:r>
+                        <w:bookmarkEnd w:id="9"/>
+                        <w:r>
+                          <w:t xml:space="preserve">: </w:t>
+                        </w:r>
+                        <w:r>
+                          <w:t>Demonstration of how data aggregations differ for the two point</w:t>
+                        </w:r>
+                        <w:r>
+                          <w:t>-</w:t>
+                        </w:r>
+                        <w:r>
+                          <w:t>extraction modules.</w:t>
+                        </w:r>
+                      </w:p>
+                    </w:txbxContent>
+                  </v:textbox>
+                </v:shape>
+                <w10:wrap type="topAndBottom" anchorx="margin"/>
+              </v:group>
+            </w:pict>
+          </mc:Fallback>
+        </mc:AlternateContent>
+      </w:r>
+      <w:r>
+        <w:rPr>
+          <w:rFonts w:ascii="Times New Roman" w:hAnsi="Times New Roman" w:cs="Times New Roman"/>
+        </w:rPr>
+        <w:t>Coordinate Buffering Modules</w:t>
+      </w:r>
+    </w:p>
+    <w:p>
+      <w:pPr>
+        <w:rPr>
+          <w:rFonts w:ascii="Times New Roman" w:hAnsi="Times New Roman" w:cs="Times New Roman"/>
+        </w:rPr>
+      </w:pPr>
+      <w:r>
+        <w:rPr>
+          <w:rFonts w:ascii="Times New Roman" w:hAnsi="Times New Roman" w:cs="Times New Roman"/>
+        </w:rPr>
+        <w:lastRenderedPageBreak/>
+        <w:tab/>
+        <w:t xml:space="preserve">Users who have concerns about </w:t>
+      </w:r>
+      <w:r>
+        <w:rPr>
+          <w:rFonts w:ascii="Times New Roman" w:hAnsi="Times New Roman" w:cs="Times New Roman"/>
+        </w:rPr>
+        <w:t>operating GEE using</w:t>
+      </w:r>
+      <w:r>
+        <w:rPr>
+          <w:rFonts w:ascii="Times New Roman" w:hAnsi="Times New Roman" w:cs="Times New Roman"/>
+        </w:rPr>
+        <w:t xml:space="preserve"> sensitive plot </w:t>
+      </w:r>
+      <w:r>
+        <w:rPr>
+          <w:rFonts w:ascii="Times New Roman" w:hAnsi="Times New Roman" w:cs="Times New Roman"/>
+        </w:rPr>
+        <w:t>have</w:t>
+      </w:r>
+      <w:r>
+        <w:rPr>
+          <w:rFonts w:ascii="Times New Roman" w:hAnsi="Times New Roman" w:cs="Times New Roman"/>
+        </w:rPr>
+        <w:t xml:space="preserve"> the</w:t>
+      </w:r>
+      <w:r>
+        <w:rPr>
+          <w:rFonts w:ascii="Times New Roman" w:hAnsi="Times New Roman" w:cs="Times New Roman"/>
+        </w:rPr>
+        <w:t xml:space="preserve"> option to buffer coordinates prior to point extractions. </w:t>
+      </w:r>
+      <w:r>
+        <w:rPr>
+          <w:rFonts w:ascii="Times New Roman" w:hAnsi="Times New Roman" w:cs="Times New Roman"/>
+        </w:rPr>
+        <w:t xml:space="preserve">The two buffering modules operate separately of the point extraction modules, and as it does not initialize GEE, coordinates are not passed through GEE. </w:t>
+      </w:r>
+      <w:r>
+        <w:rPr>
+          <w:rFonts w:ascii="Times New Roman" w:hAnsi="Times New Roman" w:cs="Times New Roman"/>
+        </w:rPr>
+        <w:t xml:space="preserve">In the coordinate buffering modules, users </w:t>
+      </w:r>
+      <w:r>
+        <w:rPr>
+          <w:rFonts w:ascii="Times New Roman" w:hAnsi="Times New Roman" w:cs="Times New Roman"/>
+        </w:rPr>
+        <w:t>provide</w:t>
+      </w:r>
+      <w:r>
+        <w:rPr>
+          <w:rFonts w:ascii="Times New Roman" w:hAnsi="Times New Roman" w:cs="Times New Roman"/>
+        </w:rPr>
+        <w:t xml:space="preserve"> a CSV file containing the </w:t>
+      </w:r>
+      <w:r>
+        <w:rPr>
+          <w:rFonts w:ascii="Times New Roman" w:hAnsi="Times New Roman" w:cs="Times New Roman"/>
+        </w:rPr>
+        <w:t xml:space="preserve">raw coordinates and set the buffer radius </w:t>
+      </w:r>
+      <w:r>
+        <w:rPr>
+          <w:rFonts w:ascii="Times New Roman" w:hAnsi="Times New Roman" w:cs="Times New Roman"/>
+        </w:rPr>
+        <w:t>for</w:t>
+      </w:r>
+      <w:r>
+        <w:rPr>
+          <w:rFonts w:ascii="Times New Roman" w:hAnsi="Times New Roman" w:cs="Times New Roman"/>
+        </w:rPr>
+        <w:t xml:space="preserve"> randomized point</w:t>
+      </w:r>
+      <w:r>
+        <w:rPr>
+          <w:rFonts w:ascii="Times New Roman" w:hAnsi="Times New Roman" w:cs="Times New Roman"/>
+        </w:rPr>
+        <w:t>(</w:t>
+      </w:r>
+      <w:r>
+        <w:rPr>
+          <w:rFonts w:ascii="Times New Roman" w:hAnsi="Times New Roman" w:cs="Times New Roman"/>
+        </w:rPr>
+        <w:t>s</w:t>
+      </w:r>
+      <w:r>
+        <w:rPr>
+          <w:rFonts w:ascii="Times New Roman" w:hAnsi="Times New Roman" w:cs="Times New Roman"/>
+        </w:rPr>
+        <w:t>)</w:t>
+      </w:r>
+      <w:r>
+        <w:rPr>
+          <w:rFonts w:ascii="Times New Roman" w:hAnsi="Times New Roman" w:cs="Times New Roman"/>
+        </w:rPr>
+        <w:t xml:space="preserve"> </w:t>
+      </w:r>
+      <w:r>
+        <w:rPr>
+          <w:rFonts w:ascii="Times New Roman" w:hAnsi="Times New Roman" w:cs="Times New Roman"/>
+        </w:rPr>
+        <w:t>to be</w:t>
+      </w:r>
+      <w:r>
+        <w:rPr>
+          <w:rFonts w:ascii="Times New Roman" w:hAnsi="Times New Roman" w:cs="Times New Roman"/>
+        </w:rPr>
+        <w:t xml:space="preserve"> generated within.</w:t>
+      </w:r>
+      <w:r>
+        <w:rPr>
+          <w:rFonts w:ascii="Times New Roman" w:hAnsi="Times New Roman" w:cs="Times New Roman"/>
+        </w:rPr>
+        <w:t xml:space="preserve"> This buffer radius </w:t>
+      </w:r>
+      <w:r>
+        <w:rPr>
+          <w:rFonts w:ascii="Times New Roman" w:hAnsi="Times New Roman" w:cs="Times New Roman"/>
+          <w:i/>
+          <w:iCs/>
+        </w:rPr>
+        <w:t>r</w:t>
+      </w:r>
+      <w:r>
+        <w:rPr>
+          <w:rFonts w:ascii="Times New Roman" w:hAnsi="Times New Roman" w:cs="Times New Roman"/>
+        </w:rPr>
+        <w:t xml:space="preserve"> </w:t>
+      </w:r>
+      <w:r>
+        <w:rPr>
+          <w:rFonts w:ascii="Times New Roman" w:hAnsi="Times New Roman" w:cs="Times New Roman"/>
+        </w:rPr>
+        <w:t>can be</w:t>
+      </w:r>
+      <w:r>
+        <w:rPr>
+          <w:rFonts w:ascii="Times New Roman" w:hAnsi="Times New Roman" w:cs="Times New Roman"/>
+        </w:rPr>
+        <w:t xml:space="preserve"> determined via the data’s user guid</w:t>
+      </w:r>
+      <w:r>
+        <w:rPr>
+          <w:rFonts w:ascii="Times New Roman" w:hAnsi="Times New Roman" w:cs="Times New Roman"/>
+        </w:rPr>
+        <w:t xml:space="preserve">e, </w:t>
+      </w:r>
+      <w:r>
+        <w:rPr>
+          <w:rFonts w:ascii="Times New Roman" w:hAnsi="Times New Roman" w:cs="Times New Roman"/>
+        </w:rPr>
+        <w:t>the pixel size for the GEE dataset of interest</w:t>
+      </w:r>
+      <w:r>
+        <w:rPr>
+          <w:rFonts w:ascii="Times New Roman" w:hAnsi="Times New Roman" w:cs="Times New Roman"/>
+        </w:rPr>
+        <w:t>, and user discretion</w:t>
+      </w:r>
+      <w:r>
+        <w:rPr>
+          <w:rFonts w:ascii="Times New Roman" w:hAnsi="Times New Roman" w:cs="Times New Roman"/>
+        </w:rPr>
+        <w:t>.</w:t>
+      </w:r>
+      <w:r>
+        <w:rPr>
+          <w:rFonts w:ascii="Times New Roman" w:hAnsi="Times New Roman" w:cs="Times New Roman"/>
+        </w:rPr>
+        <w:t xml:space="preserve"> </w:t>
+      </w:r>
+      <w:r>
+        <w:rPr>
+          <w:rFonts w:ascii="Times New Roman" w:hAnsi="Times New Roman" w:cs="Times New Roman"/>
+        </w:rPr>
+        <w:t>Additionally, if</w:t>
+      </w:r>
+      <w:r>
+        <w:rPr>
+          <w:rFonts w:ascii="Times New Roman" w:hAnsi="Times New Roman" w:cs="Times New Roman"/>
+        </w:rPr>
+        <w:t xml:space="preserve"> the plot radius </w:t>
+      </w:r>
+      <w:r>
+        <w:rPr>
+          <w:rFonts w:ascii="Times New Roman" w:hAnsi="Times New Roman" w:cs="Times New Roman"/>
+        </w:rPr>
+        <w:t xml:space="preserve">is considerably large, </w:t>
+      </w:r>
+      <w:r>
+        <w:rPr>
+          <w:rFonts w:ascii="Times New Roman" w:hAnsi="Times New Roman" w:cs="Times New Roman"/>
+        </w:rPr>
+        <w:t>it m</w:t>
+      </w:r>
+      <w:r>
+        <w:rPr>
+          <w:rFonts w:ascii="Times New Roman" w:hAnsi="Times New Roman" w:cs="Times New Roman"/>
+        </w:rPr>
+        <w:t>ay need to</w:t>
+      </w:r>
+      <w:r>
+        <w:rPr>
+          <w:rFonts w:ascii="Times New Roman" w:hAnsi="Times New Roman" w:cs="Times New Roman"/>
+        </w:rPr>
+        <w:t xml:space="preserve"> be considered when determining an appropriate buffer radius. </w:t>
+      </w:r>
+      <w:r>
+        <w:rPr>
+          <w:rFonts w:ascii="Times New Roman" w:hAnsi="Times New Roman" w:cs="Times New Roman"/>
+        </w:rPr>
+        <w:t xml:space="preserve">The returned dataset is returned already formatted for use in point extraction modules with the original coordinates removed. </w:t>
+      </w:r>
+      <w:r>
+        <w:rPr>
+          <w:rFonts w:ascii="Times New Roman" w:hAnsi="Times New Roman" w:cs="Times New Roman"/>
+        </w:rPr>
+        <w:t>As the returned datasets do not include original coordinates and GEE is not initialized in these modules, the original coordinates remain protected from GEE</w:t>
+      </w:r>
+      <w:r>
+        <w:rPr>
+          <w:rFonts w:ascii="Times New Roman" w:hAnsi="Times New Roman" w:cs="Times New Roman"/>
+        </w:rPr>
+        <w:t>.</w:t>
+      </w:r>
+      <w:r>
+        <w:rPr>
+          <w:rFonts w:ascii="Times New Roman" w:hAnsi="Times New Roman" w:cs="Times New Roman"/>
+        </w:rPr>
+        <w:t xml:space="preserve"> </w:t>
+      </w:r>
+      <w:r>
+        <w:rPr>
+          <w:rFonts w:ascii="Times New Roman" w:hAnsi="Times New Roman" w:cs="Times New Roman"/>
+        </w:rPr>
+        <w:t>Returned datasets are formatted for immediate use in the point extraction modules</w:t>
+      </w:r>
+      <w:r>
+        <w:rPr>
+          <w:rFonts w:ascii="Times New Roman" w:hAnsi="Times New Roman" w:cs="Times New Roman"/>
+        </w:rPr>
+        <w:t>.</w:t>
+      </w:r>
+    </w:p>
+    <w:p>
+      <w:pPr>
+        <w:rPr>
+          <w:rFonts w:ascii="Times New Roman" w:hAnsi="Times New Roman" w:cs="Times New Roman"/>
+        </w:rPr>
+      </w:pPr>
+      <w:r>
+        <w:rPr>
+          <w:rFonts w:ascii="Times New Roman" w:hAnsi="Times New Roman" w:cs="Times New Roman"/>
+          <w:noProof/>
+        </w:rPr>
+        <mc:AlternateContent>
+          <mc:Choice Requires="wpg">
+            <w:drawing>
+              <wp:anchor distT="0" distB="0" distL="114300" distR="114300" simplePos="0" relativeHeight="251641856" behindDoc="0" locked="0" layoutInCell="1" allowOverlap="1" wp14:anchorId="5A1E78FF" wp14:editId="56EEEDF2">
+                <wp:simplePos x="0" y="0"/>
+                <wp:positionH relativeFrom="column">
+                  <wp:posOffset>542925</wp:posOffset>
+                </wp:positionH>
+                <wp:positionV relativeFrom="paragraph">
+                  <wp:posOffset>2622550</wp:posOffset>
+                </wp:positionV>
+                <wp:extent cx="4857750" cy="3037840"/>
+                <wp:effectExtent l="0" t="0" r="19050" b="10160"/>
+                <wp:wrapTopAndBottom/>
+                <wp:docPr id="730244036" name="Group 17"/>
+                <wp:cNvGraphicFramePr/>
+                <a:graphic xmlns:a="http://schemas.openxmlformats.org/drawingml/2006/main">
+                  <a:graphicData uri="http://schemas.microsoft.com/office/word/2010/wordprocessingGroup">
+                    <wpg:wgp>
+                      <wpg:cNvGrpSpPr/>
+                      <wpg:grpSpPr>
+                        <a:xfrm>
+                          <a:off x="0" y="0"/>
+                          <a:ext cx="4857750" cy="3037840"/>
+                          <a:chOff x="0" y="0"/>
+                          <a:chExt cx="4857750" cy="3037840"/>
+                        </a:xfrm>
+                      </wpg:grpSpPr>
+                      <pic:pic xmlns:pic="http://schemas.openxmlformats.org/drawingml/2006/picture">
+                        <pic:nvPicPr>
+                          <pic:cNvPr id="280687672" name="Picture 1"/>
+                          <pic:cNvPicPr>
+                            <a:picLocks noChangeAspect="1"/>
+                          </pic:cNvPicPr>
+                        </pic:nvPicPr>
+                        <pic:blipFill>
+                          <a:blip r:embed="rId14" cstate="print">
+                            <a:extLst>
+                              <a:ext uri="{28A0092B-C50C-407E-A947-70E740481C1C}">
+                                <a14:useLocalDpi xmlns:a14="http://schemas.microsoft.com/office/drawing/2010/main" val="0"/>
+                              </a:ext>
+                            </a:extLst>
+                          </a:blip>
+                          <a:stretch>
+                            <a:fillRect/>
+                          </a:stretch>
+                        </pic:blipFill>
+                        <pic:spPr>
+                          <a:xfrm>
+                            <a:off x="9525" y="190500"/>
+                            <a:ext cx="4848225" cy="2847340"/>
+                          </a:xfrm>
+                          <a:prstGeom prst="rect">
+                            <a:avLst/>
+                          </a:prstGeom>
+                          <a:ln>
+                            <a:solidFill>
+                              <a:schemeClr val="tx1"/>
+                            </a:solidFill>
+                          </a:ln>
+                        </pic:spPr>
+                      </pic:pic>
+                      <wps:wsp>
+                        <wps:cNvPr id="1719177010" name="Text Box 1"/>
+                        <wps:cNvSpPr txBox="1"/>
+                        <wps:spPr>
+                          <a:xfrm>
+                            <a:off x="0" y="0"/>
+                            <a:ext cx="4848225" cy="129180"/>
+                          </a:xfrm>
+                          <a:prstGeom prst="rect">
+                            <a:avLst/>
+                          </a:prstGeom>
+                          <a:solidFill>
+                            <a:prstClr val="white"/>
+                          </a:solidFill>
+                          <a:ln>
+                            <a:noFill/>
+                          </a:ln>
+                        </wps:spPr>
+                        <wps:txbx>
+                          <w:txbxContent>
+                            <w:p>
+                              <w:pPr>
+                                <w:pStyle w:val="Caption"/>
+                                <w:rPr>
+                                  <w:rFonts w:ascii="Times New Roman" w:hAnsi="Times New Roman" w:cs="Times New Roman"/>
+                                  <w:noProof/>
+                                </w:rPr>
+                              </w:pPr>
+                              <w:bookmarkStart w:id="10" w:name="_Ref226029870"/>
+                              <w:r>
+                                <w:t xml:space="preserve">Figure </w:t>
+                              </w:r>
+                              <w:r>
+                                <w:fldChar w:fldCharType="begin"/>
+                              </w:r>
+                              <w:r>
+                                <w:instrText xml:space="preserve"> SEQ Figure \* ARABIC </w:instrText>
+                              </w:r>
+                              <w:r>
+                                <w:fldChar w:fldCharType="separate"/>
+                              </w:r>
+                              <w:r>
+                                <w:rPr>
+                                  <w:noProof/>
+                                </w:rPr>
+                                <w:t>3</w:t>
+                              </w:r>
+                              <w:r>
+                                <w:fldChar w:fldCharType="end"/>
+                              </w:r>
+                              <w:bookmarkEnd w:id="10"/>
+                              <w:r>
+                                <w:t>:</w:t>
+                              </w:r>
+                              <w:r>
+                                <w:t xml:space="preserve"> </w:t>
+                              </w:r>
+                              <w:r>
+                                <w:t>Demonstration of point creation differences for the two coordinate buffering modules.</w:t>
+                              </w:r>
+                            </w:p>
+                          </w:txbxContent>
+                        </wps:txbx>
+                        <wps:bodyPr rot="0" spcFirstLastPara="0" vertOverflow="overflow" horzOverflow="overflow" vert="horz" wrap="square" lIns="0" tIns="0" rIns="0" bIns="0" numCol="1" spcCol="0" rtlCol="0" fromWordArt="0" anchor="t" anchorCtr="0" forceAA="0" compatLnSpc="1">
+                          <a:prstTxWarp prst="textNoShape">
+                            <a:avLst/>
+                          </a:prstTxWarp>
+                          <a:noAutofit/>
+                        </wps:bodyPr>
+                      </wps:wsp>
+                    </wpg:wgp>
+                  </a:graphicData>
+                </a:graphic>
+              </wp:anchor>
+            </w:drawing>
+          </mc:Choice>
+          <mc:Fallback>
+            <w:pict>
+              <v:group w14:anchorId="5A1E78FF" id="Group 17" o:spid="_x0000_s1032" style="position:absolute;margin-left:42.75pt;margin-top:206.5pt;width:382.5pt;height:239.2pt;z-index:251641856" coordsize="48577,30378" o:gfxdata="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">
+                <v:shape id="Picture 1" o:spid="_x0000_s1033" type="#_x0000_t75" style="position:absolute;left:95;top:1905;width:48482;height:28473;visibility:visible;mso-wrap-style:square" o:gfxdata="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" stroked="t" strokecolor="black [3213]">
+                  <v:imagedata r:id="rId15" o:title=""/>
+                  <v:path arrowok="t"/>
+                </v:shape>
+                <v:shape id="Text Box 1" o:spid="_x0000_s1034" type="#_x0000_t202" style="position:absolute;width:48482;height:1291;visibility:visible;mso-wrap-style:square;v-text-anchor:top" o:gfxdata="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" stroked="f">
+                  <v:textbox inset="0,0,0,0">
+                    <w:txbxContent>
+                      <w:p>
+                        <w:pPr>
+                          <w:pStyle w:val="Caption"/>
+                          <w:rPr>
+                            <w:rFonts w:ascii="Times New Roman" w:hAnsi="Times New Roman" w:cs="Times New Roman"/>
+                            <w:noProof/>
+                          </w:rPr>
+                        </w:pPr>
+                        <w:bookmarkStart w:id="11" w:name="_Ref226029870"/>
+                        <w:r>
+                          <w:t xml:space="preserve">Figure </w:t>
+                        </w:r>
+                        <w:r>
+                          <w:fldChar w:fldCharType="begin"/>
+                        </w:r>
+                        <w:r>
+                          <w:instrText xml:space="preserve"> SEQ Figure \* ARABIC </w:instrText>
+                        </w:r>
+                        <w:r>
+                          <w:fldChar w:fldCharType="separate"/>
+                        </w:r>
+                        <w:r>
+                          <w:rPr>
+                            <w:noProof/>
+                          </w:rPr>
+                          <w:t>3</w:t>
+                        </w:r>
+                        <w:r>
+                          <w:fldChar w:fldCharType="end"/>
+                        </w:r>
+                        <w:bookmarkEnd w:id="11"/>
+                        <w:r>
+                          <w:t>:</w:t>
+                        </w:r>
+                        <w:r>
+                          <w:t xml:space="preserve"> </w:t>
+                        </w:r>
+                        <w:r>
+                          <w:t>Demonstration of point creation differences for the two coordinate buffering modules.</w:t>
+                        </w:r>
+                      </w:p>
+                    </w:txbxContent>
+                  </v:textbox>
+                </v:shape>
+                <w10:wrap type="topAndBottom"/>
+              </v:group>
+            </w:pict>
+          </mc:Fallback>
+        </mc:AlternateContent>
+      </w:r>
+      <w:r>
+        <w:rPr>
+          <w:rFonts w:ascii="Times New Roman" w:hAnsi="Times New Roman" w:cs="Times New Roman"/>
+        </w:rPr>
+        <w:tab/>
+        <w:t xml:space="preserve">Two modules were created to buffer </w:t>
+      </w:r>
+      <w:r>
+        <w:rPr>
+          <w:rFonts w:ascii="Times New Roman" w:hAnsi="Times New Roman" w:cs="Times New Roman"/>
+        </w:rPr>
+        <w:t xml:space="preserve">sensitive </w:t>
+      </w:r>
+      <w:r>
+        <w:rPr>
+          <w:rFonts w:ascii="Times New Roman" w:hAnsi="Times New Roman" w:cs="Times New Roman"/>
+        </w:rPr>
+        <w:t>coordinates.</w:t>
+      </w:r>
+      <w:r>
+        <w:rPr>
+          <w:rFonts w:ascii="Times New Roman" w:hAnsi="Times New Roman" w:cs="Times New Roman"/>
+        </w:rPr>
+        <w:t xml:space="preserve"> Both modules follow the same randomization process; buffered coordinates are generated at a random</w:t>
+      </w:r>
+      <w:r>
+        <w:rPr>
+          <w:rFonts w:ascii="Times New Roman" w:hAnsi="Times New Roman" w:cs="Times New Roman"/>
+        </w:rPr>
+        <w:t>ized</w:t>
+      </w:r>
+      <w:r>
+        <w:rPr>
+          <w:rFonts w:ascii="Times New Roman" w:hAnsi="Times New Roman" w:cs="Times New Roman"/>
+        </w:rPr>
+        <w:t xml:space="preserve"> </w:t>
+      </w:r>
+      <w:r>
+        <w:rPr>
+          <w:rFonts w:ascii="Times New Roman" w:hAnsi="Times New Roman" w:cs="Times New Roman"/>
+        </w:rPr>
+        <w:t xml:space="preserve">angle and </w:t>
+      </w:r>
+      <w:r>
+        <w:rPr>
+          <w:rFonts w:ascii="Times New Roman" w:hAnsi="Times New Roman" w:cs="Times New Roman"/>
+        </w:rPr>
+        <w:t xml:space="preserve">distance </w:t>
+      </w:r>
+      <w:r>
+        <w:rPr>
+          <w:rFonts w:ascii="Times New Roman" w:hAnsi="Times New Roman" w:cs="Times New Roman"/>
+        </w:rPr>
+        <w:t>within</w:t>
+      </w:r>
+      <w:r>
+        <w:rPr>
+          <w:rFonts w:ascii="Times New Roman" w:hAnsi="Times New Roman" w:cs="Times New Roman"/>
+        </w:rPr>
+        <w:t xml:space="preserve"> </w:t>
+      </w:r>
+      <w:r>
+        <w:rPr>
+          <w:rFonts w:ascii="Times New Roman" w:hAnsi="Times New Roman" w:cs="Times New Roman"/>
+          <w:i/>
+          <w:iCs/>
+        </w:rPr>
+        <w:t>r</w:t>
+      </w:r>
+      <w:r>
+        <w:rPr>
+          <w:rFonts w:ascii="Times New Roman" w:hAnsi="Times New Roman" w:cs="Times New Roman"/>
+        </w:rPr>
+        <w:t xml:space="preserve">. </w:t>
+      </w:r>
+      <w:r>
+        <w:rPr>
+          <w:rFonts w:ascii="Times New Roman" w:hAnsi="Times New Roman" w:cs="Times New Roman"/>
+        </w:rPr>
+        <w:t xml:space="preserve">The difference between the two modules lies in how many randomized coordinates are generated. </w:t>
+      </w:r>
+      <w:r>
+        <w:rPr>
+          <w:rFonts w:ascii="Times New Roman" w:hAnsi="Times New Roman" w:cs="Times New Roman"/>
+          <w:i/>
+          <w:iCs/>
+        </w:rPr>
+        <w:t>buffer_coordinates</w:t>
+      </w:r>
+      <w:r>
+        <w:rPr>
+          <w:rFonts w:ascii="Times New Roman" w:hAnsi="Times New Roman" w:cs="Times New Roman"/>
+        </w:rPr>
+        <w:t xml:space="preserve"> </w:t>
+      </w:r>
+      <w:r>
+        <w:rPr>
+          <w:rFonts w:ascii="Times New Roman" w:hAnsi="Times New Roman" w:cs="Times New Roman"/>
+        </w:rPr>
+        <w:t xml:space="preserve">(BC) </w:t>
+      </w:r>
+      <w:r>
+        <w:rPr>
+          <w:rFonts w:ascii="Times New Roman" w:hAnsi="Times New Roman" w:cs="Times New Roman"/>
+        </w:rPr>
+        <w:t xml:space="preserve">produces one randomized coordinate for each user-provided coordinate; </w:t>
+      </w:r>
+      <w:r>
+        <w:rPr>
+          <w:rFonts w:ascii="Times New Roman" w:hAnsi="Times New Roman" w:cs="Times New Roman"/>
+          <w:i/>
+          <w:iCs/>
+        </w:rPr>
+        <w:t>buffer_and_sample</w:t>
+      </w:r>
+      <w:r>
+        <w:rPr>
+          <w:rFonts w:ascii="Times New Roman" w:hAnsi="Times New Roman" w:cs="Times New Roman"/>
+        </w:rPr>
+        <w:t xml:space="preserve"> </w:t>
+      </w:r>
+      <w:r>
+        <w:rPr>
+          <w:rFonts w:ascii="Times New Roman" w:hAnsi="Times New Roman" w:cs="Times New Roman"/>
+        </w:rPr>
+        <w:t xml:space="preserve">(BAS) </w:t>
+      </w:r>
+      <w:r>
+        <w:rPr>
+          <w:rFonts w:ascii="Times New Roman" w:hAnsi="Times New Roman" w:cs="Times New Roman"/>
+        </w:rPr>
+        <w:t xml:space="preserve">returns </w:t>
+      </w:r>
+      <w:r>
+        <w:rPr>
+          <w:rFonts w:ascii="Times New Roman" w:hAnsi="Times New Roman" w:cs="Times New Roman"/>
+          <w:i/>
+          <w:iCs/>
+        </w:rPr>
         <w:t>n</w:t>
       </w:r>
       <w:r>
-        <w:t xml:space="preserve"> = 10. Uploaded coordinates are marked red, and the 10 buffered coordinates are blue.</w:t>
-      </w:r>
-    </w:p>
-    <w:p/>
+        <w:rPr>
+          <w:rFonts w:ascii="Times New Roman" w:hAnsi="Times New Roman" w:cs="Times New Roman"/>
+        </w:rPr>
+        <w:t xml:space="preserve"> random coordinates for each provided coordinate, where </w:t>
+      </w:r>
+      <w:r>
+        <w:rPr>
+          <w:rFonts w:ascii="Times New Roman" w:hAnsi="Times New Roman" w:cs="Times New Roman"/>
+          <w:i/>
+          <w:iCs/>
+        </w:rPr>
+        <w:t>n</w:t>
+      </w:r>
+      <w:r>
+        <w:rPr>
+          <w:rFonts w:ascii="Times New Roman" w:hAnsi="Times New Roman" w:cs="Times New Roman"/>
+        </w:rPr>
+        <w:t xml:space="preserve"> is an integer provided by the user. A </w:t>
+      </w:r>
+      <w:r>
+        <w:rPr>
+          <w:rFonts w:ascii="Times New Roman" w:hAnsi="Times New Roman" w:cs="Times New Roman"/>
+        </w:rPr>
+        <w:t xml:space="preserve">visualization of this buffering approach </w:t>
+      </w:r>
+      <w:r>
+        <w:rPr>
+          <w:rFonts w:ascii="Times New Roman" w:hAnsi="Times New Roman" w:cs="Times New Roman"/>
+        </w:rPr>
+        <w:t xml:space="preserve">is provided in </w:t>
+      </w:r>
+      <w:r>
+        <w:rPr>
+          <w:rFonts w:ascii="Times New Roman" w:hAnsi="Times New Roman" w:cs="Times New Roman"/>
+        </w:rPr>
+        <w:fldChar w:fldCharType="begin"/>
+      </w:r>
+      <w:r>
+        <w:rPr>
+          <w:rFonts w:ascii="Times New Roman" w:hAnsi="Times New Roman" w:cs="Times New Roman"/>
+        </w:rPr>
+        <w:instrText xml:space="preserve"> REF _Ref226029870 \h </w:instrText>
+      </w:r>
+      <w:r>
+        <w:rPr>
+          <w:rFonts w:ascii="Times New Roman" w:hAnsi="Times New Roman" w:cs="Times New Roman"/>
+        </w:rPr>
+      </w:r>
+      <w:r>
+        <w:rPr>
+          <w:rFonts w:ascii="Times New Roman" w:hAnsi="Times New Roman" w:cs="Times New Roman"/>
+        </w:rPr>
+        <w:instrText xml:space="preserve"> \* MERGEFORMAT </w:instrText>
+      </w:r>
+      <w:r>
+        <w:rPr>
+          <w:rFonts w:ascii="Times New Roman" w:hAnsi="Times New Roman" w:cs="Times New Roman"/>
+        </w:rPr>
+        <w:fldChar w:fldCharType="separate"/>
+      </w:r>
+      <w:r>
+        <w:rPr>
+          <w:rFonts w:ascii="Times New Roman" w:hAnsi="Times New Roman" w:cs="Times New Roman"/>
+        </w:rPr>
+        <w:t xml:space="preserve">Figure </w:t>
+      </w:r>
+      <w:r>
+        <w:rPr>
+          <w:rFonts w:ascii="Times New Roman" w:hAnsi="Times New Roman" w:cs="Times New Roman"/>
+          <w:noProof/>
+        </w:rPr>
+        <w:t>3</w:t>
+      </w:r>
+      <w:r>
+        <w:rPr>
+          <w:rFonts w:ascii="Times New Roman" w:hAnsi="Times New Roman" w:cs="Times New Roman"/>
+        </w:rPr>
+        <w:fldChar w:fldCharType="end"/>
+      </w:r>
+      <w:r>
+        <w:rPr>
+          <w:rFonts w:ascii="Times New Roman" w:hAnsi="Times New Roman" w:cs="Times New Roman"/>
+        </w:rPr>
+        <w:t>.</w:t>
+      </w:r>
+    </w:p>
     <w:p>
       <w:pPr>
         <w:ind w:firstLine="720"/>
-      </w:pPr>
-      <w:r>
+        <w:rPr>
+          <w:rFonts w:ascii="Times New Roman" w:hAnsi="Times New Roman" w:cs="Times New Roman"/>
+        </w:rPr>
+      </w:pPr>
+      <w:r>
+        <w:rPr>
+          <w:rFonts w:ascii="Times New Roman" w:hAnsi="Times New Roman" w:cs="Times New Roman"/>
+        </w:rPr>
+        <w:lastRenderedPageBreak/>
         <w:t xml:space="preserve">Using buffered coordinates to conduct point extractions could return biased </w:t>
       </w:r>
       <w:r>
+        <w:rPr>
+          <w:rFonts w:ascii="Times New Roman" w:hAnsi="Times New Roman" w:cs="Times New Roman"/>
+        </w:rPr>
         <w:t>results</w:t>
       </w:r>
       <w:r>
-        <w:t xml:space="preserve">. Some visual examples of how buffered coordinates may lie outside of the original coordinate’s pixel are shown in Figure []. </w:t>
-      </w:r>
-      <w:r>
-        <w:t xml:space="preserve">This can also </w:t>
-      </w:r>
-      <w:r>
-        <w:t xml:space="preserve">be </w:t>
-      </w:r>
-      <w:r>
-        <w:t xml:space="preserve">seen in Figure [Map of buffered coordinates], where some buffered coordinates lie in a neighboring pixel. </w:t>
-      </w:r>
-      <w:r>
+        <w:rPr>
+          <w:rFonts w:ascii="Times New Roman" w:hAnsi="Times New Roman" w:cs="Times New Roman"/>
+        </w:rPr>
+        <w:t xml:space="preserve">. Some visual examples of how buffered coordinates may lie outside of the original coordinate’s pixel are shown in. </w:t>
+      </w:r>
+      <w:r>
+        <w:rPr>
+          <w:rFonts w:ascii="Times New Roman" w:hAnsi="Times New Roman" w:cs="Times New Roman"/>
+        </w:rPr>
+        <w:t xml:space="preserve">This </w:t>
+      </w:r>
+      <w:r>
+        <w:rPr>
+          <w:rFonts w:ascii="Times New Roman" w:hAnsi="Times New Roman" w:cs="Times New Roman"/>
+        </w:rPr>
+        <w:t>is demonstrated</w:t>
+      </w:r>
+      <w:r>
+        <w:rPr>
+          <w:rFonts w:ascii="Times New Roman" w:hAnsi="Times New Roman" w:cs="Times New Roman"/>
+        </w:rPr>
+        <w:t xml:space="preserve"> in </w:t>
+      </w:r>
+      <w:r>
+        <w:rPr>
+          <w:rFonts w:ascii="Times New Roman" w:hAnsi="Times New Roman" w:cs="Times New Roman"/>
+        </w:rPr>
+        <w:fldChar w:fldCharType="begin"/>
+      </w:r>
+      <w:r>
+        <w:rPr>
+          <w:rFonts w:ascii="Times New Roman" w:hAnsi="Times New Roman" w:cs="Times New Roman"/>
+        </w:rPr>
+        <w:instrText xml:space="preserve"> REF _Ref226115637 \h </w:instrText>
+      </w:r>
+      <w:r>
+        <w:rPr>
+          <w:rFonts w:ascii="Times New Roman" w:hAnsi="Times New Roman" w:cs="Times New Roman"/>
+        </w:rPr>
+      </w:r>
+      <w:r>
+        <w:rPr>
+          <w:rFonts w:ascii="Times New Roman" w:hAnsi="Times New Roman" w:cs="Times New Roman"/>
+        </w:rPr>
+        <w:instrText xml:space="preserve"> \* MERGEFORMAT </w:instrText>
+      </w:r>
+      <w:r>
+        <w:rPr>
+          <w:rFonts w:ascii="Times New Roman" w:hAnsi="Times New Roman" w:cs="Times New Roman"/>
+        </w:rPr>
+        <w:fldChar w:fldCharType="separate"/>
+      </w:r>
+      <w:r>
+        <w:rPr>
+          <w:rFonts w:ascii="Times New Roman" w:hAnsi="Times New Roman" w:cs="Times New Roman"/>
+        </w:rPr>
+        <w:t xml:space="preserve">Figure </w:t>
+      </w:r>
+      <w:r>
+        <w:rPr>
+          <w:rFonts w:ascii="Times New Roman" w:hAnsi="Times New Roman" w:cs="Times New Roman"/>
+          <w:noProof/>
+        </w:rPr>
+        <w:t>4</w:t>
+      </w:r>
+      <w:r>
+        <w:rPr>
+          <w:rFonts w:ascii="Times New Roman" w:hAnsi="Times New Roman" w:cs="Times New Roman"/>
+        </w:rPr>
+        <w:fldChar w:fldCharType="end"/>
+      </w:r>
+      <w:r>
+        <w:rPr>
+          <w:rFonts w:ascii="Times New Roman" w:hAnsi="Times New Roman" w:cs="Times New Roman"/>
+        </w:rPr>
+        <w:t xml:space="preserve">, where some buffered coordinates lie in a </w:t>
+      </w:r>
+      <w:r>
+        <w:rPr>
+          <w:rFonts w:ascii="Times New Roman" w:hAnsi="Times New Roman" w:cs="Times New Roman"/>
+          <w:noProof/>
+        </w:rPr>
+        <mc:AlternateContent>
+          <mc:Choice Requires="wpg">
+            <w:drawing>
+              <wp:anchor distT="0" distB="0" distL="114300" distR="114300" simplePos="0" relativeHeight="251674624" behindDoc="0" locked="0" layoutInCell="1" allowOverlap="1" wp14:anchorId="204B0151" wp14:editId="01B18156">
+                <wp:simplePos x="0" y="0"/>
+                <wp:positionH relativeFrom="margin">
+                  <wp:align>right</wp:align>
+                </wp:positionH>
+                <wp:positionV relativeFrom="paragraph">
+                  <wp:posOffset>19050</wp:posOffset>
+                </wp:positionV>
+                <wp:extent cx="5895975" cy="2562225"/>
+                <wp:effectExtent l="19050" t="19050" r="28575" b="9525"/>
+                <wp:wrapTopAndBottom/>
+                <wp:docPr id="132888730" name="Group 13"/>
+                <wp:cNvGraphicFramePr/>
+                <a:graphic xmlns:a="http://schemas.openxmlformats.org/drawingml/2006/main">
+                  <a:graphicData uri="http://schemas.microsoft.com/office/word/2010/wordprocessingGroup">
+                    <wpg:wgp>
+                      <wpg:cNvGrpSpPr/>
+                      <wpg:grpSpPr>
+                        <a:xfrm>
+                          <a:off x="0" y="0"/>
+                          <a:ext cx="5895975" cy="2562225"/>
+                          <a:chOff x="0" y="0"/>
+                          <a:chExt cx="5943600" cy="2743200"/>
+                        </a:xfrm>
+                      </wpg:grpSpPr>
+                      <pic:pic xmlns:pic="http://schemas.openxmlformats.org/drawingml/2006/picture">
+                        <pic:nvPicPr>
+                          <pic:cNvPr id="331672577" name="Picture 1"/>
+                          <pic:cNvPicPr>
+                            <a:picLocks noChangeAspect="1"/>
+                          </pic:cNvPicPr>
+                        </pic:nvPicPr>
+                        <pic:blipFill>
+                          <a:blip r:embed="rId16">
+                            <a:extLst>
+                              <a:ext uri="{28A0092B-C50C-407E-A947-70E740481C1C}">
+                                <a14:useLocalDpi xmlns:a14="http://schemas.microsoft.com/office/drawing/2010/main" val="0"/>
+                              </a:ext>
+                            </a:extLst>
+                          </a:blip>
+                          <a:stretch>
+                            <a:fillRect/>
+                          </a:stretch>
+                        </pic:blipFill>
+                        <pic:spPr>
+                          <a:xfrm>
+                            <a:off x="0" y="0"/>
+                            <a:ext cx="5943600" cy="2422525"/>
+                          </a:xfrm>
+                          <a:prstGeom prst="rect">
+                            <a:avLst/>
+                          </a:prstGeom>
+                          <a:ln>
+                            <a:solidFill>
+                              <a:schemeClr val="tx1"/>
+                            </a:solidFill>
+                          </a:ln>
+                        </pic:spPr>
+                      </pic:pic>
+                      <wps:wsp>
+                        <wps:cNvPr id="1899647290" name="Text Box 1"/>
+                        <wps:cNvSpPr txBox="1"/>
+                        <wps:spPr>
+                          <a:xfrm>
+                            <a:off x="0" y="2476500"/>
+                            <a:ext cx="5943600" cy="266700"/>
+                          </a:xfrm>
+                          <a:prstGeom prst="rect">
+                            <a:avLst/>
+                          </a:prstGeom>
+                          <a:solidFill>
+                            <a:prstClr val="white"/>
+                          </a:solidFill>
+                          <a:ln>
+                            <a:noFill/>
+                          </a:ln>
+                        </wps:spPr>
+                        <wps:txbx>
+                          <w:txbxContent>
+                            <w:p>
+                              <w:pPr>
+                                <w:pStyle w:val="Caption"/>
+                                <w:rPr>
+                                  <w:rFonts w:ascii="Times New Roman" w:hAnsi="Times New Roman" w:cs="Times New Roman"/>
+                                  <w:noProof/>
+                                </w:rPr>
+                              </w:pPr>
+                              <w:bookmarkStart w:id="12" w:name="_Ref226115637"/>
+                              <w:r>
+                                <w:t xml:space="preserve">Figure </w:t>
+                              </w:r>
+                              <w:r>
+                                <w:fldChar w:fldCharType="begin"/>
+                              </w:r>
+                              <w:r>
+                                <w:instrText xml:space="preserve"> SEQ Figure \* ARABIC </w:instrText>
+                              </w:r>
+                              <w:r>
+                                <w:fldChar w:fldCharType="separate"/>
+                              </w:r>
+                              <w:r>
+                                <w:rPr>
+                                  <w:noProof/>
+                                </w:rPr>
+                                <w:t>4</w:t>
+                              </w:r>
+                              <w:r>
+                                <w:fldChar w:fldCharType="end"/>
+                              </w:r>
+                              <w:bookmarkEnd w:id="12"/>
+                              <w:r>
+                                <w:t>: Examples of where randomized pixels may be created in pixels different from the original coordinate</w:t>
+                              </w:r>
+                            </w:p>
+                          </w:txbxContent>
+                        </wps:txbx>
+                        <wps:bodyPr rot="0" spcFirstLastPara="0" vertOverflow="overflow" horzOverflow="overflow" vert="horz" wrap="square" lIns="0" tIns="0" rIns="0" bIns="0" numCol="1" spcCol="0" rtlCol="0" fromWordArt="0" anchor="t" anchorCtr="0" forceAA="0" compatLnSpc="1">
+                          <a:prstTxWarp prst="textNoShape">
+                            <a:avLst/>
+                          </a:prstTxWarp>
+                          <a:noAutofit/>
+                        </wps:bodyPr>
+                      </wps:wsp>
+                    </wpg:wgp>
+                  </a:graphicData>
+                </a:graphic>
+                <wp14:sizeRelH relativeFrom="margin">
+                  <wp14:pctWidth>0</wp14:pctWidth>
+                </wp14:sizeRelH>
+                <wp14:sizeRelV relativeFrom="margin">
+                  <wp14:pctHeight>0</wp14:pctHeight>
+                </wp14:sizeRelV>
+              </wp:anchor>
+            </w:drawing>
+          </mc:Choice>
+          <mc:Fallback>
+            <w:pict>
+              <v:group w14:anchorId="204B0151" id="Group 13" o:spid="_x0000_s1035" style="position:absolute;left:0;text-align:left;margin-left:413.05pt;margin-top:1.5pt;width:464.25pt;height:201.75pt;z-index:251674624;mso-position-horizontal:right;mso-position-horizontal-relative:margin;mso-width-relative:margin;mso-height-relative:margin" coordsize="59436,27432" o:gfxdata="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">
+                <v:shape id="Picture 1" o:spid="_x0000_s1036" type="#_x0000_t75" style="position:absolute;width:59436;height:24225;visibility:visible;mso-wrap-style:square" o:gfxdata="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" stroked="t" strokecolor="black [3213]">
+                  <v:imagedata r:id="rId17" o:title=""/>
+                  <v:path arrowok="t"/>
+                </v:shape>
+                <v:shape id="Text Box 1" o:spid="_x0000_s1037" type="#_x0000_t202" style="position:absolute;top:24765;width:59436;height:2667;visibility:visible;mso-wrap-style:square;v-text-anchor:top" o:gfxdata="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" stroked="f">
+                  <v:textbox inset="0,0,0,0">
+                    <w:txbxContent>
+                      <w:p>
+                        <w:pPr>
+                          <w:pStyle w:val="Caption"/>
+                          <w:rPr>
+                            <w:rFonts w:ascii="Times New Roman" w:hAnsi="Times New Roman" w:cs="Times New Roman"/>
+                            <w:noProof/>
+                          </w:rPr>
+                        </w:pPr>
+                        <w:bookmarkStart w:id="13" w:name="_Ref226115637"/>
+                        <w:r>
+                          <w:t xml:space="preserve">Figure </w:t>
+                        </w:r>
+                        <w:r>
+                          <w:fldChar w:fldCharType="begin"/>
+                        </w:r>
+                        <w:r>
+                          <w:instrText xml:space="preserve"> SEQ Figure \* ARABIC </w:instrText>
+                        </w:r>
+                        <w:r>
+                          <w:fldChar w:fldCharType="separate"/>
+                        </w:r>
+                        <w:r>
+                          <w:rPr>
+                            <w:noProof/>
+                          </w:rPr>
+                          <w:t>4</w:t>
+                        </w:r>
+                        <w:r>
+                          <w:fldChar w:fldCharType="end"/>
+                        </w:r>
+                        <w:bookmarkEnd w:id="13"/>
+                        <w:r>
+                          <w:t>: Examples of where randomized pixels may be created in pixels different from the original coordinate</w:t>
+                        </w:r>
+                      </w:p>
+                    </w:txbxContent>
+                  </v:textbox>
+                </v:shape>
+                <w10:wrap type="topAndBottom" anchorx="margin"/>
+              </v:group>
+            </w:pict>
+          </mc:Fallback>
+        </mc:AlternateContent>
+      </w:r>
+      <w:r>
+        <w:rPr>
+          <w:rFonts w:ascii="Times New Roman" w:hAnsi="Times New Roman" w:cs="Times New Roman"/>
+        </w:rPr>
+        <w:t xml:space="preserve">neighboring pixel. </w:t>
+      </w:r>
+      <w:r>
+        <w:rPr>
+          <w:rFonts w:ascii="Times New Roman" w:hAnsi="Times New Roman" w:cs="Times New Roman"/>
+        </w:rPr>
         <w:t>Users may desire to repeat the buffering process and point extractions to compare differences in returned values and determine if the values are acceptable.</w:t>
       </w:r>
     </w:p>
     <w:p>
-      <w:r>
-        <w:rPr>
+      <w:pPr>
+        <w:rPr>
+          <w:rFonts w:ascii="Times New Roman" w:hAnsi="Times New Roman" w:cs="Times New Roman"/>
+        </w:rPr>
+      </w:pPr>
+      <w:r>
+        <w:rPr>
+          <w:rFonts w:ascii="Times New Roman" w:hAnsi="Times New Roman" w:cs="Times New Roman"/>
+        </w:rPr>
+        <w:t>The following script is used to load the point buffering modules:</w:t>
+      </w:r>
+    </w:p>
+    <w:p>
+      <w:pPr>
+        <w:spacing w:line="240" w:lineRule="auto"/>
+        <w:rPr>
+          <w:rFonts w:ascii="Lucida Sans Typewriter" w:hAnsi="Lucida Sans Typewriter" w:cs="Times New Roman"/>
+          <w:i/>
+          <w:iCs/>
+          <w:color w:val="EE0000"/>
+          <w:sz w:val="20"/>
+          <w:szCs w:val="20"/>
+        </w:rPr>
+      </w:pPr>
+      <w:r>
+        <w:rPr>
+          <w:rFonts w:ascii="Lucida Sans Typewriter" w:hAnsi="Lucida Sans Typewriter" w:cs="Times New Roman"/>
+          <w:i/>
+          <w:iCs/>
+          <w:color w:val="EE0000"/>
+          <w:sz w:val="20"/>
+          <w:szCs w:val="20"/>
+        </w:rPr>
+        <w:t># For single point buffering</w:t>
+      </w:r>
+    </w:p>
+    <w:p>
+      <w:pPr>
+        <w:spacing w:line="240" w:lineRule="auto"/>
+        <w:rPr>
+          <w:rFonts w:ascii="Lucida Sans Typewriter" w:hAnsi="Lucida Sans Typewriter" w:cs="Times New Roman"/>
+          <w:i/>
+          <w:iCs/>
+          <w:sz w:val="20"/>
+          <w:szCs w:val="20"/>
+        </w:rPr>
+      </w:pPr>
+      <w:r>
+        <w:rPr>
+          <w:rFonts w:ascii="Lucida Sans Typewriter" w:hAnsi="Lucida Sans Typewriter" w:cs="Times New Roman"/>
+          <w:i/>
+          <w:iCs/>
+          <w:sz w:val="20"/>
+          <w:szCs w:val="20"/>
+        </w:rPr>
+        <w:t>import skiba.buffer_coordinates as sbc</w:t>
+      </w:r>
+    </w:p>
+    <w:p>
+      <w:pPr>
+        <w:spacing w:line="240" w:lineRule="auto"/>
+        <w:rPr>
+          <w:rFonts w:ascii="Lucida Sans Typewriter" w:hAnsi="Lucida Sans Typewriter" w:cs="Times New Roman"/>
+          <w:i/>
+          <w:iCs/>
+          <w:sz w:val="20"/>
+          <w:szCs w:val="20"/>
+        </w:rPr>
+      </w:pPr>
+      <w:r>
+        <w:rPr>
+          <w:rFonts w:ascii="Lucida Sans Typewriter" w:hAnsi="Lucida Sans Typewriter" w:cs="Times New Roman"/>
+          <w:i/>
+          <w:iCs/>
+          <w:sz w:val="20"/>
+          <w:szCs w:val="20"/>
+        </w:rPr>
+        <w:t>single = sbc.buffer_coordinates().vbox</w:t>
+      </w:r>
+    </w:p>
+    <w:p>
+      <w:pPr>
+        <w:spacing w:line="240" w:lineRule="auto"/>
+        <w:rPr>
+          <w:rFonts w:ascii="Lucida Sans Typewriter" w:hAnsi="Lucida Sans Typewriter" w:cs="Times New Roman"/>
+          <w:i/>
+          <w:iCs/>
+          <w:sz w:val="20"/>
+          <w:szCs w:val="20"/>
+        </w:rPr>
+      </w:pPr>
+      <w:r>
+        <w:rPr>
+          <w:rFonts w:ascii="Lucida Sans Typewriter" w:hAnsi="Lucida Sans Typewriter" w:cs="Times New Roman"/>
+          <w:i/>
+          <w:iCs/>
+          <w:sz w:val="20"/>
+          <w:szCs w:val="20"/>
+        </w:rPr>
+        <w:t>single</w:t>
+      </w:r>
+    </w:p>
+    <w:p>
+      <w:pPr>
+        <w:spacing w:line="240" w:lineRule="auto"/>
+        <w:rPr>
+          <w:rFonts w:ascii="Lucida Sans Typewriter" w:hAnsi="Lucida Sans Typewriter" w:cs="Times New Roman"/>
+          <w:i/>
+          <w:iCs/>
+          <w:color w:val="EE0000"/>
+          <w:sz w:val="20"/>
+          <w:szCs w:val="20"/>
+        </w:rPr>
+      </w:pPr>
+      <w:r>
+        <w:rPr>
+          <w:rFonts w:ascii="Lucida Sans Typewriter" w:hAnsi="Lucida Sans Typewriter" w:cs="Times New Roman"/>
+          <w:i/>
+          <w:iCs/>
+          <w:color w:val="EE0000"/>
+          <w:sz w:val="20"/>
+          <w:szCs w:val="20"/>
+        </w:rPr>
+        <w:t># For multiple point buffering</w:t>
+      </w:r>
+    </w:p>
+    <w:p>
+      <w:pPr>
+        <w:spacing w:line="240" w:lineRule="auto"/>
+        <w:rPr>
+          <w:rFonts w:ascii="Lucida Sans Typewriter" w:hAnsi="Lucida Sans Typewriter" w:cs="Times New Roman"/>
+          <w:i/>
+          <w:iCs/>
+          <w:sz w:val="20"/>
+          <w:szCs w:val="20"/>
+        </w:rPr>
+      </w:pPr>
+      <w:r>
+        <w:rPr>
+          <w:rFonts w:ascii="Lucida Sans Typewriter" w:hAnsi="Lucida Sans Typewriter" w:cs="Times New Roman"/>
+          <w:i/>
+          <w:iCs/>
+          <w:sz w:val="20"/>
+          <w:szCs w:val="20"/>
+        </w:rPr>
+        <w:t>import skiba.buffer_and_sample as sbs</w:t>
+      </w:r>
+    </w:p>
+    <w:p>
+      <w:pPr>
+        <w:spacing w:line="240" w:lineRule="auto"/>
+        <w:rPr>
+          <w:rFonts w:ascii="Lucida Sans Typewriter" w:hAnsi="Lucida Sans Typewriter" w:cs="Times New Roman"/>
+          <w:i/>
+          <w:iCs/>
+          <w:sz w:val="20"/>
+          <w:szCs w:val="20"/>
+        </w:rPr>
+      </w:pPr>
+      <w:r>
+        <w:rPr>
+          <w:rFonts w:ascii="Lucida Sans Typewriter" w:hAnsi="Lucida Sans Typewriter" w:cs="Times New Roman"/>
+          <w:i/>
+          <w:iCs/>
+          <w:sz w:val="20"/>
+          <w:szCs w:val="20"/>
+        </w:rPr>
+        <w:t>multiple = sbs.buffer().vbox</w:t>
+      </w:r>
+    </w:p>
+    <w:p>
+      <w:pPr>
+        <w:spacing w:line="240" w:lineRule="auto"/>
+        <w:rPr>
+          <w:rFonts w:ascii="Lucida Sans Typewriter" w:hAnsi="Lucida Sans Typewriter" w:cs="Times New Roman"/>
+          <w:i/>
+          <w:iCs/>
+          <w:sz w:val="20"/>
+          <w:szCs w:val="20"/>
+        </w:rPr>
+      </w:pPr>
+      <w:r>
+        <w:rPr>
+          <w:rFonts w:ascii="Lucida Sans Typewriter" w:hAnsi="Lucida Sans Typewriter" w:cs="Times New Roman"/>
+          <w:i/>
+          <w:iCs/>
+          <w:sz w:val="20"/>
+          <w:szCs w:val="20"/>
+        </w:rPr>
+        <w:t>multiple</w:t>
+      </w:r>
+    </w:p>
+    <w:p>
+      <w:pPr>
+        <w:rPr>
+          <w:rFonts w:ascii="Times New Roman" w:hAnsi="Times New Roman" w:cs="Times New Roman"/>
+        </w:rPr>
+      </w:pPr>
+      <w:r>
+        <w:rPr>
+          <w:rFonts w:ascii="Times New Roman" w:hAnsi="Times New Roman" w:cs="Times New Roman"/>
+        </w:rPr>
+        <w:t>Input Data</w:t>
+      </w:r>
+    </w:p>
+    <w:p>
+      <w:pPr>
+        <w:ind w:firstLine="720"/>
+        <w:rPr>
+          <w:rFonts w:ascii="Times New Roman" w:hAnsi="Times New Roman" w:cs="Times New Roman"/>
+        </w:rPr>
+      </w:pPr>
+      <w:r>
+        <w:rPr>
+          <w:rFonts w:ascii="Times New Roman" w:hAnsi="Times New Roman" w:cs="Times New Roman"/>
           <w:noProof/>
         </w:rPr>
         <w:lastRenderedPageBreak/>
-        <w:drawing>
-          <wp:inline distT="0" distB="0" distL="0" distR="0" wp14:anchorId="4D2BAE39" wp14:editId="13388E6F">
-            <wp:extent cx="5943600" cy="2422525"/>
-            <wp:effectExtent l="0" t="0" r="0" b="0"/>
-            <wp:docPr id="852434434" name="Picture 1"/>
-            <wp:cNvGraphicFramePr>
-              <a:graphicFrameLocks xmlns:a="http://schemas.openxmlformats.org/drawingml/2006/main" noChangeAspect="1"/>
-            </wp:cNvGraphicFramePr>
-            <a:graphic xmlns:a="http://schemas.openxmlformats.org/drawingml/2006/main">
-              <a:graphicData uri="http://schemas.openxmlformats.org/drawingml/2006/picture">
-                <pic:pic xmlns:pic="http://schemas.openxmlformats.org/drawingml/2006/picture">
-                  <pic:nvPicPr>
-                    <pic:cNvPr id="852434434" name=""/>
-                    <pic:cNvPicPr/>
-                  </pic:nvPicPr>
-                  <pic:blipFill>
-                    <a:blip r:embed="rId18"/>
-                    <a:stretch>
-                      <a:fillRect/>
-                    </a:stretch>
-                  </pic:blipFill>
-                  <pic:spPr>
-                    <a:xfrm>
-                      <a:off x="0" y="0"/>
-                      <a:ext cx="5943600" cy="2422525"/>
-                    </a:xfrm>
-                    <a:prstGeom prst="rect">
-                      <a:avLst/>
-                    </a:prstGeom>
-                  </pic:spPr>
-                </pic:pic>
-              </a:graphicData>
-            </a:graphic>
-          </wp:inline>
-        </w:drawing>
-      </w:r>
-    </w:p>
-    <w:p/>
-    <w:p>
-      <w:r>
-        <w:t>Input Data</w:t>
+        <mc:AlternateContent>
+          <mc:Choice Requires="wpg">
+            <w:drawing>
+              <wp:anchor distT="0" distB="0" distL="114300" distR="114300" simplePos="0" relativeHeight="251681792" behindDoc="0" locked="0" layoutInCell="1" allowOverlap="1" wp14:anchorId="27CD9F3D" wp14:editId="28D35B4D">
+                <wp:simplePos x="0" y="0"/>
+                <wp:positionH relativeFrom="margin">
+                  <wp:align>center</wp:align>
+                </wp:positionH>
+                <wp:positionV relativeFrom="paragraph">
+                  <wp:posOffset>0</wp:posOffset>
+                </wp:positionV>
+                <wp:extent cx="4676775" cy="1574165"/>
+                <wp:effectExtent l="0" t="0" r="9525" b="6985"/>
+                <wp:wrapTopAndBottom/>
+                <wp:docPr id="2045615280" name="Group 16"/>
+                <wp:cNvGraphicFramePr/>
+                <a:graphic xmlns:a="http://schemas.openxmlformats.org/drawingml/2006/main">
+                  <a:graphicData uri="http://schemas.microsoft.com/office/word/2010/wordprocessingGroup">
+                    <wpg:wgp>
+                      <wpg:cNvGrpSpPr/>
+                      <wpg:grpSpPr>
+                        <a:xfrm>
+                          <a:off x="0" y="0"/>
+                          <a:ext cx="4676775" cy="1574165"/>
+                          <a:chOff x="0" y="0"/>
+                          <a:chExt cx="4676775" cy="1574165"/>
+                        </a:xfrm>
+                      </wpg:grpSpPr>
+                      <pic:pic xmlns:pic="http://schemas.openxmlformats.org/drawingml/2006/picture">
+                        <pic:nvPicPr>
+                          <pic:cNvPr id="1721383953" name="Picture 1"/>
+                          <pic:cNvPicPr>
+                            <a:picLocks noChangeAspect="1"/>
+                          </pic:cNvPicPr>
+                        </pic:nvPicPr>
+                        <pic:blipFill>
+                          <a:blip r:embed="rId18">
+                            <a:extLst>
+                              <a:ext uri="{28A0092B-C50C-407E-A947-70E740481C1C}">
+                                <a14:useLocalDpi xmlns:a14="http://schemas.microsoft.com/office/drawing/2010/main" val="0"/>
+                              </a:ext>
+                            </a:extLst>
+                          </a:blip>
+                          <a:stretch>
+                            <a:fillRect/>
+                          </a:stretch>
+                        </pic:blipFill>
+                        <pic:spPr>
+                          <a:xfrm>
+                            <a:off x="190500" y="0"/>
+                            <a:ext cx="4304665" cy="1574165"/>
+                          </a:xfrm>
+                          <a:prstGeom prst="rect">
+                            <a:avLst/>
+                          </a:prstGeom>
+                        </pic:spPr>
+                      </pic:pic>
+                      <wps:wsp>
+                        <wps:cNvPr id="252948403" name="Text Box 1"/>
+                        <wps:cNvSpPr txBox="1"/>
+                        <wps:spPr>
+                          <a:xfrm>
+                            <a:off x="0" y="0"/>
+                            <a:ext cx="4676775" cy="200025"/>
+                          </a:xfrm>
+                          <a:prstGeom prst="rect">
+                            <a:avLst/>
+                          </a:prstGeom>
+                          <a:solidFill>
+                            <a:prstClr val="white"/>
+                          </a:solidFill>
+                          <a:ln>
+                            <a:noFill/>
+                          </a:ln>
+                        </wps:spPr>
+                        <wps:txbx>
+                          <w:txbxContent>
+                            <w:p>
+                              <w:pPr>
+                                <w:pStyle w:val="Caption"/>
+                                <w:jc w:val="center"/>
+                                <w:rPr>
+                                  <w:rFonts w:ascii="Times New Roman" w:hAnsi="Times New Roman" w:cs="Times New Roman"/>
+                                </w:rPr>
+                              </w:pPr>
+                              <w:bookmarkStart w:id="14" w:name="_Ref226115300"/>
+                              <w:r>
+                                <w:t xml:space="preserve">Table </w:t>
+                              </w:r>
+                              <w:r>
+                                <w:fldChar w:fldCharType="begin"/>
+                              </w:r>
+                              <w:r>
+                                <w:instrText xml:space="preserve"> SEQ Table \* ARABIC </w:instrText>
+                              </w:r>
+                              <w:r>
+                                <w:fldChar w:fldCharType="separate"/>
+                              </w:r>
+                              <w:r>
+                                <w:rPr>
+                                  <w:noProof/>
+                                </w:rPr>
+                                <w:t>1</w:t>
+                              </w:r>
+                              <w:r>
+                                <w:fldChar w:fldCharType="end"/>
+                              </w:r>
+                              <w:bookmarkEnd w:id="14"/>
+                              <w:r>
+                                <w:t xml:space="preserve">: </w:t>
+                              </w:r>
+                              <w:r>
+                                <w:t>Accepted column names for user-provided list of coordinates. File must be saved as a CSV.</w:t>
+                              </w:r>
+                            </w:p>
+                          </w:txbxContent>
+                        </wps:txbx>
+                        <wps:bodyPr rot="0" spcFirstLastPara="0" vertOverflow="overflow" horzOverflow="overflow" vert="horz" wrap="square" lIns="0" tIns="0" rIns="0" bIns="0" numCol="1" spcCol="0" rtlCol="0" fromWordArt="0" anchor="t" anchorCtr="0" forceAA="0" compatLnSpc="1">
+                          <a:prstTxWarp prst="textNoShape">
+                            <a:avLst/>
+                          </a:prstTxWarp>
+                          <a:noAutofit/>
+                        </wps:bodyPr>
+                      </wps:wsp>
+                    </wpg:wgp>
+                  </a:graphicData>
+                </a:graphic>
+              </wp:anchor>
+            </w:drawing>
+          </mc:Choice>
+          <mc:Fallback>
+            <w:pict>
+              <v:group w14:anchorId="27CD9F3D" id="Group 16" o:spid="_x0000_s1038" style="position:absolute;left:0;text-align:left;margin-left:0;margin-top:0;width:368.25pt;height:123.95pt;z-index:251681792;mso-position-horizontal:center;mso-position-horizontal-relative:margin" coordsize="46767,15741" o:gfxdata="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">
+                <v:shape id="Picture 1" o:spid="_x0000_s1039" type="#_x0000_t75" style="position:absolute;left:1905;width:43046;height:15741;visibility:visible;mso-wrap-style:square" o:gfxdata="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">
+                  <v:imagedata r:id="rId19" o:title=""/>
+                </v:shape>
+                <v:shape id="Text Box 1" o:spid="_x0000_s1040" type="#_x0000_t202" style="position:absolute;width:46767;height:2000;visibility:visible;mso-wrap-style:square;v-text-anchor:top" o:gfxdata="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" stroked="f">
+                  <v:textbox inset="0,0,0,0">
+                    <w:txbxContent>
+                      <w:p>
+                        <w:pPr>
+                          <w:pStyle w:val="Caption"/>
+                          <w:jc w:val="center"/>
+                          <w:rPr>
+                            <w:rFonts w:ascii="Times New Roman" w:hAnsi="Times New Roman" w:cs="Times New Roman"/>
+                          </w:rPr>
+                        </w:pPr>
+                        <w:bookmarkStart w:id="15" w:name="_Ref226115300"/>
+                        <w:r>
+                          <w:t xml:space="preserve">Table </w:t>
+                        </w:r>
+                        <w:r>
+                          <w:fldChar w:fldCharType="begin"/>
+                        </w:r>
+                        <w:r>
+                          <w:instrText xml:space="preserve"> SEQ Table \* ARABIC </w:instrText>
+                        </w:r>
+                        <w:r>
+                          <w:fldChar w:fldCharType="separate"/>
+                        </w:r>
+                        <w:r>
+                          <w:rPr>
+                            <w:noProof/>
+                          </w:rPr>
+                          <w:t>1</w:t>
+                        </w:r>
+                        <w:r>
+                          <w:fldChar w:fldCharType="end"/>
+                        </w:r>
+                        <w:bookmarkEnd w:id="15"/>
+                        <w:r>
+                          <w:t xml:space="preserve">: </w:t>
+                        </w:r>
+                        <w:r>
+                          <w:t>Accepted column names for user-provided list of coordinates. File must be saved as a CSV.</w:t>
+                        </w:r>
+                      </w:p>
+                    </w:txbxContent>
+                  </v:textbox>
+                </v:shape>
+                <w10:wrap type="topAndBottom" anchorx="margin"/>
+              </v:group>
+            </w:pict>
+          </mc:Fallback>
+        </mc:AlternateContent>
+      </w:r>
+      <w:r>
+        <w:rPr>
+          <w:rFonts w:ascii="Times New Roman" w:hAnsi="Times New Roman" w:cs="Times New Roman"/>
+        </w:rPr>
+        <w:t>The user-provided file of coordinate points to run through</w:t>
+      </w:r>
+      <w:r>
+        <w:rPr>
+          <w:rFonts w:ascii="Times New Roman" w:hAnsi="Times New Roman" w:cs="Times New Roman"/>
+        </w:rPr>
+        <w:t xml:space="preserve"> all</w:t>
+      </w:r>
+      <w:r>
+        <w:rPr>
+          <w:rFonts w:ascii="Times New Roman" w:hAnsi="Times New Roman" w:cs="Times New Roman"/>
+        </w:rPr>
+        <w:t xml:space="preserve"> developed modules must be properly formatted. </w:t>
+      </w:r>
+      <w:r>
+        <w:rPr>
+          <w:rFonts w:ascii="Times New Roman" w:hAnsi="Times New Roman" w:cs="Times New Roman"/>
+        </w:rPr>
+        <w:t>This file must be saved as a CSV file and</w:t>
+      </w:r>
+      <w:r>
+        <w:rPr>
+          <w:rFonts w:ascii="Times New Roman" w:hAnsi="Times New Roman" w:cs="Times New Roman"/>
+        </w:rPr>
+        <w:t xml:space="preserve"> </w:t>
+      </w:r>
+      <w:r>
+        <w:rPr>
+          <w:rFonts w:ascii="Times New Roman" w:hAnsi="Times New Roman" w:cs="Times New Roman"/>
+        </w:rPr>
+        <w:t xml:space="preserve">contain the three following columns: </w:t>
+      </w:r>
+      <w:r>
+        <w:rPr>
+          <w:rFonts w:ascii="Times New Roman" w:hAnsi="Times New Roman" w:cs="Times New Roman"/>
+        </w:rPr>
+        <w:t xml:space="preserve">a </w:t>
+      </w:r>
+      <w:r>
+        <w:rPr>
+          <w:rFonts w:ascii="Times New Roman" w:hAnsi="Times New Roman" w:cs="Times New Roman"/>
+        </w:rPr>
+        <w:t xml:space="preserve">plot identifier column, </w:t>
+      </w:r>
+      <w:r>
+        <w:rPr>
+          <w:rFonts w:ascii="Times New Roman" w:hAnsi="Times New Roman" w:cs="Times New Roman"/>
+        </w:rPr>
+        <w:t xml:space="preserve">a </w:t>
+      </w:r>
+      <w:r>
+        <w:rPr>
+          <w:rFonts w:ascii="Times New Roman" w:hAnsi="Times New Roman" w:cs="Times New Roman"/>
+        </w:rPr>
+        <w:t xml:space="preserve">latitude column, and </w:t>
+      </w:r>
+      <w:r>
+        <w:rPr>
+          <w:rFonts w:ascii="Times New Roman" w:hAnsi="Times New Roman" w:cs="Times New Roman"/>
+        </w:rPr>
+        <w:t xml:space="preserve">a </w:t>
+      </w:r>
+      <w:r>
+        <w:rPr>
+          <w:rFonts w:ascii="Times New Roman" w:hAnsi="Times New Roman" w:cs="Times New Roman"/>
+        </w:rPr>
+        <w:t xml:space="preserve">longitude column. </w:t>
+      </w:r>
+      <w:r>
+        <w:rPr>
+          <w:rFonts w:ascii="Times New Roman" w:hAnsi="Times New Roman" w:cs="Times New Roman"/>
+        </w:rPr>
+        <w:t xml:space="preserve">Accepted naming conventions for these columns are shown in </w:t>
+      </w:r>
+      <w:r>
+        <w:rPr>
+          <w:rFonts w:ascii="Times New Roman" w:hAnsi="Times New Roman" w:cs="Times New Roman"/>
+        </w:rPr>
+        <w:fldChar w:fldCharType="begin"/>
+      </w:r>
+      <w:r>
+        <w:rPr>
+          <w:rFonts w:ascii="Times New Roman" w:hAnsi="Times New Roman" w:cs="Times New Roman"/>
+        </w:rPr>
+        <w:instrText xml:space="preserve"> REF _Ref226115300 \h </w:instrText>
+      </w:r>
+      <w:r>
+        <w:rPr>
+          <w:rFonts w:ascii="Times New Roman" w:hAnsi="Times New Roman" w:cs="Times New Roman"/>
+        </w:rPr>
+      </w:r>
+      <w:r>
+        <w:rPr>
+          <w:rFonts w:ascii="Times New Roman" w:hAnsi="Times New Roman" w:cs="Times New Roman"/>
+        </w:rPr>
+        <w:instrText xml:space="preserve"> \* MERGEFORMAT </w:instrText>
+      </w:r>
+      <w:r>
+        <w:rPr>
+          <w:rFonts w:ascii="Times New Roman" w:hAnsi="Times New Roman" w:cs="Times New Roman"/>
+        </w:rPr>
+        <w:fldChar w:fldCharType="separate"/>
+      </w:r>
+      <w:r>
+        <w:rPr>
+          <w:rFonts w:ascii="Times New Roman" w:hAnsi="Times New Roman" w:cs="Times New Roman"/>
+        </w:rPr>
+        <w:t xml:space="preserve">Table </w:t>
+      </w:r>
+      <w:r>
+        <w:rPr>
+          <w:rFonts w:ascii="Times New Roman" w:hAnsi="Times New Roman" w:cs="Times New Roman"/>
+          <w:noProof/>
+        </w:rPr>
+        <w:t>1</w:t>
+      </w:r>
+      <w:r>
+        <w:rPr>
+          <w:rFonts w:ascii="Times New Roman" w:hAnsi="Times New Roman" w:cs="Times New Roman"/>
+        </w:rPr>
+        <w:fldChar w:fldCharType="end"/>
+      </w:r>
+      <w:r>
+        <w:rPr>
+          <w:rFonts w:ascii="Times New Roman" w:hAnsi="Times New Roman" w:cs="Times New Roman"/>
+        </w:rPr>
+        <w:t xml:space="preserve">. </w:t>
+      </w:r>
+      <w:r>
+        <w:rPr>
+          <w:rFonts w:ascii="Times New Roman" w:hAnsi="Times New Roman" w:cs="Times New Roman"/>
+        </w:rPr>
+        <w:t xml:space="preserve">The plot identifier column is used as a reference column, which is column that is grouped over in the </w:t>
+      </w:r>
+      <w:r>
+        <w:rPr>
+          <w:rFonts w:ascii="Times New Roman" w:hAnsi="Times New Roman" w:cs="Times New Roman"/>
+        </w:rPr>
+        <w:t xml:space="preserve">point creation and </w:t>
+      </w:r>
+      <w:r>
+        <w:rPr>
+          <w:rFonts w:ascii="Times New Roman" w:hAnsi="Times New Roman" w:cs="Times New Roman"/>
+        </w:rPr>
+        <w:t>averaging process</w:t>
+      </w:r>
+      <w:r>
+        <w:rPr>
+          <w:rFonts w:ascii="Times New Roman" w:hAnsi="Times New Roman" w:cs="Times New Roman"/>
+        </w:rPr>
+        <w:t>es</w:t>
+      </w:r>
+      <w:r>
+        <w:rPr>
+          <w:rFonts w:ascii="Times New Roman" w:hAnsi="Times New Roman" w:cs="Times New Roman"/>
+        </w:rPr>
+        <w:t xml:space="preserve"> conducted in the </w:t>
+      </w:r>
+      <w:r>
+        <w:rPr>
+          <w:rFonts w:ascii="Times New Roman" w:hAnsi="Times New Roman" w:cs="Times New Roman"/>
+        </w:rPr>
+        <w:t>BAS and APE</w:t>
+      </w:r>
+      <w:r>
+        <w:rPr>
+          <w:rFonts w:ascii="Times New Roman" w:hAnsi="Times New Roman" w:cs="Times New Roman"/>
+        </w:rPr>
+        <w:t xml:space="preserve"> module</w:t>
+      </w:r>
+      <w:r>
+        <w:rPr>
+          <w:rFonts w:ascii="Times New Roman" w:hAnsi="Times New Roman" w:cs="Times New Roman"/>
+        </w:rPr>
+        <w:t>s</w:t>
+      </w:r>
+      <w:r>
+        <w:rPr>
+          <w:rFonts w:ascii="Times New Roman" w:hAnsi="Times New Roman" w:cs="Times New Roman"/>
+        </w:rPr>
+        <w:t>.</w:t>
+      </w:r>
+      <w:r>
+        <w:rPr>
+          <w:rFonts w:ascii="Times New Roman" w:hAnsi="Times New Roman" w:cs="Times New Roman"/>
+        </w:rPr>
+        <w:t xml:space="preserve"> </w:t>
+      </w:r>
+      <w:r>
+        <w:rPr>
+          <w:rFonts w:ascii="Times New Roman" w:hAnsi="Times New Roman" w:cs="Times New Roman"/>
+        </w:rPr>
+        <w:t>Latitude and longitude columns should be formatted in decimal degrees [later, crs is set to EPSG:4326</w:t>
+      </w:r>
+      <w:r>
+        <w:rPr>
+          <w:rFonts w:ascii="Times New Roman" w:hAnsi="Times New Roman" w:cs="Times New Roman"/>
+        </w:rPr>
+        <w:t>, if relevant</w:t>
+      </w:r>
+      <w:r>
+        <w:rPr>
+          <w:rFonts w:ascii="Times New Roman" w:hAnsi="Times New Roman" w:cs="Times New Roman"/>
+        </w:rPr>
+        <w:t xml:space="preserve"> to add</w:t>
+      </w:r>
+      <w:r>
+        <w:rPr>
+          <w:rFonts w:ascii="Times New Roman" w:hAnsi="Times New Roman" w:cs="Times New Roman"/>
+        </w:rPr>
+        <w:t>].</w:t>
+      </w:r>
+    </w:p>
+    <w:p>
+      <w:pPr>
+        <w:rPr>
+          <w:rFonts w:ascii="Times New Roman" w:hAnsi="Times New Roman" w:cs="Times New Roman"/>
+        </w:rPr>
+      </w:pPr>
+      <w:r>
+        <w:rPr>
+          <w:rFonts w:ascii="Times New Roman" w:hAnsi="Times New Roman" w:cs="Times New Roman"/>
+        </w:rPr>
+        <w:t>Workflow</w:t>
+      </w:r>
+    </w:p>
+    <w:p>
+      <w:pPr>
+        <w:rPr>
+          <w:rFonts w:ascii="Times New Roman" w:hAnsi="Times New Roman" w:cs="Times New Roman"/>
+        </w:rPr>
+      </w:pPr>
+      <w:r>
+        <w:rPr>
+          <w:rFonts w:ascii="Times New Roman" w:hAnsi="Times New Roman" w:cs="Times New Roman"/>
+        </w:rPr>
+        <w:t>Methodological limitations</w:t>
+      </w:r>
+    </w:p>
+    <w:p>
+      <w:pPr>
+        <w:rPr>
+          <w:rFonts w:ascii="Times New Roman" w:hAnsi="Times New Roman" w:cs="Times New Roman"/>
+        </w:rPr>
+      </w:pPr>
+      <w:r>
+        <w:rPr>
+          <w:rFonts w:ascii="Times New Roman" w:hAnsi="Times New Roman" w:cs="Times New Roman"/>
+        </w:rPr>
+        <w:tab/>
+      </w:r>
+      <w:r>
+        <w:rPr>
+          <w:rFonts w:ascii="Times New Roman" w:hAnsi="Times New Roman" w:cs="Times New Roman"/>
+        </w:rPr>
+        <w:t xml:space="preserve"> </w:t>
+      </w:r>
+      <w:r>
+        <w:rPr>
+          <w:rFonts w:ascii="Times New Roman" w:hAnsi="Times New Roman" w:cs="Times New Roman"/>
+        </w:rPr>
+        <w:t>Some limitations have been observed</w:t>
+      </w:r>
+      <w:r>
+        <w:rPr>
+          <w:rFonts w:ascii="Times New Roman" w:hAnsi="Times New Roman" w:cs="Times New Roman"/>
+        </w:rPr>
+        <w:t xml:space="preserve"> regarding dataset combability</w:t>
+      </w:r>
+      <w:r>
+        <w:rPr>
+          <w:rFonts w:ascii="Times New Roman" w:hAnsi="Times New Roman" w:cs="Times New Roman"/>
+        </w:rPr>
+        <w:t>. For example, WorldClim Climatology V1 (WORLDCLIM/V1/MONTHLY)</w:t>
+      </w:r>
+      <w:r>
+        <w:rPr>
+          <w:rFonts w:ascii="Times New Roman" w:hAnsi="Times New Roman" w:cs="Times New Roman"/>
+        </w:rPr>
+        <w:t xml:space="preserve"> and NEON Canopy Height Model (</w:t>
+      </w:r>
+      <w:r>
+        <w:rPr>
+          <w:rFonts w:ascii="Roboto Mono" w:hAnsi="Roboto Mono"/>
+          <w:color w:val="37474F"/>
+          <w:sz w:val="22"/>
+          <w:szCs w:val="22"/>
+          <w:shd w:val="clear" w:color="auto" w:fill="F1F3F4"/>
+        </w:rPr>
+        <w:t xml:space="preserve"> </w:t>
+      </w:r>
+      <w:r>
+        <w:rPr>
+          <w:rFonts w:ascii="Times New Roman" w:hAnsi="Times New Roman" w:cs="Times New Roman"/>
+        </w:rPr>
+        <w:t>projects/neon-prod-earthengine/assets/CHM/001</w:t>
+      </w:r>
+      <w:r>
+        <w:rPr>
+          <w:rFonts w:ascii="Times New Roman" w:hAnsi="Times New Roman" w:cs="Times New Roman"/>
+        </w:rPr>
+        <w:t>) are both ImageCollections, which is able to be handled by the created modules. However, both of these datasets contain metadata fields attached to the collection objects themselves</w:t>
+      </w:r>
+      <w:r>
+        <w:rPr>
+          <w:rFonts w:ascii="Times New Roman" w:hAnsi="Times New Roman" w:cs="Times New Roman"/>
+        </w:rPr>
+        <w:t xml:space="preserve"> called Image Properties</w:t>
+      </w:r>
+      <w:r>
+        <w:rPr>
+          <w:rFonts w:ascii="Times New Roman" w:hAnsi="Times New Roman" w:cs="Times New Roman"/>
+        </w:rPr>
+        <w:t xml:space="preserve">, which are used to filter, sort, and select images. </w:t>
+      </w:r>
+      <w:r>
+        <w:rPr>
+          <w:rFonts w:ascii="Times New Roman" w:hAnsi="Times New Roman" w:cs="Times New Roman"/>
+        </w:rPr>
+        <w:t xml:space="preserve">This changes the process for </w:t>
+      </w:r>
+      <w:r>
+        <w:rPr>
+          <w:rFonts w:ascii="Times New Roman" w:hAnsi="Times New Roman" w:cs="Times New Roman"/>
+        </w:rPr>
+        <w:t>filtering</w:t>
+      </w:r>
+      <w:r>
+        <w:rPr>
+          <w:rFonts w:ascii="Times New Roman" w:hAnsi="Times New Roman" w:cs="Times New Roman"/>
+        </w:rPr>
+        <w:t xml:space="preserve"> GEE datasets and was not accounted for/considered in the design process of the </w:t>
+      </w:r>
+      <w:r>
+        <w:rPr>
+          <w:rFonts w:ascii="Times New Roman" w:hAnsi="Times New Roman" w:cs="Times New Roman"/>
+          <w:i/>
+          <w:iCs/>
+        </w:rPr>
+        <w:t>skiba</w:t>
+      </w:r>
+      <w:r>
+        <w:rPr>
+          <w:rFonts w:ascii="Times New Roman" w:hAnsi="Times New Roman" w:cs="Times New Roman"/>
+        </w:rPr>
+        <w:t xml:space="preserve"> package</w:t>
+      </w:r>
+      <w:r>
+        <w:rPr>
+          <w:rFonts w:ascii="Times New Roman" w:hAnsi="Times New Roman" w:cs="Times New Roman"/>
+        </w:rPr>
+        <w:t>.</w:t>
+      </w:r>
+      <w:r>
+        <w:rPr>
+          <w:rFonts w:ascii="Times New Roman" w:hAnsi="Times New Roman" w:cs="Times New Roman"/>
+        </w:rPr>
+        <w:t xml:space="preserve"> </w:t>
+      </w:r>
+      <w:r>
+        <w:rPr>
+          <w:rFonts w:ascii="Times New Roman" w:hAnsi="Times New Roman" w:cs="Times New Roman"/>
+        </w:rPr>
+        <w:t>T</w:t>
+      </w:r>
+      <w:r>
+        <w:rPr>
+          <w:rFonts w:ascii="Times New Roman" w:hAnsi="Times New Roman" w:cs="Times New Roman"/>
+        </w:rPr>
+        <w:t>herefore</w:t>
+      </w:r>
+      <w:r>
+        <w:rPr>
+          <w:rFonts w:ascii="Times New Roman" w:hAnsi="Times New Roman" w:cs="Times New Roman"/>
+        </w:rPr>
+        <w:t>, GEE ImageCollections that contain</w:t>
+      </w:r>
+      <w:r>
+        <w:rPr>
+          <w:rFonts w:ascii="Times New Roman" w:hAnsi="Times New Roman" w:cs="Times New Roman"/>
+        </w:rPr>
+        <w:t xml:space="preserve"> Image Properties </w:t>
+      </w:r>
+      <w:r>
+        <w:rPr>
+          <w:rFonts w:ascii="Times New Roman" w:hAnsi="Times New Roman" w:cs="Times New Roman"/>
+        </w:rPr>
+        <w:t xml:space="preserve">are </w:t>
+      </w:r>
+      <w:r>
+        <w:rPr>
+          <w:rFonts w:ascii="Times New Roman" w:hAnsi="Times New Roman" w:cs="Times New Roman"/>
+        </w:rPr>
+        <w:t xml:space="preserve">incompatible with this package. </w:t>
+      </w:r>
+    </w:p>
+    <w:p>
+      <w:pPr>
+        <w:rPr>
+          <w:rFonts w:ascii="Times New Roman" w:hAnsi="Times New Roman" w:cs="Times New Roman"/>
+        </w:rPr>
+      </w:pPr>
+      <w:r>
+        <w:rPr>
+          <w:rFonts w:ascii="Times New Roman" w:hAnsi="Times New Roman" w:cs="Times New Roman"/>
+        </w:rPr>
+        <w:t>Streamlit web app</w:t>
       </w:r>
     </w:p>
     <w:p>
       <w:pPr>
         <w:ind w:firstLine="720"/>
-      </w:pPr>
-      <w:r>
-        <w:t>The user-provided file of coordinate points to run through</w:t>
-      </w:r>
-      <w:r>
-        <w:t xml:space="preserve"> all</w:t>
-      </w:r>
-      <w:r>
-        <w:t xml:space="preserve"> developed modules must be properly formatted. </w:t>
-      </w:r>
-      <w:r>
-        <w:t>This file must be saved as a CSV file and</w:t>
-      </w:r>
-      <w:r>
+        <w:rPr>
+          <w:rFonts w:ascii="Times New Roman" w:hAnsi="Times New Roman" w:cs="Times New Roman"/>
+        </w:rPr>
+      </w:pPr>
+      <w:r>
+        <w:rPr>
+          <w:rFonts w:ascii="Times New Roman" w:hAnsi="Times New Roman" w:cs="Times New Roman"/>
+        </w:rPr>
+        <w:t xml:space="preserve">While the </w:t>
+      </w:r>
+      <w:r>
+        <w:rPr>
+          <w:rFonts w:ascii="Times New Roman" w:hAnsi="Times New Roman" w:cs="Times New Roman"/>
+          <w:i/>
+          <w:iCs/>
+        </w:rPr>
+        <w:t>skiba</w:t>
+      </w:r>
+      <w:r>
+        <w:rPr>
+          <w:rFonts w:ascii="Times New Roman" w:hAnsi="Times New Roman" w:cs="Times New Roman"/>
+        </w:rPr>
+        <w:t xml:space="preserve"> python package removes some technical barriers and streamlines coordinate buffering and point extraction processes, the technical threshold for Python can still be a significant hurdle. </w:t>
+      </w:r>
+      <w:r>
+        <w:rPr>
+          <w:rFonts w:ascii="Times New Roman" w:hAnsi="Times New Roman" w:cs="Times New Roman"/>
+        </w:rPr>
+        <w:t xml:space="preserve">The set-up time can be a lengthy and challenging process that deters potential users. </w:t>
+      </w:r>
+    </w:p>
+    <w:p>
+      <w:pPr>
+        <w:ind w:firstLine="720"/>
+        <w:rPr>
+          <w:rFonts w:ascii="Times New Roman" w:hAnsi="Times New Roman" w:cs="Times New Roman"/>
+        </w:rPr>
+      </w:pPr>
+      <w:r>
+        <w:rPr>
+          <w:rFonts w:ascii="Times New Roman" w:hAnsi="Times New Roman" w:cs="Times New Roman"/>
+        </w:rPr>
+        <w:t>Many statistical and geospatial programs are available</w:t>
+      </w:r>
+      <w:r>
+        <w:rPr>
+          <w:rFonts w:ascii="Times New Roman" w:hAnsi="Times New Roman" w:cs="Times New Roman"/>
+        </w:rPr>
+        <w:t xml:space="preserve"> to buffer coordinates and extract information from geospatial data</w:t>
+      </w:r>
+      <w:r>
+        <w:rPr>
+          <w:rFonts w:ascii="Times New Roman" w:hAnsi="Times New Roman" w:cs="Times New Roman"/>
+        </w:rPr>
+        <w:t xml:space="preserve">, and </w:t>
+      </w:r>
+      <w:r>
+        <w:rPr>
+          <w:rFonts w:ascii="Times New Roman" w:hAnsi="Times New Roman" w:cs="Times New Roman"/>
+        </w:rPr>
+        <w:t>inconsistencies in user expertise across the various technologies are well established.</w:t>
+      </w:r>
+      <w:r>
+        <w:rPr>
+          <w:rFonts w:ascii="Times New Roman" w:hAnsi="Times New Roman" w:cs="Times New Roman"/>
+        </w:rPr>
+        <w:t xml:space="preserve"> Because of this, users </w:t>
+      </w:r>
+      <w:r>
+        <w:rPr>
+          <w:rFonts w:ascii="Times New Roman" w:hAnsi="Times New Roman" w:cs="Times New Roman"/>
+        </w:rPr>
+        <w:t>who want to use this package may not be proficient in Python who are not proficient in Python willwho</w:t>
+      </w:r>
+      <w:r>
+        <w:rPr>
+          <w:rFonts w:ascii="Times New Roman" w:hAnsi="Times New Roman" w:cs="Times New Roman"/>
+        </w:rPr>
         <w:t xml:space="preserve"> </w:t>
       </w:r>
       <w:r>
-        <w:t xml:space="preserve">contain the three following columns: </w:t>
-      </w:r>
-      <w:r>
-        <w:t xml:space="preserve">a </w:t>
-      </w:r>
-      <w:r>
-        <w:t xml:space="preserve">plot identifier column, </w:t>
-      </w:r>
-      <w:r>
-        <w:t xml:space="preserve">a </w:t>
-      </w:r>
-      <w:r>
-        <w:t xml:space="preserve">latitude column, and </w:t>
-      </w:r>
-      <w:r>
-        <w:t xml:space="preserve">a </w:t>
-      </w:r>
-      <w:r>
-        <w:t xml:space="preserve">longitude column. </w:t>
-      </w:r>
-      <w:r>
-        <w:t xml:space="preserve">Accepted naming conventions for these columns are shown in Table []. </w:t>
-      </w:r>
-      <w:r>
-        <w:t xml:space="preserve">The plot identifier column is used as a reference column, which is column that is grouped over in the </w:t>
-      </w:r>
-      <w:r>
-        <w:t xml:space="preserve">point creation and </w:t>
-      </w:r>
-      <w:r>
-        <w:t>averaging process</w:t>
-      </w:r>
-      <w:r>
-        <w:t>es</w:t>
-      </w:r>
-      <w:r>
-        <w:t xml:space="preserve"> conducted in the </w:t>
-      </w:r>
-      <w:r>
-        <w:t>BAS and APE</w:t>
-      </w:r>
-      <w:r>
-        <w:t xml:space="preserve"> module</w:t>
-      </w:r>
-      <w:r>
-        <w:t>s</w:t>
-      </w:r>
-      <w:r>
-        <w:t>.</w:t>
-      </w:r>
-      <w:r>
-        <w:t xml:space="preserve"> </w:t>
-      </w:r>
-      <w:r>
-        <w:t>Latitude and longitude columns should be formatted in decimal degrees [later, crs is set to EPSG:4326</w:t>
-      </w:r>
-      <w:r>
-        <w:t>, if relevant</w:t>
-      </w:r>
-      <w:r>
-        <w:t>].</w:t>
-      </w:r>
-    </w:p>
-    <w:tbl>
-      <w:tblPr>
-        <w:tblStyle w:val="PlainTable1"/>
-        <w:tblW w:w="0" w:type="auto"/>
-        <w:jc w:val="center"/>
-        <w:tblLook w:val="0020" w:firstRow="1" w:lastRow="0" w:firstColumn="0" w:lastColumn="0" w:noHBand="0" w:noVBand="0"/>
-      </w:tblPr>
-      <w:tblGrid>
-        <w:gridCol w:w="1514"/>
-        <w:gridCol w:w="4745"/>
-      </w:tblGrid>
-      <w:tr>
-        <w:trPr>
-          <w:cnfStyle w:val="100000000000" w:firstRow="1" w:lastRow="0" w:firstColumn="0" w:lastColumn="0" w:oddVBand="0" w:evenVBand="0" w:oddHBand="0" w:evenHBand="0" w:firstRowFirstColumn="0" w:firstRowLastColumn="0" w:lastRowFirstColumn="0" w:lastRowLastColumn="0"/>
-          <w:jc w:val="center"/>
-        </w:trPr>
-        <w:tc>
-          <w:tcPr>
-            <w:cnfStyle w:val="000010000000" w:firstRow="0" w:lastRow="0" w:firstColumn="0" w:lastColumn="0" w:oddVBand="1" w:evenVBand="0" w:oddHBand="0" w:evenHBand="0" w:firstRowFirstColumn="0" w:firstRowLastColumn="0" w:lastRowFirstColumn="0" w:lastRowLastColumn="0"/>
-            <w:tcW w:w="0" w:type="auto"/>
-          </w:tcPr>
-          <w:p>
-            <w:pPr>
-              <w:spacing w:after="160" w:line="278" w:lineRule="auto"/>
-              <w:rPr>
-                <w:rFonts w:ascii="Calibri" w:hAnsi="Calibri" w:cs="Calibri"/>
-              </w:rPr>
-            </w:pPr>
-            <w:r>
-              <w:rPr>
-                <w:rFonts w:ascii="Calibri" w:hAnsi="Calibri" w:cs="Calibri"/>
-              </w:rPr>
-              <w:t>CSV Columns</w:t>
-            </w:r>
-          </w:p>
-        </w:tc>
-        <w:tc>
-          <w:tcPr>
-            <w:tcW w:w="0" w:type="auto"/>
-          </w:tcPr>
-          <w:p>
-            <w:pPr>
-              <w:spacing w:after="160" w:line="278" w:lineRule="auto"/>
-              <w:cnfStyle w:val="100000000000" w:firstRow="1" w:lastRow="0" w:firstColumn="0" w:lastColumn="0" w:oddVBand="0" w:evenVBand="0" w:oddHBand="0" w:evenHBand="0" w:firstRowFirstColumn="0" w:firstRowLastColumn="0" w:lastRowFirstColumn="0" w:lastRowLastColumn="0"/>
-              <w:rPr>
-                <w:rFonts w:ascii="Calibri" w:hAnsi="Calibri" w:cs="Calibri"/>
-              </w:rPr>
-            </w:pPr>
-            <w:r>
-              <w:rPr>
-                <w:rFonts w:ascii="Calibri" w:hAnsi="Calibri" w:cs="Calibri"/>
-              </w:rPr>
-              <w:t>Accepted Names</w:t>
-            </w:r>
-          </w:p>
-        </w:tc>
-      </w:tr>
-      <w:tr>
-        <w:trPr>
-          <w:cnfStyle w:val="000000100000" w:firstRow="0" w:lastRow="0" w:firstColumn="0" w:lastColumn="0" w:oddVBand="0" w:evenVBand="0" w:oddHBand="1" w:evenHBand="0" w:firstRowFirstColumn="0" w:firstRowLastColumn="0" w:lastRowFirstColumn="0" w:lastRowLastColumn="0"/>
-          <w:jc w:val="center"/>
-        </w:trPr>
-        <w:tc>
-          <w:tcPr>
-            <w:cnfStyle w:val="000010000000" w:firstRow="0" w:lastRow="0" w:firstColumn="0" w:lastColumn="0" w:oddVBand="1" w:evenVBand="0" w:oddHBand="0" w:evenHBand="0" w:firstRowFirstColumn="0" w:firstRowLastColumn="0" w:lastRowFirstColumn="0" w:lastRowLastColumn="0"/>
-            <w:tcW w:w="0" w:type="auto"/>
-          </w:tcPr>
-          <w:p>
-            <w:pPr>
-              <w:spacing w:after="160" w:line="278" w:lineRule="auto"/>
-              <w:rPr>
-                <w:rFonts w:ascii="Calibri" w:hAnsi="Calibri" w:cs="Calibri"/>
-              </w:rPr>
-            </w:pPr>
-            <w:r>
-              <w:rPr>
-                <w:rFonts w:ascii="Calibri" w:hAnsi="Calibri" w:cs="Calibri"/>
-              </w:rPr>
-              <w:t>latitude</w:t>
-            </w:r>
-          </w:p>
-        </w:tc>
-        <w:tc>
-          <w:tcPr>
-            <w:tcW w:w="0" w:type="auto"/>
-          </w:tcPr>
-          <w:p>
-            <w:pPr>
-              <w:spacing w:after="160" w:line="278" w:lineRule="auto"/>
-              <w:cnfStyle w:val="000000100000" w:firstRow="0" w:lastRow="0" w:firstColumn="0" w:lastColumn="0" w:oddVBand="0" w:evenVBand="0" w:oddHBand="1" w:evenHBand="0" w:firstRowFirstColumn="0" w:firstRowLastColumn="0" w:lastRowFirstColumn="0" w:lastRowLastColumn="0"/>
-              <w:rPr>
-                <w:rFonts w:ascii="Calibri" w:hAnsi="Calibri" w:cs="Calibri"/>
-                <w:lang w:val="fr-FR"/>
-              </w:rPr>
-            </w:pPr>
-            <w:r>
-              <w:rPr>
-                <w:rFonts w:ascii="Calibri" w:hAnsi="Calibri" w:cs="Calibri"/>
-                <w:lang w:val="fr-FR"/>
-              </w:rPr>
-              <w:t>lat, latitude, y, LAT, Latitude, Y</w:t>
-            </w:r>
-          </w:p>
-        </w:tc>
-      </w:tr>
-      <w:tr>
-        <w:trPr>
-          <w:jc w:val="center"/>
-        </w:trPr>
-        <w:tc>
-          <w:tcPr>
-            <w:cnfStyle w:val="000010000000" w:firstRow="0" w:lastRow="0" w:firstColumn="0" w:lastColumn="0" w:oddVBand="1" w:evenVBand="0" w:oddHBand="0" w:evenHBand="0" w:firstRowFirstColumn="0" w:firstRowLastColumn="0" w:lastRowFirstColumn="0" w:lastRowLastColumn="0"/>
-            <w:tcW w:w="0" w:type="auto"/>
-          </w:tcPr>
-          <w:p>
-            <w:pPr>
-              <w:spacing w:after="160" w:line="278" w:lineRule="auto"/>
-              <w:rPr>
-                <w:rFonts w:ascii="Calibri" w:hAnsi="Calibri" w:cs="Calibri"/>
-              </w:rPr>
-            </w:pPr>
-            <w:r>
-              <w:rPr>
-                <w:rFonts w:ascii="Calibri" w:hAnsi="Calibri" w:cs="Calibri"/>
-              </w:rPr>
-              <w:t>longitude</w:t>
-            </w:r>
-          </w:p>
-        </w:tc>
-        <w:tc>
-          <w:tcPr>
-            <w:tcW w:w="0" w:type="auto"/>
-          </w:tcPr>
-          <w:p>
-            <w:pPr>
-              <w:spacing w:after="160" w:line="278" w:lineRule="auto"/>
-              <w:cnfStyle w:val="000000000000" w:firstRow="0" w:lastRow="0" w:firstColumn="0" w:lastColumn="0" w:oddVBand="0" w:evenVBand="0" w:oddHBand="0" w:evenHBand="0" w:firstRowFirstColumn="0" w:firstRowLastColumn="0" w:lastRowFirstColumn="0" w:lastRowLastColumn="0"/>
-              <w:rPr>
-                <w:rFonts w:ascii="Calibri" w:hAnsi="Calibri" w:cs="Calibri"/>
-                <w:lang w:val="fr-FR"/>
-              </w:rPr>
-            </w:pPr>
-            <w:r>
-              <w:rPr>
-                <w:rFonts w:ascii="Calibri" w:hAnsi="Calibri" w:cs="Calibri"/>
-                <w:lang w:val="fr-FR"/>
-              </w:rPr>
-              <w:t>log, long, longitude, x, LON, Longitude, Long, X</w:t>
-            </w:r>
-          </w:p>
-        </w:tc>
-      </w:tr>
-      <w:tr>
-        <w:trPr>
-          <w:cnfStyle w:val="000000100000" w:firstRow="0" w:lastRow="0" w:firstColumn="0" w:lastColumn="0" w:oddVBand="0" w:evenVBand="0" w:oddHBand="1" w:evenHBand="0" w:firstRowFirstColumn="0" w:firstRowLastColumn="0" w:lastRowFirstColumn="0" w:lastRowLastColumn="0"/>
-          <w:jc w:val="center"/>
-        </w:trPr>
-        <w:tc>
-          <w:tcPr>
-            <w:cnfStyle w:val="000010000000" w:firstRow="0" w:lastRow="0" w:firstColumn="0" w:lastColumn="0" w:oddVBand="1" w:evenVBand="0" w:oddHBand="0" w:evenHBand="0" w:firstRowFirstColumn="0" w:firstRowLastColumn="0" w:lastRowFirstColumn="0" w:lastRowLastColumn="0"/>
-            <w:tcW w:w="0" w:type="auto"/>
-          </w:tcPr>
-          <w:p>
-            <w:pPr>
-              <w:spacing w:after="160" w:line="278" w:lineRule="auto"/>
-              <w:rPr>
-                <w:rFonts w:ascii="Calibri" w:hAnsi="Calibri" w:cs="Calibri"/>
-              </w:rPr>
-            </w:pPr>
-            <w:r>
-              <w:rPr>
-                <w:rFonts w:ascii="Calibri" w:hAnsi="Calibri" w:cs="Calibri"/>
-              </w:rPr>
-              <w:t>plot ID</w:t>
-            </w:r>
-          </w:p>
-        </w:tc>
-        <w:tc>
-          <w:tcPr>
-            <w:tcW w:w="0" w:type="auto"/>
-          </w:tcPr>
-          <w:p>
-            <w:pPr>
-              <w:spacing w:after="160" w:line="278" w:lineRule="auto"/>
-              <w:cnfStyle w:val="000000100000" w:firstRow="0" w:lastRow="0" w:firstColumn="0" w:lastColumn="0" w:oddVBand="0" w:evenVBand="0" w:oddHBand="1" w:evenHBand="0" w:firstRowFirstColumn="0" w:firstRowLastColumn="0" w:lastRowFirstColumn="0" w:lastRowLastColumn="0"/>
-              <w:rPr>
-                <w:rFonts w:ascii="Calibri" w:hAnsi="Calibri" w:cs="Calibri"/>
-              </w:rPr>
-            </w:pPr>
-            <w:r>
-              <w:rPr>
-                <w:rFonts w:ascii="Calibri" w:hAnsi="Calibri" w:cs="Calibri"/>
-              </w:rPr>
-              <w:t>id, ID, plot_ID, plot_id, plotID, plotId</w:t>
-            </w:r>
-          </w:p>
-        </w:tc>
-      </w:tr>
-    </w:tbl>
-    <w:p/>
-    <w:p>
-      <w:r>
-        <w:t>Streamlit web app</w:t>
+        <w:rPr>
+          <w:rFonts w:ascii="Times New Roman" w:hAnsi="Times New Roman" w:cs="Times New Roman"/>
+        </w:rPr>
+        <w:t>wish</w:t>
+      </w:r>
+      <w:r>
+        <w:rPr>
+          <w:rFonts w:ascii="Times New Roman" w:hAnsi="Times New Roman" w:cs="Times New Roman"/>
+        </w:rPr>
+        <w:t xml:space="preserve"> to use this package </w:t>
+      </w:r>
+      <w:r>
+        <w:rPr>
+          <w:rFonts w:ascii="Times New Roman" w:hAnsi="Times New Roman" w:cs="Times New Roman"/>
+        </w:rPr>
+        <w:t>could</w:t>
+      </w:r>
+      <w:r>
+        <w:rPr>
+          <w:rFonts w:ascii="Times New Roman" w:hAnsi="Times New Roman" w:cs="Times New Roman"/>
+        </w:rPr>
+        <w:t xml:space="preserve"> still limited by the knowledge required to operate in Python. The technical barriers for working in Python environments may still be too preventative for some to benefit from this package. </w:t>
       </w:r>
     </w:p>
     <w:p>
       <w:pPr>
         <w:ind w:firstLine="720"/>
-      </w:pPr>
-      <w:r>
-        <w:t xml:space="preserve">Many statistical and geospatial programs are available, and many users will select one option to become proficient in. Because of this, users that may desire to use this package are still limited by the knowledge required to operate in Python. </w:t>
-      </w:r>
-      <w:r>
-        <w:t xml:space="preserve">The technical barriers for working in Python environments may still be too preventative </w:t>
-      </w:r>
-      <w:r>
-        <w:t xml:space="preserve">for some to benefit from this package. </w:t>
-      </w:r>
-      <w:r>
+        <w:rPr>
+          <w:rFonts w:ascii="Times New Roman" w:hAnsi="Times New Roman" w:cs="Times New Roman"/>
+        </w:rPr>
+      </w:pPr>
+      <w:r>
+        <w:rPr>
+          <w:rFonts w:ascii="Times New Roman" w:hAnsi="Times New Roman" w:cs="Times New Roman"/>
+        </w:rPr>
+        <w:lastRenderedPageBreak/>
         <w:t xml:space="preserve">Removing all the skills needed to execute this packing in Python can </w:t>
       </w:r>
       <w:r>
+        <w:rPr>
+          <w:rFonts w:ascii="Times New Roman" w:hAnsi="Times New Roman" w:cs="Times New Roman"/>
+        </w:rPr>
         <w:t>be accomplished</w:t>
       </w:r>
       <w:r>
+        <w:rPr>
+          <w:rFonts w:ascii="Times New Roman" w:hAnsi="Times New Roman" w:cs="Times New Roman"/>
+        </w:rPr>
         <w:t xml:space="preserve"> through developing a web application where the package is directly built into the site.</w:t>
       </w:r>
     </w:p>
     <w:p>
       <w:pPr>
         <w:ind w:firstLine="720"/>
-      </w:pPr>
-      <w:r>
-        <w:lastRenderedPageBreak/>
+        <w:rPr>
+          <w:rFonts w:ascii="Times New Roman" w:hAnsi="Times New Roman" w:cs="Times New Roman"/>
+        </w:rPr>
+      </w:pPr>
+      <w:r>
+        <w:rPr>
+          <w:rFonts w:ascii="Times New Roman" w:hAnsi="Times New Roman" w:cs="Times New Roman"/>
+        </w:rPr>
         <w:t>It removes the following:</w:t>
       </w:r>
     </w:p>
     <w:p>
       <w:pPr>
         <w:ind w:firstLine="720"/>
-      </w:pPr>
-      <w:r>
+        <w:rPr>
+          <w:rFonts w:ascii="Times New Roman" w:hAnsi="Times New Roman" w:cs="Times New Roman"/>
+        </w:rPr>
+      </w:pPr>
+      <w:r>
+        <w:rPr>
+          <w:rFonts w:ascii="Times New Roman" w:hAnsi="Times New Roman" w:cs="Times New Roman"/>
+        </w:rPr>
         <w:tab/>
         <w:t>The technical skills needed to set up and operate python</w:t>
       </w:r>
@@ -2281,8 +6155,14 @@
     <w:p>
       <w:pPr>
         <w:ind w:firstLine="720"/>
-      </w:pPr>
-      <w:r>
+        <w:rPr>
+          <w:rFonts w:ascii="Times New Roman" w:hAnsi="Times New Roman" w:cs="Times New Roman"/>
+        </w:rPr>
+      </w:pPr>
+      <w:r>
+        <w:rPr>
+          <w:rFonts w:ascii="Times New Roman" w:hAnsi="Times New Roman" w:cs="Times New Roman"/>
+        </w:rPr>
         <w:tab/>
         <w:t>The need to create a GEE account to run these operations through.</w:t>
       </w:r>
@@ -2290,16 +6170,261 @@
     <w:p>
       <w:pPr>
         <w:ind w:firstLine="720"/>
-      </w:pPr>
-      <w:r>
+        <w:rPr>
+          <w:rFonts w:ascii="Times New Roman" w:hAnsi="Times New Roman" w:cs="Times New Roman"/>
+        </w:rPr>
+      </w:pPr>
+      <w:r>
+        <w:rPr>
+          <w:rFonts w:ascii="Times New Roman" w:hAnsi="Times New Roman" w:cs="Times New Roman"/>
+          <w:i/>
+          <w:iCs/>
+          <w:noProof/>
+          <w:color w:val="EE0000"/>
+          <w:sz w:val="20"/>
+          <w:szCs w:val="20"/>
+        </w:rPr>
+        <mc:AlternateContent>
+          <mc:Choice Requires="wpg">
+            <w:drawing>
+              <wp:anchor distT="0" distB="0" distL="114300" distR="114300" simplePos="0" relativeHeight="251634688" behindDoc="0" locked="0" layoutInCell="1" allowOverlap="1" wp14:anchorId="5C4BFCF6" wp14:editId="0E7247F8">
+                <wp:simplePos x="0" y="0"/>
+                <wp:positionH relativeFrom="margin">
+                  <wp:posOffset>-38100</wp:posOffset>
+                </wp:positionH>
+                <wp:positionV relativeFrom="paragraph">
+                  <wp:posOffset>32385</wp:posOffset>
+                </wp:positionV>
+                <wp:extent cx="5953125" cy="4168140"/>
+                <wp:effectExtent l="0" t="19050" r="28575" b="3810"/>
+                <wp:wrapTopAndBottom/>
+                <wp:docPr id="1441240110" name="Group 8"/>
+                <wp:cNvGraphicFramePr/>
+                <a:graphic xmlns:a="http://schemas.openxmlformats.org/drawingml/2006/main">
+                  <a:graphicData uri="http://schemas.microsoft.com/office/word/2010/wordprocessingGroup">
+                    <wpg:wgp>
+                      <wpg:cNvGrpSpPr/>
+                      <wpg:grpSpPr>
+                        <a:xfrm>
+                          <a:off x="0" y="0"/>
+                          <a:ext cx="5953125" cy="4168140"/>
+                          <a:chOff x="0" y="0"/>
+                          <a:chExt cx="5953125" cy="4168140"/>
+                        </a:xfrm>
+                      </wpg:grpSpPr>
+                      <pic:pic xmlns:pic="http://schemas.openxmlformats.org/drawingml/2006/picture">
+                        <pic:nvPicPr>
+                          <pic:cNvPr id="2025506994" name="Picture 1"/>
+                          <pic:cNvPicPr>
+                            <a:picLocks noChangeAspect="1"/>
+                          </pic:cNvPicPr>
+                        </pic:nvPicPr>
+                        <pic:blipFill>
+                          <a:blip r:embed="rId20">
+                            <a:extLst>
+                              <a:ext uri="{28A0092B-C50C-407E-A947-70E740481C1C}">
+                                <a14:useLocalDpi xmlns:a14="http://schemas.microsoft.com/office/drawing/2010/main" val="0"/>
+                              </a:ext>
+                            </a:extLst>
+                          </a:blip>
+                          <a:stretch>
+                            <a:fillRect/>
+                          </a:stretch>
+                        </pic:blipFill>
+                        <pic:spPr>
+                          <a:xfrm>
+                            <a:off x="9525" y="0"/>
+                            <a:ext cx="5943600" cy="3710305"/>
+                          </a:xfrm>
+                          <a:prstGeom prst="rect">
+                            <a:avLst/>
+                          </a:prstGeom>
+                          <a:ln w="19050" cmpd="sng">
+                            <a:solidFill>
+                              <a:schemeClr val="tx1"/>
+                            </a:solidFill>
+                          </a:ln>
+                        </pic:spPr>
+                      </pic:pic>
+                      <pic:pic xmlns:pic="http://schemas.openxmlformats.org/drawingml/2006/picture">
+                        <pic:nvPicPr>
+                          <pic:cNvPr id="1928406937" name="Picture 1"/>
+                          <pic:cNvPicPr>
+                            <a:picLocks noChangeAspect="1"/>
+                          </pic:cNvPicPr>
+                        </pic:nvPicPr>
+                        <pic:blipFill rotWithShape="1">
+                          <a:blip r:embed="rId21">
+                            <a:extLst>
+                              <a:ext uri="{28A0092B-C50C-407E-A947-70E740481C1C}">
+                                <a14:useLocalDpi xmlns:a14="http://schemas.microsoft.com/office/drawing/2010/main" val="0"/>
+                              </a:ext>
+                            </a:extLst>
+                          </a:blip>
+                          <a:srcRect t="13898" b="8333"/>
+                          <a:stretch>
+                            <a:fillRect/>
+                          </a:stretch>
+                        </pic:blipFill>
+                        <pic:spPr bwMode="auto">
+                          <a:xfrm>
+                            <a:off x="47625" y="3219450"/>
+                            <a:ext cx="979805" cy="399415"/>
+                          </a:xfrm>
+                          <a:prstGeom prst="rect">
+                            <a:avLst/>
+                          </a:prstGeom>
+                          <a:ln>
+                            <a:noFill/>
+                          </a:ln>
+                          <a:extLst>
+                            <a:ext uri="{53640926-AAD7-44D8-BBD7-CCE9431645EC}">
+                              <a14:shadowObscured xmlns:a14="http://schemas.microsoft.com/office/drawing/2010/main"/>
+                            </a:ext>
+                          </a:extLst>
+                        </pic:spPr>
+                      </pic:pic>
+                      <wps:wsp>
+                        <wps:cNvPr id="1976762085" name="Text Box 1"/>
+                        <wps:cNvSpPr txBox="1"/>
+                        <wps:spPr>
+                          <a:xfrm>
+                            <a:off x="0" y="3762375"/>
+                            <a:ext cx="5943600" cy="405765"/>
+                          </a:xfrm>
+                          <a:prstGeom prst="rect">
+                            <a:avLst/>
+                          </a:prstGeom>
+                          <a:solidFill>
+                            <a:prstClr val="white"/>
+                          </a:solidFill>
+                          <a:ln>
+                            <a:noFill/>
+                          </a:ln>
+                        </wps:spPr>
+                        <wps:txbx>
+                          <w:txbxContent>
+                            <w:p>
+                              <w:pPr>
+                                <w:pStyle w:val="Caption"/>
+                                <w:rPr>
+                                  <w:rFonts w:ascii="Times New Roman" w:hAnsi="Times New Roman" w:cs="Times New Roman"/>
+                                  <w:noProof/>
+                                </w:rPr>
+                              </w:pPr>
+                              <w:r>
+                                <w:t xml:space="preserve">Figure </w:t>
+                              </w:r>
+                              <w:r>
+                                <w:fldChar w:fldCharType="begin"/>
+                              </w:r>
+                              <w:r>
+                                <w:instrText xml:space="preserve"> SEQ Figure \* ARABIC </w:instrText>
+                              </w:r>
+                              <w:r>
+                                <w:fldChar w:fldCharType="separate"/>
+                              </w:r>
+                              <w:r>
+                                <w:rPr>
+                                  <w:noProof/>
+                                </w:rPr>
+                                <w:t>7</w:t>
+                              </w:r>
+                              <w:r>
+                                <w:fldChar w:fldCharType="end"/>
+                              </w:r>
+                              <w:r>
+                                <w:t>: Example of buffer_and_sample approach with r = 3000 ft and n = 10. Uploaded coordinates are marked red, and the 10 buffered coordinates are blue.</w:t>
+                              </w:r>
+                            </w:p>
+                          </w:txbxContent>
+                        </wps:txbx>
+                        <wps:bodyPr rot="0" spcFirstLastPara="0" vertOverflow="overflow" horzOverflow="overflow" vert="horz" wrap="square" lIns="0" tIns="0" rIns="0" bIns="0" numCol="1" spcCol="0" rtlCol="0" fromWordArt="0" anchor="t" anchorCtr="0" forceAA="0" compatLnSpc="1">
+                          <a:prstTxWarp prst="textNoShape">
+                            <a:avLst/>
+                          </a:prstTxWarp>
+                          <a:spAutoFit/>
+                        </wps:bodyPr>
+                      </wps:wsp>
+                    </wpg:wgp>
+                  </a:graphicData>
+                </a:graphic>
+              </wp:anchor>
+            </w:drawing>
+          </mc:Choice>
+          <mc:Fallback>
+            <w:pict>
+              <v:group w14:anchorId="5C4BFCF6" id="Group 8" o:spid="_x0000_s1041" style="position:absolute;left:0;text-align:left;margin-left:-3pt;margin-top:2.55pt;width:468.75pt;height:328.2pt;z-index:251634688;mso-position-horizontal-relative:margin" coordsize="59531,41681" o:gfxdata="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">
+                <v:shape id="Picture 1" o:spid="_x0000_s1042" type="#_x0000_t75" style="position:absolute;left:95;width:59436;height:37103;visibility:visible;mso-wrap-style:square" o:gfxdata="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" stroked="t" strokecolor="black [3213]" strokeweight="1.5pt">
+                  <v:imagedata r:id="rId22" o:title=""/>
+                  <v:path arrowok="t"/>
+                </v:shape>
+                <v:shape id="Picture 1" o:spid="_x0000_s1043" type="#_x0000_t75" style="position:absolute;left:476;top:32194;width:9798;height:3994;visibility:visible;mso-wrap-style:square" o:gfxdata="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">
+                  <v:imagedata r:id="rId23" o:title="" croptop="9108f" cropbottom="5461f"/>
+                </v:shape>
+                <v:shape id="Text Box 1" o:spid="_x0000_s1044" type="#_x0000_t202" style="position:absolute;top:37623;width:59436;height:4058;visibility:visible;mso-wrap-style:square;v-text-anchor:top" o:gfxdata="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" stroked="f">
+                  <v:textbox style="mso-fit-shape-to-text:t" inset="0,0,0,0">
+                    <w:txbxContent>
+                      <w:p>
+                        <w:pPr>
+                          <w:pStyle w:val="Caption"/>
+                          <w:rPr>
+                            <w:rFonts w:ascii="Times New Roman" w:hAnsi="Times New Roman" w:cs="Times New Roman"/>
+                            <w:noProof/>
+                          </w:rPr>
+                        </w:pPr>
+                        <w:r>
+                          <w:t xml:space="preserve">Figure </w:t>
+                        </w:r>
+                        <w:r>
+                          <w:fldChar w:fldCharType="begin"/>
+                        </w:r>
+                        <w:r>
+                          <w:instrText xml:space="preserve"> SEQ Figure \* ARABIC </w:instrText>
+                        </w:r>
+                        <w:r>
+                          <w:fldChar w:fldCharType="separate"/>
+                        </w:r>
+                        <w:r>
+                          <w:rPr>
+                            <w:noProof/>
+                          </w:rPr>
+                          <w:t>7</w:t>
+                        </w:r>
+                        <w:r>
+                          <w:fldChar w:fldCharType="end"/>
+                        </w:r>
+                        <w:r>
+                          <w:t>: Example of buffer_and_sample approach with r = 3000 ft and n = 10. Uploaded coordinates are marked red, and the 10 buffered coordinates are blue.</w:t>
+                        </w:r>
+                      </w:p>
+                    </w:txbxContent>
+                  </v:textbox>
+                </v:shape>
+                <w10:wrap type="topAndBottom" anchorx="margin"/>
+              </v:group>
+            </w:pict>
+          </mc:Fallback>
+        </mc:AlternateContent>
+      </w:r>
+      <w:r>
+        <w:rPr>
+          <w:rFonts w:ascii="Times New Roman" w:hAnsi="Times New Roman" w:cs="Times New Roman"/>
+        </w:rPr>
         <w:t>Advantages:</w:t>
       </w:r>
     </w:p>
     <w:p>
       <w:pPr>
         <w:ind w:firstLine="720"/>
-      </w:pPr>
-      <w:r>
+        <w:rPr>
+          <w:rFonts w:ascii="Times New Roman" w:hAnsi="Times New Roman" w:cs="Times New Roman"/>
+        </w:rPr>
+      </w:pPr>
+      <w:r>
+        <w:rPr>
+          <w:rFonts w:ascii="Times New Roman" w:hAnsi="Times New Roman" w:cs="Times New Roman"/>
+        </w:rPr>
         <w:tab/>
         <w:t>Easily accessible from any computer (no need for a python environment)</w:t>
       </w:r>
@@ -2307,16 +6432,28 @@
     <w:p>
       <w:pPr>
         <w:ind w:firstLine="720"/>
-      </w:pPr>
-      <w:r>
+        <w:rPr>
+          <w:rFonts w:ascii="Times New Roman" w:hAnsi="Times New Roman" w:cs="Times New Roman"/>
+        </w:rPr>
+      </w:pPr>
+      <w:r>
+        <w:rPr>
+          <w:rFonts w:ascii="Times New Roman" w:hAnsi="Times New Roman" w:cs="Times New Roman"/>
+        </w:rPr>
         <w:t>Limitations:</w:t>
       </w:r>
     </w:p>
     <w:p>
       <w:pPr>
         <w:ind w:firstLine="720"/>
-      </w:pPr>
-      <w:r>
+        <w:rPr>
+          <w:rFonts w:ascii="Times New Roman" w:hAnsi="Times New Roman" w:cs="Times New Roman"/>
+        </w:rPr>
+      </w:pPr>
+      <w:r>
+        <w:rPr>
+          <w:rFonts w:ascii="Times New Roman" w:hAnsi="Times New Roman" w:cs="Times New Roman"/>
+        </w:rPr>
         <w:tab/>
         <w:t>Issues with debugging issues (not visible to non-maintainers)</w:t>
       </w:r>
@@ -2324,83 +6461,979 @@
     <w:p>
       <w:pPr>
         <w:ind w:firstLine="720"/>
-      </w:pPr>
-      <w:r>
+        <w:rPr>
+          <w:rFonts w:ascii="Times New Roman" w:hAnsi="Times New Roman" w:cs="Times New Roman"/>
+        </w:rPr>
+      </w:pPr>
+      <w:r>
+        <w:rPr>
+          <w:rFonts w:ascii="Times New Roman" w:hAnsi="Times New Roman" w:cs="Times New Roman"/>
+        </w:rPr>
         <w:tab/>
         <w:t>Limited functionality and development (flexibility)</w:t>
       </w:r>
     </w:p>
     <w:p>
       <w:pPr>
+        <w:rPr>
+          <w:rFonts w:ascii="Times New Roman" w:hAnsi="Times New Roman" w:cs="Times New Roman"/>
+        </w:rPr>
+      </w:pPr>
+      <w:r>
+        <w:rPr>
+          <w:rFonts w:ascii="Times New Roman" w:hAnsi="Times New Roman" w:cs="Times New Roman"/>
+        </w:rPr>
+        <w:t>Case study – Forest Inventory</w:t>
+      </w:r>
+    </w:p>
+    <w:p>
+      <w:pPr>
+        <w:rPr>
+          <w:rFonts w:ascii="Times New Roman" w:hAnsi="Times New Roman" w:cs="Times New Roman"/>
+        </w:rPr>
+      </w:pPr>
+      <w:r>
+        <w:rPr>
+          <w:rFonts w:ascii="Times New Roman" w:hAnsi="Times New Roman" w:cs="Times New Roman"/>
+          <w:noProof/>
+        </w:rPr>
+        <w:lastRenderedPageBreak/>
+        <mc:AlternateContent>
+          <mc:Choice Requires="wpg">
+            <w:drawing>
+              <wp:anchor distT="0" distB="0" distL="114300" distR="114300" simplePos="0" relativeHeight="251653120" behindDoc="0" locked="0" layoutInCell="1" allowOverlap="1" wp14:anchorId="1BBA6A90" wp14:editId="0B0B07A5">
+                <wp:simplePos x="0" y="0"/>
+                <wp:positionH relativeFrom="margin">
+                  <wp:posOffset>276225</wp:posOffset>
+                </wp:positionH>
+                <wp:positionV relativeFrom="paragraph">
+                  <wp:posOffset>19050</wp:posOffset>
+                </wp:positionV>
+                <wp:extent cx="3937000" cy="3571875"/>
+                <wp:effectExtent l="19050" t="19050" r="25400" b="9525"/>
+                <wp:wrapTopAndBottom/>
+                <wp:docPr id="1477460433" name="Group 12"/>
+                <wp:cNvGraphicFramePr/>
+                <a:graphic xmlns:a="http://schemas.openxmlformats.org/drawingml/2006/main">
+                  <a:graphicData uri="http://schemas.microsoft.com/office/word/2010/wordprocessingGroup">
+                    <wpg:wgp>
+                      <wpg:cNvGrpSpPr/>
+                      <wpg:grpSpPr>
+                        <a:xfrm>
+                          <a:off x="0" y="0"/>
+                          <a:ext cx="3937000" cy="3571875"/>
+                          <a:chOff x="0" y="0"/>
+                          <a:chExt cx="3937000" cy="3571875"/>
+                        </a:xfrm>
+                      </wpg:grpSpPr>
+                      <pic:pic xmlns:pic="http://schemas.openxmlformats.org/drawingml/2006/picture">
+                        <pic:nvPicPr>
+                          <pic:cNvPr id="130355995" name="Picture 1"/>
+                          <pic:cNvPicPr>
+                            <a:picLocks noChangeAspect="1"/>
+                          </pic:cNvPicPr>
+                        </pic:nvPicPr>
+                        <pic:blipFill>
+                          <a:blip r:embed="rId24">
+                            <a:extLst>
+                              <a:ext uri="{28A0092B-C50C-407E-A947-70E740481C1C}">
+                                <a14:useLocalDpi xmlns:a14="http://schemas.microsoft.com/office/drawing/2010/main" val="0"/>
+                              </a:ext>
+                            </a:extLst>
+                          </a:blip>
+                          <a:stretch>
+                            <a:fillRect/>
+                          </a:stretch>
+                        </pic:blipFill>
+                        <pic:spPr>
+                          <a:xfrm>
+                            <a:off x="0" y="0"/>
+                            <a:ext cx="3937000" cy="3229610"/>
+                          </a:xfrm>
+                          <a:prstGeom prst="rect">
+                            <a:avLst/>
+                          </a:prstGeom>
+                          <a:ln>
+                            <a:solidFill>
+                              <a:schemeClr val="tx1"/>
+                            </a:solidFill>
+                          </a:ln>
+                        </pic:spPr>
+                      </pic:pic>
+                      <wps:wsp>
+                        <wps:cNvPr id="800807621" name="Text Box 1"/>
+                        <wps:cNvSpPr txBox="1"/>
+                        <wps:spPr>
+                          <a:xfrm>
+                            <a:off x="0" y="3248025"/>
+                            <a:ext cx="3937000" cy="323850"/>
+                          </a:xfrm>
+                          <a:prstGeom prst="rect">
+                            <a:avLst/>
+                          </a:prstGeom>
+                          <a:solidFill>
+                            <a:prstClr val="white"/>
+                          </a:solidFill>
+                          <a:ln>
+                            <a:noFill/>
+                          </a:ln>
+                        </wps:spPr>
+                        <wps:txbx>
+                          <w:txbxContent>
+                            <w:p>
+                              <w:pPr>
+                                <w:pStyle w:val="Caption"/>
+                                <w:rPr>
+                                  <w:rFonts w:ascii="Times New Roman" w:hAnsi="Times New Roman" w:cs="Times New Roman"/>
+                                  <w:noProof/>
+                                </w:rPr>
+                              </w:pPr>
+                              <w:r>
+                                <w:t xml:space="preserve">Figure </w:t>
+                              </w:r>
+                              <w:r>
+                                <w:fldChar w:fldCharType="begin"/>
+                              </w:r>
+                              <w:r>
+                                <w:instrText xml:space="preserve"> SEQ Figure \* ARABIC </w:instrText>
+                              </w:r>
+                              <w:r>
+                                <w:fldChar w:fldCharType="separate"/>
+                              </w:r>
+                              <w:r>
+                                <w:rPr>
+                                  <w:noProof/>
+                                </w:rPr>
+                                <w:t>3</w:t>
+                              </w:r>
+                              <w:r>
+                                <w:fldChar w:fldCharType="end"/>
+                              </w:r>
+                              <w:r>
+                                <w:t xml:space="preserve">: </w:t>
+                              </w:r>
+                              <w:r>
+                                <w:t>Decision tree to determine which module to select given input data and desired results.</w:t>
+                              </w:r>
+                            </w:p>
+                          </w:txbxContent>
+                        </wps:txbx>
+                        <wps:bodyPr rot="0" spcFirstLastPara="0" vertOverflow="overflow" horzOverflow="overflow" vert="horz" wrap="square" lIns="0" tIns="0" rIns="0" bIns="0" numCol="1" spcCol="0" rtlCol="0" fromWordArt="0" anchor="t" anchorCtr="0" forceAA="0" compatLnSpc="1">
+                          <a:prstTxWarp prst="textNoShape">
+                            <a:avLst/>
+                          </a:prstTxWarp>
+                          <a:noAutofit/>
+                        </wps:bodyPr>
+                      </wps:wsp>
+                    </wpg:wgp>
+                  </a:graphicData>
+                </a:graphic>
+              </wp:anchor>
+            </w:drawing>
+          </mc:Choice>
+          <mc:Fallback>
+            <w:pict>
+              <v:group w14:anchorId="1BBA6A90" id="Group 12" o:spid="_x0000_s1045" style="position:absolute;margin-left:21.75pt;margin-top:1.5pt;width:310pt;height:281.25pt;z-index:251653120;mso-position-horizontal-relative:margin" coordsize="39370,35718" o:gfxdata="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